--- a/reports_and_docs/Python Report Final Draft.docx
+++ b/reports_and_docs/Python Report Final Draft.docx
@@ -560,7 +560,7 @@
           <w:lang w:val="en-US"/>
           <w14:ligatures w14:val="none"/>
         </w:rPr>
-        <w:t>26MCD100</w:t>
+        <w:t>26MCD10006</w:t>
       </w:r>
       <w:r>
         <w:rPr>
@@ -572,7 +572,7 @@
           <w:lang w:val="en-US"/>
           <w14:ligatures w14:val="none"/>
         </w:rPr>
-        <w:t>06</w:t>
+        <w:tab/>
       </w:r>
       <w:r>
         <w:rPr>
@@ -653,18 +653,6 @@
           <w:kern w:val="0"/>
           <w:sz w:val="28"/>
           <w:szCs w:val="28"/>
-          <w:lang w:val="en-US"/>
-          <w14:ligatures w14:val="none"/>
-        </w:rPr>
-        <w:tab/>
-      </w:r>
-      <w:r>
-        <w:rPr>
-          <w:rFonts w:ascii="Times New Roman" w:eastAsia="MS Mincho" w:hAnsi="Times New Roman" w:cs="Times New Roman"/>
-          <w:color w:val="000000" w:themeColor="text1"/>
-          <w:kern w:val="0"/>
-          <w:sz w:val="28"/>
-          <w:szCs w:val="28"/>
           <w14:ligatures w14:val="none"/>
         </w:rPr>
         <w:t>E2916</w:t>
@@ -694,31 +682,7 @@
           <w:lang w:val="en-US"/>
           <w14:ligatures w14:val="none"/>
         </w:rPr>
-        <w:t>MCA</w:t>
-      </w:r>
-      <w:r>
-        <w:rPr>
-          <w:rFonts w:ascii="Times New Roman" w:eastAsia="MS Mincho" w:hAnsi="Times New Roman" w:cs="Times New Roman"/>
-          <w:color w:val="000000" w:themeColor="text1"/>
-          <w:kern w:val="0"/>
-          <w:sz w:val="28"/>
-          <w:szCs w:val="28"/>
-          <w:lang w:val="en-US"/>
-          <w14:ligatures w14:val="none"/>
-        </w:rPr>
-        <w:t xml:space="preserve"> </w:t>
-      </w:r>
-      <w:r>
-        <w:rPr>
-          <w:rFonts w:ascii="Times New Roman" w:eastAsia="MS Mincho" w:hAnsi="Times New Roman" w:cs="Times New Roman"/>
-          <w:color w:val="000000" w:themeColor="text1"/>
-          <w:kern w:val="0"/>
-          <w:sz w:val="28"/>
-          <w:szCs w:val="28"/>
-          <w:lang w:val="en-US"/>
-          <w14:ligatures w14:val="none"/>
-        </w:rPr>
-        <w:t xml:space="preserve">(Data Science)    </w:t>
+        <w:t xml:space="preserve">MCA (Data Science)    </w:t>
       </w:r>
       <w:r>
         <w:rPr>
@@ -1132,22 +1096,24 @@
     <w:tbl>
       <w:tblPr>
         <w:tblStyle w:val="TableGrid1"/>
-        <w:tblW w:w="0" w:type="auto"/>
+        <w:tblW w:w="9258" w:type="dxa"/>
         <w:jc w:val="center"/>
         <w:tblLook w:val="04A0" w:firstRow="1" w:lastRow="0" w:firstColumn="1" w:lastColumn="0" w:noHBand="0" w:noVBand="1"/>
       </w:tblPr>
       <w:tblGrid>
-        <w:gridCol w:w="1026"/>
-        <w:gridCol w:w="4119"/>
-        <w:gridCol w:w="1425"/>
+        <w:gridCol w:w="1446"/>
+        <w:gridCol w:w="5804"/>
+        <w:gridCol w:w="2008"/>
       </w:tblGrid>
       <w:tr>
         <w:trPr>
+          <w:trHeight w:val="500"/>
           <w:jc w:val="center"/>
         </w:trPr>
         <w:tc>
           <w:tcPr>
             <w:tcW w:w="0" w:type="auto"/>
+            <w:vAlign w:val="center"/>
             <w:hideMark/>
           </w:tcPr>
           <w:p>
@@ -1181,6 +1147,7 @@
         <w:tc>
           <w:tcPr>
             <w:tcW w:w="0" w:type="auto"/>
+            <w:vAlign w:val="center"/>
             <w:hideMark/>
           </w:tcPr>
           <w:p>
@@ -1214,6 +1181,7 @@
         <w:tc>
           <w:tcPr>
             <w:tcW w:w="0" w:type="auto"/>
+            <w:vAlign w:val="center"/>
             <w:hideMark/>
           </w:tcPr>
           <w:p>
@@ -1247,11 +1215,13 @@
       </w:tr>
       <w:tr>
         <w:trPr>
+          <w:trHeight w:val="488"/>
           <w:jc w:val="center"/>
         </w:trPr>
         <w:tc>
           <w:tcPr>
             <w:tcW w:w="0" w:type="auto"/>
+            <w:vAlign w:val="center"/>
             <w:hideMark/>
           </w:tcPr>
           <w:p>
@@ -1283,6 +1253,7 @@
         <w:tc>
           <w:tcPr>
             <w:tcW w:w="0" w:type="auto"/>
+            <w:vAlign w:val="center"/>
             <w:hideMark/>
           </w:tcPr>
           <w:p>
@@ -1314,6 +1285,7 @@
         <w:tc>
           <w:tcPr>
             <w:tcW w:w="0" w:type="auto"/>
+            <w:vAlign w:val="center"/>
             <w:hideMark/>
           </w:tcPr>
           <w:p>
@@ -1338,18 +1310,20 @@
                 <w:szCs w:val="32"/>
                 <w:lang w:val="en-IN"/>
               </w:rPr>
-              <w:t>1</w:t>
+              <w:t>2</w:t>
             </w:r>
           </w:p>
         </w:tc>
       </w:tr>
       <w:tr>
         <w:trPr>
+          <w:trHeight w:val="488"/>
           <w:jc w:val="center"/>
         </w:trPr>
         <w:tc>
           <w:tcPr>
             <w:tcW w:w="0" w:type="auto"/>
+            <w:vAlign w:val="center"/>
             <w:hideMark/>
           </w:tcPr>
           <w:p>
@@ -1381,6 +1355,7 @@
         <w:tc>
           <w:tcPr>
             <w:tcW w:w="0" w:type="auto"/>
+            <w:vAlign w:val="center"/>
             <w:hideMark/>
           </w:tcPr>
           <w:p>
@@ -1412,6 +1387,7 @@
         <w:tc>
           <w:tcPr>
             <w:tcW w:w="0" w:type="auto"/>
+            <w:vAlign w:val="center"/>
             <w:hideMark/>
           </w:tcPr>
           <w:p>
@@ -1443,11 +1419,13 @@
       </w:tr>
       <w:tr>
         <w:trPr>
+          <w:trHeight w:val="500"/>
           <w:jc w:val="center"/>
         </w:trPr>
         <w:tc>
           <w:tcPr>
             <w:tcW w:w="0" w:type="auto"/>
+            <w:vAlign w:val="center"/>
             <w:hideMark/>
           </w:tcPr>
           <w:p>
@@ -1479,6 +1457,7 @@
         <w:tc>
           <w:tcPr>
             <w:tcW w:w="0" w:type="auto"/>
+            <w:vAlign w:val="center"/>
             <w:hideMark/>
           </w:tcPr>
           <w:p>
@@ -1510,6 +1489,7 @@
         <w:tc>
           <w:tcPr>
             <w:tcW w:w="0" w:type="auto"/>
+            <w:vAlign w:val="center"/>
             <w:hideMark/>
           </w:tcPr>
           <w:p>
@@ -1541,11 +1521,13 @@
       </w:tr>
       <w:tr>
         <w:trPr>
+          <w:trHeight w:val="488"/>
           <w:jc w:val="center"/>
         </w:trPr>
         <w:tc>
           <w:tcPr>
             <w:tcW w:w="0" w:type="auto"/>
+            <w:vAlign w:val="center"/>
             <w:hideMark/>
           </w:tcPr>
           <w:p>
@@ -1577,6 +1559,7 @@
         <w:tc>
           <w:tcPr>
             <w:tcW w:w="0" w:type="auto"/>
+            <w:vAlign w:val="center"/>
             <w:hideMark/>
           </w:tcPr>
           <w:p>
@@ -1608,6 +1591,7 @@
         <w:tc>
           <w:tcPr>
             <w:tcW w:w="0" w:type="auto"/>
+            <w:vAlign w:val="center"/>
             <w:hideMark/>
           </w:tcPr>
           <w:p>
@@ -1632,18 +1616,20 @@
                 <w:szCs w:val="32"/>
                 <w:lang w:val="en-IN"/>
               </w:rPr>
-              <w:t>4</w:t>
+              <w:t>3</w:t>
             </w:r>
           </w:p>
         </w:tc>
       </w:tr>
       <w:tr>
         <w:trPr>
+          <w:trHeight w:val="488"/>
           <w:jc w:val="center"/>
         </w:trPr>
         <w:tc>
           <w:tcPr>
             <w:tcW w:w="0" w:type="auto"/>
+            <w:vAlign w:val="center"/>
             <w:hideMark/>
           </w:tcPr>
           <w:p>
@@ -1675,6 +1661,7 @@
         <w:tc>
           <w:tcPr>
             <w:tcW w:w="0" w:type="auto"/>
+            <w:vAlign w:val="center"/>
             <w:hideMark/>
           </w:tcPr>
           <w:p>
@@ -1706,6 +1693,7 @@
         <w:tc>
           <w:tcPr>
             <w:tcW w:w="0" w:type="auto"/>
+            <w:vAlign w:val="center"/>
             <w:hideMark/>
           </w:tcPr>
           <w:p>
@@ -1730,18 +1718,20 @@
                 <w:szCs w:val="32"/>
                 <w:lang w:val="en-IN"/>
               </w:rPr>
-              <w:t>5</w:t>
+              <w:t>4</w:t>
             </w:r>
           </w:p>
         </w:tc>
       </w:tr>
       <w:tr>
         <w:trPr>
+          <w:trHeight w:val="488"/>
           <w:jc w:val="center"/>
         </w:trPr>
         <w:tc>
           <w:tcPr>
             <w:tcW w:w="0" w:type="auto"/>
+            <w:vAlign w:val="center"/>
             <w:hideMark/>
           </w:tcPr>
           <w:p>
@@ -1773,6 +1763,7 @@
         <w:tc>
           <w:tcPr>
             <w:tcW w:w="0" w:type="auto"/>
+            <w:vAlign w:val="center"/>
             <w:hideMark/>
           </w:tcPr>
           <w:p>
@@ -1804,6 +1795,7 @@
         <w:tc>
           <w:tcPr>
             <w:tcW w:w="0" w:type="auto"/>
+            <w:vAlign w:val="center"/>
             <w:hideMark/>
           </w:tcPr>
           <w:p>
@@ -1828,18 +1820,20 @@
                 <w:szCs w:val="32"/>
                 <w:lang w:val="en-IN"/>
               </w:rPr>
-              <w:t>5</w:t>
+              <w:t>4</w:t>
             </w:r>
           </w:p>
         </w:tc>
       </w:tr>
       <w:tr>
         <w:trPr>
+          <w:trHeight w:val="500"/>
           <w:jc w:val="center"/>
         </w:trPr>
         <w:tc>
           <w:tcPr>
             <w:tcW w:w="0" w:type="auto"/>
+            <w:vAlign w:val="center"/>
             <w:hideMark/>
           </w:tcPr>
           <w:p>
@@ -1871,6 +1865,7 @@
         <w:tc>
           <w:tcPr>
             <w:tcW w:w="0" w:type="auto"/>
+            <w:vAlign w:val="center"/>
             <w:hideMark/>
           </w:tcPr>
           <w:p>
@@ -1902,6 +1897,7 @@
         <w:tc>
           <w:tcPr>
             <w:tcW w:w="0" w:type="auto"/>
+            <w:vAlign w:val="center"/>
             <w:hideMark/>
           </w:tcPr>
           <w:p>
@@ -1926,18 +1922,20 @@
                 <w:szCs w:val="32"/>
                 <w:lang w:val="en-IN"/>
               </w:rPr>
-              <w:t>5</w:t>
+              <w:t>4</w:t>
             </w:r>
           </w:p>
         </w:tc>
       </w:tr>
       <w:tr>
         <w:trPr>
+          <w:trHeight w:val="488"/>
           <w:jc w:val="center"/>
         </w:trPr>
         <w:tc>
           <w:tcPr>
             <w:tcW w:w="0" w:type="auto"/>
+            <w:vAlign w:val="center"/>
             <w:hideMark/>
           </w:tcPr>
           <w:p>
@@ -1969,6 +1967,7 @@
         <w:tc>
           <w:tcPr>
             <w:tcW w:w="0" w:type="auto"/>
+            <w:vAlign w:val="center"/>
             <w:hideMark/>
           </w:tcPr>
           <w:p>
@@ -2000,6 +1999,7 @@
         <w:tc>
           <w:tcPr>
             <w:tcW w:w="0" w:type="auto"/>
+            <w:vAlign w:val="center"/>
             <w:hideMark/>
           </w:tcPr>
           <w:p>
@@ -2024,18 +2024,20 @@
                 <w:szCs w:val="32"/>
                 <w:lang w:val="en-IN"/>
               </w:rPr>
-              <w:t>6</w:t>
+              <w:t>4</w:t>
             </w:r>
           </w:p>
         </w:tc>
       </w:tr>
       <w:tr>
         <w:trPr>
+          <w:trHeight w:val="488"/>
           <w:jc w:val="center"/>
         </w:trPr>
         <w:tc>
           <w:tcPr>
             <w:tcW w:w="0" w:type="auto"/>
+            <w:vAlign w:val="center"/>
             <w:hideMark/>
           </w:tcPr>
           <w:p>
@@ -2067,6 +2069,7 @@
         <w:tc>
           <w:tcPr>
             <w:tcW w:w="0" w:type="auto"/>
+            <w:vAlign w:val="center"/>
             <w:hideMark/>
           </w:tcPr>
           <w:p>
@@ -2098,6 +2101,7 @@
         <w:tc>
           <w:tcPr>
             <w:tcW w:w="0" w:type="auto"/>
+            <w:vAlign w:val="center"/>
             <w:hideMark/>
           </w:tcPr>
           <w:p>
@@ -2122,18 +2126,20 @@
                 <w:szCs w:val="32"/>
                 <w:lang w:val="en-IN"/>
               </w:rPr>
-              <w:t>6</w:t>
+              <w:t>5</w:t>
             </w:r>
           </w:p>
         </w:tc>
       </w:tr>
       <w:tr>
         <w:trPr>
+          <w:trHeight w:val="500"/>
           <w:jc w:val="center"/>
         </w:trPr>
         <w:tc>
           <w:tcPr>
             <w:tcW w:w="0" w:type="auto"/>
+            <w:vAlign w:val="center"/>
             <w:hideMark/>
           </w:tcPr>
           <w:p>
@@ -2165,6 +2171,7 @@
         <w:tc>
           <w:tcPr>
             <w:tcW w:w="0" w:type="auto"/>
+            <w:vAlign w:val="center"/>
             <w:hideMark/>
           </w:tcPr>
           <w:p>
@@ -2196,6 +2203,7 @@
         <w:tc>
           <w:tcPr>
             <w:tcW w:w="0" w:type="auto"/>
+            <w:vAlign w:val="center"/>
             <w:hideMark/>
           </w:tcPr>
           <w:p>
@@ -2220,18 +2228,20 @@
                 <w:szCs w:val="32"/>
                 <w:lang w:val="en-IN"/>
               </w:rPr>
-              <w:t>6</w:t>
+              <w:t>5</w:t>
             </w:r>
           </w:p>
         </w:tc>
       </w:tr>
       <w:tr>
         <w:trPr>
+          <w:trHeight w:val="488"/>
           <w:jc w:val="center"/>
         </w:trPr>
         <w:tc>
           <w:tcPr>
             <w:tcW w:w="0" w:type="auto"/>
+            <w:vAlign w:val="center"/>
             <w:hideMark/>
           </w:tcPr>
           <w:p>
@@ -2263,6 +2273,7 @@
         <w:tc>
           <w:tcPr>
             <w:tcW w:w="0" w:type="auto"/>
+            <w:vAlign w:val="center"/>
             <w:hideMark/>
           </w:tcPr>
           <w:p>
@@ -2294,6 +2305,7 @@
         <w:tc>
           <w:tcPr>
             <w:tcW w:w="0" w:type="auto"/>
+            <w:vAlign w:val="center"/>
             <w:hideMark/>
           </w:tcPr>
           <w:p>
@@ -2318,18 +2330,20 @@
                 <w:szCs w:val="32"/>
                 <w:lang w:val="en-IN"/>
               </w:rPr>
-              <w:t>7</w:t>
+              <w:t>5–6</w:t>
             </w:r>
           </w:p>
         </w:tc>
       </w:tr>
       <w:tr>
         <w:trPr>
+          <w:trHeight w:val="488"/>
           <w:jc w:val="center"/>
         </w:trPr>
         <w:tc>
           <w:tcPr>
             <w:tcW w:w="0" w:type="auto"/>
+            <w:vAlign w:val="center"/>
             <w:hideMark/>
           </w:tcPr>
           <w:p>
@@ -2361,6 +2375,7 @@
         <w:tc>
           <w:tcPr>
             <w:tcW w:w="0" w:type="auto"/>
+            <w:vAlign w:val="center"/>
             <w:hideMark/>
           </w:tcPr>
           <w:p>
@@ -2392,6 +2407,7 @@
         <w:tc>
           <w:tcPr>
             <w:tcW w:w="0" w:type="auto"/>
+            <w:vAlign w:val="center"/>
             <w:hideMark/>
           </w:tcPr>
           <w:p>
@@ -2416,18 +2432,20 @@
                 <w:szCs w:val="32"/>
                 <w:lang w:val="en-IN"/>
               </w:rPr>
-              <w:t>8</w:t>
+              <w:t>6–7</w:t>
             </w:r>
           </w:p>
         </w:tc>
       </w:tr>
       <w:tr>
         <w:trPr>
+          <w:trHeight w:val="488"/>
           <w:jc w:val="center"/>
         </w:trPr>
         <w:tc>
           <w:tcPr>
             <w:tcW w:w="0" w:type="auto"/>
+            <w:vAlign w:val="center"/>
             <w:hideMark/>
           </w:tcPr>
           <w:p>
@@ -2459,6 +2477,7 @@
         <w:tc>
           <w:tcPr>
             <w:tcW w:w="0" w:type="auto"/>
+            <w:vAlign w:val="center"/>
             <w:hideMark/>
           </w:tcPr>
           <w:p>
@@ -2490,6 +2509,7 @@
         <w:tc>
           <w:tcPr>
             <w:tcW w:w="0" w:type="auto"/>
+            <w:vAlign w:val="center"/>
             <w:hideMark/>
           </w:tcPr>
           <w:p>
@@ -2514,18 +2534,20 @@
                 <w:szCs w:val="32"/>
                 <w:lang w:val="en-IN"/>
               </w:rPr>
-              <w:t>9</w:t>
+              <w:t>7</w:t>
             </w:r>
           </w:p>
         </w:tc>
       </w:tr>
       <w:tr>
         <w:trPr>
+          <w:trHeight w:val="500"/>
           <w:jc w:val="center"/>
         </w:trPr>
         <w:tc>
           <w:tcPr>
             <w:tcW w:w="0" w:type="auto"/>
+            <w:vAlign w:val="center"/>
             <w:hideMark/>
           </w:tcPr>
           <w:p>
@@ -2557,6 +2579,7 @@
         <w:tc>
           <w:tcPr>
             <w:tcW w:w="0" w:type="auto"/>
+            <w:vAlign w:val="center"/>
             <w:hideMark/>
           </w:tcPr>
           <w:p>
@@ -2588,6 +2611,7 @@
         <w:tc>
           <w:tcPr>
             <w:tcW w:w="0" w:type="auto"/>
+            <w:vAlign w:val="center"/>
             <w:hideMark/>
           </w:tcPr>
           <w:p>
@@ -2612,18 +2636,20 @@
                 <w:szCs w:val="32"/>
                 <w:lang w:val="en-IN"/>
               </w:rPr>
-              <w:t>9</w:t>
+              <w:t>7</w:t>
             </w:r>
           </w:p>
         </w:tc>
       </w:tr>
       <w:tr>
         <w:trPr>
+          <w:trHeight w:val="488"/>
           <w:jc w:val="center"/>
         </w:trPr>
         <w:tc>
           <w:tcPr>
             <w:tcW w:w="0" w:type="auto"/>
+            <w:vAlign w:val="center"/>
             <w:hideMark/>
           </w:tcPr>
           <w:p>
@@ -2655,6 +2681,7 @@
         <w:tc>
           <w:tcPr>
             <w:tcW w:w="0" w:type="auto"/>
+            <w:vAlign w:val="center"/>
             <w:hideMark/>
           </w:tcPr>
           <w:p>
@@ -2686,6 +2713,7 @@
         <w:tc>
           <w:tcPr>
             <w:tcW w:w="0" w:type="auto"/>
+            <w:vAlign w:val="center"/>
             <w:hideMark/>
           </w:tcPr>
           <w:p>
@@ -2710,18 +2738,20 @@
                 <w:szCs w:val="32"/>
                 <w:lang w:val="en-IN"/>
               </w:rPr>
-              <w:t>10</w:t>
+              <w:t>7</w:t>
             </w:r>
           </w:p>
         </w:tc>
       </w:tr>
       <w:tr>
         <w:trPr>
+          <w:trHeight w:val="488"/>
           <w:jc w:val="center"/>
         </w:trPr>
         <w:tc>
           <w:tcPr>
             <w:tcW w:w="0" w:type="auto"/>
+            <w:vAlign w:val="center"/>
             <w:hideMark/>
           </w:tcPr>
           <w:p>
@@ -2753,6 +2783,7 @@
         <w:tc>
           <w:tcPr>
             <w:tcW w:w="0" w:type="auto"/>
+            <w:vAlign w:val="center"/>
             <w:hideMark/>
           </w:tcPr>
           <w:p>
@@ -2784,6 +2815,7 @@
         <w:tc>
           <w:tcPr>
             <w:tcW w:w="0" w:type="auto"/>
+            <w:vAlign w:val="center"/>
             <w:hideMark/>
           </w:tcPr>
           <w:p>
@@ -2808,18 +2840,20 @@
                 <w:szCs w:val="32"/>
                 <w:lang w:val="en-IN"/>
               </w:rPr>
-              <w:t>11</w:t>
+              <w:t>8–11</w:t>
             </w:r>
           </w:p>
         </w:tc>
       </w:tr>
       <w:tr>
         <w:trPr>
+          <w:trHeight w:val="500"/>
           <w:jc w:val="center"/>
         </w:trPr>
         <w:tc>
           <w:tcPr>
             <w:tcW w:w="0" w:type="auto"/>
+            <w:vAlign w:val="center"/>
             <w:hideMark/>
           </w:tcPr>
           <w:p>
@@ -2851,6 +2885,7 @@
         <w:tc>
           <w:tcPr>
             <w:tcW w:w="0" w:type="auto"/>
+            <w:vAlign w:val="center"/>
             <w:hideMark/>
           </w:tcPr>
           <w:p>
@@ -2882,6 +2917,7 @@
         <w:tc>
           <w:tcPr>
             <w:tcW w:w="0" w:type="auto"/>
+            <w:vAlign w:val="center"/>
             <w:hideMark/>
           </w:tcPr>
           <w:p>
@@ -2906,18 +2942,20 @@
                 <w:szCs w:val="32"/>
                 <w:lang w:val="en-IN"/>
               </w:rPr>
-              <w:t>13</w:t>
+              <w:t>12</w:t>
             </w:r>
           </w:p>
         </w:tc>
       </w:tr>
       <w:tr>
         <w:trPr>
+          <w:trHeight w:val="488"/>
           <w:jc w:val="center"/>
         </w:trPr>
         <w:tc>
           <w:tcPr>
             <w:tcW w:w="0" w:type="auto"/>
+            <w:vAlign w:val="center"/>
             <w:hideMark/>
           </w:tcPr>
           <w:p>
@@ -2949,6 +2987,7 @@
         <w:tc>
           <w:tcPr>
             <w:tcW w:w="0" w:type="auto"/>
+            <w:vAlign w:val="center"/>
             <w:hideMark/>
           </w:tcPr>
           <w:p>
@@ -2980,6 +3019,7 @@
         <w:tc>
           <w:tcPr>
             <w:tcW w:w="0" w:type="auto"/>
+            <w:vAlign w:val="center"/>
             <w:hideMark/>
           </w:tcPr>
           <w:p>
@@ -3004,18 +3044,20 @@
                 <w:szCs w:val="32"/>
                 <w:lang w:val="en-IN"/>
               </w:rPr>
-              <w:t>14</w:t>
+              <w:t>12–14</w:t>
             </w:r>
           </w:p>
         </w:tc>
       </w:tr>
       <w:tr>
         <w:trPr>
+          <w:trHeight w:val="488"/>
           <w:jc w:val="center"/>
         </w:trPr>
         <w:tc>
           <w:tcPr>
             <w:tcW w:w="0" w:type="auto"/>
+            <w:vAlign w:val="center"/>
             <w:hideMark/>
           </w:tcPr>
           <w:p>
@@ -3047,6 +3089,7 @@
         <w:tc>
           <w:tcPr>
             <w:tcW w:w="0" w:type="auto"/>
+            <w:vAlign w:val="center"/>
             <w:hideMark/>
           </w:tcPr>
           <w:p>
@@ -3078,6 +3121,7 @@
         <w:tc>
           <w:tcPr>
             <w:tcW w:w="0" w:type="auto"/>
+            <w:vAlign w:val="center"/>
             <w:hideMark/>
           </w:tcPr>
           <w:p>
@@ -3102,18 +3146,20 @@
                 <w:szCs w:val="32"/>
                 <w:lang w:val="en-IN"/>
               </w:rPr>
-              <w:t>17</w:t>
+              <w:t>14</w:t>
             </w:r>
           </w:p>
         </w:tc>
       </w:tr>
       <w:tr>
         <w:trPr>
+          <w:trHeight w:val="500"/>
           <w:jc w:val="center"/>
         </w:trPr>
         <w:tc>
           <w:tcPr>
             <w:tcW w:w="0" w:type="auto"/>
+            <w:vAlign w:val="center"/>
             <w:hideMark/>
           </w:tcPr>
           <w:p>
@@ -3145,6 +3191,7 @@
         <w:tc>
           <w:tcPr>
             <w:tcW w:w="0" w:type="auto"/>
+            <w:vAlign w:val="center"/>
             <w:hideMark/>
           </w:tcPr>
           <w:p>
@@ -3176,6 +3223,7 @@
         <w:tc>
           <w:tcPr>
             <w:tcW w:w="0" w:type="auto"/>
+            <w:vAlign w:val="center"/>
             <w:hideMark/>
           </w:tcPr>
           <w:p>
@@ -3200,7 +3248,7 @@
                 <w:szCs w:val="32"/>
                 <w:lang w:val="en-IN"/>
               </w:rPr>
-              <w:t>18</w:t>
+              <w:t>14–15</w:t>
             </w:r>
           </w:p>
         </w:tc>
@@ -3224,20 +3272,6 @@
     </w:p>
     <w:p>
       <w:pPr>
-        <w:spacing w:after="0" w:line="276" w:lineRule="auto"/>
-        <w:jc w:val="center"/>
-        <w:rPr>
-          <w:rFonts w:ascii="Times New Roman" w:eastAsia="MS Mincho" w:hAnsi="Times New Roman" w:cs="Times New Roman"/>
-          <w:b/>
-          <w:color w:val="000000" w:themeColor="text1"/>
-          <w:kern w:val="0"/>
-          <w:lang w:val="en-US"/>
-          <w14:ligatures w14:val="none"/>
-        </w:rPr>
-      </w:pPr>
-    </w:p>
-    <w:p>
-      <w:pPr>
         <w:spacing w:after="200" w:line="276" w:lineRule="auto"/>
         <w:jc w:val="center"/>
         <w:rPr>
@@ -3283,6 +3317,404 @@
           <w14:ligatures w14:val="none"/>
         </w:rPr>
       </w:pPr>
+      <w:r>
+        <w:rPr>
+          <w:rFonts w:ascii="Times New Roman" w:eastAsia="MS Mincho" w:hAnsi="Times New Roman" w:cs="Times New Roman"/>
+          <w:b/>
+          <w:color w:val="000000" w:themeColor="text1"/>
+          <w:kern w:val="0"/>
+          <w:sz w:val="32"/>
+          <w:szCs w:val="22"/>
+          <w:lang w:val="en-US"/>
+          <w14:ligatures w14:val="none"/>
+        </w:rPr>
+        <w:lastRenderedPageBreak/>
+        <w:t>CERTIFICATE</w:t>
+      </w:r>
+    </w:p>
+    <w:p>
+      <w:pPr>
+        <w:spacing w:after="200" w:line="276" w:lineRule="auto"/>
+        <w:jc w:val="both"/>
+        <w:rPr>
+          <w:rFonts w:ascii="Times New Roman" w:eastAsia="MS Mincho" w:hAnsi="Times New Roman" w:cs="Times New Roman"/>
+          <w:color w:val="000000" w:themeColor="text1"/>
+          <w:kern w:val="0"/>
+          <w:sz w:val="22"/>
+          <w:szCs w:val="22"/>
+          <w14:ligatures w14:val="none"/>
+        </w:rPr>
+      </w:pPr>
+      <w:r>
+        <w:rPr>
+          <w:rFonts w:ascii="Times New Roman" w:eastAsia="MS Mincho" w:hAnsi="Times New Roman" w:cs="Times New Roman"/>
+          <w:color w:val="000000" w:themeColor="text1"/>
+          <w:kern w:val="0"/>
+          <w:sz w:val="22"/>
+          <w:szCs w:val="22"/>
+          <w14:ligatures w14:val="none"/>
+        </w:rPr>
+        <w:t xml:space="preserve">This is to certify that </w:t>
+      </w:r>
+      <w:r>
+        <w:rPr>
+          <w:rFonts w:ascii="Times New Roman" w:eastAsia="MS Mincho" w:hAnsi="Times New Roman" w:cs="Times New Roman"/>
+          <w:b/>
+          <w:bCs/>
+          <w:color w:val="000000" w:themeColor="text1"/>
+          <w:kern w:val="0"/>
+          <w:sz w:val="22"/>
+          <w:szCs w:val="22"/>
+          <w14:ligatures w14:val="none"/>
+        </w:rPr>
+        <w:t>Arpit Saxena</w:t>
+      </w:r>
+      <w:r>
+        <w:rPr>
+          <w:rFonts w:ascii="Times New Roman" w:eastAsia="MS Mincho" w:hAnsi="Times New Roman" w:cs="Times New Roman"/>
+          <w:color w:val="000000" w:themeColor="text1"/>
+          <w:kern w:val="0"/>
+          <w:sz w:val="22"/>
+          <w:szCs w:val="22"/>
+          <w14:ligatures w14:val="none"/>
+        </w:rPr>
+        <w:t xml:space="preserve">, a student of </w:t>
+      </w:r>
+      <w:r>
+        <w:rPr>
+          <w:rFonts w:ascii="Times New Roman" w:eastAsia="MS Mincho" w:hAnsi="Times New Roman" w:cs="Times New Roman"/>
+          <w:b/>
+          <w:bCs/>
+          <w:color w:val="000000" w:themeColor="text1"/>
+          <w:kern w:val="0"/>
+          <w:sz w:val="22"/>
+          <w:szCs w:val="22"/>
+          <w14:ligatures w14:val="none"/>
+        </w:rPr>
+        <w:t>Master of Computer Applications (MCA) – Data Science, 1st Semester</w:t>
+      </w:r>
+      <w:r>
+        <w:rPr>
+          <w:rFonts w:ascii="Times New Roman" w:eastAsia="MS Mincho" w:hAnsi="Times New Roman" w:cs="Times New Roman"/>
+          <w:color w:val="000000" w:themeColor="text1"/>
+          <w:kern w:val="0"/>
+          <w:sz w:val="22"/>
+          <w:szCs w:val="22"/>
+          <w14:ligatures w14:val="none"/>
+        </w:rPr>
+        <w:t xml:space="preserve">, at Chandigarh University, Mohali, has successfully completed the mini-project entitled </w:t>
+      </w:r>
+      <w:r>
+        <w:rPr>
+          <w:rFonts w:ascii="Times New Roman" w:eastAsia="MS Mincho" w:hAnsi="Times New Roman" w:cs="Times New Roman"/>
+          <w:b/>
+          <w:bCs/>
+          <w:color w:val="000000" w:themeColor="text1"/>
+          <w:kern w:val="0"/>
+          <w:sz w:val="22"/>
+          <w:szCs w:val="22"/>
+          <w14:ligatures w14:val="none"/>
+        </w:rPr>
+        <w:t>“Personal Finance and Expense Analytics System”</w:t>
+      </w:r>
+      <w:r>
+        <w:rPr>
+          <w:rFonts w:ascii="Times New Roman" w:eastAsia="MS Mincho" w:hAnsi="Times New Roman" w:cs="Times New Roman"/>
+          <w:color w:val="000000" w:themeColor="text1"/>
+          <w:kern w:val="0"/>
+          <w:sz w:val="22"/>
+          <w:szCs w:val="22"/>
+          <w14:ligatures w14:val="none"/>
+        </w:rPr>
+        <w:t xml:space="preserve"> as part of the academic requirements for the </w:t>
+      </w:r>
+      <w:r>
+        <w:rPr>
+          <w:rFonts w:ascii="Times New Roman" w:eastAsia="MS Mincho" w:hAnsi="Times New Roman" w:cs="Times New Roman"/>
+          <w:b/>
+          <w:bCs/>
+          <w:color w:val="000000" w:themeColor="text1"/>
+          <w:kern w:val="0"/>
+          <w:sz w:val="22"/>
+          <w:szCs w:val="22"/>
+          <w14:ligatures w14:val="none"/>
+        </w:rPr>
+        <w:t>Python Programming Lab</w:t>
+      </w:r>
+      <w:r>
+        <w:rPr>
+          <w:rFonts w:ascii="Times New Roman" w:eastAsia="MS Mincho" w:hAnsi="Times New Roman" w:cs="Times New Roman"/>
+          <w:color w:val="000000" w:themeColor="text1"/>
+          <w:kern w:val="0"/>
+          <w:sz w:val="22"/>
+          <w:szCs w:val="22"/>
+          <w14:ligatures w14:val="none"/>
+        </w:rPr>
+        <w:t xml:space="preserve"> during the academic session </w:t>
+      </w:r>
+      <w:r>
+        <w:rPr>
+          <w:rFonts w:ascii="Times New Roman" w:eastAsia="MS Mincho" w:hAnsi="Times New Roman" w:cs="Times New Roman"/>
+          <w:b/>
+          <w:bCs/>
+          <w:color w:val="000000" w:themeColor="text1"/>
+          <w:kern w:val="0"/>
+          <w:sz w:val="22"/>
+          <w:szCs w:val="22"/>
+          <w14:ligatures w14:val="none"/>
+        </w:rPr>
+        <w:t>2026–2027</w:t>
+      </w:r>
+      <w:r>
+        <w:rPr>
+          <w:rFonts w:ascii="Times New Roman" w:eastAsia="MS Mincho" w:hAnsi="Times New Roman" w:cs="Times New Roman"/>
+          <w:color w:val="000000" w:themeColor="text1"/>
+          <w:kern w:val="0"/>
+          <w:sz w:val="22"/>
+          <w:szCs w:val="22"/>
+          <w14:ligatures w14:val="none"/>
+        </w:rPr>
+        <w:t>.</w:t>
+      </w:r>
+    </w:p>
+    <w:p>
+      <w:pPr>
+        <w:spacing w:after="200" w:line="276" w:lineRule="auto"/>
+        <w:jc w:val="both"/>
+        <w:rPr>
+          <w:rFonts w:ascii="Times New Roman" w:eastAsia="MS Mincho" w:hAnsi="Times New Roman" w:cs="Times New Roman"/>
+          <w:color w:val="000000" w:themeColor="text1"/>
+          <w:kern w:val="0"/>
+          <w:sz w:val="22"/>
+          <w:szCs w:val="22"/>
+          <w14:ligatures w14:val="none"/>
+        </w:rPr>
+      </w:pPr>
+      <w:r>
+        <w:rPr>
+          <w:rFonts w:ascii="Times New Roman" w:eastAsia="MS Mincho" w:hAnsi="Times New Roman" w:cs="Times New Roman"/>
+          <w:color w:val="000000" w:themeColor="text1"/>
+          <w:kern w:val="0"/>
+          <w:sz w:val="22"/>
+          <w:szCs w:val="22"/>
+          <w14:ligatures w14:val="none"/>
+        </w:rPr>
+        <w:t xml:space="preserve">The project demonstrates the practical application of Python programming, SQLite database management, NumPy, Pandas, Matplotlib, and </w:t>
+      </w:r>
+      <w:proofErr w:type="spellStart"/>
+      <w:r>
+        <w:rPr>
+          <w:rFonts w:ascii="Times New Roman" w:eastAsia="MS Mincho" w:hAnsi="Times New Roman" w:cs="Times New Roman"/>
+          <w:color w:val="000000" w:themeColor="text1"/>
+          <w:kern w:val="0"/>
+          <w:sz w:val="22"/>
+          <w:szCs w:val="22"/>
+          <w14:ligatures w14:val="none"/>
+        </w:rPr>
+        <w:t>Tkinter</w:t>
+      </w:r>
+      <w:proofErr w:type="spellEnd"/>
+      <w:r>
+        <w:rPr>
+          <w:rFonts w:ascii="Times New Roman" w:eastAsia="MS Mincho" w:hAnsi="Times New Roman" w:cs="Times New Roman"/>
+          <w:color w:val="000000" w:themeColor="text1"/>
+          <w:kern w:val="0"/>
+          <w:sz w:val="22"/>
+          <w:szCs w:val="22"/>
+          <w14:ligatures w14:val="none"/>
+        </w:rPr>
+        <w:t xml:space="preserve"> in developing a desktop application for personal financial management, expense tracking, budget monitoring, statistical analysis, and data visualization.</w:t>
+      </w:r>
+    </w:p>
+    <w:p>
+      <w:pPr>
+        <w:spacing w:after="200" w:line="276" w:lineRule="auto"/>
+        <w:jc w:val="both"/>
+        <w:rPr>
+          <w:rFonts w:ascii="Times New Roman" w:eastAsia="MS Mincho" w:hAnsi="Times New Roman" w:cs="Times New Roman"/>
+          <w:color w:val="000000" w:themeColor="text1"/>
+          <w:kern w:val="0"/>
+          <w:sz w:val="22"/>
+          <w:szCs w:val="22"/>
+          <w14:ligatures w14:val="none"/>
+        </w:rPr>
+      </w:pPr>
+      <w:r>
+        <w:rPr>
+          <w:rFonts w:ascii="Times New Roman" w:eastAsia="MS Mincho" w:hAnsi="Times New Roman" w:cs="Times New Roman"/>
+          <w:color w:val="000000" w:themeColor="text1"/>
+          <w:kern w:val="0"/>
+          <w:sz w:val="22"/>
+          <w:szCs w:val="22"/>
+          <w14:ligatures w14:val="none"/>
+        </w:rPr>
+        <w:t xml:space="preserve">The project has been completed under faculty guidance and is submitted in partial </w:t>
+      </w:r>
+      <w:proofErr w:type="spellStart"/>
+      <w:r>
+        <w:rPr>
+          <w:rFonts w:ascii="Times New Roman" w:eastAsia="MS Mincho" w:hAnsi="Times New Roman" w:cs="Times New Roman"/>
+          <w:color w:val="000000" w:themeColor="text1"/>
+          <w:kern w:val="0"/>
+          <w:sz w:val="22"/>
+          <w:szCs w:val="22"/>
+          <w14:ligatures w14:val="none"/>
+        </w:rPr>
+        <w:t>fulfillment</w:t>
+      </w:r>
+      <w:proofErr w:type="spellEnd"/>
+      <w:r>
+        <w:rPr>
+          <w:rFonts w:ascii="Times New Roman" w:eastAsia="MS Mincho" w:hAnsi="Times New Roman" w:cs="Times New Roman"/>
+          <w:color w:val="000000" w:themeColor="text1"/>
+          <w:kern w:val="0"/>
+          <w:sz w:val="22"/>
+          <w:szCs w:val="22"/>
+          <w14:ligatures w14:val="none"/>
+        </w:rPr>
+        <w:t xml:space="preserve"> of the academic requirements of the MCA (Data Science) programme.</w:t>
+      </w:r>
+    </w:p>
+    <w:p>
+      <w:pPr>
+        <w:spacing w:after="200" w:line="276" w:lineRule="auto"/>
+        <w:rPr>
+          <w:rFonts w:ascii="Times New Roman" w:eastAsia="MS Mincho" w:hAnsi="Times New Roman" w:cs="Times New Roman"/>
+          <w:color w:val="000000" w:themeColor="text1"/>
+          <w:kern w:val="0"/>
+          <w:sz w:val="22"/>
+          <w:szCs w:val="22"/>
+          <w14:ligatures w14:val="none"/>
+        </w:rPr>
+      </w:pPr>
+      <w:r>
+        <w:rPr>
+          <w:rFonts w:ascii="Times New Roman" w:eastAsia="MS Mincho" w:hAnsi="Times New Roman" w:cs="Times New Roman"/>
+          <w:b/>
+          <w:bCs/>
+          <w:color w:val="000000" w:themeColor="text1"/>
+          <w:kern w:val="0"/>
+          <w:sz w:val="22"/>
+          <w:szCs w:val="22"/>
+          <w14:ligatures w14:val="none"/>
+        </w:rPr>
+        <w:t>Faculty Guide / Project Evaluator:</w:t>
+      </w:r>
+      <w:r>
+        <w:rPr>
+          <w:rFonts w:ascii="Times New Roman" w:eastAsia="MS Mincho" w:hAnsi="Times New Roman" w:cs="Times New Roman"/>
+          <w:color w:val="000000" w:themeColor="text1"/>
+          <w:kern w:val="0"/>
+          <w:sz w:val="22"/>
+          <w:szCs w:val="22"/>
+          <w14:ligatures w14:val="none"/>
+        </w:rPr>
+        <w:t xml:space="preserve"> __________________________</w:t>
+      </w:r>
+    </w:p>
+    <w:p>
+      <w:pPr>
+        <w:spacing w:after="200" w:line="276" w:lineRule="auto"/>
+        <w:rPr>
+          <w:rFonts w:ascii="Times New Roman" w:eastAsia="MS Mincho" w:hAnsi="Times New Roman" w:cs="Times New Roman"/>
+          <w:color w:val="000000" w:themeColor="text1"/>
+          <w:kern w:val="0"/>
+          <w:sz w:val="22"/>
+          <w:szCs w:val="22"/>
+          <w14:ligatures w14:val="none"/>
+        </w:rPr>
+      </w:pPr>
+      <w:r>
+        <w:rPr>
+          <w:rFonts w:ascii="Times New Roman" w:eastAsia="MS Mincho" w:hAnsi="Times New Roman" w:cs="Times New Roman"/>
+          <w:b/>
+          <w:bCs/>
+          <w:color w:val="000000" w:themeColor="text1"/>
+          <w:kern w:val="0"/>
+          <w:sz w:val="22"/>
+          <w:szCs w:val="22"/>
+          <w14:ligatures w14:val="none"/>
+        </w:rPr>
+        <w:t>Student Signature:</w:t>
+      </w:r>
+      <w:r>
+        <w:rPr>
+          <w:rFonts w:ascii="Times New Roman" w:eastAsia="MS Mincho" w:hAnsi="Times New Roman" w:cs="Times New Roman"/>
+          <w:color w:val="000000" w:themeColor="text1"/>
+          <w:kern w:val="0"/>
+          <w:sz w:val="22"/>
+          <w:szCs w:val="22"/>
+          <w14:ligatures w14:val="none"/>
+        </w:rPr>
+        <w:t xml:space="preserve"> __________________________</w:t>
+      </w:r>
+    </w:p>
+    <w:p>
+      <w:pPr>
+        <w:spacing w:after="200" w:line="276" w:lineRule="auto"/>
+        <w:rPr>
+          <w:rFonts w:ascii="Times New Roman" w:eastAsia="MS Mincho" w:hAnsi="Times New Roman" w:cs="Times New Roman"/>
+          <w:color w:val="000000" w:themeColor="text1"/>
+          <w:kern w:val="0"/>
+          <w:sz w:val="22"/>
+          <w:szCs w:val="22"/>
+          <w14:ligatures w14:val="none"/>
+        </w:rPr>
+      </w:pPr>
+      <w:r>
+        <w:rPr>
+          <w:rFonts w:ascii="Times New Roman" w:eastAsia="MS Mincho" w:hAnsi="Times New Roman" w:cs="Times New Roman"/>
+          <w:b/>
+          <w:bCs/>
+          <w:color w:val="000000" w:themeColor="text1"/>
+          <w:kern w:val="0"/>
+          <w:sz w:val="22"/>
+          <w:szCs w:val="22"/>
+          <w14:ligatures w14:val="none"/>
+        </w:rPr>
+        <w:t>Date:</w:t>
+      </w:r>
+      <w:r>
+        <w:rPr>
+          <w:rFonts w:ascii="Times New Roman" w:eastAsia="MS Mincho" w:hAnsi="Times New Roman" w:cs="Times New Roman"/>
+          <w:color w:val="000000" w:themeColor="text1"/>
+          <w:kern w:val="0"/>
+          <w:sz w:val="22"/>
+          <w:szCs w:val="22"/>
+          <w14:ligatures w14:val="none"/>
+        </w:rPr>
+        <w:t xml:space="preserve"> __________________________</w:t>
+      </w:r>
+    </w:p>
+    <w:p>
+      <w:pPr>
+        <w:spacing w:after="200" w:line="276" w:lineRule="auto"/>
+        <w:rPr>
+          <w:rFonts w:ascii="Times New Roman" w:eastAsia="MS Mincho" w:hAnsi="Times New Roman" w:cs="Times New Roman"/>
+          <w:b/>
+          <w:color w:val="000000" w:themeColor="text1"/>
+          <w:kern w:val="0"/>
+          <w:sz w:val="32"/>
+          <w:szCs w:val="22"/>
+          <w:lang w:val="en-US"/>
+          <w14:ligatures w14:val="none"/>
+        </w:rPr>
+      </w:pPr>
+    </w:p>
+    <w:p>
+      <w:pPr>
+        <w:spacing w:after="200" w:line="276" w:lineRule="auto"/>
+        <w:rPr>
+          <w:rFonts w:ascii="Times New Roman" w:eastAsia="MS Mincho" w:hAnsi="Times New Roman" w:cs="Times New Roman"/>
+          <w:b/>
+          <w:color w:val="000000" w:themeColor="text1"/>
+          <w:kern w:val="0"/>
+          <w:sz w:val="32"/>
+          <w:szCs w:val="22"/>
+          <w:lang w:val="en-US"/>
+          <w14:ligatures w14:val="none"/>
+        </w:rPr>
+      </w:pPr>
     </w:p>
     <w:p>
       <w:pPr>
@@ -3290,6 +3722,17 @@
         <w:jc w:val="center"/>
         <w:rPr>
           <w:rFonts w:ascii="Times New Roman" w:eastAsia="MS Mincho" w:hAnsi="Times New Roman" w:cs="Times New Roman"/>
+          <w:color w:val="000000" w:themeColor="text1"/>
+          <w:kern w:val="0"/>
+          <w:sz w:val="22"/>
+          <w:szCs w:val="22"/>
+          <w:lang w:val="en-US"/>
+          <w14:ligatures w14:val="none"/>
+        </w:rPr>
+      </w:pPr>
+      <w:r>
+        <w:rPr>
+          <w:rFonts w:ascii="Times New Roman" w:eastAsia="MS Mincho" w:hAnsi="Times New Roman" w:cs="Times New Roman"/>
           <w:b/>
           <w:color w:val="000000" w:themeColor="text1"/>
           <w:kern w:val="0"/>
@@ -3298,11 +3741,308 @@
           <w:lang w:val="en-US"/>
           <w14:ligatures w14:val="none"/>
         </w:rPr>
-      </w:pPr>
+        <w:t>DECLARATION</w:t>
+      </w:r>
+    </w:p>
+    <w:p>
+      <w:pPr>
+        <w:spacing w:after="100" w:line="276" w:lineRule="auto"/>
+        <w:jc w:val="both"/>
+        <w:rPr>
+          <w:rFonts w:ascii="Times New Roman" w:eastAsia="MS Mincho" w:hAnsi="Times New Roman" w:cs="Times New Roman"/>
+          <w:color w:val="000000" w:themeColor="text1"/>
+          <w:kern w:val="0"/>
+          <w:sz w:val="22"/>
+          <w:szCs w:val="22"/>
+          <w14:ligatures w14:val="none"/>
+        </w:rPr>
+      </w:pPr>
+      <w:r>
+        <w:rPr>
+          <w:rFonts w:ascii="Times New Roman" w:eastAsia="MS Mincho" w:hAnsi="Times New Roman" w:cs="Times New Roman"/>
+          <w:color w:val="000000" w:themeColor="text1"/>
+          <w:kern w:val="0"/>
+          <w:sz w:val="22"/>
+          <w:szCs w:val="22"/>
+          <w14:ligatures w14:val="none"/>
+        </w:rPr>
+        <w:t xml:space="preserve">I, </w:t>
+      </w:r>
       <w:r>
         <w:rPr>
           <w:rFonts w:ascii="Times New Roman" w:eastAsia="MS Mincho" w:hAnsi="Times New Roman" w:cs="Times New Roman"/>
           <w:b/>
+          <w:bCs/>
+          <w:color w:val="000000" w:themeColor="text1"/>
+          <w:kern w:val="0"/>
+          <w:sz w:val="22"/>
+          <w:szCs w:val="22"/>
+          <w14:ligatures w14:val="none"/>
+        </w:rPr>
+        <w:t>Arpit Saxena</w:t>
+      </w:r>
+      <w:r>
+        <w:rPr>
+          <w:rFonts w:ascii="Times New Roman" w:eastAsia="MS Mincho" w:hAnsi="Times New Roman" w:cs="Times New Roman"/>
+          <w:color w:val="000000" w:themeColor="text1"/>
+          <w:kern w:val="0"/>
+          <w:sz w:val="22"/>
+          <w:szCs w:val="22"/>
+          <w14:ligatures w14:val="none"/>
+        </w:rPr>
+        <w:t xml:space="preserve">, hereby declare that the mini-project entitled </w:t>
+      </w:r>
+      <w:r>
+        <w:rPr>
+          <w:rFonts w:ascii="Times New Roman" w:eastAsia="MS Mincho" w:hAnsi="Times New Roman" w:cs="Times New Roman"/>
+          <w:b/>
+          <w:bCs/>
+          <w:color w:val="000000" w:themeColor="text1"/>
+          <w:kern w:val="0"/>
+          <w:sz w:val="22"/>
+          <w:szCs w:val="22"/>
+          <w14:ligatures w14:val="none"/>
+        </w:rPr>
+        <w:t>“Personal Finance and Expense Analytics System”</w:t>
+      </w:r>
+      <w:r>
+        <w:rPr>
+          <w:rFonts w:ascii="Times New Roman" w:eastAsia="MS Mincho" w:hAnsi="Times New Roman" w:cs="Times New Roman"/>
+          <w:color w:val="000000" w:themeColor="text1"/>
+          <w:kern w:val="0"/>
+          <w:sz w:val="22"/>
+          <w:szCs w:val="22"/>
+          <w14:ligatures w14:val="none"/>
+        </w:rPr>
+        <w:t xml:space="preserve"> is my original academic work, carried out as part of the </w:t>
+      </w:r>
+      <w:r>
+        <w:rPr>
+          <w:rFonts w:ascii="Times New Roman" w:eastAsia="MS Mincho" w:hAnsi="Times New Roman" w:cs="Times New Roman"/>
+          <w:b/>
+          <w:bCs/>
+          <w:color w:val="000000" w:themeColor="text1"/>
+          <w:kern w:val="0"/>
+          <w:sz w:val="22"/>
+          <w:szCs w:val="22"/>
+          <w14:ligatures w14:val="none"/>
+        </w:rPr>
+        <w:t>Master of Computer Applications (MCA) – Data Science, 1st Semester</w:t>
+      </w:r>
+      <w:r>
+        <w:rPr>
+          <w:rFonts w:ascii="Times New Roman" w:eastAsia="MS Mincho" w:hAnsi="Times New Roman" w:cs="Times New Roman"/>
+          <w:color w:val="000000" w:themeColor="text1"/>
+          <w:kern w:val="0"/>
+          <w:sz w:val="22"/>
+          <w:szCs w:val="22"/>
+          <w14:ligatures w14:val="none"/>
+        </w:rPr>
+        <w:t xml:space="preserve"> programme at Chandigarh University, Mohali.</w:t>
+      </w:r>
+    </w:p>
+    <w:p>
+      <w:pPr>
+        <w:spacing w:after="100" w:line="276" w:lineRule="auto"/>
+        <w:jc w:val="both"/>
+        <w:rPr>
+          <w:rFonts w:ascii="Times New Roman" w:eastAsia="MS Mincho" w:hAnsi="Times New Roman" w:cs="Times New Roman"/>
+          <w:color w:val="000000" w:themeColor="text1"/>
+          <w:kern w:val="0"/>
+          <w:sz w:val="22"/>
+          <w:szCs w:val="22"/>
+          <w14:ligatures w14:val="none"/>
+        </w:rPr>
+      </w:pPr>
+      <w:r>
+        <w:rPr>
+          <w:rFonts w:ascii="Times New Roman" w:eastAsia="MS Mincho" w:hAnsi="Times New Roman" w:cs="Times New Roman"/>
+          <w:color w:val="000000" w:themeColor="text1"/>
+          <w:kern w:val="0"/>
+          <w:sz w:val="22"/>
+          <w:szCs w:val="22"/>
+          <w14:ligatures w14:val="none"/>
+        </w:rPr>
+        <w:t xml:space="preserve">The project has been developed as part of the </w:t>
+      </w:r>
+      <w:r>
+        <w:rPr>
+          <w:rFonts w:ascii="Times New Roman" w:eastAsia="MS Mincho" w:hAnsi="Times New Roman" w:cs="Times New Roman"/>
+          <w:b/>
+          <w:bCs/>
+          <w:color w:val="000000" w:themeColor="text1"/>
+          <w:kern w:val="0"/>
+          <w:sz w:val="22"/>
+          <w:szCs w:val="22"/>
+          <w14:ligatures w14:val="none"/>
+        </w:rPr>
+        <w:t>Python Programming Lab</w:t>
+      </w:r>
+      <w:r>
+        <w:rPr>
+          <w:rFonts w:ascii="Times New Roman" w:eastAsia="MS Mincho" w:hAnsi="Times New Roman" w:cs="Times New Roman"/>
+          <w:color w:val="000000" w:themeColor="text1"/>
+          <w:kern w:val="0"/>
+          <w:sz w:val="22"/>
+          <w:szCs w:val="22"/>
+          <w14:ligatures w14:val="none"/>
+        </w:rPr>
+        <w:t xml:space="preserve"> during the academic session </w:t>
+      </w:r>
+      <w:r>
+        <w:rPr>
+          <w:rFonts w:ascii="Times New Roman" w:eastAsia="MS Mincho" w:hAnsi="Times New Roman" w:cs="Times New Roman"/>
+          <w:b/>
+          <w:bCs/>
+          <w:color w:val="000000" w:themeColor="text1"/>
+          <w:kern w:val="0"/>
+          <w:sz w:val="22"/>
+          <w:szCs w:val="22"/>
+          <w14:ligatures w14:val="none"/>
+        </w:rPr>
+        <w:t>2026–2027</w:t>
+      </w:r>
+      <w:r>
+        <w:rPr>
+          <w:rFonts w:ascii="Times New Roman" w:eastAsia="MS Mincho" w:hAnsi="Times New Roman" w:cs="Times New Roman"/>
+          <w:color w:val="000000" w:themeColor="text1"/>
+          <w:kern w:val="0"/>
+          <w:sz w:val="22"/>
+          <w:szCs w:val="22"/>
+          <w14:ligatures w14:val="none"/>
+        </w:rPr>
+        <w:t>. The work presented in this report reflects my understanding and practical application of Python programming, database management, data analytics, and data visualization.</w:t>
+      </w:r>
+    </w:p>
+    <w:p>
+      <w:pPr>
+        <w:spacing w:after="100" w:line="276" w:lineRule="auto"/>
+        <w:jc w:val="both"/>
+        <w:rPr>
+          <w:rFonts w:ascii="Times New Roman" w:eastAsia="MS Mincho" w:hAnsi="Times New Roman" w:cs="Times New Roman"/>
+          <w:color w:val="000000" w:themeColor="text1"/>
+          <w:kern w:val="0"/>
+          <w:sz w:val="22"/>
+          <w:szCs w:val="22"/>
+          <w14:ligatures w14:val="none"/>
+        </w:rPr>
+      </w:pPr>
+      <w:r>
+        <w:rPr>
+          <w:rFonts w:ascii="Times New Roman" w:eastAsia="MS Mincho" w:hAnsi="Times New Roman" w:cs="Times New Roman"/>
+          <w:color w:val="000000" w:themeColor="text1"/>
+          <w:kern w:val="0"/>
+          <w:sz w:val="22"/>
+          <w:szCs w:val="22"/>
+          <w14:ligatures w14:val="none"/>
+        </w:rPr>
+        <w:t xml:space="preserve">I hereby declare that this project report has been prepared for academic purposes and that the work presented is submitted in partial </w:t>
+      </w:r>
+      <w:proofErr w:type="spellStart"/>
+      <w:r>
+        <w:rPr>
+          <w:rFonts w:ascii="Times New Roman" w:eastAsia="MS Mincho" w:hAnsi="Times New Roman" w:cs="Times New Roman"/>
+          <w:color w:val="000000" w:themeColor="text1"/>
+          <w:kern w:val="0"/>
+          <w:sz w:val="22"/>
+          <w:szCs w:val="22"/>
+          <w14:ligatures w14:val="none"/>
+        </w:rPr>
+        <w:t>fulfillment</w:t>
+      </w:r>
+      <w:proofErr w:type="spellEnd"/>
+      <w:r>
+        <w:rPr>
+          <w:rFonts w:ascii="Times New Roman" w:eastAsia="MS Mincho" w:hAnsi="Times New Roman" w:cs="Times New Roman"/>
+          <w:color w:val="000000" w:themeColor="text1"/>
+          <w:kern w:val="0"/>
+          <w:sz w:val="22"/>
+          <w:szCs w:val="22"/>
+          <w14:ligatures w14:val="none"/>
+        </w:rPr>
+        <w:t xml:space="preserve"> of the academic requirements of the MCA (Data Science) programme.</w:t>
+      </w:r>
+    </w:p>
+    <w:p>
+      <w:pPr>
+        <w:spacing w:after="100" w:line="276" w:lineRule="auto"/>
+        <w:rPr>
+          <w:rFonts w:ascii="Times New Roman" w:eastAsia="MS Mincho" w:hAnsi="Times New Roman" w:cs="Times New Roman"/>
+          <w:color w:val="000000" w:themeColor="text1"/>
+          <w:kern w:val="0"/>
+          <w:sz w:val="22"/>
+          <w:szCs w:val="22"/>
+          <w14:ligatures w14:val="none"/>
+        </w:rPr>
+      </w:pPr>
+      <w:r>
+        <w:rPr>
+          <w:rFonts w:ascii="Times New Roman" w:eastAsia="MS Mincho" w:hAnsi="Times New Roman" w:cs="Times New Roman"/>
+          <w:b/>
+          <w:bCs/>
+          <w:color w:val="000000" w:themeColor="text1"/>
+          <w:kern w:val="0"/>
+          <w:sz w:val="22"/>
+          <w:szCs w:val="22"/>
+          <w14:ligatures w14:val="none"/>
+        </w:rPr>
+        <w:t>Student Signature:</w:t>
+      </w:r>
+      <w:r>
+        <w:rPr>
+          <w:rFonts w:ascii="Times New Roman" w:eastAsia="MS Mincho" w:hAnsi="Times New Roman" w:cs="Times New Roman"/>
+          <w:color w:val="000000" w:themeColor="text1"/>
+          <w:kern w:val="0"/>
+          <w:sz w:val="22"/>
+          <w:szCs w:val="22"/>
+          <w14:ligatures w14:val="none"/>
+        </w:rPr>
+        <w:t xml:space="preserve"> __________________________</w:t>
+      </w:r>
+    </w:p>
+    <w:p>
+      <w:pPr>
+        <w:spacing w:after="100" w:line="276" w:lineRule="auto"/>
+        <w:rPr>
+          <w:rFonts w:ascii="Times New Roman" w:eastAsia="MS Mincho" w:hAnsi="Times New Roman" w:cs="Times New Roman"/>
+          <w:color w:val="000000" w:themeColor="text1"/>
+          <w:kern w:val="0"/>
+          <w:sz w:val="22"/>
+          <w:szCs w:val="22"/>
+          <w14:ligatures w14:val="none"/>
+        </w:rPr>
+      </w:pPr>
+      <w:r>
+        <w:rPr>
+          <w:rFonts w:ascii="Times New Roman" w:eastAsia="MS Mincho" w:hAnsi="Times New Roman" w:cs="Times New Roman"/>
+          <w:b/>
+          <w:bCs/>
+          <w:color w:val="000000" w:themeColor="text1"/>
+          <w:kern w:val="0"/>
+          <w:sz w:val="22"/>
+          <w:szCs w:val="22"/>
+          <w14:ligatures w14:val="none"/>
+        </w:rPr>
+        <w:t>Date:</w:t>
+      </w:r>
+      <w:r>
+        <w:rPr>
+          <w:rFonts w:ascii="Times New Roman" w:eastAsia="MS Mincho" w:hAnsi="Times New Roman" w:cs="Times New Roman"/>
+          <w:color w:val="000000" w:themeColor="text1"/>
+          <w:kern w:val="0"/>
+          <w:sz w:val="22"/>
+          <w:szCs w:val="22"/>
+          <w14:ligatures w14:val="none"/>
+        </w:rPr>
+        <w:t xml:space="preserve"> __________________________</w:t>
+      </w:r>
+    </w:p>
+    <w:p>
+      <w:pPr>
+        <w:spacing w:after="100" w:line="276" w:lineRule="auto"/>
+        <w:rPr>
+          <w:rFonts w:ascii="Times New Roman" w:eastAsia="MS Mincho" w:hAnsi="Times New Roman" w:cs="Times New Roman"/>
+          <w:b/>
           <w:color w:val="000000" w:themeColor="text1"/>
           <w:kern w:val="0"/>
           <w:sz w:val="32"/>
@@ -3310,8 +4050,67 @@
           <w:lang w:val="en-US"/>
           <w14:ligatures w14:val="none"/>
         </w:rPr>
+      </w:pPr>
+    </w:p>
+    <w:p>
+      <w:pPr>
+        <w:spacing w:after="200" w:line="276" w:lineRule="auto"/>
+        <w:jc w:val="center"/>
+        <w:rPr>
+          <w:rFonts w:ascii="Times New Roman" w:eastAsia="MS Mincho" w:hAnsi="Times New Roman" w:cs="Times New Roman"/>
+          <w:b/>
+          <w:color w:val="000000" w:themeColor="text1"/>
+          <w:kern w:val="0"/>
+          <w:sz w:val="32"/>
+          <w:szCs w:val="22"/>
+          <w:lang w:val="en-US"/>
+          <w14:ligatures w14:val="none"/>
+        </w:rPr>
+      </w:pPr>
+    </w:p>
+    <w:p>
+      <w:pPr>
+        <w:spacing w:after="200" w:line="276" w:lineRule="auto"/>
+        <w:jc w:val="center"/>
+        <w:rPr>
+          <w:rFonts w:ascii="Times New Roman" w:eastAsia="MS Mincho" w:hAnsi="Times New Roman" w:cs="Times New Roman"/>
+          <w:b/>
+          <w:color w:val="000000" w:themeColor="text1"/>
+          <w:kern w:val="0"/>
+          <w:sz w:val="32"/>
+          <w:szCs w:val="22"/>
+          <w:lang w:val="en-US"/>
+          <w14:ligatures w14:val="none"/>
+        </w:rPr>
+      </w:pPr>
+    </w:p>
+    <w:p>
+      <w:pPr>
+        <w:spacing w:after="200" w:line="276" w:lineRule="auto"/>
+        <w:jc w:val="center"/>
+        <w:rPr>
+          <w:rFonts w:ascii="Times New Roman" w:eastAsia="MS Mincho" w:hAnsi="Times New Roman" w:cs="Times New Roman"/>
+          <w:color w:val="000000" w:themeColor="text1"/>
+          <w:kern w:val="0"/>
+          <w:sz w:val="22"/>
+          <w:szCs w:val="22"/>
+          <w:lang w:val="en-US"/>
+          <w14:ligatures w14:val="none"/>
+        </w:rPr>
+      </w:pPr>
+      <w:r>
+        <w:rPr>
+          <w:rFonts w:ascii="Times New Roman" w:eastAsia="MS Mincho" w:hAnsi="Times New Roman" w:cs="Times New Roman"/>
+          <w:b/>
+          <w:color w:val="000000" w:themeColor="text1"/>
+          <w:kern w:val="0"/>
+          <w:sz w:val="32"/>
+          <w:szCs w:val="22"/>
+          <w:lang w:val="en-US"/>
+          <w14:ligatures w14:val="none"/>
+        </w:rPr>
         <w:lastRenderedPageBreak/>
-        <w:t>CERTIFICATE</w:t>
+        <w:t>ACKNOWLEDGEMENT</w:t>
       </w:r>
     </w:p>
     <w:p>
@@ -3336,7 +4135,7 @@
           <w:szCs w:val="22"/>
           <w14:ligatures w14:val="none"/>
         </w:rPr>
-        <w:t xml:space="preserve">This is to certify that </w:t>
+        <w:t xml:space="preserve">I would like to express my sincere gratitude to </w:t>
       </w:r>
       <w:r>
         <w:rPr>
@@ -3349,814 +4148,7 @@
           <w:szCs w:val="22"/>
           <w14:ligatures w14:val="none"/>
         </w:rPr>
-        <w:t>Arpit Saxena</w:t>
-      </w:r>
-      <w:r>
-        <w:rPr>
-          <w:rFonts w:ascii="Times New Roman" w:eastAsia="MS Mincho" w:hAnsi="Times New Roman" w:cs="Times New Roman"/>
-          <w:color w:val="000000" w:themeColor="text1"/>
-          <w:kern w:val="0"/>
-          <w:sz w:val="22"/>
-          <w:szCs w:val="22"/>
-          <w14:ligatures w14:val="none"/>
-        </w:rPr>
-        <w:t xml:space="preserve">, a student of </w:t>
-      </w:r>
-      <w:r>
-        <w:rPr>
-          <w:rFonts w:ascii="Times New Roman" w:eastAsia="MS Mincho" w:hAnsi="Times New Roman" w:cs="Times New Roman"/>
-          <w:b/>
-          <w:bCs/>
-          <w:color w:val="000000" w:themeColor="text1"/>
-          <w:kern w:val="0"/>
-          <w:sz w:val="22"/>
-          <w:szCs w:val="22"/>
-          <w14:ligatures w14:val="none"/>
-        </w:rPr>
-        <w:t>Master of Computer Applications (MCA) – Data Science, 1st Semester</w:t>
-      </w:r>
-      <w:r>
-        <w:rPr>
-          <w:rFonts w:ascii="Times New Roman" w:eastAsia="MS Mincho" w:hAnsi="Times New Roman" w:cs="Times New Roman"/>
-          <w:color w:val="000000" w:themeColor="text1"/>
-          <w:kern w:val="0"/>
-          <w:sz w:val="22"/>
-          <w:szCs w:val="22"/>
-          <w14:ligatures w14:val="none"/>
-        </w:rPr>
-        <w:t xml:space="preserve">, at Chandigarh University, Mohali, has successfully completed the mini-project entitled </w:t>
-      </w:r>
-      <w:r>
-        <w:rPr>
-          <w:rFonts w:ascii="Times New Roman" w:eastAsia="MS Mincho" w:hAnsi="Times New Roman" w:cs="Times New Roman"/>
-          <w:b/>
-          <w:bCs/>
-          <w:color w:val="000000" w:themeColor="text1"/>
-          <w:kern w:val="0"/>
-          <w:sz w:val="22"/>
-          <w:szCs w:val="22"/>
-          <w14:ligatures w14:val="none"/>
-        </w:rPr>
-        <w:t>“Personal Finance and Expense Analytics System”</w:t>
-      </w:r>
-      <w:r>
-        <w:rPr>
-          <w:rFonts w:ascii="Times New Roman" w:eastAsia="MS Mincho" w:hAnsi="Times New Roman" w:cs="Times New Roman"/>
-          <w:color w:val="000000" w:themeColor="text1"/>
-          <w:kern w:val="0"/>
-          <w:sz w:val="22"/>
-          <w:szCs w:val="22"/>
-          <w14:ligatures w14:val="none"/>
-        </w:rPr>
-        <w:t xml:space="preserve"> as part of the academic requirements for the </w:t>
-      </w:r>
-      <w:r>
-        <w:rPr>
-          <w:rFonts w:ascii="Times New Roman" w:eastAsia="MS Mincho" w:hAnsi="Times New Roman" w:cs="Times New Roman"/>
-          <w:b/>
-          <w:bCs/>
-          <w:color w:val="000000" w:themeColor="text1"/>
-          <w:kern w:val="0"/>
-          <w:sz w:val="22"/>
-          <w:szCs w:val="22"/>
-          <w14:ligatures w14:val="none"/>
-        </w:rPr>
-        <w:t>Python Programming Lab</w:t>
-      </w:r>
-      <w:r>
-        <w:rPr>
-          <w:rFonts w:ascii="Times New Roman" w:eastAsia="MS Mincho" w:hAnsi="Times New Roman" w:cs="Times New Roman"/>
-          <w:color w:val="000000" w:themeColor="text1"/>
-          <w:kern w:val="0"/>
-          <w:sz w:val="22"/>
-          <w:szCs w:val="22"/>
-          <w14:ligatures w14:val="none"/>
-        </w:rPr>
-        <w:t xml:space="preserve"> during the academic session </w:t>
-      </w:r>
-      <w:r>
-        <w:rPr>
-          <w:rFonts w:ascii="Times New Roman" w:eastAsia="MS Mincho" w:hAnsi="Times New Roman" w:cs="Times New Roman"/>
-          <w:b/>
-          <w:bCs/>
-          <w:color w:val="000000" w:themeColor="text1"/>
-          <w:kern w:val="0"/>
-          <w:sz w:val="22"/>
-          <w:szCs w:val="22"/>
-          <w14:ligatures w14:val="none"/>
-        </w:rPr>
-        <w:t>2026–2027</w:t>
-      </w:r>
-      <w:r>
-        <w:rPr>
-          <w:rFonts w:ascii="Times New Roman" w:eastAsia="MS Mincho" w:hAnsi="Times New Roman" w:cs="Times New Roman"/>
-          <w:color w:val="000000" w:themeColor="text1"/>
-          <w:kern w:val="0"/>
-          <w:sz w:val="22"/>
-          <w:szCs w:val="22"/>
-          <w14:ligatures w14:val="none"/>
-        </w:rPr>
-        <w:t>.</w:t>
-      </w:r>
-    </w:p>
-    <w:p>
-      <w:pPr>
-        <w:spacing w:after="200" w:line="276" w:lineRule="auto"/>
-        <w:jc w:val="both"/>
-        <w:rPr>
-          <w:rFonts w:ascii="Times New Roman" w:eastAsia="MS Mincho" w:hAnsi="Times New Roman" w:cs="Times New Roman"/>
-          <w:color w:val="000000" w:themeColor="text1"/>
-          <w:kern w:val="0"/>
-          <w:sz w:val="22"/>
-          <w:szCs w:val="22"/>
-          <w14:ligatures w14:val="none"/>
-        </w:rPr>
-      </w:pPr>
-      <w:r>
-        <w:rPr>
-          <w:rFonts w:ascii="Times New Roman" w:eastAsia="MS Mincho" w:hAnsi="Times New Roman" w:cs="Times New Roman"/>
-          <w:color w:val="000000" w:themeColor="text1"/>
-          <w:kern w:val="0"/>
-          <w:sz w:val="22"/>
-          <w:szCs w:val="22"/>
-          <w14:ligatures w14:val="none"/>
-        </w:rPr>
-        <w:t xml:space="preserve">The project demonstrates the practical application of Python programming, SQLite database management, NumPy, Pandas, Matplotlib, and </w:t>
-      </w:r>
-      <w:proofErr w:type="spellStart"/>
-      <w:r>
-        <w:rPr>
-          <w:rFonts w:ascii="Times New Roman" w:eastAsia="MS Mincho" w:hAnsi="Times New Roman" w:cs="Times New Roman"/>
-          <w:color w:val="000000" w:themeColor="text1"/>
-          <w:kern w:val="0"/>
-          <w:sz w:val="22"/>
-          <w:szCs w:val="22"/>
-          <w14:ligatures w14:val="none"/>
-        </w:rPr>
-        <w:t>Tkinter</w:t>
-      </w:r>
-      <w:proofErr w:type="spellEnd"/>
-      <w:r>
-        <w:rPr>
-          <w:rFonts w:ascii="Times New Roman" w:eastAsia="MS Mincho" w:hAnsi="Times New Roman" w:cs="Times New Roman"/>
-          <w:color w:val="000000" w:themeColor="text1"/>
-          <w:kern w:val="0"/>
-          <w:sz w:val="22"/>
-          <w:szCs w:val="22"/>
-          <w14:ligatures w14:val="none"/>
-        </w:rPr>
-        <w:t xml:space="preserve"> in developing a desktop application for personal financial management, expense tracking, budget monitoring, statistical analysis, and data visualization.</w:t>
-      </w:r>
-    </w:p>
-    <w:p>
-      <w:pPr>
-        <w:spacing w:after="200" w:line="276" w:lineRule="auto"/>
-        <w:jc w:val="both"/>
-        <w:rPr>
-          <w:rFonts w:ascii="Times New Roman" w:eastAsia="MS Mincho" w:hAnsi="Times New Roman" w:cs="Times New Roman"/>
-          <w:color w:val="000000" w:themeColor="text1"/>
-          <w:kern w:val="0"/>
-          <w:sz w:val="22"/>
-          <w:szCs w:val="22"/>
-          <w14:ligatures w14:val="none"/>
-        </w:rPr>
-      </w:pPr>
-      <w:r>
-        <w:rPr>
-          <w:rFonts w:ascii="Times New Roman" w:eastAsia="MS Mincho" w:hAnsi="Times New Roman" w:cs="Times New Roman"/>
-          <w:color w:val="000000" w:themeColor="text1"/>
-          <w:kern w:val="0"/>
-          <w:sz w:val="22"/>
-          <w:szCs w:val="22"/>
-          <w14:ligatures w14:val="none"/>
-        </w:rPr>
-        <w:t xml:space="preserve">The project has been completed under faculty guidance and is submitted in partial </w:t>
-      </w:r>
-      <w:proofErr w:type="spellStart"/>
-      <w:r>
-        <w:rPr>
-          <w:rFonts w:ascii="Times New Roman" w:eastAsia="MS Mincho" w:hAnsi="Times New Roman" w:cs="Times New Roman"/>
-          <w:color w:val="000000" w:themeColor="text1"/>
-          <w:kern w:val="0"/>
-          <w:sz w:val="22"/>
-          <w:szCs w:val="22"/>
-          <w14:ligatures w14:val="none"/>
-        </w:rPr>
-        <w:t>fulfillment</w:t>
-      </w:r>
-      <w:proofErr w:type="spellEnd"/>
-      <w:r>
-        <w:rPr>
-          <w:rFonts w:ascii="Times New Roman" w:eastAsia="MS Mincho" w:hAnsi="Times New Roman" w:cs="Times New Roman"/>
-          <w:color w:val="000000" w:themeColor="text1"/>
-          <w:kern w:val="0"/>
-          <w:sz w:val="22"/>
-          <w:szCs w:val="22"/>
-          <w14:ligatures w14:val="none"/>
-        </w:rPr>
-        <w:t xml:space="preserve"> of the academic requirements of the MCA (Data Science) programme.</w:t>
-      </w:r>
-    </w:p>
-    <w:p>
-      <w:pPr>
-        <w:spacing w:after="200" w:line="276" w:lineRule="auto"/>
-        <w:rPr>
-          <w:rFonts w:ascii="Times New Roman" w:eastAsia="MS Mincho" w:hAnsi="Times New Roman" w:cs="Times New Roman"/>
-          <w:color w:val="000000" w:themeColor="text1"/>
-          <w:kern w:val="0"/>
-          <w:sz w:val="22"/>
-          <w:szCs w:val="22"/>
-          <w14:ligatures w14:val="none"/>
-        </w:rPr>
-      </w:pPr>
-      <w:r>
-        <w:rPr>
-          <w:rFonts w:ascii="Times New Roman" w:eastAsia="MS Mincho" w:hAnsi="Times New Roman" w:cs="Times New Roman"/>
-          <w:b/>
-          <w:bCs/>
-          <w:color w:val="000000" w:themeColor="text1"/>
-          <w:kern w:val="0"/>
-          <w:sz w:val="22"/>
-          <w:szCs w:val="22"/>
-          <w14:ligatures w14:val="none"/>
-        </w:rPr>
-        <w:t>Faculty Guide / Project Evaluator:</w:t>
-      </w:r>
-      <w:r>
-        <w:rPr>
-          <w:rFonts w:ascii="Times New Roman" w:eastAsia="MS Mincho" w:hAnsi="Times New Roman" w:cs="Times New Roman"/>
-          <w:color w:val="000000" w:themeColor="text1"/>
-          <w:kern w:val="0"/>
-          <w:sz w:val="22"/>
-          <w:szCs w:val="22"/>
-          <w14:ligatures w14:val="none"/>
-        </w:rPr>
-        <w:t xml:space="preserve"> __________________________</w:t>
-      </w:r>
-    </w:p>
-    <w:p>
-      <w:pPr>
-        <w:spacing w:after="200" w:line="276" w:lineRule="auto"/>
-        <w:rPr>
-          <w:rFonts w:ascii="Times New Roman" w:eastAsia="MS Mincho" w:hAnsi="Times New Roman" w:cs="Times New Roman"/>
-          <w:color w:val="000000" w:themeColor="text1"/>
-          <w:kern w:val="0"/>
-          <w:sz w:val="22"/>
-          <w:szCs w:val="22"/>
-          <w14:ligatures w14:val="none"/>
-        </w:rPr>
-      </w:pPr>
-      <w:r>
-        <w:rPr>
-          <w:rFonts w:ascii="Times New Roman" w:eastAsia="MS Mincho" w:hAnsi="Times New Roman" w:cs="Times New Roman"/>
-          <w:b/>
-          <w:bCs/>
-          <w:color w:val="000000" w:themeColor="text1"/>
-          <w:kern w:val="0"/>
-          <w:sz w:val="22"/>
-          <w:szCs w:val="22"/>
-          <w14:ligatures w14:val="none"/>
-        </w:rPr>
-        <w:t>Student Signature:</w:t>
-      </w:r>
-      <w:r>
-        <w:rPr>
-          <w:rFonts w:ascii="Times New Roman" w:eastAsia="MS Mincho" w:hAnsi="Times New Roman" w:cs="Times New Roman"/>
-          <w:color w:val="000000" w:themeColor="text1"/>
-          <w:kern w:val="0"/>
-          <w:sz w:val="22"/>
-          <w:szCs w:val="22"/>
-          <w14:ligatures w14:val="none"/>
-        </w:rPr>
-        <w:t xml:space="preserve"> __________________________</w:t>
-      </w:r>
-    </w:p>
-    <w:p>
-      <w:pPr>
-        <w:spacing w:after="200" w:line="276" w:lineRule="auto"/>
-        <w:rPr>
-          <w:rFonts w:ascii="Times New Roman" w:eastAsia="MS Mincho" w:hAnsi="Times New Roman" w:cs="Times New Roman"/>
-          <w:color w:val="000000" w:themeColor="text1"/>
-          <w:kern w:val="0"/>
-          <w:sz w:val="22"/>
-          <w:szCs w:val="22"/>
-          <w14:ligatures w14:val="none"/>
-        </w:rPr>
-      </w:pPr>
-      <w:r>
-        <w:rPr>
-          <w:rFonts w:ascii="Times New Roman" w:eastAsia="MS Mincho" w:hAnsi="Times New Roman" w:cs="Times New Roman"/>
-          <w:b/>
-          <w:bCs/>
-          <w:color w:val="000000" w:themeColor="text1"/>
-          <w:kern w:val="0"/>
-          <w:sz w:val="22"/>
-          <w:szCs w:val="22"/>
-          <w14:ligatures w14:val="none"/>
-        </w:rPr>
-        <w:t>Date:</w:t>
-      </w:r>
-      <w:r>
-        <w:rPr>
-          <w:rFonts w:ascii="Times New Roman" w:eastAsia="MS Mincho" w:hAnsi="Times New Roman" w:cs="Times New Roman"/>
-          <w:color w:val="000000" w:themeColor="text1"/>
-          <w:kern w:val="0"/>
-          <w:sz w:val="22"/>
-          <w:szCs w:val="22"/>
-          <w14:ligatures w14:val="none"/>
-        </w:rPr>
-        <w:t xml:space="preserve"> __________________________</w:t>
-      </w:r>
-    </w:p>
-    <w:p>
-      <w:pPr>
-        <w:spacing w:after="200" w:line="276" w:lineRule="auto"/>
-        <w:rPr>
-          <w:rFonts w:ascii="Times New Roman" w:eastAsia="MS Mincho" w:hAnsi="Times New Roman" w:cs="Times New Roman"/>
-          <w:b/>
-          <w:color w:val="000000" w:themeColor="text1"/>
-          <w:kern w:val="0"/>
-          <w:sz w:val="32"/>
-          <w:szCs w:val="22"/>
-          <w:lang w:val="en-US"/>
-          <w14:ligatures w14:val="none"/>
-        </w:rPr>
-      </w:pPr>
-    </w:p>
-    <w:p>
-      <w:pPr>
-        <w:spacing w:after="200" w:line="276" w:lineRule="auto"/>
-        <w:rPr>
-          <w:rFonts w:ascii="Times New Roman" w:eastAsia="MS Mincho" w:hAnsi="Times New Roman" w:cs="Times New Roman"/>
-          <w:b/>
-          <w:color w:val="000000" w:themeColor="text1"/>
-          <w:kern w:val="0"/>
-          <w:sz w:val="32"/>
-          <w:szCs w:val="22"/>
-          <w:lang w:val="en-US"/>
-          <w14:ligatures w14:val="none"/>
-        </w:rPr>
-      </w:pPr>
-    </w:p>
-    <w:p>
-      <w:pPr>
-        <w:spacing w:after="200" w:line="276" w:lineRule="auto"/>
-        <w:jc w:val="center"/>
-        <w:rPr>
-          <w:rFonts w:ascii="Times New Roman" w:eastAsia="MS Mincho" w:hAnsi="Times New Roman" w:cs="Times New Roman"/>
-          <w:color w:val="000000" w:themeColor="text1"/>
-          <w:kern w:val="0"/>
-          <w:sz w:val="22"/>
-          <w:szCs w:val="22"/>
-          <w:lang w:val="en-US"/>
-          <w14:ligatures w14:val="none"/>
-        </w:rPr>
-      </w:pPr>
-      <w:r>
-        <w:rPr>
-          <w:rFonts w:ascii="Times New Roman" w:eastAsia="MS Mincho" w:hAnsi="Times New Roman" w:cs="Times New Roman"/>
-          <w:b/>
-          <w:color w:val="000000" w:themeColor="text1"/>
-          <w:kern w:val="0"/>
-          <w:sz w:val="32"/>
-          <w:szCs w:val="22"/>
-          <w:lang w:val="en-US"/>
-          <w14:ligatures w14:val="none"/>
-        </w:rPr>
-        <w:t>DECLARATION</w:t>
-      </w:r>
-    </w:p>
-    <w:p>
-      <w:pPr>
-        <w:spacing w:after="100" w:line="276" w:lineRule="auto"/>
-        <w:jc w:val="both"/>
-        <w:rPr>
-          <w:rFonts w:ascii="Times New Roman" w:eastAsia="MS Mincho" w:hAnsi="Times New Roman" w:cs="Times New Roman"/>
-          <w:color w:val="000000" w:themeColor="text1"/>
-          <w:kern w:val="0"/>
-          <w:sz w:val="22"/>
-          <w:szCs w:val="22"/>
-          <w14:ligatures w14:val="none"/>
-        </w:rPr>
-      </w:pPr>
-      <w:r>
-        <w:rPr>
-          <w:rFonts w:ascii="Times New Roman" w:eastAsia="MS Mincho" w:hAnsi="Times New Roman" w:cs="Times New Roman"/>
-          <w:color w:val="000000" w:themeColor="text1"/>
-          <w:kern w:val="0"/>
-          <w:sz w:val="22"/>
-          <w:szCs w:val="22"/>
-          <w14:ligatures w14:val="none"/>
-        </w:rPr>
-        <w:t xml:space="preserve">I, </w:t>
-      </w:r>
-      <w:r>
-        <w:rPr>
-          <w:rFonts w:ascii="Times New Roman" w:eastAsia="MS Mincho" w:hAnsi="Times New Roman" w:cs="Times New Roman"/>
-          <w:b/>
-          <w:bCs/>
-          <w:color w:val="000000" w:themeColor="text1"/>
-          <w:kern w:val="0"/>
-          <w:sz w:val="22"/>
-          <w:szCs w:val="22"/>
-          <w14:ligatures w14:val="none"/>
-        </w:rPr>
-        <w:t>Arpit Saxena</w:t>
-      </w:r>
-      <w:r>
-        <w:rPr>
-          <w:rFonts w:ascii="Times New Roman" w:eastAsia="MS Mincho" w:hAnsi="Times New Roman" w:cs="Times New Roman"/>
-          <w:color w:val="000000" w:themeColor="text1"/>
-          <w:kern w:val="0"/>
-          <w:sz w:val="22"/>
-          <w:szCs w:val="22"/>
-          <w14:ligatures w14:val="none"/>
-        </w:rPr>
-        <w:t xml:space="preserve">, hereby declare that the mini-project entitled </w:t>
-      </w:r>
-      <w:r>
-        <w:rPr>
-          <w:rFonts w:ascii="Times New Roman" w:eastAsia="MS Mincho" w:hAnsi="Times New Roman" w:cs="Times New Roman"/>
-          <w:b/>
-          <w:bCs/>
-          <w:color w:val="000000" w:themeColor="text1"/>
-          <w:kern w:val="0"/>
-          <w:sz w:val="22"/>
-          <w:szCs w:val="22"/>
-          <w14:ligatures w14:val="none"/>
-        </w:rPr>
-        <w:t>“Personal Finance and Expense Analytics System”</w:t>
-      </w:r>
-      <w:r>
-        <w:rPr>
-          <w:rFonts w:ascii="Times New Roman" w:eastAsia="MS Mincho" w:hAnsi="Times New Roman" w:cs="Times New Roman"/>
-          <w:color w:val="000000" w:themeColor="text1"/>
-          <w:kern w:val="0"/>
-          <w:sz w:val="22"/>
-          <w:szCs w:val="22"/>
-          <w14:ligatures w14:val="none"/>
-        </w:rPr>
-        <w:t xml:space="preserve"> is my original academic work, carried out as part of the </w:t>
-      </w:r>
-      <w:r>
-        <w:rPr>
-          <w:rFonts w:ascii="Times New Roman" w:eastAsia="MS Mincho" w:hAnsi="Times New Roman" w:cs="Times New Roman"/>
-          <w:b/>
-          <w:bCs/>
-          <w:color w:val="000000" w:themeColor="text1"/>
-          <w:kern w:val="0"/>
-          <w:sz w:val="22"/>
-          <w:szCs w:val="22"/>
-          <w14:ligatures w14:val="none"/>
-        </w:rPr>
-        <w:t>Master of Computer Applications (MCA) – Data Science, 1st Semester</w:t>
-      </w:r>
-      <w:r>
-        <w:rPr>
-          <w:rFonts w:ascii="Times New Roman" w:eastAsia="MS Mincho" w:hAnsi="Times New Roman" w:cs="Times New Roman"/>
-          <w:color w:val="000000" w:themeColor="text1"/>
-          <w:kern w:val="0"/>
-          <w:sz w:val="22"/>
-          <w:szCs w:val="22"/>
-          <w14:ligatures w14:val="none"/>
-        </w:rPr>
-        <w:t xml:space="preserve"> programme at Chandigarh University, Mohali.</w:t>
-      </w:r>
-    </w:p>
-    <w:p>
-      <w:pPr>
-        <w:spacing w:after="100" w:line="276" w:lineRule="auto"/>
-        <w:jc w:val="both"/>
-        <w:rPr>
-          <w:rFonts w:ascii="Times New Roman" w:eastAsia="MS Mincho" w:hAnsi="Times New Roman" w:cs="Times New Roman"/>
-          <w:color w:val="000000" w:themeColor="text1"/>
-          <w:kern w:val="0"/>
-          <w:sz w:val="22"/>
-          <w:szCs w:val="22"/>
-          <w14:ligatures w14:val="none"/>
-        </w:rPr>
-      </w:pPr>
-      <w:r>
-        <w:rPr>
-          <w:rFonts w:ascii="Times New Roman" w:eastAsia="MS Mincho" w:hAnsi="Times New Roman" w:cs="Times New Roman"/>
-          <w:color w:val="000000" w:themeColor="text1"/>
-          <w:kern w:val="0"/>
-          <w:sz w:val="22"/>
-          <w:szCs w:val="22"/>
-          <w14:ligatures w14:val="none"/>
-        </w:rPr>
-        <w:t xml:space="preserve">The project has been developed as part of the </w:t>
-      </w:r>
-      <w:r>
-        <w:rPr>
-          <w:rFonts w:ascii="Times New Roman" w:eastAsia="MS Mincho" w:hAnsi="Times New Roman" w:cs="Times New Roman"/>
-          <w:b/>
-          <w:bCs/>
-          <w:color w:val="000000" w:themeColor="text1"/>
-          <w:kern w:val="0"/>
-          <w:sz w:val="22"/>
-          <w:szCs w:val="22"/>
-          <w14:ligatures w14:val="none"/>
-        </w:rPr>
-        <w:t>Python Programming Lab</w:t>
-      </w:r>
-      <w:r>
-        <w:rPr>
-          <w:rFonts w:ascii="Times New Roman" w:eastAsia="MS Mincho" w:hAnsi="Times New Roman" w:cs="Times New Roman"/>
-          <w:color w:val="000000" w:themeColor="text1"/>
-          <w:kern w:val="0"/>
-          <w:sz w:val="22"/>
-          <w:szCs w:val="22"/>
-          <w14:ligatures w14:val="none"/>
-        </w:rPr>
-        <w:t xml:space="preserve"> during the academic session </w:t>
-      </w:r>
-      <w:r>
-        <w:rPr>
-          <w:rFonts w:ascii="Times New Roman" w:eastAsia="MS Mincho" w:hAnsi="Times New Roman" w:cs="Times New Roman"/>
-          <w:b/>
-          <w:bCs/>
-          <w:color w:val="000000" w:themeColor="text1"/>
-          <w:kern w:val="0"/>
-          <w:sz w:val="22"/>
-          <w:szCs w:val="22"/>
-          <w14:ligatures w14:val="none"/>
-        </w:rPr>
-        <w:t>2026–2027</w:t>
-      </w:r>
-      <w:r>
-        <w:rPr>
-          <w:rFonts w:ascii="Times New Roman" w:eastAsia="MS Mincho" w:hAnsi="Times New Roman" w:cs="Times New Roman"/>
-          <w:color w:val="000000" w:themeColor="text1"/>
-          <w:kern w:val="0"/>
-          <w:sz w:val="22"/>
-          <w:szCs w:val="22"/>
-          <w14:ligatures w14:val="none"/>
-        </w:rPr>
-        <w:t>. The work presented in this report reflects my understanding and practical application of Python programming, database management, data analytics, and data visualization.</w:t>
-      </w:r>
-    </w:p>
-    <w:p>
-      <w:pPr>
-        <w:spacing w:after="100" w:line="276" w:lineRule="auto"/>
-        <w:jc w:val="both"/>
-        <w:rPr>
-          <w:rFonts w:ascii="Times New Roman" w:eastAsia="MS Mincho" w:hAnsi="Times New Roman" w:cs="Times New Roman"/>
-          <w:color w:val="000000" w:themeColor="text1"/>
-          <w:kern w:val="0"/>
-          <w:sz w:val="22"/>
-          <w:szCs w:val="22"/>
-          <w14:ligatures w14:val="none"/>
-        </w:rPr>
-      </w:pPr>
-      <w:r>
-        <w:rPr>
-          <w:rFonts w:ascii="Times New Roman" w:eastAsia="MS Mincho" w:hAnsi="Times New Roman" w:cs="Times New Roman"/>
-          <w:color w:val="000000" w:themeColor="text1"/>
-          <w:kern w:val="0"/>
-          <w:sz w:val="22"/>
-          <w:szCs w:val="22"/>
-          <w14:ligatures w14:val="none"/>
-        </w:rPr>
-        <w:t xml:space="preserve">I hereby declare that this project report has been prepared for academic purposes and that the work presented is submitted in partial </w:t>
-      </w:r>
-      <w:proofErr w:type="spellStart"/>
-      <w:r>
-        <w:rPr>
-          <w:rFonts w:ascii="Times New Roman" w:eastAsia="MS Mincho" w:hAnsi="Times New Roman" w:cs="Times New Roman"/>
-          <w:color w:val="000000" w:themeColor="text1"/>
-          <w:kern w:val="0"/>
-          <w:sz w:val="22"/>
-          <w:szCs w:val="22"/>
-          <w14:ligatures w14:val="none"/>
-        </w:rPr>
-        <w:t>fulfillment</w:t>
-      </w:r>
-      <w:proofErr w:type="spellEnd"/>
-      <w:r>
-        <w:rPr>
-          <w:rFonts w:ascii="Times New Roman" w:eastAsia="MS Mincho" w:hAnsi="Times New Roman" w:cs="Times New Roman"/>
-          <w:color w:val="000000" w:themeColor="text1"/>
-          <w:kern w:val="0"/>
-          <w:sz w:val="22"/>
-          <w:szCs w:val="22"/>
-          <w14:ligatures w14:val="none"/>
-        </w:rPr>
-        <w:t xml:space="preserve"> of the academic requirements of the MCA (Data Science) programme.</w:t>
-      </w:r>
-    </w:p>
-    <w:p>
-      <w:pPr>
-        <w:spacing w:after="100" w:line="276" w:lineRule="auto"/>
-        <w:rPr>
-          <w:rFonts w:ascii="Times New Roman" w:eastAsia="MS Mincho" w:hAnsi="Times New Roman" w:cs="Times New Roman"/>
-          <w:color w:val="000000" w:themeColor="text1"/>
-          <w:kern w:val="0"/>
-          <w:sz w:val="22"/>
-          <w:szCs w:val="22"/>
-          <w14:ligatures w14:val="none"/>
-        </w:rPr>
-      </w:pPr>
-      <w:r>
-        <w:rPr>
-          <w:rFonts w:ascii="Times New Roman" w:eastAsia="MS Mincho" w:hAnsi="Times New Roman" w:cs="Times New Roman"/>
-          <w:b/>
-          <w:bCs/>
-          <w:color w:val="000000" w:themeColor="text1"/>
-          <w:kern w:val="0"/>
-          <w:sz w:val="22"/>
-          <w:szCs w:val="22"/>
-          <w14:ligatures w14:val="none"/>
-        </w:rPr>
-        <w:t>Student Signature:</w:t>
-      </w:r>
-      <w:r>
-        <w:rPr>
-          <w:rFonts w:ascii="Times New Roman" w:eastAsia="MS Mincho" w:hAnsi="Times New Roman" w:cs="Times New Roman"/>
-          <w:color w:val="000000" w:themeColor="text1"/>
-          <w:kern w:val="0"/>
-          <w:sz w:val="22"/>
-          <w:szCs w:val="22"/>
-          <w14:ligatures w14:val="none"/>
-        </w:rPr>
-        <w:t xml:space="preserve"> __________________________</w:t>
-      </w:r>
-    </w:p>
-    <w:p>
-      <w:pPr>
-        <w:spacing w:after="100" w:line="276" w:lineRule="auto"/>
-        <w:rPr>
-          <w:rFonts w:ascii="Times New Roman" w:eastAsia="MS Mincho" w:hAnsi="Times New Roman" w:cs="Times New Roman"/>
-          <w:color w:val="000000" w:themeColor="text1"/>
-          <w:kern w:val="0"/>
-          <w:sz w:val="22"/>
-          <w:szCs w:val="22"/>
-          <w14:ligatures w14:val="none"/>
-        </w:rPr>
-      </w:pPr>
-      <w:r>
-        <w:rPr>
-          <w:rFonts w:ascii="Times New Roman" w:eastAsia="MS Mincho" w:hAnsi="Times New Roman" w:cs="Times New Roman"/>
-          <w:b/>
-          <w:bCs/>
-          <w:color w:val="000000" w:themeColor="text1"/>
-          <w:kern w:val="0"/>
-          <w:sz w:val="22"/>
-          <w:szCs w:val="22"/>
-          <w14:ligatures w14:val="none"/>
-        </w:rPr>
-        <w:t>Date:</w:t>
-      </w:r>
-      <w:r>
-        <w:rPr>
-          <w:rFonts w:ascii="Times New Roman" w:eastAsia="MS Mincho" w:hAnsi="Times New Roman" w:cs="Times New Roman"/>
-          <w:color w:val="000000" w:themeColor="text1"/>
-          <w:kern w:val="0"/>
-          <w:sz w:val="22"/>
-          <w:szCs w:val="22"/>
-          <w14:ligatures w14:val="none"/>
-        </w:rPr>
-        <w:t xml:space="preserve"> __________________________</w:t>
-      </w:r>
-    </w:p>
-    <w:p>
-      <w:pPr>
-        <w:spacing w:after="100" w:line="276" w:lineRule="auto"/>
-        <w:rPr>
-          <w:rFonts w:ascii="Times New Roman" w:eastAsia="MS Mincho" w:hAnsi="Times New Roman" w:cs="Times New Roman"/>
-          <w:b/>
-          <w:color w:val="000000" w:themeColor="text1"/>
-          <w:kern w:val="0"/>
-          <w:sz w:val="32"/>
-          <w:szCs w:val="22"/>
-          <w:lang w:val="en-US"/>
-          <w14:ligatures w14:val="none"/>
-        </w:rPr>
-      </w:pPr>
-    </w:p>
-    <w:p>
-      <w:pPr>
-        <w:spacing w:after="200" w:line="276" w:lineRule="auto"/>
-        <w:jc w:val="center"/>
-        <w:rPr>
-          <w:rFonts w:ascii="Times New Roman" w:eastAsia="MS Mincho" w:hAnsi="Times New Roman" w:cs="Times New Roman"/>
-          <w:b/>
-          <w:color w:val="000000" w:themeColor="text1"/>
-          <w:kern w:val="0"/>
-          <w:sz w:val="32"/>
-          <w:szCs w:val="22"/>
-          <w:lang w:val="en-US"/>
-          <w14:ligatures w14:val="none"/>
-        </w:rPr>
-      </w:pPr>
-    </w:p>
-    <w:p>
-      <w:pPr>
-        <w:spacing w:after="200" w:line="276" w:lineRule="auto"/>
-        <w:jc w:val="center"/>
-        <w:rPr>
-          <w:rFonts w:ascii="Times New Roman" w:eastAsia="MS Mincho" w:hAnsi="Times New Roman" w:cs="Times New Roman"/>
-          <w:b/>
-          <w:color w:val="000000" w:themeColor="text1"/>
-          <w:kern w:val="0"/>
-          <w:sz w:val="32"/>
-          <w:szCs w:val="22"/>
-          <w:lang w:val="en-US"/>
-          <w14:ligatures w14:val="none"/>
-        </w:rPr>
-      </w:pPr>
-    </w:p>
-    <w:p>
-      <w:pPr>
-        <w:spacing w:after="200" w:line="276" w:lineRule="auto"/>
-        <w:jc w:val="center"/>
-        <w:rPr>
-          <w:rFonts w:ascii="Times New Roman" w:eastAsia="MS Mincho" w:hAnsi="Times New Roman" w:cs="Times New Roman"/>
-          <w:color w:val="000000" w:themeColor="text1"/>
-          <w:kern w:val="0"/>
-          <w:sz w:val="22"/>
-          <w:szCs w:val="22"/>
-          <w:lang w:val="en-US"/>
-          <w14:ligatures w14:val="none"/>
-        </w:rPr>
-      </w:pPr>
-      <w:r>
-        <w:rPr>
-          <w:rFonts w:ascii="Times New Roman" w:eastAsia="MS Mincho" w:hAnsi="Times New Roman" w:cs="Times New Roman"/>
-          <w:b/>
-          <w:color w:val="000000" w:themeColor="text1"/>
-          <w:kern w:val="0"/>
-          <w:sz w:val="32"/>
-          <w:szCs w:val="22"/>
-          <w:lang w:val="en-US"/>
-          <w14:ligatures w14:val="none"/>
-        </w:rPr>
-        <w:lastRenderedPageBreak/>
-        <w:t>ACKNOWLEDGEMENT</w:t>
-      </w:r>
-    </w:p>
-    <w:p>
-      <w:pPr>
-        <w:spacing w:after="200" w:line="276" w:lineRule="auto"/>
-        <w:jc w:val="both"/>
-        <w:rPr>
-          <w:rFonts w:ascii="Times New Roman" w:eastAsia="MS Mincho" w:hAnsi="Times New Roman" w:cs="Times New Roman"/>
-          <w:color w:val="000000" w:themeColor="text1"/>
-          <w:kern w:val="0"/>
-          <w:sz w:val="22"/>
-          <w:szCs w:val="22"/>
-          <w14:ligatures w14:val="none"/>
-        </w:rPr>
-      </w:pPr>
-      <w:r>
-        <w:rPr>
-          <w:rFonts w:ascii="Times New Roman" w:eastAsia="MS Mincho" w:hAnsi="Times New Roman" w:cs="Times New Roman"/>
-          <w:color w:val="000000" w:themeColor="text1"/>
-          <w:kern w:val="0"/>
-          <w:sz w:val="22"/>
-          <w:szCs w:val="22"/>
-          <w14:ligatures w14:val="none"/>
-        </w:rPr>
-        <w:t xml:space="preserve">I would like to express my sincere gratitude to </w:t>
-      </w:r>
-      <w:r>
-        <w:rPr>
-          <w:rFonts w:ascii="Times New Roman" w:eastAsia="MS Mincho" w:hAnsi="Times New Roman" w:cs="Times New Roman"/>
-          <w:b/>
-          <w:bCs/>
-          <w:color w:val="000000" w:themeColor="text1"/>
-          <w:kern w:val="0"/>
-          <w:sz w:val="22"/>
-          <w:szCs w:val="22"/>
-          <w14:ligatures w14:val="none"/>
-        </w:rPr>
-        <w:t>Mr</w:t>
-      </w:r>
-      <w:r>
-        <w:rPr>
-          <w:rFonts w:ascii="Times New Roman" w:eastAsia="MS Mincho" w:hAnsi="Times New Roman" w:cs="Times New Roman"/>
-          <w:b/>
-          <w:bCs/>
-          <w:color w:val="000000" w:themeColor="text1"/>
-          <w:kern w:val="0"/>
-          <w:sz w:val="22"/>
-          <w:szCs w:val="22"/>
-          <w14:ligatures w14:val="none"/>
-        </w:rPr>
-        <w:t>s</w:t>
-      </w:r>
-      <w:r>
-        <w:rPr>
-          <w:rFonts w:ascii="Times New Roman" w:eastAsia="MS Mincho" w:hAnsi="Times New Roman" w:cs="Times New Roman"/>
-          <w:b/>
-          <w:bCs/>
-          <w:color w:val="000000" w:themeColor="text1"/>
-          <w:kern w:val="0"/>
-          <w:sz w:val="22"/>
-          <w:szCs w:val="22"/>
-          <w14:ligatures w14:val="none"/>
-        </w:rPr>
-        <w:t xml:space="preserve">. </w:t>
+        <w:t xml:space="preserve">Mrs. </w:t>
       </w:r>
       <w:proofErr w:type="spellStart"/>
       <w:r>
@@ -6422,6 +6414,7 @@
       <w:r>
         <w:rPr>
           <w:rFonts w:ascii="Times New Roman" w:eastAsia="MS Mincho" w:hAnsi="Times New Roman" w:cs="Times New Roman"/>
+          <w:noProof/>
           <w:color w:val="000000" w:themeColor="text1"/>
           <w:kern w:val="0"/>
           <w:sz w:val="22"/>
@@ -13669,6 +13662,7 @@
       <w:r>
         <w:rPr>
           <w:rFonts w:ascii="Times New Roman" w:eastAsia="MS Mincho" w:hAnsi="Times New Roman" w:cs="Times New Roman"/>
+          <w:noProof/>
           <w:color w:val="000000" w:themeColor="text1"/>
           <w:kern w:val="0"/>
           <w:sz w:val="22"/>
@@ -13799,6 +13793,7 @@
       <w:r>
         <w:rPr>
           <w:rFonts w:ascii="Times New Roman" w:eastAsia="MS Mincho" w:hAnsi="Times New Roman" w:cs="Times New Roman"/>
+          <w:noProof/>
           <w:color w:val="000000" w:themeColor="text1"/>
           <w:kern w:val="0"/>
           <w:sz w:val="22"/>
@@ -13903,6 +13898,7 @@
       <w:r>
         <w:rPr>
           <w:rFonts w:ascii="Times New Roman" w:eastAsia="MS Mincho" w:hAnsi="Times New Roman" w:cs="Times New Roman"/>
+          <w:noProof/>
           <w:color w:val="000000" w:themeColor="text1"/>
           <w:kern w:val="0"/>
           <w:sz w:val="22"/>
@@ -14058,6 +14054,7 @@
       <w:r>
         <w:rPr>
           <w:rFonts w:ascii="Times New Roman" w:eastAsia="MS Mincho" w:hAnsi="Times New Roman" w:cs="Times New Roman"/>
+          <w:noProof/>
           <w:color w:val="000000" w:themeColor="text1"/>
           <w:kern w:val="0"/>
           <w:sz w:val="22"/>
@@ -14187,6 +14184,7 @@
       <w:r>
         <w:rPr>
           <w:rFonts w:ascii="Times New Roman" w:eastAsia="MS Mincho" w:hAnsi="Times New Roman" w:cs="Times New Roman"/>
+          <w:noProof/>
           <w:color w:val="000000" w:themeColor="text1"/>
           <w:kern w:val="0"/>
           <w:sz w:val="22"/>
@@ -14391,9 +14389,9 @@
         </w:rPr>
         <w:lastRenderedPageBreak/>
         <w:drawing>
-          <wp:inline distT="0" distB="0" distL="0" distR="0" wp14:anchorId="559EFDC9" wp14:editId="5B9C5502">
-            <wp:extent cx="5723659" cy="2622011"/>
-            <wp:effectExtent l="19050" t="19050" r="10795" b="26035"/>
+          <wp:inline distT="0" distB="0" distL="0" distR="0" wp14:anchorId="559EFDC9" wp14:editId="43D61070">
+            <wp:extent cx="5976860" cy="2738004"/>
+            <wp:effectExtent l="19050" t="19050" r="24130" b="24765"/>
             <wp:docPr id="1" name="Picture 1"/>
             <wp:cNvGraphicFramePr>
               <a:graphicFrameLocks xmlns:a="http://schemas.openxmlformats.org/drawingml/2006/main" noChangeAspect="1"/>
@@ -14414,7 +14412,7 @@
                   <pic:spPr>
                     <a:xfrm>
                       <a:off x="0" y="0"/>
-                      <a:ext cx="5741937" cy="2630384"/>
+                      <a:ext cx="5993718" cy="2745726"/>
                     </a:xfrm>
                     <a:prstGeom prst="rect">
                       <a:avLst/>
@@ -14528,7 +14526,7 @@
     </w:p>
     <w:p>
       <w:pPr>
-        <w:spacing w:line="276" w:lineRule="auto"/>
+        <w:spacing w:after="0" w:line="276" w:lineRule="auto"/>
         <w:outlineLvl w:val="2"/>
         <w:rPr>
           <w:rFonts w:ascii="Times New Roman" w:eastAsia="Times New Roman" w:hAnsi="Times New Roman" w:cs="Times New Roman"/>
@@ -14648,7 +14646,7 @@
     </w:p>
     <w:p>
       <w:pPr>
-        <w:spacing w:line="276" w:lineRule="auto"/>
+        <w:spacing w:after="0" w:line="276" w:lineRule="auto"/>
         <w:outlineLvl w:val="2"/>
         <w:rPr>
           <w:rFonts w:ascii="Times New Roman" w:eastAsia="Times New Roman" w:hAnsi="Times New Roman" w:cs="Times New Roman"/>
@@ -14702,20 +14700,20 @@
     </w:p>
     <w:p>
       <w:pPr>
+        <w:spacing w:line="276" w:lineRule="auto"/>
+        <w:rPr>
+          <w:rFonts w:ascii="Times New Roman" w:eastAsia="MS Mincho" w:hAnsi="Times New Roman" w:cs="Times New Roman"/>
+          <w:color w:val="000000" w:themeColor="text1"/>
+          <w:kern w:val="0"/>
+          <w:sz w:val="22"/>
+          <w:szCs w:val="22"/>
+          <w14:ligatures w14:val="none"/>
+        </w:rPr>
+      </w:pPr>
+    </w:p>
+    <w:p>
+      <w:pPr>
         <w:spacing w:after="0" w:line="276" w:lineRule="auto"/>
-        <w:rPr>
-          <w:rFonts w:ascii="Times New Roman" w:eastAsia="MS Mincho" w:hAnsi="Times New Roman" w:cs="Times New Roman"/>
-          <w:color w:val="000000" w:themeColor="text1"/>
-          <w:kern w:val="0"/>
-          <w:sz w:val="22"/>
-          <w:szCs w:val="22"/>
-          <w14:ligatures w14:val="none"/>
-        </w:rPr>
-      </w:pPr>
-    </w:p>
-    <w:p>
-      <w:pPr>
-        <w:spacing w:before="240" w:after="0" w:line="276" w:lineRule="auto"/>
         <w:rPr>
           <w:rFonts w:ascii="Times New Roman" w:eastAsia="MS Mincho" w:hAnsi="Times New Roman" w:cs="Times New Roman"/>
           <w:b/>
@@ -14740,7 +14738,35 @@
           <w:lang w:val="en-US"/>
           <w14:ligatures w14:val="none"/>
         </w:rPr>
-        <w:t>17. REFERENCES</w:t>
+        <w:t>1</w:t>
+      </w:r>
+      <w:r>
+        <w:rPr>
+          <w:rFonts w:ascii="Times New Roman" w:eastAsia="MS Mincho" w:hAnsi="Times New Roman" w:cs="Times New Roman"/>
+          <w:b/>
+          <w:bCs/>
+          <w:color w:val="000000" w:themeColor="text1"/>
+          <w:kern w:val="0"/>
+          <w:sz w:val="32"/>
+          <w:szCs w:val="22"/>
+          <w:lang w:val="en-US"/>
+          <w14:ligatures w14:val="none"/>
+        </w:rPr>
+        <w:t>6</w:t>
+      </w:r>
+      <w:r>
+        <w:rPr>
+          <w:rFonts w:ascii="Times New Roman" w:eastAsia="MS Mincho" w:hAnsi="Times New Roman" w:cs="Times New Roman"/>
+          <w:b/>
+          <w:bCs/>
+          <w:color w:val="000000" w:themeColor="text1"/>
+          <w:kern w:val="0"/>
+          <w:sz w:val="32"/>
+          <w:szCs w:val="22"/>
+          <w:lang w:val="en-US"/>
+          <w14:ligatures w14:val="none"/>
+        </w:rPr>
+        <w:t>. REFERENCES</w:t>
       </w:r>
     </w:p>
     <w:p>
@@ -14749,7 +14775,7 @@
           <w:ilvl w:val="0"/>
           <w:numId w:val="14"/>
         </w:numPr>
-        <w:spacing w:before="240" w:line="276" w:lineRule="auto"/>
+        <w:spacing w:after="0" w:line="240" w:lineRule="auto"/>
         <w:rPr>
           <w:rFonts w:ascii="Times New Roman" w:eastAsia="MS Mincho" w:hAnsi="Times New Roman" w:cs="Times New Roman"/>
           <w:color w:val="000000" w:themeColor="text1"/>
@@ -14815,7 +14841,7 @@
           <w:ilvl w:val="0"/>
           <w:numId w:val="14"/>
         </w:numPr>
-        <w:spacing w:before="240" w:line="276" w:lineRule="auto"/>
+        <w:spacing w:after="0" w:line="240" w:lineRule="auto"/>
         <w:rPr>
           <w:rFonts w:ascii="Times New Roman" w:eastAsia="MS Mincho" w:hAnsi="Times New Roman" w:cs="Times New Roman"/>
           <w:color w:val="000000" w:themeColor="text1"/>
@@ -14881,7 +14907,7 @@
           <w:ilvl w:val="0"/>
           <w:numId w:val="14"/>
         </w:numPr>
-        <w:spacing w:before="240" w:line="276" w:lineRule="auto"/>
+        <w:spacing w:after="0" w:line="240" w:lineRule="auto"/>
         <w:rPr>
           <w:rFonts w:ascii="Times New Roman" w:eastAsia="MS Mincho" w:hAnsi="Times New Roman" w:cs="Times New Roman"/>
           <w:color w:val="000000" w:themeColor="text1"/>
@@ -14947,26 +14973,25 @@
           <w:ilvl w:val="0"/>
           <w:numId w:val="14"/>
         </w:numPr>
-        <w:spacing w:before="240" w:line="276" w:lineRule="auto"/>
-        <w:rPr>
-          <w:rFonts w:ascii="Times New Roman" w:eastAsia="MS Mincho" w:hAnsi="Times New Roman" w:cs="Times New Roman"/>
-          <w:color w:val="000000" w:themeColor="text1"/>
-          <w:kern w:val="0"/>
-          <w:sz w:val="22"/>
-          <w:szCs w:val="22"/>
-          <w14:ligatures w14:val="none"/>
-        </w:rPr>
-      </w:pPr>
-      <w:r>
-        <w:rPr>
-          <w:rFonts w:ascii="Times New Roman" w:eastAsia="MS Mincho" w:hAnsi="Times New Roman" w:cs="Times New Roman"/>
-          <w:color w:val="000000" w:themeColor="text1"/>
-          <w:kern w:val="0"/>
-          <w:sz w:val="22"/>
-          <w:szCs w:val="22"/>
-          <w14:ligatures w14:val="none"/>
-        </w:rPr>
-        <w:lastRenderedPageBreak/>
+        <w:spacing w:after="0" w:line="240" w:lineRule="auto"/>
+        <w:rPr>
+          <w:rFonts w:ascii="Times New Roman" w:eastAsia="MS Mincho" w:hAnsi="Times New Roman" w:cs="Times New Roman"/>
+          <w:color w:val="000000" w:themeColor="text1"/>
+          <w:kern w:val="0"/>
+          <w:sz w:val="22"/>
+          <w:szCs w:val="22"/>
+          <w14:ligatures w14:val="none"/>
+        </w:rPr>
+      </w:pPr>
+      <w:r>
+        <w:rPr>
+          <w:rFonts w:ascii="Times New Roman" w:eastAsia="MS Mincho" w:hAnsi="Times New Roman" w:cs="Times New Roman"/>
+          <w:color w:val="000000" w:themeColor="text1"/>
+          <w:kern w:val="0"/>
+          <w:sz w:val="22"/>
+          <w:szCs w:val="22"/>
+          <w14:ligatures w14:val="none"/>
+        </w:rPr>
         <w:t xml:space="preserve">NumPy Developers, </w:t>
       </w:r>
       <w:r>
@@ -15014,7 +15039,7 @@
           <w:ilvl w:val="0"/>
           <w:numId w:val="14"/>
         </w:numPr>
-        <w:spacing w:before="240" w:line="276" w:lineRule="auto"/>
+        <w:spacing w:after="0" w:line="240" w:lineRule="auto"/>
         <w:rPr>
           <w:rFonts w:ascii="Times New Roman" w:eastAsia="MS Mincho" w:hAnsi="Times New Roman" w:cs="Times New Roman"/>
           <w:color w:val="000000" w:themeColor="text1"/>
@@ -15080,7 +15105,7 @@
           <w:ilvl w:val="0"/>
           <w:numId w:val="14"/>
         </w:numPr>
-        <w:spacing w:before="240" w:line="276" w:lineRule="auto"/>
+        <w:spacing w:after="0" w:line="240" w:lineRule="auto"/>
         <w:rPr>
           <w:rFonts w:ascii="Times New Roman" w:eastAsia="MS Mincho" w:hAnsi="Times New Roman" w:cs="Times New Roman"/>
           <w:color w:val="000000" w:themeColor="text1"/>
@@ -15189,7 +15214,7 @@
           <w:ilvl w:val="0"/>
           <w:numId w:val="14"/>
         </w:numPr>
-        <w:spacing w:before="240" w:line="276" w:lineRule="auto"/>
+        <w:spacing w:after="0" w:line="240" w:lineRule="auto"/>
         <w:rPr>
           <w:rFonts w:ascii="Times New Roman" w:eastAsia="MS Mincho" w:hAnsi="Times New Roman" w:cs="Times New Roman"/>
           <w:color w:val="000000" w:themeColor="text1"/>
@@ -17806,7 +17831,6 @@
     <w:next w:val="Normal"/>
     <w:link w:val="Heading2Char"/>
     <w:uiPriority w:val="9"/>
-    <w:semiHidden/>
     <w:unhideWhenUsed/>
     <w:qFormat/>
     <w:rsid w:val="005B01BB"/>
@@ -18021,7 +18045,6 @@
     <w:basedOn w:val="DefaultParagraphFont"/>
     <w:link w:val="Heading2"/>
     <w:uiPriority w:val="9"/>
-    <w:semiHidden/>
     <w:rsid w:val="005B01BB"/>
     <w:rPr>
       <w:rFonts w:asciiTheme="majorHAnsi" w:eastAsiaTheme="majorEastAsia" w:hAnsiTheme="majorHAnsi" w:cstheme="majorBidi"/>

--- a/reports_and_docs/Python Report Final Draft.docx
+++ b/reports_and_docs/Python Report Final Draft.docx
@@ -511,7 +511,6 @@
         </w:rPr>
         <w:tab/>
       </w:r>
-      <w:proofErr w:type="spellStart"/>
       <w:r>
         <w:rPr>
           <w:rFonts w:ascii="Times New Roman" w:eastAsia="MS Mincho" w:hAnsi="Times New Roman" w:cs="Times New Roman"/>
@@ -521,19 +520,7 @@
           <w:szCs w:val="28"/>
           <w14:ligatures w14:val="none"/>
         </w:rPr>
-        <w:t>Pawandeep</w:t>
-      </w:r>
-      <w:proofErr w:type="spellEnd"/>
-      <w:r>
-        <w:rPr>
-          <w:rFonts w:ascii="Times New Roman" w:eastAsia="MS Mincho" w:hAnsi="Times New Roman" w:cs="Times New Roman"/>
-          <w:color w:val="000000" w:themeColor="text1"/>
-          <w:kern w:val="0"/>
-          <w:sz w:val="28"/>
-          <w:szCs w:val="28"/>
-          <w14:ligatures w14:val="none"/>
-        </w:rPr>
-        <w:t xml:space="preserve"> Sharma</w:t>
+        <w:t>Pawandeep Sharma</w:t>
       </w:r>
     </w:p>
     <w:p>
@@ -1023,31 +1010,7 @@
           <w:lang w:val="en-US"/>
           <w14:ligatures w14:val="none"/>
         </w:rPr>
-        <w:t xml:space="preserve"> </w:t>
-      </w:r>
-      <w:proofErr w:type="spellStart"/>
-      <w:r>
-        <w:rPr>
-          <w:rFonts w:ascii="Times New Roman" w:eastAsia="MS Mincho" w:hAnsi="Times New Roman" w:cs="Times New Roman"/>
-          <w:b/>
-          <w:color w:val="000000" w:themeColor="text1"/>
-          <w:kern w:val="0"/>
-          <w:lang w:val="en-US"/>
-          <w14:ligatures w14:val="none"/>
-        </w:rPr>
-        <w:t>Gharuan</w:t>
-      </w:r>
-      <w:proofErr w:type="spellEnd"/>
-      <w:r>
-        <w:rPr>
-          <w:rFonts w:ascii="Times New Roman" w:eastAsia="MS Mincho" w:hAnsi="Times New Roman" w:cs="Times New Roman"/>
-          <w:b/>
-          <w:color w:val="000000" w:themeColor="text1"/>
-          <w:kern w:val="0"/>
-          <w:lang w:val="en-US"/>
-          <w14:ligatures w14:val="none"/>
-        </w:rPr>
-        <w:t>, Mohali, Punjab, India-140413</w:t>
+        <w:t xml:space="preserve"> Gharuan, Mohali, Punjab, India-140413</w:t>
       </w:r>
     </w:p>
     <w:p>
@@ -3044,7 +3007,18 @@
                 <w:szCs w:val="32"/>
                 <w:lang w:val="en-IN"/>
               </w:rPr>
-              <w:t>12–14</w:t>
+              <w:t>12–1</w:t>
+            </w:r>
+            <w:r>
+              <w:rPr>
+                <w:rFonts w:ascii="Times New Roman" w:hAnsi="Times New Roman" w:cs="Times New Roman"/>
+                <w:bCs/>
+                <w:color w:val="000000" w:themeColor="text1"/>
+                <w:sz w:val="32"/>
+                <w:szCs w:val="32"/>
+                <w:lang w:val="en-IN"/>
+              </w:rPr>
+              <w:t>5</w:t>
             </w:r>
           </w:p>
         </w:tc>
@@ -3146,7 +3120,18 @@
                 <w:szCs w:val="32"/>
                 <w:lang w:val="en-IN"/>
               </w:rPr>
-              <w:t>14</w:t>
+              <w:t>1</w:t>
+            </w:r>
+            <w:r>
+              <w:rPr>
+                <w:rFonts w:ascii="Times New Roman" w:hAnsi="Times New Roman" w:cs="Times New Roman"/>
+                <w:bCs/>
+                <w:color w:val="000000" w:themeColor="text1"/>
+                <w:sz w:val="32"/>
+                <w:szCs w:val="32"/>
+                <w:lang w:val="en-IN"/>
+              </w:rPr>
+              <w:t>6</w:t>
             </w:r>
           </w:p>
         </w:tc>
@@ -3248,7 +3233,7 @@
                 <w:szCs w:val="32"/>
                 <w:lang w:val="en-IN"/>
               </w:rPr>
-              <w:t>14–15</w:t>
+              <w:t>16</w:t>
             </w:r>
           </w:p>
         </w:tc>
@@ -3499,31 +3484,7 @@
           <w:szCs w:val="22"/>
           <w14:ligatures w14:val="none"/>
         </w:rPr>
-        <w:t xml:space="preserve">The project demonstrates the practical application of Python programming, SQLite database management, NumPy, Pandas, Matplotlib, and </w:t>
-      </w:r>
-      <w:proofErr w:type="spellStart"/>
-      <w:r>
-        <w:rPr>
-          <w:rFonts w:ascii="Times New Roman" w:eastAsia="MS Mincho" w:hAnsi="Times New Roman" w:cs="Times New Roman"/>
-          <w:color w:val="000000" w:themeColor="text1"/>
-          <w:kern w:val="0"/>
-          <w:sz w:val="22"/>
-          <w:szCs w:val="22"/>
-          <w14:ligatures w14:val="none"/>
-        </w:rPr>
-        <w:t>Tkinter</w:t>
-      </w:r>
-      <w:proofErr w:type="spellEnd"/>
-      <w:r>
-        <w:rPr>
-          <w:rFonts w:ascii="Times New Roman" w:eastAsia="MS Mincho" w:hAnsi="Times New Roman" w:cs="Times New Roman"/>
-          <w:color w:val="000000" w:themeColor="text1"/>
-          <w:kern w:val="0"/>
-          <w:sz w:val="22"/>
-          <w:szCs w:val="22"/>
-          <w14:ligatures w14:val="none"/>
-        </w:rPr>
-        <w:t xml:space="preserve"> in developing a desktop application for personal financial management, expense tracking, budget monitoring, statistical analysis, and data visualization.</w:t>
+        <w:t>The project demonstrates the practical application of Python programming, SQLite database management, NumPy, Pandas, Matplotlib, and Tkinter in developing a desktop application for personal financial management, expense tracking, budget monitoring, statistical analysis, and data visualization.</w:t>
       </w:r>
     </w:p>
     <w:p>
@@ -3548,31 +3509,7 @@
           <w:szCs w:val="22"/>
           <w14:ligatures w14:val="none"/>
         </w:rPr>
-        <w:t xml:space="preserve">The project has been completed under faculty guidance and is submitted in partial </w:t>
-      </w:r>
-      <w:proofErr w:type="spellStart"/>
-      <w:r>
-        <w:rPr>
-          <w:rFonts w:ascii="Times New Roman" w:eastAsia="MS Mincho" w:hAnsi="Times New Roman" w:cs="Times New Roman"/>
-          <w:color w:val="000000" w:themeColor="text1"/>
-          <w:kern w:val="0"/>
-          <w:sz w:val="22"/>
-          <w:szCs w:val="22"/>
-          <w14:ligatures w14:val="none"/>
-        </w:rPr>
-        <w:t>fulfillment</w:t>
-      </w:r>
-      <w:proofErr w:type="spellEnd"/>
-      <w:r>
-        <w:rPr>
-          <w:rFonts w:ascii="Times New Roman" w:eastAsia="MS Mincho" w:hAnsi="Times New Roman" w:cs="Times New Roman"/>
-          <w:color w:val="000000" w:themeColor="text1"/>
-          <w:kern w:val="0"/>
-          <w:sz w:val="22"/>
-          <w:szCs w:val="22"/>
-          <w14:ligatures w14:val="none"/>
-        </w:rPr>
-        <w:t xml:space="preserve"> of the academic requirements of the MCA (Data Science) programme.</w:t>
+        <w:t>The project has been completed under faculty guidance and is submitted in partial fulfillment of the academic requirements of the MCA (Data Science) programme.</w:t>
       </w:r>
     </w:p>
     <w:p>
@@ -3936,31 +3873,7 @@
           <w:szCs w:val="22"/>
           <w14:ligatures w14:val="none"/>
         </w:rPr>
-        <w:t xml:space="preserve">I hereby declare that this project report has been prepared for academic purposes and that the work presented is submitted in partial </w:t>
-      </w:r>
-      <w:proofErr w:type="spellStart"/>
-      <w:r>
-        <w:rPr>
-          <w:rFonts w:ascii="Times New Roman" w:eastAsia="MS Mincho" w:hAnsi="Times New Roman" w:cs="Times New Roman"/>
-          <w:color w:val="000000" w:themeColor="text1"/>
-          <w:kern w:val="0"/>
-          <w:sz w:val="22"/>
-          <w:szCs w:val="22"/>
-          <w14:ligatures w14:val="none"/>
-        </w:rPr>
-        <w:t>fulfillment</w:t>
-      </w:r>
-      <w:proofErr w:type="spellEnd"/>
-      <w:r>
-        <w:rPr>
-          <w:rFonts w:ascii="Times New Roman" w:eastAsia="MS Mincho" w:hAnsi="Times New Roman" w:cs="Times New Roman"/>
-          <w:color w:val="000000" w:themeColor="text1"/>
-          <w:kern w:val="0"/>
-          <w:sz w:val="22"/>
-          <w:szCs w:val="22"/>
-          <w14:ligatures w14:val="none"/>
-        </w:rPr>
-        <w:t xml:space="preserve"> of the academic requirements of the MCA (Data Science) programme.</w:t>
+        <w:t>I hereby declare that this project report has been prepared for academic purposes and that the work presented is submitted in partial fulfillment of the academic requirements of the MCA (Data Science) programme.</w:t>
       </w:r>
     </w:p>
     <w:p>
@@ -4148,9 +4061,19 @@
           <w:szCs w:val="22"/>
           <w14:ligatures w14:val="none"/>
         </w:rPr>
-        <w:t xml:space="preserve">Mrs. </w:t>
-      </w:r>
-      <w:proofErr w:type="spellStart"/>
+        <w:t>Mrs. Pawandeep Sharma</w:t>
+      </w:r>
+      <w:r>
+        <w:rPr>
+          <w:rFonts w:ascii="Times New Roman" w:eastAsia="MS Mincho" w:hAnsi="Times New Roman" w:cs="Times New Roman"/>
+          <w:color w:val="000000" w:themeColor="text1"/>
+          <w:kern w:val="0"/>
+          <w:sz w:val="22"/>
+          <w:szCs w:val="22"/>
+          <w14:ligatures w14:val="none"/>
+        </w:rPr>
+        <w:t xml:space="preserve"> for his valuable guidance, support, and encouragement throughout the development of my mini-project, </w:t>
+      </w:r>
       <w:r>
         <w:rPr>
           <w:rFonts w:ascii="Times New Roman" w:eastAsia="MS Mincho" w:hAnsi="Times New Roman" w:cs="Times New Roman"/>
@@ -4162,9 +4085,44 @@
           <w:szCs w:val="22"/>
           <w14:ligatures w14:val="none"/>
         </w:rPr>
-        <w:t>Pawandeep</w:t>
-      </w:r>
-      <w:proofErr w:type="spellEnd"/>
+        <w:t>“Personal Finance and Expense Analytics System.”</w:t>
+      </w:r>
+      <w:r>
+        <w:rPr>
+          <w:rFonts w:ascii="Times New Roman" w:eastAsia="MS Mincho" w:hAnsi="Times New Roman" w:cs="Times New Roman"/>
+          <w:color w:val="000000" w:themeColor="text1"/>
+          <w:kern w:val="0"/>
+          <w:sz w:val="22"/>
+          <w:szCs w:val="22"/>
+          <w14:ligatures w14:val="none"/>
+        </w:rPr>
+        <w:t xml:space="preserve"> His guidance and suggestions helped me understand the practical application of Python programming, database management, data analytics, and data visualization.</w:t>
+      </w:r>
+    </w:p>
+    <w:p>
+      <w:pPr>
+        <w:spacing w:after="200" w:line="276" w:lineRule="auto"/>
+        <w:jc w:val="both"/>
+        <w:rPr>
+          <w:rFonts w:ascii="Times New Roman" w:eastAsia="MS Mincho" w:hAnsi="Times New Roman" w:cs="Times New Roman"/>
+          <w:color w:val="000000" w:themeColor="text1"/>
+          <w:kern w:val="0"/>
+          <w:sz w:val="22"/>
+          <w:szCs w:val="22"/>
+          <w14:ligatures w14:val="none"/>
+        </w:rPr>
+      </w:pPr>
+      <w:r>
+        <w:rPr>
+          <w:rFonts w:ascii="Times New Roman" w:eastAsia="MS Mincho" w:hAnsi="Times New Roman" w:cs="Times New Roman"/>
+          <w:color w:val="000000" w:themeColor="text1"/>
+          <w:kern w:val="0"/>
+          <w:sz w:val="22"/>
+          <w:szCs w:val="22"/>
+          <w14:ligatures w14:val="none"/>
+        </w:rPr>
+        <w:t xml:space="preserve">I am also thankful to </w:t>
+      </w:r>
       <w:r>
         <w:rPr>
           <w:rFonts w:ascii="Times New Roman" w:eastAsia="MS Mincho" w:hAnsi="Times New Roman" w:cs="Times New Roman"/>
@@ -4176,18 +4134,18 @@
           <w:szCs w:val="22"/>
           <w14:ligatures w14:val="none"/>
         </w:rPr>
-        <w:t xml:space="preserve"> Sharma</w:t>
-      </w:r>
-      <w:r>
-        <w:rPr>
-          <w:rFonts w:ascii="Times New Roman" w:eastAsia="MS Mincho" w:hAnsi="Times New Roman" w:cs="Times New Roman"/>
-          <w:color w:val="000000" w:themeColor="text1"/>
-          <w:kern w:val="0"/>
-          <w:sz w:val="22"/>
-          <w:szCs w:val="22"/>
-          <w14:ligatures w14:val="none"/>
-        </w:rPr>
-        <w:t xml:space="preserve"> for his valuable guidance, support, and encouragement throughout the development of my mini-project, </w:t>
+        <w:t>Chandigarh University</w:t>
+      </w:r>
+      <w:r>
+        <w:rPr>
+          <w:rFonts w:ascii="Times New Roman" w:eastAsia="MS Mincho" w:hAnsi="Times New Roman" w:cs="Times New Roman"/>
+          <w:color w:val="000000" w:themeColor="text1"/>
+          <w:kern w:val="0"/>
+          <w:sz w:val="22"/>
+          <w:szCs w:val="22"/>
+          <w14:ligatures w14:val="none"/>
+        </w:rPr>
+        <w:t xml:space="preserve"> and the </w:t>
       </w:r>
       <w:r>
         <w:rPr>
@@ -4200,18 +4158,18 @@
           <w:szCs w:val="22"/>
           <w14:ligatures w14:val="none"/>
         </w:rPr>
-        <w:t>“Personal Finance and Expense Analytics System.”</w:t>
-      </w:r>
-      <w:r>
-        <w:rPr>
-          <w:rFonts w:ascii="Times New Roman" w:eastAsia="MS Mincho" w:hAnsi="Times New Roman" w:cs="Times New Roman"/>
-          <w:color w:val="000000" w:themeColor="text1"/>
-          <w:kern w:val="0"/>
-          <w:sz w:val="22"/>
-          <w:szCs w:val="22"/>
-          <w14:ligatures w14:val="none"/>
-        </w:rPr>
-        <w:t xml:space="preserve"> His guidance and suggestions helped me understand the practical application of Python programming, database management, data analytics, and data visualization.</w:t>
+        <w:t>University Institute of Computing (UIC)</w:t>
+      </w:r>
+      <w:r>
+        <w:rPr>
+          <w:rFonts w:ascii="Times New Roman" w:eastAsia="MS Mincho" w:hAnsi="Times New Roman" w:cs="Times New Roman"/>
+          <w:color w:val="000000" w:themeColor="text1"/>
+          <w:kern w:val="0"/>
+          <w:sz w:val="22"/>
+          <w:szCs w:val="22"/>
+          <w14:ligatures w14:val="none"/>
+        </w:rPr>
+        <w:t xml:space="preserve"> for providing the necessary academic environment, facilities, and resources to complete this project successfully as part of the MCA (Data Science) programme.</w:t>
       </w:r>
     </w:p>
     <w:p>
@@ -4236,7 +4194,90 @@
           <w:szCs w:val="22"/>
           <w14:ligatures w14:val="none"/>
         </w:rPr>
-        <w:t xml:space="preserve">I am also thankful to </w:t>
+        <w:t>I would also like to thank my teachers and everyone who supported me directly or indirectly during the development and testing of this project. This project has been a valuable learning experience, allowing me to enhance my programming skills and apply theoretical knowledge to a real-world problem.</w:t>
+      </w:r>
+    </w:p>
+    <w:p>
+      <w:pPr>
+        <w:spacing w:after="200" w:line="276" w:lineRule="auto"/>
+        <w:rPr>
+          <w:rFonts w:ascii="Times New Roman" w:eastAsia="MS Mincho" w:hAnsi="Times New Roman" w:cs="Times New Roman"/>
+          <w:b/>
+          <w:color w:val="000000" w:themeColor="text1"/>
+          <w:kern w:val="0"/>
+          <w:sz w:val="32"/>
+          <w:szCs w:val="22"/>
+          <w:lang w:val="en-US"/>
+          <w14:ligatures w14:val="none"/>
+        </w:rPr>
+      </w:pPr>
+    </w:p>
+    <w:p>
+      <w:pPr>
+        <w:spacing w:after="200" w:line="276" w:lineRule="auto"/>
+        <w:rPr>
+          <w:rFonts w:ascii="Times New Roman" w:eastAsia="MS Mincho" w:hAnsi="Times New Roman" w:cs="Times New Roman"/>
+          <w:b/>
+          <w:color w:val="000000" w:themeColor="text1"/>
+          <w:kern w:val="0"/>
+          <w:sz w:val="32"/>
+          <w:szCs w:val="22"/>
+          <w:lang w:val="en-US"/>
+          <w14:ligatures w14:val="none"/>
+        </w:rPr>
+      </w:pPr>
+    </w:p>
+    <w:p>
+      <w:pPr>
+        <w:spacing w:after="200" w:line="276" w:lineRule="auto"/>
+        <w:jc w:val="center"/>
+        <w:rPr>
+          <w:rFonts w:ascii="Times New Roman" w:eastAsia="MS Mincho" w:hAnsi="Times New Roman" w:cs="Times New Roman"/>
+          <w:color w:val="000000" w:themeColor="text1"/>
+          <w:kern w:val="0"/>
+          <w:sz w:val="22"/>
+          <w:szCs w:val="22"/>
+          <w:lang w:val="en-US"/>
+          <w14:ligatures w14:val="none"/>
+        </w:rPr>
+      </w:pPr>
+      <w:r>
+        <w:rPr>
+          <w:rFonts w:ascii="Times New Roman" w:eastAsia="MS Mincho" w:hAnsi="Times New Roman" w:cs="Times New Roman"/>
+          <w:b/>
+          <w:color w:val="000000" w:themeColor="text1"/>
+          <w:kern w:val="0"/>
+          <w:sz w:val="32"/>
+          <w:szCs w:val="22"/>
+          <w:lang w:val="en-US"/>
+          <w14:ligatures w14:val="none"/>
+        </w:rPr>
+        <w:t>ABSTRACT</w:t>
+      </w:r>
+    </w:p>
+    <w:p>
+      <w:pPr>
+        <w:spacing w:after="200" w:line="276" w:lineRule="auto"/>
+        <w:jc w:val="both"/>
+        <w:rPr>
+          <w:rFonts w:ascii="Times New Roman" w:eastAsia="MS Mincho" w:hAnsi="Times New Roman" w:cs="Times New Roman"/>
+          <w:color w:val="000000" w:themeColor="text1"/>
+          <w:kern w:val="0"/>
+          <w:sz w:val="22"/>
+          <w:szCs w:val="22"/>
+          <w14:ligatures w14:val="none"/>
+        </w:rPr>
+      </w:pPr>
+      <w:r>
+        <w:rPr>
+          <w:rFonts w:ascii="Times New Roman" w:eastAsia="MS Mincho" w:hAnsi="Times New Roman" w:cs="Times New Roman"/>
+          <w:color w:val="000000" w:themeColor="text1"/>
+          <w:kern w:val="0"/>
+          <w:sz w:val="22"/>
+          <w:szCs w:val="22"/>
+          <w14:ligatures w14:val="none"/>
+        </w:rPr>
+        <w:t xml:space="preserve">The </w:t>
       </w:r>
       <w:r>
         <w:rPr>
@@ -4249,18 +4290,43 @@
           <w:szCs w:val="22"/>
           <w14:ligatures w14:val="none"/>
         </w:rPr>
-        <w:t>Chandigarh University</w:t>
-      </w:r>
-      <w:r>
-        <w:rPr>
-          <w:rFonts w:ascii="Times New Roman" w:eastAsia="MS Mincho" w:hAnsi="Times New Roman" w:cs="Times New Roman"/>
-          <w:color w:val="000000" w:themeColor="text1"/>
-          <w:kern w:val="0"/>
-          <w:sz w:val="22"/>
-          <w:szCs w:val="22"/>
-          <w14:ligatures w14:val="none"/>
-        </w:rPr>
-        <w:t xml:space="preserve"> and the </w:t>
+        <w:t>Personal Finance and Expense Analytics System</w:t>
+      </w:r>
+      <w:r>
+        <w:rPr>
+          <w:rFonts w:ascii="Times New Roman" w:eastAsia="MS Mincho" w:hAnsi="Times New Roman" w:cs="Times New Roman"/>
+          <w:color w:val="000000" w:themeColor="text1"/>
+          <w:kern w:val="0"/>
+          <w:sz w:val="22"/>
+          <w:szCs w:val="22"/>
+          <w14:ligatures w14:val="none"/>
+        </w:rPr>
+        <w:t xml:space="preserve"> is a Python-based desktop application designed to simplify personal financial management by helping users track their income, expenses, and monthly budgets. The system provides an organized platform for recording financial transactions, monitoring spending patterns, and analyzing financial data efficiently.</w:t>
+      </w:r>
+    </w:p>
+    <w:p>
+      <w:pPr>
+        <w:spacing w:after="200" w:line="276" w:lineRule="auto"/>
+        <w:jc w:val="both"/>
+        <w:rPr>
+          <w:rFonts w:ascii="Times New Roman" w:eastAsia="MS Mincho" w:hAnsi="Times New Roman" w:cs="Times New Roman"/>
+          <w:color w:val="000000" w:themeColor="text1"/>
+          <w:kern w:val="0"/>
+          <w:sz w:val="22"/>
+          <w:szCs w:val="22"/>
+          <w14:ligatures w14:val="none"/>
+        </w:rPr>
+      </w:pPr>
+      <w:r>
+        <w:rPr>
+          <w:rFonts w:ascii="Times New Roman" w:eastAsia="MS Mincho" w:hAnsi="Times New Roman" w:cs="Times New Roman"/>
+          <w:color w:val="000000" w:themeColor="text1"/>
+          <w:kern w:val="0"/>
+          <w:sz w:val="22"/>
+          <w:szCs w:val="22"/>
+          <w14:ligatures w14:val="none"/>
+        </w:rPr>
+        <w:t xml:space="preserve">The application is developed using </w:t>
       </w:r>
       <w:r>
         <w:rPr>
@@ -4273,126 +4339,18 @@
           <w:szCs w:val="22"/>
           <w14:ligatures w14:val="none"/>
         </w:rPr>
-        <w:t>University Institute of Computing (UIC)</w:t>
-      </w:r>
-      <w:r>
-        <w:rPr>
-          <w:rFonts w:ascii="Times New Roman" w:eastAsia="MS Mincho" w:hAnsi="Times New Roman" w:cs="Times New Roman"/>
-          <w:color w:val="000000" w:themeColor="text1"/>
-          <w:kern w:val="0"/>
-          <w:sz w:val="22"/>
-          <w:szCs w:val="22"/>
-          <w14:ligatures w14:val="none"/>
-        </w:rPr>
-        <w:t xml:space="preserve"> for providing the necessary academic environment, facilities, and resources to complete this project successfully as part of the MCA (Data Science) programme.</w:t>
-      </w:r>
-    </w:p>
-    <w:p>
-      <w:pPr>
-        <w:spacing w:after="200" w:line="276" w:lineRule="auto"/>
-        <w:jc w:val="both"/>
-        <w:rPr>
-          <w:rFonts w:ascii="Times New Roman" w:eastAsia="MS Mincho" w:hAnsi="Times New Roman" w:cs="Times New Roman"/>
-          <w:color w:val="000000" w:themeColor="text1"/>
-          <w:kern w:val="0"/>
-          <w:sz w:val="22"/>
-          <w:szCs w:val="22"/>
-          <w14:ligatures w14:val="none"/>
-        </w:rPr>
-      </w:pPr>
-      <w:r>
-        <w:rPr>
-          <w:rFonts w:ascii="Times New Roman" w:eastAsia="MS Mincho" w:hAnsi="Times New Roman" w:cs="Times New Roman"/>
-          <w:color w:val="000000" w:themeColor="text1"/>
-          <w:kern w:val="0"/>
-          <w:sz w:val="22"/>
-          <w:szCs w:val="22"/>
-          <w14:ligatures w14:val="none"/>
-        </w:rPr>
-        <w:t>I would also like to thank my teachers and everyone who supported me directly or indirectly during the development and testing of this project. This project has been a valuable learning experience, allowing me to enhance my programming skills and apply theoretical knowledge to a real-world problem.</w:t>
-      </w:r>
-    </w:p>
-    <w:p>
-      <w:pPr>
-        <w:spacing w:after="200" w:line="276" w:lineRule="auto"/>
-        <w:rPr>
-          <w:rFonts w:ascii="Times New Roman" w:eastAsia="MS Mincho" w:hAnsi="Times New Roman" w:cs="Times New Roman"/>
-          <w:b/>
-          <w:color w:val="000000" w:themeColor="text1"/>
-          <w:kern w:val="0"/>
-          <w:sz w:val="32"/>
-          <w:szCs w:val="22"/>
-          <w:lang w:val="en-US"/>
-          <w14:ligatures w14:val="none"/>
-        </w:rPr>
-      </w:pPr>
-    </w:p>
-    <w:p>
-      <w:pPr>
-        <w:spacing w:after="200" w:line="276" w:lineRule="auto"/>
-        <w:rPr>
-          <w:rFonts w:ascii="Times New Roman" w:eastAsia="MS Mincho" w:hAnsi="Times New Roman" w:cs="Times New Roman"/>
-          <w:b/>
-          <w:color w:val="000000" w:themeColor="text1"/>
-          <w:kern w:val="0"/>
-          <w:sz w:val="32"/>
-          <w:szCs w:val="22"/>
-          <w:lang w:val="en-US"/>
-          <w14:ligatures w14:val="none"/>
-        </w:rPr>
-      </w:pPr>
-    </w:p>
-    <w:p>
-      <w:pPr>
-        <w:spacing w:after="200" w:line="276" w:lineRule="auto"/>
-        <w:jc w:val="center"/>
-        <w:rPr>
-          <w:rFonts w:ascii="Times New Roman" w:eastAsia="MS Mincho" w:hAnsi="Times New Roman" w:cs="Times New Roman"/>
-          <w:color w:val="000000" w:themeColor="text1"/>
-          <w:kern w:val="0"/>
-          <w:sz w:val="22"/>
-          <w:szCs w:val="22"/>
-          <w:lang w:val="en-US"/>
-          <w14:ligatures w14:val="none"/>
-        </w:rPr>
-      </w:pPr>
-      <w:r>
-        <w:rPr>
-          <w:rFonts w:ascii="Times New Roman" w:eastAsia="MS Mincho" w:hAnsi="Times New Roman" w:cs="Times New Roman"/>
-          <w:b/>
-          <w:color w:val="000000" w:themeColor="text1"/>
-          <w:kern w:val="0"/>
-          <w:sz w:val="32"/>
-          <w:szCs w:val="22"/>
-          <w:lang w:val="en-US"/>
-          <w14:ligatures w14:val="none"/>
-        </w:rPr>
-        <w:t>ABSTRACT</w:t>
-      </w:r>
-    </w:p>
-    <w:p>
-      <w:pPr>
-        <w:spacing w:after="200" w:line="276" w:lineRule="auto"/>
-        <w:jc w:val="both"/>
-        <w:rPr>
-          <w:rFonts w:ascii="Times New Roman" w:eastAsia="MS Mincho" w:hAnsi="Times New Roman" w:cs="Times New Roman"/>
-          <w:color w:val="000000" w:themeColor="text1"/>
-          <w:kern w:val="0"/>
-          <w:sz w:val="22"/>
-          <w:szCs w:val="22"/>
-          <w14:ligatures w14:val="none"/>
-        </w:rPr>
-      </w:pPr>
-      <w:r>
-        <w:rPr>
-          <w:rFonts w:ascii="Times New Roman" w:eastAsia="MS Mincho" w:hAnsi="Times New Roman" w:cs="Times New Roman"/>
-          <w:color w:val="000000" w:themeColor="text1"/>
-          <w:kern w:val="0"/>
-          <w:sz w:val="22"/>
-          <w:szCs w:val="22"/>
-          <w14:ligatures w14:val="none"/>
-        </w:rPr>
-        <w:t xml:space="preserve">The </w:t>
+        <w:t>Python</w:t>
+      </w:r>
+      <w:r>
+        <w:rPr>
+          <w:rFonts w:ascii="Times New Roman" w:eastAsia="MS Mincho" w:hAnsi="Times New Roman" w:cs="Times New Roman"/>
+          <w:color w:val="000000" w:themeColor="text1"/>
+          <w:kern w:val="0"/>
+          <w:sz w:val="22"/>
+          <w:szCs w:val="22"/>
+          <w14:ligatures w14:val="none"/>
+        </w:rPr>
+        <w:t xml:space="preserve"> and integrates several technologies, including </w:t>
       </w:r>
       <w:r>
         <w:rPr>
@@ -4405,67 +4363,18 @@
           <w:szCs w:val="22"/>
           <w14:ligatures w14:val="none"/>
         </w:rPr>
-        <w:t>Personal Finance and Expense Analytics System</w:t>
-      </w:r>
-      <w:r>
-        <w:rPr>
-          <w:rFonts w:ascii="Times New Roman" w:eastAsia="MS Mincho" w:hAnsi="Times New Roman" w:cs="Times New Roman"/>
-          <w:color w:val="000000" w:themeColor="text1"/>
-          <w:kern w:val="0"/>
-          <w:sz w:val="22"/>
-          <w:szCs w:val="22"/>
-          <w14:ligatures w14:val="none"/>
-        </w:rPr>
-        <w:t xml:space="preserve"> is a Python-based desktop application designed to simplify personal financial management by helping users track their income, expenses, and monthly budgets. The system provides an organized platform for recording financial transactions, monitoring spending patterns, and </w:t>
-      </w:r>
-      <w:proofErr w:type="spellStart"/>
-      <w:r>
-        <w:rPr>
-          <w:rFonts w:ascii="Times New Roman" w:eastAsia="MS Mincho" w:hAnsi="Times New Roman" w:cs="Times New Roman"/>
-          <w:color w:val="000000" w:themeColor="text1"/>
-          <w:kern w:val="0"/>
-          <w:sz w:val="22"/>
-          <w:szCs w:val="22"/>
-          <w14:ligatures w14:val="none"/>
-        </w:rPr>
-        <w:t>analyzing</w:t>
-      </w:r>
-      <w:proofErr w:type="spellEnd"/>
-      <w:r>
-        <w:rPr>
-          <w:rFonts w:ascii="Times New Roman" w:eastAsia="MS Mincho" w:hAnsi="Times New Roman" w:cs="Times New Roman"/>
-          <w:color w:val="000000" w:themeColor="text1"/>
-          <w:kern w:val="0"/>
-          <w:sz w:val="22"/>
-          <w:szCs w:val="22"/>
-          <w14:ligatures w14:val="none"/>
-        </w:rPr>
-        <w:t xml:space="preserve"> financial data efficiently.</w:t>
-      </w:r>
-    </w:p>
-    <w:p>
-      <w:pPr>
-        <w:spacing w:after="200" w:line="276" w:lineRule="auto"/>
-        <w:jc w:val="both"/>
-        <w:rPr>
-          <w:rFonts w:ascii="Times New Roman" w:eastAsia="MS Mincho" w:hAnsi="Times New Roman" w:cs="Times New Roman"/>
-          <w:color w:val="000000" w:themeColor="text1"/>
-          <w:kern w:val="0"/>
-          <w:sz w:val="22"/>
-          <w:szCs w:val="22"/>
-          <w14:ligatures w14:val="none"/>
-        </w:rPr>
-      </w:pPr>
-      <w:r>
-        <w:rPr>
-          <w:rFonts w:ascii="Times New Roman" w:eastAsia="MS Mincho" w:hAnsi="Times New Roman" w:cs="Times New Roman"/>
-          <w:color w:val="000000" w:themeColor="text1"/>
-          <w:kern w:val="0"/>
-          <w:sz w:val="22"/>
-          <w:szCs w:val="22"/>
-          <w14:ligatures w14:val="none"/>
-        </w:rPr>
-        <w:t xml:space="preserve">The application is developed using </w:t>
+        <w:t>SQLite</w:t>
+      </w:r>
+      <w:r>
+        <w:rPr>
+          <w:rFonts w:ascii="Times New Roman" w:eastAsia="MS Mincho" w:hAnsi="Times New Roman" w:cs="Times New Roman"/>
+          <w:color w:val="000000" w:themeColor="text1"/>
+          <w:kern w:val="0"/>
+          <w:sz w:val="22"/>
+          <w:szCs w:val="22"/>
+          <w14:ligatures w14:val="none"/>
+        </w:rPr>
+        <w:t xml:space="preserve"> for database management, </w:t>
       </w:r>
       <w:r>
         <w:rPr>
@@ -4478,18 +4387,18 @@
           <w:szCs w:val="22"/>
           <w14:ligatures w14:val="none"/>
         </w:rPr>
-        <w:t>Python</w:t>
-      </w:r>
-      <w:r>
-        <w:rPr>
-          <w:rFonts w:ascii="Times New Roman" w:eastAsia="MS Mincho" w:hAnsi="Times New Roman" w:cs="Times New Roman"/>
-          <w:color w:val="000000" w:themeColor="text1"/>
-          <w:kern w:val="0"/>
-          <w:sz w:val="22"/>
-          <w:szCs w:val="22"/>
-          <w14:ligatures w14:val="none"/>
-        </w:rPr>
-        <w:t xml:space="preserve"> and integrates several technologies, including </w:t>
+        <w:t>Pandas and NumPy</w:t>
+      </w:r>
+      <w:r>
+        <w:rPr>
+          <w:rFonts w:ascii="Times New Roman" w:eastAsia="MS Mincho" w:hAnsi="Times New Roman" w:cs="Times New Roman"/>
+          <w:color w:val="000000" w:themeColor="text1"/>
+          <w:kern w:val="0"/>
+          <w:sz w:val="22"/>
+          <w:szCs w:val="22"/>
+          <w14:ligatures w14:val="none"/>
+        </w:rPr>
+        <w:t xml:space="preserve"> for data processing and statistical analysis, </w:t>
       </w:r>
       <w:r>
         <w:rPr>
@@ -4502,18 +4411,18 @@
           <w:szCs w:val="22"/>
           <w14:ligatures w14:val="none"/>
         </w:rPr>
-        <w:t>SQLite</w:t>
-      </w:r>
-      <w:r>
-        <w:rPr>
-          <w:rFonts w:ascii="Times New Roman" w:eastAsia="MS Mincho" w:hAnsi="Times New Roman" w:cs="Times New Roman"/>
-          <w:color w:val="000000" w:themeColor="text1"/>
-          <w:kern w:val="0"/>
-          <w:sz w:val="22"/>
-          <w:szCs w:val="22"/>
-          <w14:ligatures w14:val="none"/>
-        </w:rPr>
-        <w:t xml:space="preserve"> for database management, </w:t>
+        <w:t>Matplotlib</w:t>
+      </w:r>
+      <w:r>
+        <w:rPr>
+          <w:rFonts w:ascii="Times New Roman" w:eastAsia="MS Mincho" w:hAnsi="Times New Roman" w:cs="Times New Roman"/>
+          <w:color w:val="000000" w:themeColor="text1"/>
+          <w:kern w:val="0"/>
+          <w:sz w:val="22"/>
+          <w:szCs w:val="22"/>
+          <w14:ligatures w14:val="none"/>
+        </w:rPr>
+        <w:t xml:space="preserve"> for data visualization, and </w:t>
       </w:r>
       <w:r>
         <w:rPr>
@@ -4526,58 +4435,8 @@
           <w:szCs w:val="22"/>
           <w14:ligatures w14:val="none"/>
         </w:rPr>
-        <w:t>Pandas and NumPy</w:t>
-      </w:r>
-      <w:r>
-        <w:rPr>
-          <w:rFonts w:ascii="Times New Roman" w:eastAsia="MS Mincho" w:hAnsi="Times New Roman" w:cs="Times New Roman"/>
-          <w:color w:val="000000" w:themeColor="text1"/>
-          <w:kern w:val="0"/>
-          <w:sz w:val="22"/>
-          <w:szCs w:val="22"/>
-          <w14:ligatures w14:val="none"/>
-        </w:rPr>
-        <w:t xml:space="preserve"> for data processing and statistical analysis, </w:t>
-      </w:r>
-      <w:r>
-        <w:rPr>
-          <w:rFonts w:ascii="Times New Roman" w:eastAsia="MS Mincho" w:hAnsi="Times New Roman" w:cs="Times New Roman"/>
-          <w:b/>
-          <w:bCs/>
-          <w:color w:val="000000" w:themeColor="text1"/>
-          <w:kern w:val="0"/>
-          <w:sz w:val="22"/>
-          <w:szCs w:val="22"/>
-          <w14:ligatures w14:val="none"/>
-        </w:rPr>
-        <w:t>Matplotlib</w:t>
-      </w:r>
-      <w:r>
-        <w:rPr>
-          <w:rFonts w:ascii="Times New Roman" w:eastAsia="MS Mincho" w:hAnsi="Times New Roman" w:cs="Times New Roman"/>
-          <w:color w:val="000000" w:themeColor="text1"/>
-          <w:kern w:val="0"/>
-          <w:sz w:val="22"/>
-          <w:szCs w:val="22"/>
-          <w14:ligatures w14:val="none"/>
-        </w:rPr>
-        <w:t xml:space="preserve"> for data visualization, and </w:t>
-      </w:r>
-      <w:proofErr w:type="spellStart"/>
-      <w:r>
-        <w:rPr>
-          <w:rFonts w:ascii="Times New Roman" w:eastAsia="MS Mincho" w:hAnsi="Times New Roman" w:cs="Times New Roman"/>
-          <w:b/>
-          <w:bCs/>
-          <w:color w:val="000000" w:themeColor="text1"/>
-          <w:kern w:val="0"/>
-          <w:sz w:val="22"/>
-          <w:szCs w:val="22"/>
-          <w14:ligatures w14:val="none"/>
-        </w:rPr>
         <w:t>Tkinter</w:t>
       </w:r>
-      <w:proofErr w:type="spellEnd"/>
       <w:r>
         <w:rPr>
           <w:rFonts w:ascii="Times New Roman" w:eastAsia="MS Mincho" w:hAnsi="Times New Roman" w:cs="Times New Roman"/>
@@ -4963,31 +4822,7 @@
           <w:szCs w:val="22"/>
           <w14:ligatures w14:val="none"/>
         </w:rPr>
-        <w:t xml:space="preserve">To </w:t>
-      </w:r>
-      <w:proofErr w:type="spellStart"/>
-      <w:r>
-        <w:rPr>
-          <w:rFonts w:ascii="Times New Roman" w:eastAsia="MS Mincho" w:hAnsi="Times New Roman" w:cs="Times New Roman"/>
-          <w:color w:val="000000" w:themeColor="text1"/>
-          <w:kern w:val="0"/>
-          <w:sz w:val="22"/>
-          <w:szCs w:val="22"/>
-          <w14:ligatures w14:val="none"/>
-        </w:rPr>
-        <w:t>analyze</w:t>
-      </w:r>
-      <w:proofErr w:type="spellEnd"/>
-      <w:r>
-        <w:rPr>
-          <w:rFonts w:ascii="Times New Roman" w:eastAsia="MS Mincho" w:hAnsi="Times New Roman" w:cs="Times New Roman"/>
-          <w:color w:val="000000" w:themeColor="text1"/>
-          <w:kern w:val="0"/>
-          <w:sz w:val="22"/>
-          <w:szCs w:val="22"/>
-          <w14:ligatures w14:val="none"/>
-        </w:rPr>
-        <w:t xml:space="preserve"> expenses using Pandas and NumPy.</w:t>
+        <w:t>To analyze expenses using Pandas and NumPy.</w:t>
       </w:r>
     </w:p>
     <w:p>
@@ -5071,31 +4906,7 @@
           <w:szCs w:val="22"/>
           <w14:ligatures w14:val="none"/>
         </w:rPr>
-        <w:t xml:space="preserve">To provide a user-friendly interface using </w:t>
-      </w:r>
-      <w:proofErr w:type="spellStart"/>
-      <w:r>
-        <w:rPr>
-          <w:rFonts w:ascii="Times New Roman" w:eastAsia="MS Mincho" w:hAnsi="Times New Roman" w:cs="Times New Roman"/>
-          <w:color w:val="000000" w:themeColor="text1"/>
-          <w:kern w:val="0"/>
-          <w:sz w:val="22"/>
-          <w:szCs w:val="22"/>
-          <w14:ligatures w14:val="none"/>
-        </w:rPr>
-        <w:t>Tkinter</w:t>
-      </w:r>
-      <w:proofErr w:type="spellEnd"/>
-      <w:r>
-        <w:rPr>
-          <w:rFonts w:ascii="Times New Roman" w:eastAsia="MS Mincho" w:hAnsi="Times New Roman" w:cs="Times New Roman"/>
-          <w:color w:val="000000" w:themeColor="text1"/>
-          <w:kern w:val="0"/>
-          <w:sz w:val="22"/>
-          <w:szCs w:val="22"/>
-          <w14:ligatures w14:val="none"/>
-        </w:rPr>
-        <w:t>.</w:t>
+        <w:t>To provide a user-friendly interface using Tkinter.</w:t>
       </w:r>
     </w:p>
     <w:p>
@@ -5200,31 +5011,7 @@
           <w:szCs w:val="22"/>
           <w14:ligatures w14:val="none"/>
         </w:rPr>
-        <w:t xml:space="preserve"> is designed to help users manage income, expenses, savings, and monthly budgets through a simple Python-based desktop application. It uses SQLite for data storage, Pandas and NumPy for financial analysis, Matplotlib for graphical visualization, and </w:t>
-      </w:r>
-      <w:proofErr w:type="spellStart"/>
-      <w:r>
-        <w:rPr>
-          <w:rFonts w:ascii="Times New Roman" w:eastAsia="MS Mincho" w:hAnsi="Times New Roman" w:cs="Times New Roman"/>
-          <w:color w:val="000000" w:themeColor="text1"/>
-          <w:kern w:val="0"/>
-          <w:sz w:val="22"/>
-          <w:szCs w:val="22"/>
-          <w14:ligatures w14:val="none"/>
-        </w:rPr>
-        <w:t>Tkinter</w:t>
-      </w:r>
-      <w:proofErr w:type="spellEnd"/>
-      <w:r>
-        <w:rPr>
-          <w:rFonts w:ascii="Times New Roman" w:eastAsia="MS Mincho" w:hAnsi="Times New Roman" w:cs="Times New Roman"/>
-          <w:color w:val="000000" w:themeColor="text1"/>
-          <w:kern w:val="0"/>
-          <w:sz w:val="22"/>
-          <w:szCs w:val="22"/>
-          <w14:ligatures w14:val="none"/>
-        </w:rPr>
-        <w:t xml:space="preserve"> for the user interface. The system supports transaction management, budget monitoring, financial summaries, and CSV data export. In the future, it can be enhanced with receipt scanning and machine learning-based expense prediction.</w:t>
+        <w:t xml:space="preserve"> is designed to help users manage income, expenses, savings, and monthly budgets through a simple Python-based desktop application. It uses SQLite for data storage, Pandas and NumPy for financial analysis, Matplotlib for graphical visualization, and Tkinter for the user interface. The system supports transaction management, budget monitoring, financial summaries, and CSV data export. In the future, it can be enhanced with receipt scanning and machine learning-based expense prediction.</w:t>
       </w:r>
     </w:p>
     <w:p>
@@ -5305,31 +5092,7 @@
           <w:szCs w:val="22"/>
           <w14:ligatures w14:val="none"/>
         </w:rPr>
-        <w:t xml:space="preserve">Traditional financial management methods, such as handwritten records and spreadsheets, require manual data entry and calculations. These methods can lead to errors and make it difficult to monitor budgets, </w:t>
-      </w:r>
-      <w:proofErr w:type="spellStart"/>
-      <w:r>
-        <w:rPr>
-          <w:rFonts w:ascii="Times New Roman" w:eastAsia="MS Mincho" w:hAnsi="Times New Roman" w:cs="Times New Roman"/>
-          <w:color w:val="000000" w:themeColor="text1"/>
-          <w:kern w:val="0"/>
-          <w:sz w:val="22"/>
-          <w:szCs w:val="22"/>
-          <w14:ligatures w14:val="none"/>
-        </w:rPr>
-        <w:t>analyze</w:t>
-      </w:r>
-      <w:proofErr w:type="spellEnd"/>
-      <w:r>
-        <w:rPr>
-          <w:rFonts w:ascii="Times New Roman" w:eastAsia="MS Mincho" w:hAnsi="Times New Roman" w:cs="Times New Roman"/>
-          <w:color w:val="000000" w:themeColor="text1"/>
-          <w:kern w:val="0"/>
-          <w:sz w:val="22"/>
-          <w:szCs w:val="22"/>
-          <w14:ligatures w14:val="none"/>
-        </w:rPr>
-        <w:t xml:space="preserve"> spending patterns, and compare monthly income and expenses.</w:t>
+        <w:t>Traditional financial management methods, such as handwritten records and spreadsheets, require manual data entry and calculations. These methods can lead to errors and make it difficult to monitor budgets, analyze spending patterns, and compare monthly income and expenses.</w:t>
       </w:r>
     </w:p>
     <w:p>
@@ -5419,31 +5182,7 @@
           <w:szCs w:val="22"/>
           <w14:ligatures w14:val="none"/>
         </w:rPr>
-        <w:t xml:space="preserve"> is a Python-based desktop application that automates financial record management and analysis. It uses SQLite for data storage, Pandas and NumPy for calculations, Matplotlib for charts, and </w:t>
-      </w:r>
-      <w:proofErr w:type="spellStart"/>
-      <w:r>
-        <w:rPr>
-          <w:rFonts w:ascii="Times New Roman" w:eastAsia="MS Mincho" w:hAnsi="Times New Roman" w:cs="Times New Roman"/>
-          <w:color w:val="000000" w:themeColor="text1"/>
-          <w:kern w:val="0"/>
-          <w:sz w:val="22"/>
-          <w:szCs w:val="22"/>
-          <w14:ligatures w14:val="none"/>
-        </w:rPr>
-        <w:t>Tkinter</w:t>
-      </w:r>
-      <w:proofErr w:type="spellEnd"/>
-      <w:r>
-        <w:rPr>
-          <w:rFonts w:ascii="Times New Roman" w:eastAsia="MS Mincho" w:hAnsi="Times New Roman" w:cs="Times New Roman"/>
-          <w:color w:val="000000" w:themeColor="text1"/>
-          <w:kern w:val="0"/>
-          <w:sz w:val="22"/>
-          <w:szCs w:val="22"/>
-          <w14:ligatures w14:val="none"/>
-        </w:rPr>
-        <w:t xml:space="preserve"> for the graphical interface. The system enables users to manage transactions, set budgets, monitor expenses, calculate savings, and export records to CSV files efficiently.</w:t>
+        <w:t xml:space="preserve"> is a Python-based desktop application that automates financial record management and analysis. It uses SQLite for data storage, Pandas and NumPy for calculations, Matplotlib for charts, and Tkinter for the graphical interface. The system enables users to manage transactions, set budgets, monitor expenses, calculate savings, and export records to CSV files efficiently.</w:t>
       </w:r>
     </w:p>
     <w:p>
@@ -5655,31 +5394,7 @@
           <w:szCs w:val="22"/>
           <w14:ligatures w14:val="none"/>
         </w:rPr>
-        <w:t xml:space="preserve"> Used for organizing, processing, and </w:t>
-      </w:r>
-      <w:proofErr w:type="spellStart"/>
-      <w:r>
-        <w:rPr>
-          <w:rFonts w:ascii="Times New Roman" w:eastAsia="MS Mincho" w:hAnsi="Times New Roman" w:cs="Times New Roman"/>
-          <w:color w:val="000000" w:themeColor="text1"/>
-          <w:kern w:val="0"/>
-          <w:sz w:val="22"/>
-          <w:szCs w:val="22"/>
-          <w14:ligatures w14:val="none"/>
-        </w:rPr>
-        <w:t>analyzing</w:t>
-      </w:r>
-      <w:proofErr w:type="spellEnd"/>
-      <w:r>
-        <w:rPr>
-          <w:rFonts w:ascii="Times New Roman" w:eastAsia="MS Mincho" w:hAnsi="Times New Roman" w:cs="Times New Roman"/>
-          <w:color w:val="000000" w:themeColor="text1"/>
-          <w:kern w:val="0"/>
-          <w:sz w:val="22"/>
-          <w:szCs w:val="22"/>
-          <w14:ligatures w14:val="none"/>
-        </w:rPr>
-        <w:t xml:space="preserve"> financial data.</w:t>
+        <w:t xml:space="preserve"> Used for organizing, processing, and analyzing financial data.</w:t>
       </w:r>
     </w:p>
     <w:p>
@@ -5780,7 +5495,6 @@
           <w14:ligatures w14:val="none"/>
         </w:rPr>
       </w:pPr>
-      <w:proofErr w:type="spellStart"/>
       <w:r>
         <w:rPr>
           <w:rFonts w:ascii="Times New Roman" w:eastAsia="MS Mincho" w:hAnsi="Times New Roman" w:cs="Times New Roman"/>
@@ -5792,21 +5506,7 @@
           <w:szCs w:val="22"/>
           <w14:ligatures w14:val="none"/>
         </w:rPr>
-        <w:t>Tkinter</w:t>
-      </w:r>
-      <w:proofErr w:type="spellEnd"/>
-      <w:r>
-        <w:rPr>
-          <w:rFonts w:ascii="Times New Roman" w:eastAsia="MS Mincho" w:hAnsi="Times New Roman" w:cs="Times New Roman"/>
-          <w:b/>
-          <w:bCs/>
-          <w:color w:val="000000" w:themeColor="text1"/>
-          <w:kern w:val="0"/>
-          <w:sz w:val="22"/>
-          <w:szCs w:val="22"/>
-          <w14:ligatures w14:val="none"/>
-        </w:rPr>
-        <w:t>:</w:t>
+        <w:t>Tkinter:</w:t>
       </w:r>
       <w:r>
         <w:rPr>
@@ -6260,21 +5960,8 @@
           <w:szCs w:val="22"/>
           <w14:ligatures w14:val="none"/>
         </w:rPr>
-        <w:t xml:space="preserve">GUI Framework: </w:t>
-      </w:r>
-      <w:proofErr w:type="spellStart"/>
-      <w:r>
-        <w:rPr>
-          <w:rFonts w:ascii="Times New Roman" w:eastAsia="MS Mincho" w:hAnsi="Times New Roman" w:cs="Times New Roman"/>
-          <w:color w:val="000000" w:themeColor="text1"/>
-          <w:kern w:val="0"/>
-          <w:sz w:val="22"/>
-          <w:szCs w:val="22"/>
-          <w14:ligatures w14:val="none"/>
-        </w:rPr>
-        <w:t>Tkinter</w:t>
-      </w:r>
-      <w:proofErr w:type="spellEnd"/>
+        <w:t>GUI Framework: Tkinter</w:t>
+      </w:r>
     </w:p>
     <w:p>
       <w:pPr>
@@ -6565,31 +6252,7 @@
           <w:szCs w:val="22"/>
           <w14:ligatures w14:val="none"/>
         </w:rPr>
-        <w:t xml:space="preserve"> follows a three-tier architecture. The presentation layer uses </w:t>
-      </w:r>
-      <w:proofErr w:type="spellStart"/>
-      <w:r>
-        <w:rPr>
-          <w:rFonts w:ascii="Times New Roman" w:eastAsia="MS Mincho" w:hAnsi="Times New Roman" w:cs="Times New Roman"/>
-          <w:color w:val="000000" w:themeColor="text1"/>
-          <w:kern w:val="0"/>
-          <w:sz w:val="22"/>
-          <w:szCs w:val="22"/>
-          <w14:ligatures w14:val="none"/>
-        </w:rPr>
-        <w:t>Tkinter</w:t>
-      </w:r>
-      <w:proofErr w:type="spellEnd"/>
-      <w:r>
-        <w:rPr>
-          <w:rFonts w:ascii="Times New Roman" w:eastAsia="MS Mincho" w:hAnsi="Times New Roman" w:cs="Times New Roman"/>
-          <w:color w:val="000000" w:themeColor="text1"/>
-          <w:kern w:val="0"/>
-          <w:sz w:val="22"/>
-          <w:szCs w:val="22"/>
-          <w14:ligatures w14:val="none"/>
-        </w:rPr>
-        <w:t xml:space="preserve"> to provide the graphical user interface. The business logic layer uses Pandas and NumPy to process financial data, perform statistical calculations, and monitor budgets, while Matplotlib generates charts. The data persistence layer uses SQLite to store and retrieve transaction and budget records. These layers work together to provide efficient financial management, analysis, and visualization.</w:t>
+        <w:t xml:space="preserve"> follows a three-tier architecture. The presentation layer uses Tkinter to provide the graphical user interface. The business logic layer uses Pandas and NumPy to process financial data, perform statistical calculations, and monitor budgets, while Matplotlib generates charts. The data persistence layer uses SQLite to store and retrieve transaction and budget records. These layers work together to provide efficient financial management, analysis, and visualization.</w:t>
       </w:r>
     </w:p>
     <w:p>
@@ -6683,31 +6346,7 @@
           <w:szCs w:val="22"/>
           <w14:ligatures w14:val="none"/>
         </w:rPr>
-        <w:t xml:space="preserve"> </w:t>
-      </w:r>
-      <w:proofErr w:type="spellStart"/>
-      <w:r>
-        <w:rPr>
-          <w:rFonts w:ascii="Times New Roman" w:eastAsia="MS Mincho" w:hAnsi="Times New Roman" w:cs="Times New Roman"/>
-          <w:color w:val="000000" w:themeColor="text1"/>
-          <w:kern w:val="0"/>
-          <w:sz w:val="22"/>
-          <w:szCs w:val="22"/>
-          <w14:ligatures w14:val="none"/>
-        </w:rPr>
-        <w:t>Tkinter</w:t>
-      </w:r>
-      <w:proofErr w:type="spellEnd"/>
-      <w:r>
-        <w:rPr>
-          <w:rFonts w:ascii="Times New Roman" w:eastAsia="MS Mincho" w:hAnsi="Times New Roman" w:cs="Times New Roman"/>
-          <w:color w:val="000000" w:themeColor="text1"/>
-          <w:kern w:val="0"/>
-          <w:sz w:val="22"/>
-          <w:szCs w:val="22"/>
-          <w14:ligatures w14:val="none"/>
-        </w:rPr>
-        <w:t xml:space="preserve"> GUI for user interaction.</w:t>
+        <w:t xml:space="preserve"> Tkinter GUI for user interaction.</w:t>
       </w:r>
     </w:p>
     <w:p>
@@ -7150,25 +6789,7 @@
           <w:sz w:val="22"/>
           <w:szCs w:val="22"/>
         </w:rPr>
-        <w:t xml:space="preserve"> Uses Pandas and NumPy to calculate financial statistics and </w:t>
-      </w:r>
-      <w:proofErr w:type="spellStart"/>
-      <w:r>
-        <w:rPr>
-          <w:color w:val="000000" w:themeColor="text1"/>
-          <w:sz w:val="22"/>
-          <w:szCs w:val="22"/>
-        </w:rPr>
-        <w:t>analyze</w:t>
-      </w:r>
-      <w:proofErr w:type="spellEnd"/>
-      <w:r>
-        <w:rPr>
-          <w:color w:val="000000" w:themeColor="text1"/>
-          <w:sz w:val="22"/>
-          <w:szCs w:val="22"/>
-        </w:rPr>
-        <w:t xml:space="preserve"> expenses.</w:t>
+        <w:t xml:space="preserve"> Uses Pandas and NumPy to calculate financial statistics and analyze expenses.</w:t>
       </w:r>
     </w:p>
     <w:p>
@@ -7272,25 +6893,7 @@
           <w:sz w:val="22"/>
           <w:szCs w:val="22"/>
         </w:rPr>
-        <w:t xml:space="preserve"> Provides a </w:t>
-      </w:r>
-      <w:proofErr w:type="spellStart"/>
-      <w:r>
-        <w:rPr>
-          <w:color w:val="000000" w:themeColor="text1"/>
-          <w:sz w:val="22"/>
-          <w:szCs w:val="22"/>
-        </w:rPr>
-        <w:t>Tkinter</w:t>
-      </w:r>
-      <w:proofErr w:type="spellEnd"/>
-      <w:r>
-        <w:rPr>
-          <w:color w:val="000000" w:themeColor="text1"/>
-          <w:sz w:val="22"/>
-          <w:szCs w:val="22"/>
-        </w:rPr>
-        <w:t xml:space="preserve"> interface for managing transactions, budgets, and financial reports.</w:t>
+        <w:t xml:space="preserve"> Provides a Tkinter interface for managing transactions, budgets, and financial reports.</w:t>
       </w:r>
     </w:p>
     <w:p>
@@ -7406,55 +7009,7 @@
           <w:szCs w:val="22"/>
           <w14:ligatures w14:val="none"/>
         </w:rPr>
-        <w:t xml:space="preserve">The Personal Finance and Expense Analytics System is implemented using Python and its supporting libraries. SQLite manages financial records, while Pandas and NumPy perform data processing and statistical calculations. Matplotlib generates charts, and </w:t>
-      </w:r>
-      <w:proofErr w:type="spellStart"/>
-      <w:r>
-        <w:rPr>
-          <w:rFonts w:ascii="Times New Roman" w:eastAsia="MS Mincho" w:hAnsi="Times New Roman" w:cs="Times New Roman"/>
-          <w:color w:val="000000" w:themeColor="text1"/>
-          <w:kern w:val="0"/>
-          <w:sz w:val="22"/>
-          <w:szCs w:val="22"/>
-          <w14:ligatures w14:val="none"/>
-        </w:rPr>
-        <w:t>Tkinter</w:t>
-      </w:r>
-      <w:proofErr w:type="spellEnd"/>
-      <w:r>
-        <w:rPr>
-          <w:rFonts w:ascii="Times New Roman" w:eastAsia="MS Mincho" w:hAnsi="Times New Roman" w:cs="Times New Roman"/>
-          <w:color w:val="000000" w:themeColor="text1"/>
-          <w:kern w:val="0"/>
-          <w:sz w:val="22"/>
-          <w:szCs w:val="22"/>
-          <w14:ligatures w14:val="none"/>
-        </w:rPr>
-        <w:t xml:space="preserve"> provides an interactive graphical interface. The application allows users to add and delete transactions, set budgets, view financial summaries, </w:t>
-      </w:r>
-      <w:proofErr w:type="spellStart"/>
-      <w:r>
-        <w:rPr>
-          <w:rFonts w:ascii="Times New Roman" w:eastAsia="MS Mincho" w:hAnsi="Times New Roman" w:cs="Times New Roman"/>
-          <w:color w:val="000000" w:themeColor="text1"/>
-          <w:kern w:val="0"/>
-          <w:sz w:val="22"/>
-          <w:szCs w:val="22"/>
-          <w14:ligatures w14:val="none"/>
-        </w:rPr>
-        <w:t>analyze</w:t>
-      </w:r>
-      <w:proofErr w:type="spellEnd"/>
-      <w:r>
-        <w:rPr>
-          <w:rFonts w:ascii="Times New Roman" w:eastAsia="MS Mincho" w:hAnsi="Times New Roman" w:cs="Times New Roman"/>
-          <w:color w:val="000000" w:themeColor="text1"/>
-          <w:kern w:val="0"/>
-          <w:sz w:val="22"/>
-          <w:szCs w:val="22"/>
-          <w14:ligatures w14:val="none"/>
-        </w:rPr>
-        <w:t xml:space="preserve"> spending patterns, and export transaction records to CSV files.</w:t>
+        <w:t>The Personal Finance and Expense Analytics System is implemented using Python and its supporting libraries. SQLite manages financial records, while Pandas and NumPy perform data processing and statistical calculations. Matplotlib generates charts, and Tkinter provides an interactive graphical interface. The application allows users to add and delete transactions, set budgets, view financial summaries, analyze spending patterns, and export transaction records to CSV files.</w:t>
       </w:r>
     </w:p>
     <w:p>
@@ -7599,31 +7154,7 @@
                 <w:szCs w:val="22"/>
                 <w14:ligatures w14:val="none"/>
               </w:rPr>
-              <w:t xml:space="preserve">import </w:t>
-            </w:r>
-            <w:proofErr w:type="spellStart"/>
-            <w:r>
-              <w:rPr>
-                <w:rFonts w:ascii="Times New Roman" w:eastAsia="MS Mincho" w:hAnsi="Times New Roman" w:cs="Times New Roman"/>
-                <w:color w:val="000000" w:themeColor="text1"/>
-                <w:kern w:val="0"/>
-                <w:sz w:val="22"/>
-                <w:szCs w:val="22"/>
-                <w14:ligatures w14:val="none"/>
-              </w:rPr>
-              <w:t>numpy</w:t>
-            </w:r>
-            <w:proofErr w:type="spellEnd"/>
-            <w:r>
-              <w:rPr>
-                <w:rFonts w:ascii="Times New Roman" w:eastAsia="MS Mincho" w:hAnsi="Times New Roman" w:cs="Times New Roman"/>
-                <w:color w:val="000000" w:themeColor="text1"/>
-                <w:kern w:val="0"/>
-                <w:sz w:val="22"/>
-                <w:szCs w:val="22"/>
-                <w14:ligatures w14:val="none"/>
-              </w:rPr>
-              <w:t xml:space="preserve"> as np</w:t>
+              <w:t>import numpy as np</w:t>
             </w:r>
           </w:p>
           <w:p>
@@ -7671,108 +7202,32 @@
                 <w:szCs w:val="22"/>
                 <w14:ligatures w14:val="none"/>
               </w:rPr>
-              <w:t xml:space="preserve">import </w:t>
-            </w:r>
-            <w:proofErr w:type="spellStart"/>
-            <w:proofErr w:type="gramStart"/>
-            <w:r>
-              <w:rPr>
-                <w:rFonts w:ascii="Times New Roman" w:eastAsia="MS Mincho" w:hAnsi="Times New Roman" w:cs="Times New Roman"/>
-                <w:color w:val="000000" w:themeColor="text1"/>
-                <w:kern w:val="0"/>
-                <w:sz w:val="22"/>
-                <w:szCs w:val="22"/>
-                <w14:ligatures w14:val="none"/>
-              </w:rPr>
-              <w:t>matplotlib.pyplot</w:t>
-            </w:r>
-            <w:proofErr w:type="spellEnd"/>
-            <w:proofErr w:type="gramEnd"/>
-            <w:r>
-              <w:rPr>
-                <w:rFonts w:ascii="Times New Roman" w:eastAsia="MS Mincho" w:hAnsi="Times New Roman" w:cs="Times New Roman"/>
-                <w:color w:val="000000" w:themeColor="text1"/>
-                <w:kern w:val="0"/>
-                <w:sz w:val="22"/>
-                <w:szCs w:val="22"/>
-                <w14:ligatures w14:val="none"/>
-              </w:rPr>
-              <w:t xml:space="preserve"> as </w:t>
-            </w:r>
-            <w:proofErr w:type="spellStart"/>
-            <w:r>
-              <w:rPr>
-                <w:rFonts w:ascii="Times New Roman" w:eastAsia="MS Mincho" w:hAnsi="Times New Roman" w:cs="Times New Roman"/>
-                <w:color w:val="000000" w:themeColor="text1"/>
-                <w:kern w:val="0"/>
-                <w:sz w:val="22"/>
-                <w:szCs w:val="22"/>
-                <w14:ligatures w14:val="none"/>
-              </w:rPr>
-              <w:t>plt</w:t>
-            </w:r>
-            <w:proofErr w:type="spellEnd"/>
-          </w:p>
-          <w:p>
-            <w:pPr>
-              <w:spacing w:line="276" w:lineRule="auto"/>
-              <w:rPr>
-                <w:rFonts w:ascii="Times New Roman" w:eastAsia="MS Mincho" w:hAnsi="Times New Roman" w:cs="Times New Roman"/>
-                <w:color w:val="000000" w:themeColor="text1"/>
-                <w:kern w:val="0"/>
-                <w:sz w:val="22"/>
-                <w:szCs w:val="22"/>
-                <w14:ligatures w14:val="none"/>
-              </w:rPr>
-            </w:pPr>
-            <w:r>
-              <w:rPr>
-                <w:rFonts w:ascii="Times New Roman" w:eastAsia="MS Mincho" w:hAnsi="Times New Roman" w:cs="Times New Roman"/>
-                <w:color w:val="000000" w:themeColor="text1"/>
-                <w:kern w:val="0"/>
-                <w:sz w:val="22"/>
-                <w:szCs w:val="22"/>
-                <w14:ligatures w14:val="none"/>
-              </w:rPr>
-              <w:t xml:space="preserve">import </w:t>
-            </w:r>
-            <w:proofErr w:type="spellStart"/>
-            <w:r>
-              <w:rPr>
-                <w:rFonts w:ascii="Times New Roman" w:eastAsia="MS Mincho" w:hAnsi="Times New Roman" w:cs="Times New Roman"/>
-                <w:color w:val="000000" w:themeColor="text1"/>
-                <w:kern w:val="0"/>
-                <w:sz w:val="22"/>
-                <w:szCs w:val="22"/>
-                <w14:ligatures w14:val="none"/>
-              </w:rPr>
-              <w:t>tkinter</w:t>
-            </w:r>
-            <w:proofErr w:type="spellEnd"/>
-            <w:r>
-              <w:rPr>
-                <w:rFonts w:ascii="Times New Roman" w:eastAsia="MS Mincho" w:hAnsi="Times New Roman" w:cs="Times New Roman"/>
-                <w:color w:val="000000" w:themeColor="text1"/>
-                <w:kern w:val="0"/>
-                <w:sz w:val="22"/>
-                <w:szCs w:val="22"/>
-                <w14:ligatures w14:val="none"/>
-              </w:rPr>
-              <w:t xml:space="preserve"> as </w:t>
-            </w:r>
-            <w:proofErr w:type="spellStart"/>
-            <w:r>
-              <w:rPr>
-                <w:rFonts w:ascii="Times New Roman" w:eastAsia="MS Mincho" w:hAnsi="Times New Roman" w:cs="Times New Roman"/>
-                <w:color w:val="000000" w:themeColor="text1"/>
-                <w:kern w:val="0"/>
-                <w:sz w:val="22"/>
-                <w:szCs w:val="22"/>
-                <w14:ligatures w14:val="none"/>
-              </w:rPr>
-              <w:t>tk</w:t>
-            </w:r>
-            <w:proofErr w:type="spellEnd"/>
+              <w:t>import matplotlib.pyplot as plt</w:t>
+            </w:r>
+          </w:p>
+          <w:p>
+            <w:pPr>
+              <w:spacing w:line="276" w:lineRule="auto"/>
+              <w:rPr>
+                <w:rFonts w:ascii="Times New Roman" w:eastAsia="MS Mincho" w:hAnsi="Times New Roman" w:cs="Times New Roman"/>
+                <w:color w:val="000000" w:themeColor="text1"/>
+                <w:kern w:val="0"/>
+                <w:sz w:val="22"/>
+                <w:szCs w:val="22"/>
+                <w14:ligatures w14:val="none"/>
+              </w:rPr>
+            </w:pPr>
+            <w:r>
+              <w:rPr>
+                <w:rFonts w:ascii="Times New Roman" w:eastAsia="MS Mincho" w:hAnsi="Times New Roman" w:cs="Times New Roman"/>
+                <w:color w:val="000000" w:themeColor="text1"/>
+                <w:kern w:val="0"/>
+                <w:sz w:val="22"/>
+                <w:szCs w:val="22"/>
+                <w14:ligatures w14:val="none"/>
+              </w:rPr>
+              <w:t>import tkinter as tk</w:t>
+            </w:r>
           </w:p>
           <w:p>
             <w:pPr>
@@ -7836,133 +7291,68 @@
                 <w:szCs w:val="22"/>
                 <w14:ligatures w14:val="none"/>
               </w:rPr>
-              <w:t>conn = sqlite3.connect("</w:t>
-            </w:r>
-            <w:proofErr w:type="spellStart"/>
-            <w:r>
-              <w:rPr>
-                <w:rFonts w:ascii="Times New Roman" w:eastAsia="MS Mincho" w:hAnsi="Times New Roman" w:cs="Times New Roman"/>
-                <w:color w:val="000000" w:themeColor="text1"/>
-                <w:kern w:val="0"/>
-                <w:sz w:val="22"/>
-                <w:szCs w:val="22"/>
-                <w14:ligatures w14:val="none"/>
-              </w:rPr>
-              <w:t>finance.db</w:t>
-            </w:r>
-            <w:proofErr w:type="spellEnd"/>
-            <w:r>
-              <w:rPr>
-                <w:rFonts w:ascii="Times New Roman" w:eastAsia="MS Mincho" w:hAnsi="Times New Roman" w:cs="Times New Roman"/>
-                <w:color w:val="000000" w:themeColor="text1"/>
-                <w:kern w:val="0"/>
-                <w:sz w:val="22"/>
-                <w:szCs w:val="22"/>
-                <w14:ligatures w14:val="none"/>
-              </w:rPr>
-              <w:t>")</w:t>
-            </w:r>
-          </w:p>
-          <w:p>
-            <w:pPr>
-              <w:spacing w:line="276" w:lineRule="auto"/>
-              <w:rPr>
-                <w:rFonts w:ascii="Times New Roman" w:eastAsia="MS Mincho" w:hAnsi="Times New Roman" w:cs="Times New Roman"/>
-                <w:color w:val="000000" w:themeColor="text1"/>
-                <w:kern w:val="0"/>
-                <w:sz w:val="22"/>
-                <w:szCs w:val="22"/>
-                <w14:ligatures w14:val="none"/>
-              </w:rPr>
-            </w:pPr>
-            <w:r>
-              <w:rPr>
-                <w:rFonts w:ascii="Times New Roman" w:eastAsia="MS Mincho" w:hAnsi="Times New Roman" w:cs="Times New Roman"/>
-                <w:color w:val="000000" w:themeColor="text1"/>
-                <w:kern w:val="0"/>
-                <w:sz w:val="22"/>
-                <w:szCs w:val="22"/>
-                <w14:ligatures w14:val="none"/>
-              </w:rPr>
-              <w:t xml:space="preserve">cursor = </w:t>
-            </w:r>
-            <w:proofErr w:type="spellStart"/>
-            <w:proofErr w:type="gramStart"/>
-            <w:r>
-              <w:rPr>
-                <w:rFonts w:ascii="Times New Roman" w:eastAsia="MS Mincho" w:hAnsi="Times New Roman" w:cs="Times New Roman"/>
-                <w:color w:val="000000" w:themeColor="text1"/>
-                <w:kern w:val="0"/>
-                <w:sz w:val="22"/>
-                <w:szCs w:val="22"/>
-                <w14:ligatures w14:val="none"/>
-              </w:rPr>
-              <w:t>conn.cursor</w:t>
-            </w:r>
-            <w:proofErr w:type="spellEnd"/>
-            <w:proofErr w:type="gramEnd"/>
-            <w:r>
-              <w:rPr>
-                <w:rFonts w:ascii="Times New Roman" w:eastAsia="MS Mincho" w:hAnsi="Times New Roman" w:cs="Times New Roman"/>
-                <w:color w:val="000000" w:themeColor="text1"/>
-                <w:kern w:val="0"/>
-                <w:sz w:val="22"/>
-                <w:szCs w:val="22"/>
-                <w14:ligatures w14:val="none"/>
-              </w:rPr>
-              <w:t>()</w:t>
-            </w:r>
-          </w:p>
-          <w:p>
-            <w:pPr>
-              <w:spacing w:line="276" w:lineRule="auto"/>
-              <w:rPr>
-                <w:rFonts w:ascii="Times New Roman" w:eastAsia="MS Mincho" w:hAnsi="Times New Roman" w:cs="Times New Roman"/>
-                <w:color w:val="000000" w:themeColor="text1"/>
-                <w:kern w:val="0"/>
-                <w:sz w:val="22"/>
-                <w:szCs w:val="22"/>
-                <w14:ligatures w14:val="none"/>
-              </w:rPr>
-            </w:pPr>
-          </w:p>
-          <w:p>
-            <w:pPr>
-              <w:spacing w:line="276" w:lineRule="auto"/>
-              <w:rPr>
-                <w:rFonts w:ascii="Times New Roman" w:eastAsia="MS Mincho" w:hAnsi="Times New Roman" w:cs="Times New Roman"/>
-                <w:color w:val="000000" w:themeColor="text1"/>
-                <w:kern w:val="0"/>
-                <w:sz w:val="22"/>
-                <w:szCs w:val="22"/>
-                <w14:ligatures w14:val="none"/>
-              </w:rPr>
-            </w:pPr>
-            <w:proofErr w:type="spellStart"/>
-            <w:proofErr w:type="gramStart"/>
-            <w:r>
-              <w:rPr>
-                <w:rFonts w:ascii="Times New Roman" w:eastAsia="MS Mincho" w:hAnsi="Times New Roman" w:cs="Times New Roman"/>
-                <w:color w:val="000000" w:themeColor="text1"/>
-                <w:kern w:val="0"/>
-                <w:sz w:val="22"/>
-                <w:szCs w:val="22"/>
-                <w14:ligatures w14:val="none"/>
-              </w:rPr>
-              <w:t>cursor.executescript</w:t>
-            </w:r>
-            <w:proofErr w:type="spellEnd"/>
-            <w:proofErr w:type="gramEnd"/>
-            <w:r>
-              <w:rPr>
-                <w:rFonts w:ascii="Times New Roman" w:eastAsia="MS Mincho" w:hAnsi="Times New Roman" w:cs="Times New Roman"/>
-                <w:color w:val="000000" w:themeColor="text1"/>
-                <w:kern w:val="0"/>
-                <w:sz w:val="22"/>
-                <w:szCs w:val="22"/>
-                <w14:ligatures w14:val="none"/>
-              </w:rPr>
-              <w:t>("""</w:t>
+              <w:t>conn = sqlite3.connect("finance.db")</w:t>
+            </w:r>
+          </w:p>
+          <w:p>
+            <w:pPr>
+              <w:spacing w:line="276" w:lineRule="auto"/>
+              <w:rPr>
+                <w:rFonts w:ascii="Times New Roman" w:eastAsia="MS Mincho" w:hAnsi="Times New Roman" w:cs="Times New Roman"/>
+                <w:color w:val="000000" w:themeColor="text1"/>
+                <w:kern w:val="0"/>
+                <w:sz w:val="22"/>
+                <w:szCs w:val="22"/>
+                <w14:ligatures w14:val="none"/>
+              </w:rPr>
+            </w:pPr>
+            <w:r>
+              <w:rPr>
+                <w:rFonts w:ascii="Times New Roman" w:eastAsia="MS Mincho" w:hAnsi="Times New Roman" w:cs="Times New Roman"/>
+                <w:color w:val="000000" w:themeColor="text1"/>
+                <w:kern w:val="0"/>
+                <w:sz w:val="22"/>
+                <w:szCs w:val="22"/>
+                <w14:ligatures w14:val="none"/>
+              </w:rPr>
+              <w:t>cursor = conn.cursor()</w:t>
+            </w:r>
+          </w:p>
+          <w:p>
+            <w:pPr>
+              <w:spacing w:line="276" w:lineRule="auto"/>
+              <w:rPr>
+                <w:rFonts w:ascii="Times New Roman" w:eastAsia="MS Mincho" w:hAnsi="Times New Roman" w:cs="Times New Roman"/>
+                <w:color w:val="000000" w:themeColor="text1"/>
+                <w:kern w:val="0"/>
+                <w:sz w:val="22"/>
+                <w:szCs w:val="22"/>
+                <w14:ligatures w14:val="none"/>
+              </w:rPr>
+            </w:pPr>
+          </w:p>
+          <w:p>
+            <w:pPr>
+              <w:spacing w:line="276" w:lineRule="auto"/>
+              <w:rPr>
+                <w:rFonts w:ascii="Times New Roman" w:eastAsia="MS Mincho" w:hAnsi="Times New Roman" w:cs="Times New Roman"/>
+                <w:color w:val="000000" w:themeColor="text1"/>
+                <w:kern w:val="0"/>
+                <w:sz w:val="22"/>
+                <w:szCs w:val="22"/>
+                <w14:ligatures w14:val="none"/>
+              </w:rPr>
+            </w:pPr>
+            <w:r>
+              <w:rPr>
+                <w:rFonts w:ascii="Times New Roman" w:eastAsia="MS Mincho" w:hAnsi="Times New Roman" w:cs="Times New Roman"/>
+                <w:color w:val="000000" w:themeColor="text1"/>
+                <w:kern w:val="0"/>
+                <w:sz w:val="22"/>
+                <w:szCs w:val="22"/>
+                <w14:ligatures w14:val="none"/>
+              </w:rPr>
+              <w:t>cursor.executescript("""</w:t>
             </w:r>
           </w:p>
           <w:p>
@@ -8154,31 +7544,7 @@
                 <w:szCs w:val="22"/>
                 <w14:ligatures w14:val="none"/>
               </w:rPr>
-              <w:t xml:space="preserve">    </w:t>
-            </w:r>
-            <w:proofErr w:type="spellStart"/>
-            <w:r>
-              <w:rPr>
-                <w:rFonts w:ascii="Times New Roman" w:eastAsia="MS Mincho" w:hAnsi="Times New Roman" w:cs="Times New Roman"/>
-                <w:color w:val="000000" w:themeColor="text1"/>
-                <w:kern w:val="0"/>
-                <w:sz w:val="22"/>
-                <w:szCs w:val="22"/>
-                <w14:ligatures w14:val="none"/>
-              </w:rPr>
-              <w:t>payment_mode</w:t>
-            </w:r>
-            <w:proofErr w:type="spellEnd"/>
-            <w:r>
-              <w:rPr>
-                <w:rFonts w:ascii="Times New Roman" w:eastAsia="MS Mincho" w:hAnsi="Times New Roman" w:cs="Times New Roman"/>
-                <w:color w:val="000000" w:themeColor="text1"/>
-                <w:kern w:val="0"/>
-                <w:sz w:val="22"/>
-                <w:szCs w:val="22"/>
-                <w14:ligatures w14:val="none"/>
-              </w:rPr>
-              <w:t xml:space="preserve"> TEXT DEFAULT 'UPI'</w:t>
+              <w:t xml:space="preserve">    payment_mode TEXT DEFAULT 'UPI'</w:t>
             </w:r>
           </w:p>
           <w:p>
@@ -8287,31 +7653,7 @@
                 <w:szCs w:val="22"/>
                 <w14:ligatures w14:val="none"/>
               </w:rPr>
-              <w:t xml:space="preserve">    </w:t>
-            </w:r>
-            <w:proofErr w:type="spellStart"/>
-            <w:r>
-              <w:rPr>
-                <w:rFonts w:ascii="Times New Roman" w:eastAsia="MS Mincho" w:hAnsi="Times New Roman" w:cs="Times New Roman"/>
-                <w:color w:val="000000" w:themeColor="text1"/>
-                <w:kern w:val="0"/>
-                <w:sz w:val="22"/>
-                <w:szCs w:val="22"/>
-                <w14:ligatures w14:val="none"/>
-              </w:rPr>
-              <w:t>monthly_limit</w:t>
-            </w:r>
-            <w:proofErr w:type="spellEnd"/>
-            <w:r>
-              <w:rPr>
-                <w:rFonts w:ascii="Times New Roman" w:eastAsia="MS Mincho" w:hAnsi="Times New Roman" w:cs="Times New Roman"/>
-                <w:color w:val="000000" w:themeColor="text1"/>
-                <w:kern w:val="0"/>
-                <w:sz w:val="22"/>
-                <w:szCs w:val="22"/>
-                <w14:ligatures w14:val="none"/>
-              </w:rPr>
-              <w:t xml:space="preserve"> REAL NOT NULL</w:t>
+              <w:t xml:space="preserve">    monthly_limit REAL NOT NULL</w:t>
             </w:r>
           </w:p>
           <w:p>
@@ -8424,79 +7766,7 @@
                 <w:szCs w:val="22"/>
                 <w14:ligatures w14:val="none"/>
               </w:rPr>
-              <w:t xml:space="preserve">def </w:t>
-            </w:r>
-            <w:proofErr w:type="spellStart"/>
-            <w:r>
-              <w:rPr>
-                <w:rFonts w:ascii="Times New Roman" w:eastAsia="MS Mincho" w:hAnsi="Times New Roman" w:cs="Times New Roman"/>
-                <w:color w:val="000000" w:themeColor="text1"/>
-                <w:kern w:val="0"/>
-                <w:sz w:val="22"/>
-                <w:szCs w:val="22"/>
-                <w14:ligatures w14:val="none"/>
-              </w:rPr>
-              <w:t>add_</w:t>
-            </w:r>
-            <w:proofErr w:type="gramStart"/>
-            <w:r>
-              <w:rPr>
-                <w:rFonts w:ascii="Times New Roman" w:eastAsia="MS Mincho" w:hAnsi="Times New Roman" w:cs="Times New Roman"/>
-                <w:color w:val="000000" w:themeColor="text1"/>
-                <w:kern w:val="0"/>
-                <w:sz w:val="22"/>
-                <w:szCs w:val="22"/>
-                <w14:ligatures w14:val="none"/>
-              </w:rPr>
-              <w:t>transaction</w:t>
-            </w:r>
-            <w:proofErr w:type="spellEnd"/>
-            <w:r>
-              <w:rPr>
-                <w:rFonts w:ascii="Times New Roman" w:eastAsia="MS Mincho" w:hAnsi="Times New Roman" w:cs="Times New Roman"/>
-                <w:color w:val="000000" w:themeColor="text1"/>
-                <w:kern w:val="0"/>
-                <w:sz w:val="22"/>
-                <w:szCs w:val="22"/>
-                <w14:ligatures w14:val="none"/>
-              </w:rPr>
-              <w:t>(</w:t>
-            </w:r>
-            <w:proofErr w:type="gramEnd"/>
-            <w:r>
-              <w:rPr>
-                <w:rFonts w:ascii="Times New Roman" w:eastAsia="MS Mincho" w:hAnsi="Times New Roman" w:cs="Times New Roman"/>
-                <w:color w:val="000000" w:themeColor="text1"/>
-                <w:kern w:val="0"/>
-                <w:sz w:val="22"/>
-                <w:szCs w:val="22"/>
-                <w14:ligatures w14:val="none"/>
-              </w:rPr>
-              <w:t xml:space="preserve">date, </w:t>
-            </w:r>
-            <w:proofErr w:type="spellStart"/>
-            <w:r>
-              <w:rPr>
-                <w:rFonts w:ascii="Times New Roman" w:eastAsia="MS Mincho" w:hAnsi="Times New Roman" w:cs="Times New Roman"/>
-                <w:color w:val="000000" w:themeColor="text1"/>
-                <w:kern w:val="0"/>
-                <w:sz w:val="22"/>
-                <w:szCs w:val="22"/>
-                <w14:ligatures w14:val="none"/>
-              </w:rPr>
-              <w:t>trans_type</w:t>
-            </w:r>
-            <w:proofErr w:type="spellEnd"/>
-            <w:r>
-              <w:rPr>
-                <w:rFonts w:ascii="Times New Roman" w:eastAsia="MS Mincho" w:hAnsi="Times New Roman" w:cs="Times New Roman"/>
-                <w:color w:val="000000" w:themeColor="text1"/>
-                <w:kern w:val="0"/>
-                <w:sz w:val="22"/>
-                <w:szCs w:val="22"/>
-                <w14:ligatures w14:val="none"/>
-              </w:rPr>
-              <w:t>, category,</w:t>
+              <w:t>def add_transaction(date, trans_type, category,</w:t>
             </w:r>
           </w:p>
           <w:p>
@@ -8544,33 +7814,7 @@
                 <w:szCs w:val="22"/>
                 <w14:ligatures w14:val="none"/>
               </w:rPr>
-              <w:t xml:space="preserve">    </w:t>
-            </w:r>
-            <w:proofErr w:type="spellStart"/>
-            <w:proofErr w:type="gramStart"/>
-            <w:r>
-              <w:rPr>
-                <w:rFonts w:ascii="Times New Roman" w:eastAsia="MS Mincho" w:hAnsi="Times New Roman" w:cs="Times New Roman"/>
-                <w:color w:val="000000" w:themeColor="text1"/>
-                <w:kern w:val="0"/>
-                <w:sz w:val="22"/>
-                <w:szCs w:val="22"/>
-                <w14:ligatures w14:val="none"/>
-              </w:rPr>
-              <w:t>cursor.execute</w:t>
-            </w:r>
-            <w:proofErr w:type="spellEnd"/>
-            <w:proofErr w:type="gramEnd"/>
-            <w:r>
-              <w:rPr>
-                <w:rFonts w:ascii="Times New Roman" w:eastAsia="MS Mincho" w:hAnsi="Times New Roman" w:cs="Times New Roman"/>
-                <w:color w:val="000000" w:themeColor="text1"/>
-                <w:kern w:val="0"/>
-                <w:sz w:val="22"/>
-                <w:szCs w:val="22"/>
-                <w14:ligatures w14:val="none"/>
-              </w:rPr>
-              <w:t>("""</w:t>
+              <w:t xml:space="preserve">    cursor.execute("""</w:t>
             </w:r>
           </w:p>
           <w:p>
@@ -8618,225 +7862,79 @@
                 <w:szCs w:val="22"/>
                 <w14:ligatures w14:val="none"/>
               </w:rPr>
-              <w:t xml:space="preserve">        (date, type, category, amount, description, </w:t>
-            </w:r>
-            <w:proofErr w:type="spellStart"/>
-            <w:r>
-              <w:rPr>
-                <w:rFonts w:ascii="Times New Roman" w:eastAsia="MS Mincho" w:hAnsi="Times New Roman" w:cs="Times New Roman"/>
-                <w:color w:val="000000" w:themeColor="text1"/>
-                <w:kern w:val="0"/>
-                <w:sz w:val="22"/>
-                <w:szCs w:val="22"/>
-                <w14:ligatures w14:val="none"/>
-              </w:rPr>
-              <w:t>payment_mode</w:t>
-            </w:r>
-            <w:proofErr w:type="spellEnd"/>
-            <w:r>
-              <w:rPr>
-                <w:rFonts w:ascii="Times New Roman" w:eastAsia="MS Mincho" w:hAnsi="Times New Roman" w:cs="Times New Roman"/>
-                <w:color w:val="000000" w:themeColor="text1"/>
-                <w:kern w:val="0"/>
-                <w:sz w:val="22"/>
-                <w:szCs w:val="22"/>
-                <w14:ligatures w14:val="none"/>
-              </w:rPr>
-              <w:t>)</w:t>
-            </w:r>
-          </w:p>
-          <w:p>
-            <w:pPr>
-              <w:spacing w:line="276" w:lineRule="auto"/>
-              <w:rPr>
-                <w:rFonts w:ascii="Times New Roman" w:eastAsia="MS Mincho" w:hAnsi="Times New Roman" w:cs="Times New Roman"/>
-                <w:color w:val="000000" w:themeColor="text1"/>
-                <w:kern w:val="0"/>
-                <w:sz w:val="22"/>
-                <w:szCs w:val="22"/>
-                <w14:ligatures w14:val="none"/>
-              </w:rPr>
-            </w:pPr>
-            <w:r>
-              <w:rPr>
-                <w:rFonts w:ascii="Times New Roman" w:eastAsia="MS Mincho" w:hAnsi="Times New Roman" w:cs="Times New Roman"/>
-                <w:color w:val="000000" w:themeColor="text1"/>
-                <w:kern w:val="0"/>
-                <w:sz w:val="22"/>
-                <w:szCs w:val="22"/>
-                <w14:ligatures w14:val="none"/>
-              </w:rPr>
-              <w:t xml:space="preserve">        VALUES </w:t>
-            </w:r>
-            <w:proofErr w:type="gramStart"/>
-            <w:r>
-              <w:rPr>
-                <w:rFonts w:ascii="Times New Roman" w:eastAsia="MS Mincho" w:hAnsi="Times New Roman" w:cs="Times New Roman"/>
-                <w:color w:val="000000" w:themeColor="text1"/>
-                <w:kern w:val="0"/>
-                <w:sz w:val="22"/>
-                <w:szCs w:val="22"/>
-                <w14:ligatures w14:val="none"/>
-              </w:rPr>
-              <w:t>(?,</w:t>
-            </w:r>
-            <w:proofErr w:type="gramEnd"/>
-            <w:r>
-              <w:rPr>
-                <w:rFonts w:ascii="Times New Roman" w:eastAsia="MS Mincho" w:hAnsi="Times New Roman" w:cs="Times New Roman"/>
-                <w:color w:val="000000" w:themeColor="text1"/>
-                <w:kern w:val="0"/>
-                <w:sz w:val="22"/>
-                <w:szCs w:val="22"/>
-                <w14:ligatures w14:val="none"/>
-              </w:rPr>
-              <w:t xml:space="preserve"> ?, ?</w:t>
-            </w:r>
-            <w:proofErr w:type="gramStart"/>
-            <w:r>
-              <w:rPr>
-                <w:rFonts w:ascii="Times New Roman" w:eastAsia="MS Mincho" w:hAnsi="Times New Roman" w:cs="Times New Roman"/>
-                <w:color w:val="000000" w:themeColor="text1"/>
-                <w:kern w:val="0"/>
-                <w:sz w:val="22"/>
-                <w:szCs w:val="22"/>
-                <w14:ligatures w14:val="none"/>
-              </w:rPr>
-              <w:t>, ?</w:t>
-            </w:r>
-            <w:proofErr w:type="gramEnd"/>
-            <w:r>
-              <w:rPr>
-                <w:rFonts w:ascii="Times New Roman" w:eastAsia="MS Mincho" w:hAnsi="Times New Roman" w:cs="Times New Roman"/>
-                <w:color w:val="000000" w:themeColor="text1"/>
-                <w:kern w:val="0"/>
-                <w:sz w:val="22"/>
-                <w:szCs w:val="22"/>
-                <w14:ligatures w14:val="none"/>
-              </w:rPr>
-              <w:t>, ?</w:t>
-            </w:r>
-            <w:proofErr w:type="gramStart"/>
-            <w:r>
-              <w:rPr>
-                <w:rFonts w:ascii="Times New Roman" w:eastAsia="MS Mincho" w:hAnsi="Times New Roman" w:cs="Times New Roman"/>
-                <w:color w:val="000000" w:themeColor="text1"/>
-                <w:kern w:val="0"/>
-                <w:sz w:val="22"/>
-                <w:szCs w:val="22"/>
-                <w14:ligatures w14:val="none"/>
-              </w:rPr>
-              <w:t>, ?</w:t>
-            </w:r>
-            <w:proofErr w:type="gramEnd"/>
-            <w:r>
-              <w:rPr>
-                <w:rFonts w:ascii="Times New Roman" w:eastAsia="MS Mincho" w:hAnsi="Times New Roman" w:cs="Times New Roman"/>
-                <w:color w:val="000000" w:themeColor="text1"/>
-                <w:kern w:val="0"/>
-                <w:sz w:val="22"/>
-                <w:szCs w:val="22"/>
-                <w14:ligatures w14:val="none"/>
-              </w:rPr>
-              <w:t>)</w:t>
-            </w:r>
-          </w:p>
-          <w:p>
-            <w:pPr>
-              <w:spacing w:line="276" w:lineRule="auto"/>
-              <w:rPr>
-                <w:rFonts w:ascii="Times New Roman" w:eastAsia="MS Mincho" w:hAnsi="Times New Roman" w:cs="Times New Roman"/>
-                <w:color w:val="000000" w:themeColor="text1"/>
-                <w:kern w:val="0"/>
-                <w:sz w:val="22"/>
-                <w:szCs w:val="22"/>
-                <w14:ligatures w14:val="none"/>
-              </w:rPr>
-            </w:pPr>
-            <w:r>
-              <w:rPr>
-                <w:rFonts w:ascii="Times New Roman" w:eastAsia="MS Mincho" w:hAnsi="Times New Roman" w:cs="Times New Roman"/>
-                <w:color w:val="000000" w:themeColor="text1"/>
-                <w:kern w:val="0"/>
-                <w:sz w:val="22"/>
-                <w:szCs w:val="22"/>
-                <w14:ligatures w14:val="none"/>
-              </w:rPr>
-              <w:t xml:space="preserve">    """, (date, </w:t>
-            </w:r>
-            <w:proofErr w:type="spellStart"/>
-            <w:r>
-              <w:rPr>
-                <w:rFonts w:ascii="Times New Roman" w:eastAsia="MS Mincho" w:hAnsi="Times New Roman" w:cs="Times New Roman"/>
-                <w:color w:val="000000" w:themeColor="text1"/>
-                <w:kern w:val="0"/>
-                <w:sz w:val="22"/>
-                <w:szCs w:val="22"/>
-                <w14:ligatures w14:val="none"/>
-              </w:rPr>
-              <w:t>trans_type</w:t>
-            </w:r>
-            <w:proofErr w:type="spellEnd"/>
-            <w:r>
-              <w:rPr>
-                <w:rFonts w:ascii="Times New Roman" w:eastAsia="MS Mincho" w:hAnsi="Times New Roman" w:cs="Times New Roman"/>
-                <w:color w:val="000000" w:themeColor="text1"/>
-                <w:kern w:val="0"/>
-                <w:sz w:val="22"/>
-                <w:szCs w:val="22"/>
-                <w14:ligatures w14:val="none"/>
-              </w:rPr>
-              <w:t>, category, amount, description, mode))</w:t>
-            </w:r>
-          </w:p>
-          <w:p>
-            <w:pPr>
-              <w:spacing w:line="276" w:lineRule="auto"/>
-              <w:rPr>
-                <w:rFonts w:ascii="Times New Roman" w:eastAsia="MS Mincho" w:hAnsi="Times New Roman" w:cs="Times New Roman"/>
-                <w:color w:val="000000" w:themeColor="text1"/>
-                <w:kern w:val="0"/>
-                <w:sz w:val="22"/>
-                <w:szCs w:val="22"/>
-                <w14:ligatures w14:val="none"/>
-              </w:rPr>
-            </w:pPr>
-            <w:r>
-              <w:rPr>
-                <w:rFonts w:ascii="Times New Roman" w:eastAsia="MS Mincho" w:hAnsi="Times New Roman" w:cs="Times New Roman"/>
-                <w:color w:val="000000" w:themeColor="text1"/>
-                <w:kern w:val="0"/>
-                <w:sz w:val="22"/>
-                <w:szCs w:val="22"/>
-                <w14:ligatures w14:val="none"/>
-              </w:rPr>
-              <w:t xml:space="preserve">    </w:t>
-            </w:r>
-            <w:proofErr w:type="spellStart"/>
-            <w:proofErr w:type="gramStart"/>
-            <w:r>
-              <w:rPr>
-                <w:rFonts w:ascii="Times New Roman" w:eastAsia="MS Mincho" w:hAnsi="Times New Roman" w:cs="Times New Roman"/>
-                <w:color w:val="000000" w:themeColor="text1"/>
-                <w:kern w:val="0"/>
-                <w:sz w:val="22"/>
-                <w:szCs w:val="22"/>
-                <w14:ligatures w14:val="none"/>
-              </w:rPr>
-              <w:t>conn.commit</w:t>
-            </w:r>
-            <w:proofErr w:type="spellEnd"/>
-            <w:proofErr w:type="gramEnd"/>
-            <w:r>
-              <w:rPr>
-                <w:rFonts w:ascii="Times New Roman" w:eastAsia="MS Mincho" w:hAnsi="Times New Roman" w:cs="Times New Roman"/>
-                <w:color w:val="000000" w:themeColor="text1"/>
-                <w:kern w:val="0"/>
-                <w:sz w:val="22"/>
-                <w:szCs w:val="22"/>
-                <w14:ligatures w14:val="none"/>
-              </w:rPr>
-              <w:t>()</w:t>
+              <w:t xml:space="preserve">        (date, type, category, amount, description, payment_mode)</w:t>
+            </w:r>
+          </w:p>
+          <w:p>
+            <w:pPr>
+              <w:spacing w:line="276" w:lineRule="auto"/>
+              <w:rPr>
+                <w:rFonts w:ascii="Times New Roman" w:eastAsia="MS Mincho" w:hAnsi="Times New Roman" w:cs="Times New Roman"/>
+                <w:color w:val="000000" w:themeColor="text1"/>
+                <w:kern w:val="0"/>
+                <w:sz w:val="22"/>
+                <w:szCs w:val="22"/>
+                <w14:ligatures w14:val="none"/>
+              </w:rPr>
+            </w:pPr>
+            <w:r>
+              <w:rPr>
+                <w:rFonts w:ascii="Times New Roman" w:eastAsia="MS Mincho" w:hAnsi="Times New Roman" w:cs="Times New Roman"/>
+                <w:color w:val="000000" w:themeColor="text1"/>
+                <w:kern w:val="0"/>
+                <w:sz w:val="22"/>
+                <w:szCs w:val="22"/>
+                <w14:ligatures w14:val="none"/>
+              </w:rPr>
+              <w:t xml:space="preserve">        VALUES (?, ?, ?, ?, ?, ?)</w:t>
+            </w:r>
+          </w:p>
+          <w:p>
+            <w:pPr>
+              <w:spacing w:line="276" w:lineRule="auto"/>
+              <w:rPr>
+                <w:rFonts w:ascii="Times New Roman" w:eastAsia="MS Mincho" w:hAnsi="Times New Roman" w:cs="Times New Roman"/>
+                <w:color w:val="000000" w:themeColor="text1"/>
+                <w:kern w:val="0"/>
+                <w:sz w:val="22"/>
+                <w:szCs w:val="22"/>
+                <w14:ligatures w14:val="none"/>
+              </w:rPr>
+            </w:pPr>
+            <w:r>
+              <w:rPr>
+                <w:rFonts w:ascii="Times New Roman" w:eastAsia="MS Mincho" w:hAnsi="Times New Roman" w:cs="Times New Roman"/>
+                <w:color w:val="000000" w:themeColor="text1"/>
+                <w:kern w:val="0"/>
+                <w:sz w:val="22"/>
+                <w:szCs w:val="22"/>
+                <w14:ligatures w14:val="none"/>
+              </w:rPr>
+              <w:t xml:space="preserve">    """, (date, trans_type, category, amount, description, mode))</w:t>
+            </w:r>
+          </w:p>
+          <w:p>
+            <w:pPr>
+              <w:spacing w:line="276" w:lineRule="auto"/>
+              <w:rPr>
+                <w:rFonts w:ascii="Times New Roman" w:eastAsia="MS Mincho" w:hAnsi="Times New Roman" w:cs="Times New Roman"/>
+                <w:color w:val="000000" w:themeColor="text1"/>
+                <w:kern w:val="0"/>
+                <w:sz w:val="22"/>
+                <w:szCs w:val="22"/>
+                <w14:ligatures w14:val="none"/>
+              </w:rPr>
+            </w:pPr>
+            <w:r>
+              <w:rPr>
+                <w:rFonts w:ascii="Times New Roman" w:eastAsia="MS Mincho" w:hAnsi="Times New Roman" w:cs="Times New Roman"/>
+                <w:color w:val="000000" w:themeColor="text1"/>
+                <w:kern w:val="0"/>
+                <w:sz w:val="22"/>
+                <w:szCs w:val="22"/>
+                <w14:ligatures w14:val="none"/>
+              </w:rPr>
+              <w:t xml:space="preserve">    conn.commit()</w:t>
             </w:r>
           </w:p>
           <w:p>
@@ -8880,31 +7978,16 @@
                 <w14:ligatures w14:val="none"/>
               </w:rPr>
             </w:pPr>
-            <w:proofErr w:type="spellStart"/>
-            <w:proofErr w:type="gramStart"/>
-            <w:r>
-              <w:rPr>
-                <w:rFonts w:ascii="Times New Roman" w:eastAsia="MS Mincho" w:hAnsi="Times New Roman" w:cs="Times New Roman"/>
-                <w:color w:val="000000" w:themeColor="text1"/>
-                <w:kern w:val="0"/>
-                <w:sz w:val="22"/>
-                <w:szCs w:val="22"/>
-                <w14:ligatures w14:val="none"/>
-              </w:rPr>
-              <w:t>cursor.execute</w:t>
-            </w:r>
-            <w:proofErr w:type="spellEnd"/>
-            <w:proofErr w:type="gramEnd"/>
-            <w:r>
-              <w:rPr>
-                <w:rFonts w:ascii="Times New Roman" w:eastAsia="MS Mincho" w:hAnsi="Times New Roman" w:cs="Times New Roman"/>
-                <w:color w:val="000000" w:themeColor="text1"/>
-                <w:kern w:val="0"/>
-                <w:sz w:val="22"/>
-                <w:szCs w:val="22"/>
-                <w14:ligatures w14:val="none"/>
-              </w:rPr>
-              <w:t>("""</w:t>
+            <w:r>
+              <w:rPr>
+                <w:rFonts w:ascii="Times New Roman" w:eastAsia="MS Mincho" w:hAnsi="Times New Roman" w:cs="Times New Roman"/>
+                <w:color w:val="000000" w:themeColor="text1"/>
+                <w:kern w:val="0"/>
+                <w:sz w:val="22"/>
+                <w:szCs w:val="22"/>
+                <w14:ligatures w14:val="none"/>
+              </w:rPr>
+              <w:t>cursor.execute("""</w:t>
             </w:r>
           </w:p>
           <w:p>
@@ -8952,31 +8035,7 @@
                 <w:szCs w:val="22"/>
                 <w14:ligatures w14:val="none"/>
               </w:rPr>
-              <w:t xml:space="preserve">        </w:t>
-            </w:r>
-            <w:proofErr w:type="gramStart"/>
-            <w:r>
-              <w:rPr>
-                <w:rFonts w:ascii="Times New Roman" w:eastAsia="MS Mincho" w:hAnsi="Times New Roman" w:cs="Times New Roman"/>
-                <w:color w:val="000000" w:themeColor="text1"/>
-                <w:kern w:val="0"/>
-                <w:sz w:val="22"/>
-                <w:szCs w:val="22"/>
-                <w14:ligatures w14:val="none"/>
-              </w:rPr>
-              <w:t>COALESCE(SUM(</w:t>
-            </w:r>
-            <w:proofErr w:type="gramEnd"/>
-            <w:r>
-              <w:rPr>
-                <w:rFonts w:ascii="Times New Roman" w:eastAsia="MS Mincho" w:hAnsi="Times New Roman" w:cs="Times New Roman"/>
-                <w:color w:val="000000" w:themeColor="text1"/>
-                <w:kern w:val="0"/>
-                <w:sz w:val="22"/>
-                <w:szCs w:val="22"/>
-                <w14:ligatures w14:val="none"/>
-              </w:rPr>
-              <w:t>CASE WHEN type='Income'</w:t>
+              <w:t xml:space="preserve">        COALESCE(SUM(CASE WHEN type='Income'</w:t>
             </w:r>
           </w:p>
           <w:p>
@@ -9024,31 +8083,7 @@
                 <w:szCs w:val="22"/>
                 <w14:ligatures w14:val="none"/>
               </w:rPr>
-              <w:t xml:space="preserve">        </w:t>
-            </w:r>
-            <w:proofErr w:type="gramStart"/>
-            <w:r>
-              <w:rPr>
-                <w:rFonts w:ascii="Times New Roman" w:eastAsia="MS Mincho" w:hAnsi="Times New Roman" w:cs="Times New Roman"/>
-                <w:color w:val="000000" w:themeColor="text1"/>
-                <w:kern w:val="0"/>
-                <w:sz w:val="22"/>
-                <w:szCs w:val="22"/>
-                <w14:ligatures w14:val="none"/>
-              </w:rPr>
-              <w:t>COALESCE(SUM(</w:t>
-            </w:r>
-            <w:proofErr w:type="gramEnd"/>
-            <w:r>
-              <w:rPr>
-                <w:rFonts w:ascii="Times New Roman" w:eastAsia="MS Mincho" w:hAnsi="Times New Roman" w:cs="Times New Roman"/>
-                <w:color w:val="000000" w:themeColor="text1"/>
-                <w:kern w:val="0"/>
-                <w:sz w:val="22"/>
-                <w:szCs w:val="22"/>
-                <w14:ligatures w14:val="none"/>
-              </w:rPr>
-              <w:t>CASE WHEN type='Expense'</w:t>
+              <w:t xml:space="preserve">        COALESCE(SUM(CASE WHEN type='Expense'</w:t>
             </w:r>
           </w:p>
           <w:p>
@@ -9157,33 +8192,7 @@
                 <w:szCs w:val="22"/>
                 <w14:ligatures w14:val="none"/>
               </w:rPr>
-              <w:t xml:space="preserve">income, expense = </w:t>
-            </w:r>
-            <w:proofErr w:type="spellStart"/>
-            <w:proofErr w:type="gramStart"/>
-            <w:r>
-              <w:rPr>
-                <w:rFonts w:ascii="Times New Roman" w:eastAsia="MS Mincho" w:hAnsi="Times New Roman" w:cs="Times New Roman"/>
-                <w:color w:val="000000" w:themeColor="text1"/>
-                <w:kern w:val="0"/>
-                <w:sz w:val="22"/>
-                <w:szCs w:val="22"/>
-                <w14:ligatures w14:val="none"/>
-              </w:rPr>
-              <w:t>cursor.fetchone</w:t>
-            </w:r>
-            <w:proofErr w:type="spellEnd"/>
-            <w:proofErr w:type="gramEnd"/>
-            <w:r>
-              <w:rPr>
-                <w:rFonts w:ascii="Times New Roman" w:eastAsia="MS Mincho" w:hAnsi="Times New Roman" w:cs="Times New Roman"/>
-                <w:color w:val="000000" w:themeColor="text1"/>
-                <w:kern w:val="0"/>
-                <w:sz w:val="22"/>
-                <w:szCs w:val="22"/>
-                <w14:ligatures w14:val="none"/>
-              </w:rPr>
-              <w:t>()</w:t>
+              <w:t>income, expense = cursor.fetchone()</w:t>
             </w:r>
           </w:p>
           <w:p>
@@ -9222,214 +8231,125 @@
                 <w14:ligatures w14:val="none"/>
               </w:rPr>
             </w:pPr>
-            <w:proofErr w:type="spellStart"/>
-            <w:r>
-              <w:rPr>
-                <w:rFonts w:ascii="Times New Roman" w:eastAsia="MS Mincho" w:hAnsi="Times New Roman" w:cs="Times New Roman"/>
-                <w:color w:val="000000" w:themeColor="text1"/>
-                <w:kern w:val="0"/>
-                <w:sz w:val="22"/>
-                <w:szCs w:val="22"/>
-                <w14:ligatures w14:val="none"/>
-              </w:rPr>
-              <w:t>savings_rate</w:t>
-            </w:r>
-            <w:proofErr w:type="spellEnd"/>
-            <w:r>
-              <w:rPr>
-                <w:rFonts w:ascii="Times New Roman" w:eastAsia="MS Mincho" w:hAnsi="Times New Roman" w:cs="Times New Roman"/>
-                <w:color w:val="000000" w:themeColor="text1"/>
-                <w:kern w:val="0"/>
-                <w:sz w:val="22"/>
-                <w:szCs w:val="22"/>
-                <w14:ligatures w14:val="none"/>
-              </w:rPr>
-              <w:t xml:space="preserve"> = (savings / income * 100) if income &gt; 0 else 0</w:t>
-            </w:r>
-          </w:p>
-          <w:p>
-            <w:pPr>
-              <w:spacing w:line="276" w:lineRule="auto"/>
-              <w:rPr>
-                <w:rFonts w:ascii="Times New Roman" w:eastAsia="MS Mincho" w:hAnsi="Times New Roman" w:cs="Times New Roman"/>
-                <w:color w:val="000000" w:themeColor="text1"/>
-                <w:kern w:val="0"/>
-                <w:sz w:val="22"/>
-                <w:szCs w:val="22"/>
-                <w14:ligatures w14:val="none"/>
-              </w:rPr>
-            </w:pPr>
-          </w:p>
-          <w:p>
-            <w:pPr>
-              <w:spacing w:line="276" w:lineRule="auto"/>
-              <w:rPr>
-                <w:rFonts w:ascii="Times New Roman" w:eastAsia="MS Mincho" w:hAnsi="Times New Roman" w:cs="Times New Roman"/>
-                <w:color w:val="000000" w:themeColor="text1"/>
-                <w:kern w:val="0"/>
-                <w:sz w:val="22"/>
-                <w:szCs w:val="22"/>
-                <w14:ligatures w14:val="none"/>
-              </w:rPr>
-            </w:pPr>
-            <w:proofErr w:type="gramStart"/>
-            <w:r>
-              <w:rPr>
-                <w:rFonts w:ascii="Times New Roman" w:eastAsia="MS Mincho" w:hAnsi="Times New Roman" w:cs="Times New Roman"/>
-                <w:color w:val="000000" w:themeColor="text1"/>
-                <w:kern w:val="0"/>
-                <w:sz w:val="22"/>
-                <w:szCs w:val="22"/>
-                <w14:ligatures w14:val="none"/>
-              </w:rPr>
-              <w:t>print(</w:t>
-            </w:r>
-            <w:proofErr w:type="gramEnd"/>
-            <w:r>
-              <w:rPr>
-                <w:rFonts w:ascii="Times New Roman" w:eastAsia="MS Mincho" w:hAnsi="Times New Roman" w:cs="Times New Roman"/>
-                <w:color w:val="000000" w:themeColor="text1"/>
-                <w:kern w:val="0"/>
-                <w:sz w:val="22"/>
-                <w:szCs w:val="22"/>
-                <w14:ligatures w14:val="none"/>
-              </w:rPr>
-              <w:t>"Total Income:", income)</w:t>
-            </w:r>
-          </w:p>
-          <w:p>
-            <w:pPr>
-              <w:spacing w:line="276" w:lineRule="auto"/>
-              <w:rPr>
-                <w:rFonts w:ascii="Times New Roman" w:eastAsia="MS Mincho" w:hAnsi="Times New Roman" w:cs="Times New Roman"/>
-                <w:color w:val="000000" w:themeColor="text1"/>
-                <w:kern w:val="0"/>
-                <w:sz w:val="22"/>
-                <w:szCs w:val="22"/>
-                <w14:ligatures w14:val="none"/>
-              </w:rPr>
-            </w:pPr>
-            <w:proofErr w:type="gramStart"/>
-            <w:r>
-              <w:rPr>
-                <w:rFonts w:ascii="Times New Roman" w:eastAsia="MS Mincho" w:hAnsi="Times New Roman" w:cs="Times New Roman"/>
-                <w:color w:val="000000" w:themeColor="text1"/>
-                <w:kern w:val="0"/>
-                <w:sz w:val="22"/>
-                <w:szCs w:val="22"/>
-                <w14:ligatures w14:val="none"/>
-              </w:rPr>
-              <w:t>print(</w:t>
-            </w:r>
-            <w:proofErr w:type="gramEnd"/>
-            <w:r>
-              <w:rPr>
-                <w:rFonts w:ascii="Times New Roman" w:eastAsia="MS Mincho" w:hAnsi="Times New Roman" w:cs="Times New Roman"/>
-                <w:color w:val="000000" w:themeColor="text1"/>
-                <w:kern w:val="0"/>
-                <w:sz w:val="22"/>
-                <w:szCs w:val="22"/>
-                <w14:ligatures w14:val="none"/>
-              </w:rPr>
-              <w:t>"Total Expenses:", expense)</w:t>
-            </w:r>
-          </w:p>
-          <w:p>
-            <w:pPr>
-              <w:spacing w:line="276" w:lineRule="auto"/>
-              <w:rPr>
-                <w:rFonts w:ascii="Times New Roman" w:eastAsia="MS Mincho" w:hAnsi="Times New Roman" w:cs="Times New Roman"/>
-                <w:color w:val="000000" w:themeColor="text1"/>
-                <w:kern w:val="0"/>
-                <w:sz w:val="22"/>
-                <w:szCs w:val="22"/>
-                <w14:ligatures w14:val="none"/>
-              </w:rPr>
-            </w:pPr>
-            <w:proofErr w:type="gramStart"/>
-            <w:r>
-              <w:rPr>
-                <w:rFonts w:ascii="Times New Roman" w:eastAsia="MS Mincho" w:hAnsi="Times New Roman" w:cs="Times New Roman"/>
-                <w:color w:val="000000" w:themeColor="text1"/>
-                <w:kern w:val="0"/>
-                <w:sz w:val="22"/>
-                <w:szCs w:val="22"/>
-                <w14:ligatures w14:val="none"/>
-              </w:rPr>
-              <w:t>print(</w:t>
-            </w:r>
-            <w:proofErr w:type="gramEnd"/>
-            <w:r>
-              <w:rPr>
-                <w:rFonts w:ascii="Times New Roman" w:eastAsia="MS Mincho" w:hAnsi="Times New Roman" w:cs="Times New Roman"/>
-                <w:color w:val="000000" w:themeColor="text1"/>
-                <w:kern w:val="0"/>
-                <w:sz w:val="22"/>
-                <w:szCs w:val="22"/>
-                <w14:ligatures w14:val="none"/>
-              </w:rPr>
-              <w:t>"Net Savings:", savings)</w:t>
-            </w:r>
-          </w:p>
-          <w:p>
-            <w:pPr>
-              <w:spacing w:line="276" w:lineRule="auto"/>
-              <w:rPr>
-                <w:rFonts w:ascii="Times New Roman" w:eastAsia="MS Mincho" w:hAnsi="Times New Roman" w:cs="Times New Roman"/>
-                <w:color w:val="000000" w:themeColor="text1"/>
-                <w:kern w:val="0"/>
-                <w:sz w:val="22"/>
-                <w:szCs w:val="22"/>
-                <w14:ligatures w14:val="none"/>
-              </w:rPr>
-            </w:pPr>
-            <w:proofErr w:type="gramStart"/>
-            <w:r>
-              <w:rPr>
-                <w:rFonts w:ascii="Times New Roman" w:eastAsia="MS Mincho" w:hAnsi="Times New Roman" w:cs="Times New Roman"/>
-                <w:color w:val="000000" w:themeColor="text1"/>
-                <w:kern w:val="0"/>
-                <w:sz w:val="22"/>
-                <w:szCs w:val="22"/>
-                <w14:ligatures w14:val="none"/>
-              </w:rPr>
-              <w:t>print(</w:t>
-            </w:r>
-            <w:proofErr w:type="gramEnd"/>
-            <w:r>
-              <w:rPr>
-                <w:rFonts w:ascii="Times New Roman" w:eastAsia="MS Mincho" w:hAnsi="Times New Roman" w:cs="Times New Roman"/>
-                <w:color w:val="000000" w:themeColor="text1"/>
-                <w:kern w:val="0"/>
-                <w:sz w:val="22"/>
-                <w:szCs w:val="22"/>
-                <w14:ligatures w14:val="none"/>
-              </w:rPr>
-              <w:t xml:space="preserve">"Savings Rate:", </w:t>
-            </w:r>
-            <w:proofErr w:type="spellStart"/>
-            <w:r>
-              <w:rPr>
-                <w:rFonts w:ascii="Times New Roman" w:eastAsia="MS Mincho" w:hAnsi="Times New Roman" w:cs="Times New Roman"/>
-                <w:color w:val="000000" w:themeColor="text1"/>
-                <w:kern w:val="0"/>
-                <w:sz w:val="22"/>
-                <w:szCs w:val="22"/>
-                <w14:ligatures w14:val="none"/>
-              </w:rPr>
-              <w:t>savings_rate</w:t>
-            </w:r>
-            <w:proofErr w:type="spellEnd"/>
-            <w:r>
-              <w:rPr>
-                <w:rFonts w:ascii="Times New Roman" w:eastAsia="MS Mincho" w:hAnsi="Times New Roman" w:cs="Times New Roman"/>
-                <w:color w:val="000000" w:themeColor="text1"/>
-                <w:kern w:val="0"/>
-                <w:sz w:val="22"/>
-                <w:szCs w:val="22"/>
-                <w14:ligatures w14:val="none"/>
-              </w:rPr>
-              <w:t>)</w:t>
+            <w:r>
+              <w:rPr>
+                <w:rFonts w:ascii="Times New Roman" w:eastAsia="MS Mincho" w:hAnsi="Times New Roman" w:cs="Times New Roman"/>
+                <w:color w:val="000000" w:themeColor="text1"/>
+                <w:kern w:val="0"/>
+                <w:sz w:val="22"/>
+                <w:szCs w:val="22"/>
+                <w14:ligatures w14:val="none"/>
+              </w:rPr>
+              <w:t>savings_rate = (savings / income * 100) if income &gt; 0 else 0</w:t>
+            </w:r>
+          </w:p>
+          <w:p>
+            <w:pPr>
+              <w:spacing w:line="276" w:lineRule="auto"/>
+              <w:rPr>
+                <w:rFonts w:ascii="Times New Roman" w:eastAsia="MS Mincho" w:hAnsi="Times New Roman" w:cs="Times New Roman"/>
+                <w:color w:val="000000" w:themeColor="text1"/>
+                <w:kern w:val="0"/>
+                <w:sz w:val="22"/>
+                <w:szCs w:val="22"/>
+                <w14:ligatures w14:val="none"/>
+              </w:rPr>
+            </w:pPr>
+          </w:p>
+          <w:p>
+            <w:pPr>
+              <w:spacing w:line="276" w:lineRule="auto"/>
+              <w:rPr>
+                <w:rFonts w:ascii="Times New Roman" w:eastAsia="MS Mincho" w:hAnsi="Times New Roman" w:cs="Times New Roman"/>
+                <w:color w:val="000000" w:themeColor="text1"/>
+                <w:kern w:val="0"/>
+                <w:sz w:val="22"/>
+                <w:szCs w:val="22"/>
+                <w14:ligatures w14:val="none"/>
+              </w:rPr>
+            </w:pPr>
+            <w:r>
+              <w:rPr>
+                <w:rFonts w:ascii="Times New Roman" w:eastAsia="MS Mincho" w:hAnsi="Times New Roman" w:cs="Times New Roman"/>
+                <w:color w:val="000000" w:themeColor="text1"/>
+                <w:kern w:val="0"/>
+                <w:sz w:val="22"/>
+                <w:szCs w:val="22"/>
+                <w14:ligatures w14:val="none"/>
+              </w:rPr>
+              <w:t>print("Total Income:", income)</w:t>
+            </w:r>
+          </w:p>
+          <w:p>
+            <w:pPr>
+              <w:spacing w:line="276" w:lineRule="auto"/>
+              <w:rPr>
+                <w:rFonts w:ascii="Times New Roman" w:eastAsia="MS Mincho" w:hAnsi="Times New Roman" w:cs="Times New Roman"/>
+                <w:color w:val="000000" w:themeColor="text1"/>
+                <w:kern w:val="0"/>
+                <w:sz w:val="22"/>
+                <w:szCs w:val="22"/>
+                <w14:ligatures w14:val="none"/>
+              </w:rPr>
+            </w:pPr>
+            <w:r>
+              <w:rPr>
+                <w:rFonts w:ascii="Times New Roman" w:eastAsia="MS Mincho" w:hAnsi="Times New Roman" w:cs="Times New Roman"/>
+                <w:color w:val="000000" w:themeColor="text1"/>
+                <w:kern w:val="0"/>
+                <w:sz w:val="22"/>
+                <w:szCs w:val="22"/>
+                <w14:ligatures w14:val="none"/>
+              </w:rPr>
+              <w:t>print("Total Expenses:", expense)</w:t>
+            </w:r>
+          </w:p>
+          <w:p>
+            <w:pPr>
+              <w:spacing w:line="276" w:lineRule="auto"/>
+              <w:rPr>
+                <w:rFonts w:ascii="Times New Roman" w:eastAsia="MS Mincho" w:hAnsi="Times New Roman" w:cs="Times New Roman"/>
+                <w:color w:val="000000" w:themeColor="text1"/>
+                <w:kern w:val="0"/>
+                <w:sz w:val="22"/>
+                <w:szCs w:val="22"/>
+                <w14:ligatures w14:val="none"/>
+              </w:rPr>
+            </w:pPr>
+            <w:r>
+              <w:rPr>
+                <w:rFonts w:ascii="Times New Roman" w:eastAsia="MS Mincho" w:hAnsi="Times New Roman" w:cs="Times New Roman"/>
+                <w:color w:val="000000" w:themeColor="text1"/>
+                <w:kern w:val="0"/>
+                <w:sz w:val="22"/>
+                <w:szCs w:val="22"/>
+                <w14:ligatures w14:val="none"/>
+              </w:rPr>
+              <w:t>print("Net Savings:", savings)</w:t>
+            </w:r>
+          </w:p>
+          <w:p>
+            <w:pPr>
+              <w:spacing w:line="276" w:lineRule="auto"/>
+              <w:rPr>
+                <w:rFonts w:ascii="Times New Roman" w:eastAsia="MS Mincho" w:hAnsi="Times New Roman" w:cs="Times New Roman"/>
+                <w:color w:val="000000" w:themeColor="text1"/>
+                <w:kern w:val="0"/>
+                <w:sz w:val="22"/>
+                <w:szCs w:val="22"/>
+                <w14:ligatures w14:val="none"/>
+              </w:rPr>
+            </w:pPr>
+            <w:r>
+              <w:rPr>
+                <w:rFonts w:ascii="Times New Roman" w:eastAsia="MS Mincho" w:hAnsi="Times New Roman" w:cs="Times New Roman"/>
+                <w:color w:val="000000" w:themeColor="text1"/>
+                <w:kern w:val="0"/>
+                <w:sz w:val="22"/>
+                <w:szCs w:val="22"/>
+                <w14:ligatures w14:val="none"/>
+              </w:rPr>
+              <w:t>print("Savings Rate:", savings_rate)</w:t>
             </w:r>
           </w:p>
           <w:p>
@@ -9494,324 +8414,128 @@
                 <w:szCs w:val="22"/>
                 <w14:ligatures w14:val="none"/>
               </w:rPr>
-              <w:t xml:space="preserve">def </w:t>
-            </w:r>
-            <w:proofErr w:type="spellStart"/>
-            <w:r>
-              <w:rPr>
-                <w:rFonts w:ascii="Times New Roman" w:eastAsia="MS Mincho" w:hAnsi="Times New Roman" w:cs="Times New Roman"/>
-                <w:color w:val="000000" w:themeColor="text1"/>
-                <w:kern w:val="0"/>
-                <w:sz w:val="22"/>
-                <w:szCs w:val="22"/>
-                <w14:ligatures w14:val="none"/>
-              </w:rPr>
-              <w:t>set_</w:t>
-            </w:r>
-            <w:proofErr w:type="gramStart"/>
-            <w:r>
-              <w:rPr>
-                <w:rFonts w:ascii="Times New Roman" w:eastAsia="MS Mincho" w:hAnsi="Times New Roman" w:cs="Times New Roman"/>
-                <w:color w:val="000000" w:themeColor="text1"/>
-                <w:kern w:val="0"/>
-                <w:sz w:val="22"/>
-                <w:szCs w:val="22"/>
-                <w14:ligatures w14:val="none"/>
-              </w:rPr>
-              <w:t>budget</w:t>
-            </w:r>
-            <w:proofErr w:type="spellEnd"/>
-            <w:r>
-              <w:rPr>
-                <w:rFonts w:ascii="Times New Roman" w:eastAsia="MS Mincho" w:hAnsi="Times New Roman" w:cs="Times New Roman"/>
-                <w:color w:val="000000" w:themeColor="text1"/>
-                <w:kern w:val="0"/>
-                <w:sz w:val="22"/>
-                <w:szCs w:val="22"/>
-                <w14:ligatures w14:val="none"/>
-              </w:rPr>
-              <w:t>(</w:t>
-            </w:r>
-            <w:proofErr w:type="gramEnd"/>
-            <w:r>
-              <w:rPr>
-                <w:rFonts w:ascii="Times New Roman" w:eastAsia="MS Mincho" w:hAnsi="Times New Roman" w:cs="Times New Roman"/>
-                <w:color w:val="000000" w:themeColor="text1"/>
-                <w:kern w:val="0"/>
-                <w:sz w:val="22"/>
-                <w:szCs w:val="22"/>
-                <w14:ligatures w14:val="none"/>
-              </w:rPr>
-              <w:t>category, limit):</w:t>
-            </w:r>
-          </w:p>
-          <w:p>
-            <w:pPr>
-              <w:spacing w:line="276" w:lineRule="auto"/>
-              <w:rPr>
-                <w:rFonts w:ascii="Times New Roman" w:eastAsia="MS Mincho" w:hAnsi="Times New Roman" w:cs="Times New Roman"/>
-                <w:color w:val="000000" w:themeColor="text1"/>
-                <w:kern w:val="0"/>
-                <w:sz w:val="22"/>
-                <w:szCs w:val="22"/>
-                <w14:ligatures w14:val="none"/>
-              </w:rPr>
-            </w:pPr>
-            <w:r>
-              <w:rPr>
-                <w:rFonts w:ascii="Times New Roman" w:eastAsia="MS Mincho" w:hAnsi="Times New Roman" w:cs="Times New Roman"/>
-                <w:color w:val="000000" w:themeColor="text1"/>
-                <w:kern w:val="0"/>
-                <w:sz w:val="22"/>
-                <w:szCs w:val="22"/>
-                <w14:ligatures w14:val="none"/>
-              </w:rPr>
-              <w:t xml:space="preserve">    </w:t>
-            </w:r>
-            <w:proofErr w:type="spellStart"/>
-            <w:proofErr w:type="gramStart"/>
-            <w:r>
-              <w:rPr>
-                <w:rFonts w:ascii="Times New Roman" w:eastAsia="MS Mincho" w:hAnsi="Times New Roman" w:cs="Times New Roman"/>
-                <w:color w:val="000000" w:themeColor="text1"/>
-                <w:kern w:val="0"/>
-                <w:sz w:val="22"/>
-                <w:szCs w:val="22"/>
-                <w14:ligatures w14:val="none"/>
-              </w:rPr>
-              <w:t>cursor.execute</w:t>
-            </w:r>
-            <w:proofErr w:type="spellEnd"/>
-            <w:proofErr w:type="gramEnd"/>
-            <w:r>
-              <w:rPr>
-                <w:rFonts w:ascii="Times New Roman" w:eastAsia="MS Mincho" w:hAnsi="Times New Roman" w:cs="Times New Roman"/>
-                <w:color w:val="000000" w:themeColor="text1"/>
-                <w:kern w:val="0"/>
-                <w:sz w:val="22"/>
-                <w:szCs w:val="22"/>
-                <w14:ligatures w14:val="none"/>
-              </w:rPr>
-              <w:t>("""</w:t>
-            </w:r>
-          </w:p>
-          <w:p>
-            <w:pPr>
-              <w:spacing w:line="276" w:lineRule="auto"/>
-              <w:rPr>
-                <w:rFonts w:ascii="Times New Roman" w:eastAsia="MS Mincho" w:hAnsi="Times New Roman" w:cs="Times New Roman"/>
-                <w:color w:val="000000" w:themeColor="text1"/>
-                <w:kern w:val="0"/>
-                <w:sz w:val="22"/>
-                <w:szCs w:val="22"/>
-                <w14:ligatures w14:val="none"/>
-              </w:rPr>
-            </w:pPr>
-            <w:r>
-              <w:rPr>
-                <w:rFonts w:ascii="Times New Roman" w:eastAsia="MS Mincho" w:hAnsi="Times New Roman" w:cs="Times New Roman"/>
-                <w:color w:val="000000" w:themeColor="text1"/>
-                <w:kern w:val="0"/>
-                <w:sz w:val="22"/>
-                <w:szCs w:val="22"/>
-                <w14:ligatures w14:val="none"/>
-              </w:rPr>
-              <w:t xml:space="preserve">        INSERT INTO budgets (category, </w:t>
-            </w:r>
-            <w:proofErr w:type="spellStart"/>
-            <w:r>
-              <w:rPr>
-                <w:rFonts w:ascii="Times New Roman" w:eastAsia="MS Mincho" w:hAnsi="Times New Roman" w:cs="Times New Roman"/>
-                <w:color w:val="000000" w:themeColor="text1"/>
-                <w:kern w:val="0"/>
-                <w:sz w:val="22"/>
-                <w:szCs w:val="22"/>
-                <w14:ligatures w14:val="none"/>
-              </w:rPr>
-              <w:t>monthly_limit</w:t>
-            </w:r>
-            <w:proofErr w:type="spellEnd"/>
-            <w:r>
-              <w:rPr>
-                <w:rFonts w:ascii="Times New Roman" w:eastAsia="MS Mincho" w:hAnsi="Times New Roman" w:cs="Times New Roman"/>
-                <w:color w:val="000000" w:themeColor="text1"/>
-                <w:kern w:val="0"/>
-                <w:sz w:val="22"/>
-                <w:szCs w:val="22"/>
-                <w14:ligatures w14:val="none"/>
-              </w:rPr>
-              <w:t>)</w:t>
-            </w:r>
-          </w:p>
-          <w:p>
-            <w:pPr>
-              <w:spacing w:line="276" w:lineRule="auto"/>
-              <w:rPr>
-                <w:rFonts w:ascii="Times New Roman" w:eastAsia="MS Mincho" w:hAnsi="Times New Roman" w:cs="Times New Roman"/>
-                <w:color w:val="000000" w:themeColor="text1"/>
-                <w:kern w:val="0"/>
-                <w:sz w:val="22"/>
-                <w:szCs w:val="22"/>
-                <w14:ligatures w14:val="none"/>
-              </w:rPr>
-            </w:pPr>
-            <w:r>
-              <w:rPr>
-                <w:rFonts w:ascii="Times New Roman" w:eastAsia="MS Mincho" w:hAnsi="Times New Roman" w:cs="Times New Roman"/>
-                <w:color w:val="000000" w:themeColor="text1"/>
-                <w:kern w:val="0"/>
-                <w:sz w:val="22"/>
-                <w:szCs w:val="22"/>
-                <w14:ligatures w14:val="none"/>
-              </w:rPr>
-              <w:t xml:space="preserve">        VALUES </w:t>
-            </w:r>
-            <w:proofErr w:type="gramStart"/>
-            <w:r>
-              <w:rPr>
-                <w:rFonts w:ascii="Times New Roman" w:eastAsia="MS Mincho" w:hAnsi="Times New Roman" w:cs="Times New Roman"/>
-                <w:color w:val="000000" w:themeColor="text1"/>
-                <w:kern w:val="0"/>
-                <w:sz w:val="22"/>
-                <w:szCs w:val="22"/>
-                <w14:ligatures w14:val="none"/>
-              </w:rPr>
-              <w:t>(?,</w:t>
-            </w:r>
-            <w:proofErr w:type="gramEnd"/>
-            <w:r>
-              <w:rPr>
-                <w:rFonts w:ascii="Times New Roman" w:eastAsia="MS Mincho" w:hAnsi="Times New Roman" w:cs="Times New Roman"/>
-                <w:color w:val="000000" w:themeColor="text1"/>
-                <w:kern w:val="0"/>
-                <w:sz w:val="22"/>
-                <w:szCs w:val="22"/>
-                <w14:ligatures w14:val="none"/>
-              </w:rPr>
-              <w:t xml:space="preserve"> ?)</w:t>
-            </w:r>
-          </w:p>
-          <w:p>
-            <w:pPr>
-              <w:spacing w:line="276" w:lineRule="auto"/>
-              <w:rPr>
-                <w:rFonts w:ascii="Times New Roman" w:eastAsia="MS Mincho" w:hAnsi="Times New Roman" w:cs="Times New Roman"/>
-                <w:color w:val="000000" w:themeColor="text1"/>
-                <w:kern w:val="0"/>
-                <w:sz w:val="22"/>
-                <w:szCs w:val="22"/>
-                <w14:ligatures w14:val="none"/>
-              </w:rPr>
-            </w:pPr>
-            <w:r>
-              <w:rPr>
-                <w:rFonts w:ascii="Times New Roman" w:eastAsia="MS Mincho" w:hAnsi="Times New Roman" w:cs="Times New Roman"/>
-                <w:color w:val="000000" w:themeColor="text1"/>
-                <w:kern w:val="0"/>
-                <w:sz w:val="22"/>
-                <w:szCs w:val="22"/>
-                <w14:ligatures w14:val="none"/>
-              </w:rPr>
-              <w:t xml:space="preserve">        ON </w:t>
-            </w:r>
-            <w:proofErr w:type="gramStart"/>
-            <w:r>
-              <w:rPr>
-                <w:rFonts w:ascii="Times New Roman" w:eastAsia="MS Mincho" w:hAnsi="Times New Roman" w:cs="Times New Roman"/>
-                <w:color w:val="000000" w:themeColor="text1"/>
-                <w:kern w:val="0"/>
-                <w:sz w:val="22"/>
-                <w:szCs w:val="22"/>
-                <w14:ligatures w14:val="none"/>
-              </w:rPr>
-              <w:t>CONFLICT(</w:t>
-            </w:r>
-            <w:proofErr w:type="gramEnd"/>
-            <w:r>
-              <w:rPr>
-                <w:rFonts w:ascii="Times New Roman" w:eastAsia="MS Mincho" w:hAnsi="Times New Roman" w:cs="Times New Roman"/>
-                <w:color w:val="000000" w:themeColor="text1"/>
-                <w:kern w:val="0"/>
-                <w:sz w:val="22"/>
-                <w:szCs w:val="22"/>
-                <w14:ligatures w14:val="none"/>
-              </w:rPr>
-              <w:t>category)</w:t>
-            </w:r>
-          </w:p>
-          <w:p>
-            <w:pPr>
-              <w:spacing w:line="276" w:lineRule="auto"/>
-              <w:rPr>
-                <w:rFonts w:ascii="Times New Roman" w:eastAsia="MS Mincho" w:hAnsi="Times New Roman" w:cs="Times New Roman"/>
-                <w:color w:val="000000" w:themeColor="text1"/>
-                <w:kern w:val="0"/>
-                <w:sz w:val="22"/>
-                <w:szCs w:val="22"/>
-                <w14:ligatures w14:val="none"/>
-              </w:rPr>
-            </w:pPr>
-            <w:r>
-              <w:rPr>
-                <w:rFonts w:ascii="Times New Roman" w:eastAsia="MS Mincho" w:hAnsi="Times New Roman" w:cs="Times New Roman"/>
-                <w:color w:val="000000" w:themeColor="text1"/>
-                <w:kern w:val="0"/>
-                <w:sz w:val="22"/>
-                <w:szCs w:val="22"/>
-                <w14:ligatures w14:val="none"/>
-              </w:rPr>
-              <w:t xml:space="preserve">        DO UPDATE SET </w:t>
-            </w:r>
-            <w:proofErr w:type="spellStart"/>
-            <w:r>
-              <w:rPr>
-                <w:rFonts w:ascii="Times New Roman" w:eastAsia="MS Mincho" w:hAnsi="Times New Roman" w:cs="Times New Roman"/>
-                <w:color w:val="000000" w:themeColor="text1"/>
-                <w:kern w:val="0"/>
-                <w:sz w:val="22"/>
-                <w:szCs w:val="22"/>
-                <w14:ligatures w14:val="none"/>
-              </w:rPr>
-              <w:t>monthly_limit</w:t>
-            </w:r>
-            <w:proofErr w:type="spellEnd"/>
-            <w:r>
-              <w:rPr>
-                <w:rFonts w:ascii="Times New Roman" w:eastAsia="MS Mincho" w:hAnsi="Times New Roman" w:cs="Times New Roman"/>
-                <w:color w:val="000000" w:themeColor="text1"/>
-                <w:kern w:val="0"/>
-                <w:sz w:val="22"/>
-                <w:szCs w:val="22"/>
-                <w14:ligatures w14:val="none"/>
-              </w:rPr>
-              <w:t xml:space="preserve"> = </w:t>
-            </w:r>
-            <w:proofErr w:type="spellStart"/>
-            <w:proofErr w:type="gramStart"/>
-            <w:r>
-              <w:rPr>
-                <w:rFonts w:ascii="Times New Roman" w:eastAsia="MS Mincho" w:hAnsi="Times New Roman" w:cs="Times New Roman"/>
-                <w:color w:val="000000" w:themeColor="text1"/>
-                <w:kern w:val="0"/>
-                <w:sz w:val="22"/>
-                <w:szCs w:val="22"/>
-                <w14:ligatures w14:val="none"/>
-              </w:rPr>
-              <w:t>excluded.monthly</w:t>
-            </w:r>
-            <w:proofErr w:type="gramEnd"/>
-            <w:r>
-              <w:rPr>
-                <w:rFonts w:ascii="Times New Roman" w:eastAsia="MS Mincho" w:hAnsi="Times New Roman" w:cs="Times New Roman"/>
-                <w:color w:val="000000" w:themeColor="text1"/>
-                <w:kern w:val="0"/>
-                <w:sz w:val="22"/>
-                <w:szCs w:val="22"/>
-                <w14:ligatures w14:val="none"/>
-              </w:rPr>
-              <w:t>_limit</w:t>
-            </w:r>
-            <w:proofErr w:type="spellEnd"/>
+              <w:t>def set_budget(category, limit):</w:t>
+            </w:r>
+          </w:p>
+          <w:p>
+            <w:pPr>
+              <w:spacing w:line="276" w:lineRule="auto"/>
+              <w:rPr>
+                <w:rFonts w:ascii="Times New Roman" w:eastAsia="MS Mincho" w:hAnsi="Times New Roman" w:cs="Times New Roman"/>
+                <w:color w:val="000000" w:themeColor="text1"/>
+                <w:kern w:val="0"/>
+                <w:sz w:val="22"/>
+                <w:szCs w:val="22"/>
+                <w14:ligatures w14:val="none"/>
+              </w:rPr>
+            </w:pPr>
+            <w:r>
+              <w:rPr>
+                <w:rFonts w:ascii="Times New Roman" w:eastAsia="MS Mincho" w:hAnsi="Times New Roman" w:cs="Times New Roman"/>
+                <w:color w:val="000000" w:themeColor="text1"/>
+                <w:kern w:val="0"/>
+                <w:sz w:val="22"/>
+                <w:szCs w:val="22"/>
+                <w14:ligatures w14:val="none"/>
+              </w:rPr>
+              <w:t xml:space="preserve">    cursor.execute("""</w:t>
+            </w:r>
+          </w:p>
+          <w:p>
+            <w:pPr>
+              <w:spacing w:line="276" w:lineRule="auto"/>
+              <w:rPr>
+                <w:rFonts w:ascii="Times New Roman" w:eastAsia="MS Mincho" w:hAnsi="Times New Roman" w:cs="Times New Roman"/>
+                <w:color w:val="000000" w:themeColor="text1"/>
+                <w:kern w:val="0"/>
+                <w:sz w:val="22"/>
+                <w:szCs w:val="22"/>
+                <w14:ligatures w14:val="none"/>
+              </w:rPr>
+            </w:pPr>
+            <w:r>
+              <w:rPr>
+                <w:rFonts w:ascii="Times New Roman" w:eastAsia="MS Mincho" w:hAnsi="Times New Roman" w:cs="Times New Roman"/>
+                <w:color w:val="000000" w:themeColor="text1"/>
+                <w:kern w:val="0"/>
+                <w:sz w:val="22"/>
+                <w:szCs w:val="22"/>
+                <w14:ligatures w14:val="none"/>
+              </w:rPr>
+              <w:t xml:space="preserve">        INSERT INTO budgets (category, monthly_limit)</w:t>
+            </w:r>
+          </w:p>
+          <w:p>
+            <w:pPr>
+              <w:spacing w:line="276" w:lineRule="auto"/>
+              <w:rPr>
+                <w:rFonts w:ascii="Times New Roman" w:eastAsia="MS Mincho" w:hAnsi="Times New Roman" w:cs="Times New Roman"/>
+                <w:color w:val="000000" w:themeColor="text1"/>
+                <w:kern w:val="0"/>
+                <w:sz w:val="22"/>
+                <w:szCs w:val="22"/>
+                <w14:ligatures w14:val="none"/>
+              </w:rPr>
+            </w:pPr>
+            <w:r>
+              <w:rPr>
+                <w:rFonts w:ascii="Times New Roman" w:eastAsia="MS Mincho" w:hAnsi="Times New Roman" w:cs="Times New Roman"/>
+                <w:color w:val="000000" w:themeColor="text1"/>
+                <w:kern w:val="0"/>
+                <w:sz w:val="22"/>
+                <w:szCs w:val="22"/>
+                <w14:ligatures w14:val="none"/>
+              </w:rPr>
+              <w:t xml:space="preserve">        VALUES (?, ?)</w:t>
+            </w:r>
+          </w:p>
+          <w:p>
+            <w:pPr>
+              <w:spacing w:line="276" w:lineRule="auto"/>
+              <w:rPr>
+                <w:rFonts w:ascii="Times New Roman" w:eastAsia="MS Mincho" w:hAnsi="Times New Roman" w:cs="Times New Roman"/>
+                <w:color w:val="000000" w:themeColor="text1"/>
+                <w:kern w:val="0"/>
+                <w:sz w:val="22"/>
+                <w:szCs w:val="22"/>
+                <w14:ligatures w14:val="none"/>
+              </w:rPr>
+            </w:pPr>
+            <w:r>
+              <w:rPr>
+                <w:rFonts w:ascii="Times New Roman" w:eastAsia="MS Mincho" w:hAnsi="Times New Roman" w:cs="Times New Roman"/>
+                <w:color w:val="000000" w:themeColor="text1"/>
+                <w:kern w:val="0"/>
+                <w:sz w:val="22"/>
+                <w:szCs w:val="22"/>
+                <w14:ligatures w14:val="none"/>
+              </w:rPr>
+              <w:t xml:space="preserve">        ON CONFLICT(category)</w:t>
+            </w:r>
+          </w:p>
+          <w:p>
+            <w:pPr>
+              <w:spacing w:line="276" w:lineRule="auto"/>
+              <w:rPr>
+                <w:rFonts w:ascii="Times New Roman" w:eastAsia="MS Mincho" w:hAnsi="Times New Roman" w:cs="Times New Roman"/>
+                <w:color w:val="000000" w:themeColor="text1"/>
+                <w:kern w:val="0"/>
+                <w:sz w:val="22"/>
+                <w:szCs w:val="22"/>
+                <w14:ligatures w14:val="none"/>
+              </w:rPr>
+            </w:pPr>
+            <w:r>
+              <w:rPr>
+                <w:rFonts w:ascii="Times New Roman" w:eastAsia="MS Mincho" w:hAnsi="Times New Roman" w:cs="Times New Roman"/>
+                <w:color w:val="000000" w:themeColor="text1"/>
+                <w:kern w:val="0"/>
+                <w:sz w:val="22"/>
+                <w:szCs w:val="22"/>
+                <w14:ligatures w14:val="none"/>
+              </w:rPr>
+              <w:t xml:space="preserve">        DO UPDATE SET monthly_limit = excluded.monthly_limit</w:t>
+            </w:r>
           </w:p>
           <w:p>
             <w:pPr>
@@ -9858,33 +8582,7 @@
                 <w:szCs w:val="22"/>
                 <w14:ligatures w14:val="none"/>
               </w:rPr>
-              <w:t xml:space="preserve">    </w:t>
-            </w:r>
-            <w:proofErr w:type="spellStart"/>
-            <w:proofErr w:type="gramStart"/>
-            <w:r>
-              <w:rPr>
-                <w:rFonts w:ascii="Times New Roman" w:eastAsia="MS Mincho" w:hAnsi="Times New Roman" w:cs="Times New Roman"/>
-                <w:color w:val="000000" w:themeColor="text1"/>
-                <w:kern w:val="0"/>
-                <w:sz w:val="22"/>
-                <w:szCs w:val="22"/>
-                <w14:ligatures w14:val="none"/>
-              </w:rPr>
-              <w:t>conn.commit</w:t>
-            </w:r>
-            <w:proofErr w:type="spellEnd"/>
-            <w:proofErr w:type="gramEnd"/>
-            <w:r>
-              <w:rPr>
-                <w:rFonts w:ascii="Times New Roman" w:eastAsia="MS Mincho" w:hAnsi="Times New Roman" w:cs="Times New Roman"/>
-                <w:color w:val="000000" w:themeColor="text1"/>
-                <w:kern w:val="0"/>
-                <w:sz w:val="22"/>
-                <w:szCs w:val="22"/>
-                <w14:ligatures w14:val="none"/>
-              </w:rPr>
-              <w:t>()</w:t>
+              <w:t xml:space="preserve">    conn.commit()</w:t>
             </w:r>
           </w:p>
           <w:p>
@@ -9949,55 +8647,7 @@
                 <w:szCs w:val="22"/>
                 <w14:ligatures w14:val="none"/>
               </w:rPr>
-              <w:t xml:space="preserve">def </w:t>
-            </w:r>
-            <w:proofErr w:type="spellStart"/>
-            <w:r>
-              <w:rPr>
-                <w:rFonts w:ascii="Times New Roman" w:eastAsia="MS Mincho" w:hAnsi="Times New Roman" w:cs="Times New Roman"/>
-                <w:color w:val="000000" w:themeColor="text1"/>
-                <w:kern w:val="0"/>
-                <w:sz w:val="22"/>
-                <w:szCs w:val="22"/>
-                <w14:ligatures w14:val="none"/>
-              </w:rPr>
-              <w:t>check_</w:t>
-            </w:r>
-            <w:proofErr w:type="gramStart"/>
-            <w:r>
-              <w:rPr>
-                <w:rFonts w:ascii="Times New Roman" w:eastAsia="MS Mincho" w:hAnsi="Times New Roman" w:cs="Times New Roman"/>
-                <w:color w:val="000000" w:themeColor="text1"/>
-                <w:kern w:val="0"/>
-                <w:sz w:val="22"/>
-                <w:szCs w:val="22"/>
-                <w14:ligatures w14:val="none"/>
-              </w:rPr>
-              <w:t>budget</w:t>
-            </w:r>
-            <w:proofErr w:type="spellEnd"/>
-            <w:r>
-              <w:rPr>
-                <w:rFonts w:ascii="Times New Roman" w:eastAsia="MS Mincho" w:hAnsi="Times New Roman" w:cs="Times New Roman"/>
-                <w:color w:val="000000" w:themeColor="text1"/>
-                <w:kern w:val="0"/>
-                <w:sz w:val="22"/>
-                <w:szCs w:val="22"/>
-                <w14:ligatures w14:val="none"/>
-              </w:rPr>
-              <w:t>(</w:t>
-            </w:r>
-            <w:proofErr w:type="gramEnd"/>
-            <w:r>
-              <w:rPr>
-                <w:rFonts w:ascii="Times New Roman" w:eastAsia="MS Mincho" w:hAnsi="Times New Roman" w:cs="Times New Roman"/>
-                <w:color w:val="000000" w:themeColor="text1"/>
-                <w:kern w:val="0"/>
-                <w:sz w:val="22"/>
-                <w:szCs w:val="22"/>
-                <w14:ligatures w14:val="none"/>
-              </w:rPr>
-              <w:t>spent, limit):</w:t>
+              <w:t>def check_budget(spent, limit):</w:t>
             </w:r>
           </w:p>
           <w:p>
@@ -10106,31 +8756,7 @@
                 <w:szCs w:val="22"/>
                 <w14:ligatures w14:val="none"/>
               </w:rPr>
-              <w:t xml:space="preserve">    </w:t>
-            </w:r>
-            <w:proofErr w:type="spellStart"/>
-            <w:r>
-              <w:rPr>
-                <w:rFonts w:ascii="Times New Roman" w:eastAsia="MS Mincho" w:hAnsi="Times New Roman" w:cs="Times New Roman"/>
-                <w:color w:val="000000" w:themeColor="text1"/>
-                <w:kern w:val="0"/>
-                <w:sz w:val="22"/>
-                <w:szCs w:val="22"/>
-                <w14:ligatures w14:val="none"/>
-              </w:rPr>
-              <w:t>elif</w:t>
-            </w:r>
-            <w:proofErr w:type="spellEnd"/>
-            <w:r>
-              <w:rPr>
-                <w:rFonts w:ascii="Times New Roman" w:eastAsia="MS Mincho" w:hAnsi="Times New Roman" w:cs="Times New Roman"/>
-                <w:color w:val="000000" w:themeColor="text1"/>
-                <w:kern w:val="0"/>
-                <w:sz w:val="22"/>
-                <w:szCs w:val="22"/>
-                <w14:ligatures w14:val="none"/>
-              </w:rPr>
-              <w:t xml:space="preserve"> percentage &lt;= 100:</w:t>
+              <w:t xml:space="preserve">    elif percentage &lt;= 100:</w:t>
             </w:r>
           </w:p>
           <w:p>
@@ -10281,10 +8907,326 @@
                 <w14:ligatures w14:val="none"/>
               </w:rPr>
               <w:lastRenderedPageBreak/>
-              <w:t xml:space="preserve"># 6. </w:t>
-            </w:r>
-            <w:proofErr w:type="spellStart"/>
-            <w:r>
+              <w:t># 6. Analyze Expense Statistics</w:t>
+            </w:r>
+          </w:p>
+          <w:p>
+            <w:pPr>
+              <w:spacing w:line="276" w:lineRule="auto"/>
+              <w:rPr>
+                <w:rFonts w:ascii="Times New Roman" w:eastAsia="MS Mincho" w:hAnsi="Times New Roman" w:cs="Times New Roman"/>
+                <w:color w:val="000000" w:themeColor="text1"/>
+                <w:kern w:val="0"/>
+                <w:sz w:val="22"/>
+                <w:szCs w:val="22"/>
+                <w14:ligatures w14:val="none"/>
+              </w:rPr>
+            </w:pPr>
+            <w:r>
+              <w:rPr>
+                <w:rFonts w:ascii="Times New Roman" w:eastAsia="MS Mincho" w:hAnsi="Times New Roman" w:cs="Times New Roman"/>
+                <w:color w:val="000000" w:themeColor="text1"/>
+                <w:kern w:val="0"/>
+                <w:sz w:val="22"/>
+                <w:szCs w:val="22"/>
+                <w14:ligatures w14:val="none"/>
+              </w:rPr>
+              <w:t>cursor.execute("""</w:t>
+            </w:r>
+          </w:p>
+          <w:p>
+            <w:pPr>
+              <w:spacing w:line="276" w:lineRule="auto"/>
+              <w:rPr>
+                <w:rFonts w:ascii="Times New Roman" w:eastAsia="MS Mincho" w:hAnsi="Times New Roman" w:cs="Times New Roman"/>
+                <w:color w:val="000000" w:themeColor="text1"/>
+                <w:kern w:val="0"/>
+                <w:sz w:val="22"/>
+                <w:szCs w:val="22"/>
+                <w14:ligatures w14:val="none"/>
+              </w:rPr>
+            </w:pPr>
+            <w:r>
+              <w:rPr>
+                <w:rFonts w:ascii="Times New Roman" w:eastAsia="MS Mincho" w:hAnsi="Times New Roman" w:cs="Times New Roman"/>
+                <w:color w:val="000000" w:themeColor="text1"/>
+                <w:kern w:val="0"/>
+                <w:sz w:val="22"/>
+                <w:szCs w:val="22"/>
+                <w14:ligatures w14:val="none"/>
+              </w:rPr>
+              <w:t xml:space="preserve">    SELECT amount FROM transactions</w:t>
+            </w:r>
+          </w:p>
+          <w:p>
+            <w:pPr>
+              <w:spacing w:line="276" w:lineRule="auto"/>
+              <w:rPr>
+                <w:rFonts w:ascii="Times New Roman" w:eastAsia="MS Mincho" w:hAnsi="Times New Roman" w:cs="Times New Roman"/>
+                <w:color w:val="000000" w:themeColor="text1"/>
+                <w:kern w:val="0"/>
+                <w:sz w:val="22"/>
+                <w:szCs w:val="22"/>
+                <w14:ligatures w14:val="none"/>
+              </w:rPr>
+            </w:pPr>
+            <w:r>
+              <w:rPr>
+                <w:rFonts w:ascii="Times New Roman" w:eastAsia="MS Mincho" w:hAnsi="Times New Roman" w:cs="Times New Roman"/>
+                <w:color w:val="000000" w:themeColor="text1"/>
+                <w:kern w:val="0"/>
+                <w:sz w:val="22"/>
+                <w:szCs w:val="22"/>
+                <w14:ligatures w14:val="none"/>
+              </w:rPr>
+              <w:t xml:space="preserve">    WHERE type = 'Expense'</w:t>
+            </w:r>
+          </w:p>
+          <w:p>
+            <w:pPr>
+              <w:spacing w:line="276" w:lineRule="auto"/>
+              <w:rPr>
+                <w:rFonts w:ascii="Times New Roman" w:eastAsia="MS Mincho" w:hAnsi="Times New Roman" w:cs="Times New Roman"/>
+                <w:color w:val="000000" w:themeColor="text1"/>
+                <w:kern w:val="0"/>
+                <w:sz w:val="22"/>
+                <w:szCs w:val="22"/>
+                <w14:ligatures w14:val="none"/>
+              </w:rPr>
+            </w:pPr>
+            <w:r>
+              <w:rPr>
+                <w:rFonts w:ascii="Times New Roman" w:eastAsia="MS Mincho" w:hAnsi="Times New Roman" w:cs="Times New Roman"/>
+                <w:color w:val="000000" w:themeColor="text1"/>
+                <w:kern w:val="0"/>
+                <w:sz w:val="22"/>
+                <w:szCs w:val="22"/>
+                <w14:ligatures w14:val="none"/>
+              </w:rPr>
+              <w:t>""")</w:t>
+            </w:r>
+          </w:p>
+          <w:p>
+            <w:pPr>
+              <w:spacing w:line="276" w:lineRule="auto"/>
+              <w:rPr>
+                <w:rFonts w:ascii="Times New Roman" w:eastAsia="MS Mincho" w:hAnsi="Times New Roman" w:cs="Times New Roman"/>
+                <w:color w:val="000000" w:themeColor="text1"/>
+                <w:kern w:val="0"/>
+                <w:sz w:val="22"/>
+                <w:szCs w:val="22"/>
+                <w14:ligatures w14:val="none"/>
+              </w:rPr>
+            </w:pPr>
+            <w:r>
+              <w:rPr>
+                <w:rFonts w:ascii="Times New Roman" w:eastAsia="MS Mincho" w:hAnsi="Times New Roman" w:cs="Times New Roman"/>
+                <w:color w:val="000000" w:themeColor="text1"/>
+                <w:kern w:val="0"/>
+                <w:sz w:val="22"/>
+                <w:szCs w:val="22"/>
+                <w14:ligatures w14:val="none"/>
+              </w:rPr>
+              <w:t>expenses = np.array([row[0] for row in cursor.fetchall()])</w:t>
+            </w:r>
+          </w:p>
+          <w:p>
+            <w:pPr>
+              <w:spacing w:line="276" w:lineRule="auto"/>
+              <w:rPr>
+                <w:rFonts w:ascii="Times New Roman" w:eastAsia="MS Mincho" w:hAnsi="Times New Roman" w:cs="Times New Roman"/>
+                <w:color w:val="000000" w:themeColor="text1"/>
+                <w:kern w:val="0"/>
+                <w:sz w:val="22"/>
+                <w:szCs w:val="22"/>
+                <w14:ligatures w14:val="none"/>
+              </w:rPr>
+            </w:pPr>
+          </w:p>
+          <w:p>
+            <w:pPr>
+              <w:spacing w:line="276" w:lineRule="auto"/>
+              <w:rPr>
+                <w:rFonts w:ascii="Times New Roman" w:eastAsia="MS Mincho" w:hAnsi="Times New Roman" w:cs="Times New Roman"/>
+                <w:color w:val="000000" w:themeColor="text1"/>
+                <w:kern w:val="0"/>
+                <w:sz w:val="22"/>
+                <w:szCs w:val="22"/>
+                <w14:ligatures w14:val="none"/>
+              </w:rPr>
+            </w:pPr>
+            <w:r>
+              <w:rPr>
+                <w:rFonts w:ascii="Times New Roman" w:eastAsia="MS Mincho" w:hAnsi="Times New Roman" w:cs="Times New Roman"/>
+                <w:color w:val="000000" w:themeColor="text1"/>
+                <w:kern w:val="0"/>
+                <w:sz w:val="22"/>
+                <w:szCs w:val="22"/>
+                <w14:ligatures w14:val="none"/>
+              </w:rPr>
+              <w:t>if len(expenses) &gt; 0:</w:t>
+            </w:r>
+          </w:p>
+          <w:p>
+            <w:pPr>
+              <w:spacing w:line="276" w:lineRule="auto"/>
+              <w:rPr>
+                <w:rFonts w:ascii="Times New Roman" w:eastAsia="MS Mincho" w:hAnsi="Times New Roman" w:cs="Times New Roman"/>
+                <w:color w:val="000000" w:themeColor="text1"/>
+                <w:kern w:val="0"/>
+                <w:sz w:val="22"/>
+                <w:szCs w:val="22"/>
+                <w14:ligatures w14:val="none"/>
+              </w:rPr>
+            </w:pPr>
+            <w:r>
+              <w:rPr>
+                <w:rFonts w:ascii="Times New Roman" w:eastAsia="MS Mincho" w:hAnsi="Times New Roman" w:cs="Times New Roman"/>
+                <w:color w:val="000000" w:themeColor="text1"/>
+                <w:kern w:val="0"/>
+                <w:sz w:val="22"/>
+                <w:szCs w:val="22"/>
+                <w14:ligatures w14:val="none"/>
+              </w:rPr>
+              <w:t xml:space="preserve">    print("Mean:", np.mean(expenses))</w:t>
+            </w:r>
+          </w:p>
+          <w:p>
+            <w:pPr>
+              <w:spacing w:line="276" w:lineRule="auto"/>
+              <w:rPr>
+                <w:rFonts w:ascii="Times New Roman" w:eastAsia="MS Mincho" w:hAnsi="Times New Roman" w:cs="Times New Roman"/>
+                <w:color w:val="000000" w:themeColor="text1"/>
+                <w:kern w:val="0"/>
+                <w:sz w:val="22"/>
+                <w:szCs w:val="22"/>
+                <w14:ligatures w14:val="none"/>
+              </w:rPr>
+            </w:pPr>
+            <w:r>
+              <w:rPr>
+                <w:rFonts w:ascii="Times New Roman" w:eastAsia="MS Mincho" w:hAnsi="Times New Roman" w:cs="Times New Roman"/>
+                <w:color w:val="000000" w:themeColor="text1"/>
+                <w:kern w:val="0"/>
+                <w:sz w:val="22"/>
+                <w:szCs w:val="22"/>
+                <w14:ligatures w14:val="none"/>
+              </w:rPr>
+              <w:t xml:space="preserve">    print("Median:", np.median(expenses))</w:t>
+            </w:r>
+          </w:p>
+          <w:p>
+            <w:pPr>
+              <w:spacing w:line="276" w:lineRule="auto"/>
+              <w:rPr>
+                <w:rFonts w:ascii="Times New Roman" w:eastAsia="MS Mincho" w:hAnsi="Times New Roman" w:cs="Times New Roman"/>
+                <w:color w:val="000000" w:themeColor="text1"/>
+                <w:kern w:val="0"/>
+                <w:sz w:val="22"/>
+                <w:szCs w:val="22"/>
+                <w14:ligatures w14:val="none"/>
+              </w:rPr>
+            </w:pPr>
+            <w:r>
+              <w:rPr>
+                <w:rFonts w:ascii="Times New Roman" w:eastAsia="MS Mincho" w:hAnsi="Times New Roman" w:cs="Times New Roman"/>
+                <w:color w:val="000000" w:themeColor="text1"/>
+                <w:kern w:val="0"/>
+                <w:sz w:val="22"/>
+                <w:szCs w:val="22"/>
+                <w14:ligatures w14:val="none"/>
+              </w:rPr>
+              <w:t xml:space="preserve">    print("Standard Deviation:", np.std(expenses))</w:t>
+            </w:r>
+          </w:p>
+          <w:p>
+            <w:pPr>
+              <w:spacing w:line="276" w:lineRule="auto"/>
+              <w:rPr>
+                <w:rFonts w:ascii="Times New Roman" w:eastAsia="MS Mincho" w:hAnsi="Times New Roman" w:cs="Times New Roman"/>
+                <w:color w:val="000000" w:themeColor="text1"/>
+                <w:kern w:val="0"/>
+                <w:sz w:val="22"/>
+                <w:szCs w:val="22"/>
+                <w14:ligatures w14:val="none"/>
+              </w:rPr>
+            </w:pPr>
+            <w:r>
+              <w:rPr>
+                <w:rFonts w:ascii="Times New Roman" w:eastAsia="MS Mincho" w:hAnsi="Times New Roman" w:cs="Times New Roman"/>
+                <w:color w:val="000000" w:themeColor="text1"/>
+                <w:kern w:val="0"/>
+                <w:sz w:val="22"/>
+                <w:szCs w:val="22"/>
+                <w14:ligatures w14:val="none"/>
+              </w:rPr>
+              <w:t xml:space="preserve">    print("Minimum:", np.min(expenses))</w:t>
+            </w:r>
+          </w:p>
+          <w:p>
+            <w:pPr>
+              <w:spacing w:line="276" w:lineRule="auto"/>
+              <w:rPr>
+                <w:rFonts w:ascii="Times New Roman" w:eastAsia="MS Mincho" w:hAnsi="Times New Roman" w:cs="Times New Roman"/>
+                <w:color w:val="000000" w:themeColor="text1"/>
+                <w:kern w:val="0"/>
+                <w:sz w:val="22"/>
+                <w:szCs w:val="22"/>
+                <w14:ligatures w14:val="none"/>
+              </w:rPr>
+            </w:pPr>
+            <w:r>
+              <w:rPr>
+                <w:rFonts w:ascii="Times New Roman" w:eastAsia="MS Mincho" w:hAnsi="Times New Roman" w:cs="Times New Roman"/>
+                <w:color w:val="000000" w:themeColor="text1"/>
+                <w:kern w:val="0"/>
+                <w:sz w:val="22"/>
+                <w:szCs w:val="22"/>
+                <w14:ligatures w14:val="none"/>
+              </w:rPr>
+              <w:t xml:space="preserve">    print("Maximum:", np.max(expenses))</w:t>
+            </w:r>
+          </w:p>
+          <w:p>
+            <w:pPr>
+              <w:spacing w:line="276" w:lineRule="auto"/>
+              <w:rPr>
+                <w:rFonts w:ascii="Times New Roman" w:eastAsia="MS Mincho" w:hAnsi="Times New Roman" w:cs="Times New Roman"/>
+                <w:color w:val="000000" w:themeColor="text1"/>
+                <w:kern w:val="0"/>
+                <w:sz w:val="22"/>
+                <w:szCs w:val="22"/>
+                <w14:ligatures w14:val="none"/>
+              </w:rPr>
+            </w:pPr>
+            <w:r>
+              <w:rPr>
+                <w:rFonts w:ascii="Times New Roman" w:eastAsia="MS Mincho" w:hAnsi="Times New Roman" w:cs="Times New Roman"/>
+                <w:color w:val="000000" w:themeColor="text1"/>
+                <w:kern w:val="0"/>
+                <w:sz w:val="22"/>
+                <w:szCs w:val="22"/>
+                <w14:ligatures w14:val="none"/>
+              </w:rPr>
+              <w:t xml:space="preserve">    print("75th Percentile:", np.percentile(expenses, 75))</w:t>
+            </w:r>
+          </w:p>
+          <w:p>
+            <w:pPr>
+              <w:spacing w:line="276" w:lineRule="auto"/>
+              <w:rPr>
+                <w:rFonts w:ascii="Times New Roman" w:eastAsia="MS Mincho" w:hAnsi="Times New Roman" w:cs="Times New Roman"/>
+                <w:color w:val="000000" w:themeColor="text1"/>
+                <w:kern w:val="0"/>
+                <w:sz w:val="22"/>
+                <w:szCs w:val="22"/>
+                <w14:ligatures w14:val="none"/>
+              </w:rPr>
+            </w:pPr>
+          </w:p>
+          <w:p>
+            <w:pPr>
+              <w:spacing w:line="276" w:lineRule="auto"/>
               <w:rPr>
                 <w:rFonts w:ascii="Times New Roman" w:eastAsia="MS Mincho" w:hAnsi="Times New Roman" w:cs="Times New Roman"/>
                 <w:b/>
@@ -10295,9 +9237,7 @@
                 <w:szCs w:val="22"/>
                 <w14:ligatures w14:val="none"/>
               </w:rPr>
-              <w:t>Analyze</w:t>
-            </w:r>
-            <w:proofErr w:type="spellEnd"/>
+            </w:pPr>
             <w:r>
               <w:rPr>
                 <w:rFonts w:ascii="Times New Roman" w:eastAsia="MS Mincho" w:hAnsi="Times New Roman" w:cs="Times New Roman"/>
@@ -10309,717 +9249,478 @@
                 <w:szCs w:val="22"/>
                 <w14:ligatures w14:val="none"/>
               </w:rPr>
-              <w:t xml:space="preserve"> Expense Statistics</w:t>
-            </w:r>
-          </w:p>
-          <w:p>
-            <w:pPr>
-              <w:spacing w:line="276" w:lineRule="auto"/>
-              <w:rPr>
-                <w:rFonts w:ascii="Times New Roman" w:eastAsia="MS Mincho" w:hAnsi="Times New Roman" w:cs="Times New Roman"/>
-                <w:color w:val="000000" w:themeColor="text1"/>
-                <w:kern w:val="0"/>
-                <w:sz w:val="22"/>
-                <w:szCs w:val="22"/>
-                <w14:ligatures w14:val="none"/>
-              </w:rPr>
-            </w:pPr>
-            <w:proofErr w:type="spellStart"/>
-            <w:proofErr w:type="gramStart"/>
-            <w:r>
-              <w:rPr>
-                <w:rFonts w:ascii="Times New Roman" w:eastAsia="MS Mincho" w:hAnsi="Times New Roman" w:cs="Times New Roman"/>
-                <w:color w:val="000000" w:themeColor="text1"/>
-                <w:kern w:val="0"/>
-                <w:sz w:val="22"/>
-                <w:szCs w:val="22"/>
-                <w14:ligatures w14:val="none"/>
-              </w:rPr>
-              <w:t>cursor.execute</w:t>
-            </w:r>
-            <w:proofErr w:type="spellEnd"/>
-            <w:proofErr w:type="gramEnd"/>
-            <w:r>
-              <w:rPr>
-                <w:rFonts w:ascii="Times New Roman" w:eastAsia="MS Mincho" w:hAnsi="Times New Roman" w:cs="Times New Roman"/>
-                <w:color w:val="000000" w:themeColor="text1"/>
-                <w:kern w:val="0"/>
-                <w:sz w:val="22"/>
-                <w:szCs w:val="22"/>
-                <w14:ligatures w14:val="none"/>
-              </w:rPr>
-              <w:t>("""</w:t>
-            </w:r>
-          </w:p>
-          <w:p>
-            <w:pPr>
-              <w:spacing w:line="276" w:lineRule="auto"/>
-              <w:rPr>
-                <w:rFonts w:ascii="Times New Roman" w:eastAsia="MS Mincho" w:hAnsi="Times New Roman" w:cs="Times New Roman"/>
-                <w:color w:val="000000" w:themeColor="text1"/>
-                <w:kern w:val="0"/>
-                <w:sz w:val="22"/>
-                <w:szCs w:val="22"/>
-                <w14:ligatures w14:val="none"/>
-              </w:rPr>
-            </w:pPr>
-            <w:r>
-              <w:rPr>
-                <w:rFonts w:ascii="Times New Roman" w:eastAsia="MS Mincho" w:hAnsi="Times New Roman" w:cs="Times New Roman"/>
-                <w:color w:val="000000" w:themeColor="text1"/>
-                <w:kern w:val="0"/>
-                <w:sz w:val="22"/>
-                <w:szCs w:val="22"/>
-                <w14:ligatures w14:val="none"/>
-              </w:rPr>
-              <w:t xml:space="preserve">    SELECT amount FROM transactions</w:t>
-            </w:r>
-          </w:p>
-          <w:p>
-            <w:pPr>
-              <w:spacing w:line="276" w:lineRule="auto"/>
-              <w:rPr>
-                <w:rFonts w:ascii="Times New Roman" w:eastAsia="MS Mincho" w:hAnsi="Times New Roman" w:cs="Times New Roman"/>
-                <w:color w:val="000000" w:themeColor="text1"/>
-                <w:kern w:val="0"/>
-                <w:sz w:val="22"/>
-                <w:szCs w:val="22"/>
-                <w14:ligatures w14:val="none"/>
-              </w:rPr>
-            </w:pPr>
-            <w:r>
-              <w:rPr>
-                <w:rFonts w:ascii="Times New Roman" w:eastAsia="MS Mincho" w:hAnsi="Times New Roman" w:cs="Times New Roman"/>
-                <w:color w:val="000000" w:themeColor="text1"/>
-                <w:kern w:val="0"/>
-                <w:sz w:val="22"/>
-                <w:szCs w:val="22"/>
-                <w14:ligatures w14:val="none"/>
-              </w:rPr>
-              <w:t xml:space="preserve">    WHERE type = 'Expense'</w:t>
-            </w:r>
-          </w:p>
-          <w:p>
-            <w:pPr>
-              <w:spacing w:line="276" w:lineRule="auto"/>
-              <w:rPr>
-                <w:rFonts w:ascii="Times New Roman" w:eastAsia="MS Mincho" w:hAnsi="Times New Roman" w:cs="Times New Roman"/>
-                <w:color w:val="000000" w:themeColor="text1"/>
-                <w:kern w:val="0"/>
-                <w:sz w:val="22"/>
-                <w:szCs w:val="22"/>
-                <w14:ligatures w14:val="none"/>
-              </w:rPr>
-            </w:pPr>
-            <w:r>
-              <w:rPr>
-                <w:rFonts w:ascii="Times New Roman" w:eastAsia="MS Mincho" w:hAnsi="Times New Roman" w:cs="Times New Roman"/>
-                <w:color w:val="000000" w:themeColor="text1"/>
-                <w:kern w:val="0"/>
-                <w:sz w:val="22"/>
-                <w:szCs w:val="22"/>
-                <w14:ligatures w14:val="none"/>
-              </w:rPr>
-              <w:t>""")</w:t>
-            </w:r>
-          </w:p>
-          <w:p>
-            <w:pPr>
-              <w:spacing w:line="276" w:lineRule="auto"/>
-              <w:rPr>
-                <w:rFonts w:ascii="Times New Roman" w:eastAsia="MS Mincho" w:hAnsi="Times New Roman" w:cs="Times New Roman"/>
-                <w:color w:val="000000" w:themeColor="text1"/>
-                <w:kern w:val="0"/>
-                <w:sz w:val="22"/>
-                <w:szCs w:val="22"/>
-                <w14:ligatures w14:val="none"/>
-              </w:rPr>
-            </w:pPr>
-            <w:r>
-              <w:rPr>
-                <w:rFonts w:ascii="Times New Roman" w:eastAsia="MS Mincho" w:hAnsi="Times New Roman" w:cs="Times New Roman"/>
-                <w:color w:val="000000" w:themeColor="text1"/>
-                <w:kern w:val="0"/>
-                <w:sz w:val="22"/>
-                <w:szCs w:val="22"/>
-                <w14:ligatures w14:val="none"/>
-              </w:rPr>
-              <w:t xml:space="preserve">expenses = </w:t>
-            </w:r>
-            <w:proofErr w:type="spellStart"/>
-            <w:proofErr w:type="gramStart"/>
-            <w:r>
-              <w:rPr>
-                <w:rFonts w:ascii="Times New Roman" w:eastAsia="MS Mincho" w:hAnsi="Times New Roman" w:cs="Times New Roman"/>
-                <w:color w:val="000000" w:themeColor="text1"/>
-                <w:kern w:val="0"/>
-                <w:sz w:val="22"/>
-                <w:szCs w:val="22"/>
-                <w14:ligatures w14:val="none"/>
-              </w:rPr>
-              <w:t>np.array</w:t>
-            </w:r>
-            <w:proofErr w:type="spellEnd"/>
-            <w:proofErr w:type="gramEnd"/>
-            <w:r>
-              <w:rPr>
-                <w:rFonts w:ascii="Times New Roman" w:eastAsia="MS Mincho" w:hAnsi="Times New Roman" w:cs="Times New Roman"/>
-                <w:color w:val="000000" w:themeColor="text1"/>
-                <w:kern w:val="0"/>
-                <w:sz w:val="22"/>
-                <w:szCs w:val="22"/>
-                <w14:ligatures w14:val="none"/>
-              </w:rPr>
-              <w:t>([</w:t>
-            </w:r>
-            <w:proofErr w:type="gramStart"/>
-            <w:r>
-              <w:rPr>
-                <w:rFonts w:ascii="Times New Roman" w:eastAsia="MS Mincho" w:hAnsi="Times New Roman" w:cs="Times New Roman"/>
-                <w:color w:val="000000" w:themeColor="text1"/>
-                <w:kern w:val="0"/>
-                <w:sz w:val="22"/>
-                <w:szCs w:val="22"/>
-                <w14:ligatures w14:val="none"/>
-              </w:rPr>
-              <w:t>row[</w:t>
-            </w:r>
-            <w:proofErr w:type="gramEnd"/>
-            <w:r>
-              <w:rPr>
-                <w:rFonts w:ascii="Times New Roman" w:eastAsia="MS Mincho" w:hAnsi="Times New Roman" w:cs="Times New Roman"/>
-                <w:color w:val="000000" w:themeColor="text1"/>
-                <w:kern w:val="0"/>
-                <w:sz w:val="22"/>
-                <w:szCs w:val="22"/>
-                <w14:ligatures w14:val="none"/>
-              </w:rPr>
-              <w:t xml:space="preserve">0] for row in </w:t>
-            </w:r>
-            <w:proofErr w:type="spellStart"/>
-            <w:proofErr w:type="gramStart"/>
-            <w:r>
-              <w:rPr>
-                <w:rFonts w:ascii="Times New Roman" w:eastAsia="MS Mincho" w:hAnsi="Times New Roman" w:cs="Times New Roman"/>
-                <w:color w:val="000000" w:themeColor="text1"/>
-                <w:kern w:val="0"/>
-                <w:sz w:val="22"/>
-                <w:szCs w:val="22"/>
-                <w14:ligatures w14:val="none"/>
-              </w:rPr>
-              <w:t>cursor.fetchall</w:t>
-            </w:r>
-            <w:proofErr w:type="spellEnd"/>
-            <w:proofErr w:type="gramEnd"/>
-            <w:r>
-              <w:rPr>
-                <w:rFonts w:ascii="Times New Roman" w:eastAsia="MS Mincho" w:hAnsi="Times New Roman" w:cs="Times New Roman"/>
-                <w:color w:val="000000" w:themeColor="text1"/>
-                <w:kern w:val="0"/>
-                <w:sz w:val="22"/>
-                <w:szCs w:val="22"/>
-                <w14:ligatures w14:val="none"/>
-              </w:rPr>
-              <w:t>()])</w:t>
-            </w:r>
-          </w:p>
-          <w:p>
-            <w:pPr>
-              <w:spacing w:line="276" w:lineRule="auto"/>
-              <w:rPr>
-                <w:rFonts w:ascii="Times New Roman" w:eastAsia="MS Mincho" w:hAnsi="Times New Roman" w:cs="Times New Roman"/>
-                <w:color w:val="000000" w:themeColor="text1"/>
-                <w:kern w:val="0"/>
-                <w:sz w:val="22"/>
-                <w:szCs w:val="22"/>
-                <w14:ligatures w14:val="none"/>
-              </w:rPr>
-            </w:pPr>
-          </w:p>
-          <w:p>
-            <w:pPr>
-              <w:spacing w:line="276" w:lineRule="auto"/>
-              <w:rPr>
-                <w:rFonts w:ascii="Times New Roman" w:eastAsia="MS Mincho" w:hAnsi="Times New Roman" w:cs="Times New Roman"/>
-                <w:color w:val="000000" w:themeColor="text1"/>
-                <w:kern w:val="0"/>
-                <w:sz w:val="22"/>
-                <w:szCs w:val="22"/>
-                <w14:ligatures w14:val="none"/>
-              </w:rPr>
-            </w:pPr>
-            <w:r>
-              <w:rPr>
-                <w:rFonts w:ascii="Times New Roman" w:eastAsia="MS Mincho" w:hAnsi="Times New Roman" w:cs="Times New Roman"/>
-                <w:color w:val="000000" w:themeColor="text1"/>
-                <w:kern w:val="0"/>
-                <w:sz w:val="22"/>
-                <w:szCs w:val="22"/>
-                <w14:ligatures w14:val="none"/>
-              </w:rPr>
-              <w:t xml:space="preserve">if </w:t>
-            </w:r>
-            <w:proofErr w:type="spellStart"/>
-            <w:r>
-              <w:rPr>
-                <w:rFonts w:ascii="Times New Roman" w:eastAsia="MS Mincho" w:hAnsi="Times New Roman" w:cs="Times New Roman"/>
-                <w:color w:val="000000" w:themeColor="text1"/>
-                <w:kern w:val="0"/>
-                <w:sz w:val="22"/>
-                <w:szCs w:val="22"/>
-                <w14:ligatures w14:val="none"/>
-              </w:rPr>
-              <w:t>len</w:t>
-            </w:r>
-            <w:proofErr w:type="spellEnd"/>
-            <w:r>
-              <w:rPr>
-                <w:rFonts w:ascii="Times New Roman" w:eastAsia="MS Mincho" w:hAnsi="Times New Roman" w:cs="Times New Roman"/>
-                <w:color w:val="000000" w:themeColor="text1"/>
-                <w:kern w:val="0"/>
-                <w:sz w:val="22"/>
-                <w:szCs w:val="22"/>
-                <w14:ligatures w14:val="none"/>
-              </w:rPr>
-              <w:t>(expenses) &gt; 0:</w:t>
-            </w:r>
-          </w:p>
-          <w:p>
-            <w:pPr>
-              <w:spacing w:line="276" w:lineRule="auto"/>
-              <w:rPr>
-                <w:rFonts w:ascii="Times New Roman" w:eastAsia="MS Mincho" w:hAnsi="Times New Roman" w:cs="Times New Roman"/>
-                <w:color w:val="000000" w:themeColor="text1"/>
-                <w:kern w:val="0"/>
-                <w:sz w:val="22"/>
-                <w:szCs w:val="22"/>
-                <w14:ligatures w14:val="none"/>
-              </w:rPr>
-            </w:pPr>
-            <w:r>
-              <w:rPr>
-                <w:rFonts w:ascii="Times New Roman" w:eastAsia="MS Mincho" w:hAnsi="Times New Roman" w:cs="Times New Roman"/>
-                <w:color w:val="000000" w:themeColor="text1"/>
-                <w:kern w:val="0"/>
-                <w:sz w:val="22"/>
-                <w:szCs w:val="22"/>
-                <w14:ligatures w14:val="none"/>
-              </w:rPr>
-              <w:t xml:space="preserve">    </w:t>
-            </w:r>
-            <w:proofErr w:type="gramStart"/>
-            <w:r>
-              <w:rPr>
-                <w:rFonts w:ascii="Times New Roman" w:eastAsia="MS Mincho" w:hAnsi="Times New Roman" w:cs="Times New Roman"/>
-                <w:color w:val="000000" w:themeColor="text1"/>
-                <w:kern w:val="0"/>
-                <w:sz w:val="22"/>
-                <w:szCs w:val="22"/>
-                <w14:ligatures w14:val="none"/>
-              </w:rPr>
-              <w:t>print(</w:t>
-            </w:r>
-            <w:proofErr w:type="gramEnd"/>
-            <w:r>
-              <w:rPr>
-                <w:rFonts w:ascii="Times New Roman" w:eastAsia="MS Mincho" w:hAnsi="Times New Roman" w:cs="Times New Roman"/>
-                <w:color w:val="000000" w:themeColor="text1"/>
-                <w:kern w:val="0"/>
-                <w:sz w:val="22"/>
-                <w:szCs w:val="22"/>
-                <w14:ligatures w14:val="none"/>
-              </w:rPr>
-              <w:t xml:space="preserve">"Mean:", </w:t>
-            </w:r>
-            <w:proofErr w:type="spellStart"/>
-            <w:proofErr w:type="gramStart"/>
-            <w:r>
-              <w:rPr>
-                <w:rFonts w:ascii="Times New Roman" w:eastAsia="MS Mincho" w:hAnsi="Times New Roman" w:cs="Times New Roman"/>
-                <w:color w:val="000000" w:themeColor="text1"/>
-                <w:kern w:val="0"/>
-                <w:sz w:val="22"/>
-                <w:szCs w:val="22"/>
-                <w14:ligatures w14:val="none"/>
-              </w:rPr>
-              <w:t>np.mean</w:t>
-            </w:r>
-            <w:proofErr w:type="spellEnd"/>
-            <w:proofErr w:type="gramEnd"/>
-            <w:r>
-              <w:rPr>
-                <w:rFonts w:ascii="Times New Roman" w:eastAsia="MS Mincho" w:hAnsi="Times New Roman" w:cs="Times New Roman"/>
-                <w:color w:val="000000" w:themeColor="text1"/>
-                <w:kern w:val="0"/>
-                <w:sz w:val="22"/>
-                <w:szCs w:val="22"/>
-                <w14:ligatures w14:val="none"/>
-              </w:rPr>
-              <w:t>(expenses))</w:t>
-            </w:r>
-          </w:p>
-          <w:p>
-            <w:pPr>
-              <w:spacing w:line="276" w:lineRule="auto"/>
-              <w:rPr>
-                <w:rFonts w:ascii="Times New Roman" w:eastAsia="MS Mincho" w:hAnsi="Times New Roman" w:cs="Times New Roman"/>
-                <w:color w:val="000000" w:themeColor="text1"/>
-                <w:kern w:val="0"/>
-                <w:sz w:val="22"/>
-                <w:szCs w:val="22"/>
-                <w14:ligatures w14:val="none"/>
-              </w:rPr>
-            </w:pPr>
-            <w:r>
-              <w:rPr>
-                <w:rFonts w:ascii="Times New Roman" w:eastAsia="MS Mincho" w:hAnsi="Times New Roman" w:cs="Times New Roman"/>
-                <w:color w:val="000000" w:themeColor="text1"/>
-                <w:kern w:val="0"/>
-                <w:sz w:val="22"/>
-                <w:szCs w:val="22"/>
-                <w14:ligatures w14:val="none"/>
-              </w:rPr>
-              <w:t xml:space="preserve">    </w:t>
-            </w:r>
-            <w:proofErr w:type="gramStart"/>
-            <w:r>
-              <w:rPr>
-                <w:rFonts w:ascii="Times New Roman" w:eastAsia="MS Mincho" w:hAnsi="Times New Roman" w:cs="Times New Roman"/>
-                <w:color w:val="000000" w:themeColor="text1"/>
-                <w:kern w:val="0"/>
-                <w:sz w:val="22"/>
-                <w:szCs w:val="22"/>
-                <w14:ligatures w14:val="none"/>
-              </w:rPr>
-              <w:t>print(</w:t>
-            </w:r>
-            <w:proofErr w:type="gramEnd"/>
-            <w:r>
-              <w:rPr>
-                <w:rFonts w:ascii="Times New Roman" w:eastAsia="MS Mincho" w:hAnsi="Times New Roman" w:cs="Times New Roman"/>
-                <w:color w:val="000000" w:themeColor="text1"/>
-                <w:kern w:val="0"/>
-                <w:sz w:val="22"/>
-                <w:szCs w:val="22"/>
-                <w14:ligatures w14:val="none"/>
-              </w:rPr>
-              <w:t xml:space="preserve">"Median:", </w:t>
-            </w:r>
-            <w:proofErr w:type="spellStart"/>
-            <w:proofErr w:type="gramStart"/>
-            <w:r>
-              <w:rPr>
-                <w:rFonts w:ascii="Times New Roman" w:eastAsia="MS Mincho" w:hAnsi="Times New Roman" w:cs="Times New Roman"/>
-                <w:color w:val="000000" w:themeColor="text1"/>
-                <w:kern w:val="0"/>
-                <w:sz w:val="22"/>
-                <w:szCs w:val="22"/>
-                <w14:ligatures w14:val="none"/>
-              </w:rPr>
-              <w:t>np.median</w:t>
-            </w:r>
-            <w:proofErr w:type="spellEnd"/>
-            <w:proofErr w:type="gramEnd"/>
-            <w:r>
-              <w:rPr>
-                <w:rFonts w:ascii="Times New Roman" w:eastAsia="MS Mincho" w:hAnsi="Times New Roman" w:cs="Times New Roman"/>
-                <w:color w:val="000000" w:themeColor="text1"/>
-                <w:kern w:val="0"/>
-                <w:sz w:val="22"/>
-                <w:szCs w:val="22"/>
-                <w14:ligatures w14:val="none"/>
-              </w:rPr>
-              <w:t>(expenses))</w:t>
-            </w:r>
-          </w:p>
-          <w:p>
-            <w:pPr>
-              <w:spacing w:line="276" w:lineRule="auto"/>
-              <w:rPr>
-                <w:rFonts w:ascii="Times New Roman" w:eastAsia="MS Mincho" w:hAnsi="Times New Roman" w:cs="Times New Roman"/>
-                <w:color w:val="000000" w:themeColor="text1"/>
-                <w:kern w:val="0"/>
-                <w:sz w:val="22"/>
-                <w:szCs w:val="22"/>
-                <w14:ligatures w14:val="none"/>
-              </w:rPr>
-            </w:pPr>
-            <w:r>
-              <w:rPr>
-                <w:rFonts w:ascii="Times New Roman" w:eastAsia="MS Mincho" w:hAnsi="Times New Roman" w:cs="Times New Roman"/>
-                <w:color w:val="000000" w:themeColor="text1"/>
-                <w:kern w:val="0"/>
-                <w:sz w:val="22"/>
-                <w:szCs w:val="22"/>
-                <w14:ligatures w14:val="none"/>
-              </w:rPr>
-              <w:t xml:space="preserve">    </w:t>
-            </w:r>
-            <w:proofErr w:type="gramStart"/>
-            <w:r>
-              <w:rPr>
-                <w:rFonts w:ascii="Times New Roman" w:eastAsia="MS Mincho" w:hAnsi="Times New Roman" w:cs="Times New Roman"/>
-                <w:color w:val="000000" w:themeColor="text1"/>
-                <w:kern w:val="0"/>
-                <w:sz w:val="22"/>
-                <w:szCs w:val="22"/>
-                <w14:ligatures w14:val="none"/>
-              </w:rPr>
-              <w:t>print(</w:t>
-            </w:r>
-            <w:proofErr w:type="gramEnd"/>
-            <w:r>
-              <w:rPr>
-                <w:rFonts w:ascii="Times New Roman" w:eastAsia="MS Mincho" w:hAnsi="Times New Roman" w:cs="Times New Roman"/>
-                <w:color w:val="000000" w:themeColor="text1"/>
-                <w:kern w:val="0"/>
-                <w:sz w:val="22"/>
-                <w:szCs w:val="22"/>
-                <w14:ligatures w14:val="none"/>
-              </w:rPr>
-              <w:t xml:space="preserve">"Standard Deviation:", </w:t>
-            </w:r>
-            <w:proofErr w:type="spellStart"/>
-            <w:r>
-              <w:rPr>
-                <w:rFonts w:ascii="Times New Roman" w:eastAsia="MS Mincho" w:hAnsi="Times New Roman" w:cs="Times New Roman"/>
-                <w:color w:val="000000" w:themeColor="text1"/>
-                <w:kern w:val="0"/>
-                <w:sz w:val="22"/>
-                <w:szCs w:val="22"/>
-                <w14:ligatures w14:val="none"/>
-              </w:rPr>
-              <w:t>np.std</w:t>
-            </w:r>
-            <w:proofErr w:type="spellEnd"/>
-            <w:r>
-              <w:rPr>
-                <w:rFonts w:ascii="Times New Roman" w:eastAsia="MS Mincho" w:hAnsi="Times New Roman" w:cs="Times New Roman"/>
-                <w:color w:val="000000" w:themeColor="text1"/>
-                <w:kern w:val="0"/>
-                <w:sz w:val="22"/>
-                <w:szCs w:val="22"/>
-                <w14:ligatures w14:val="none"/>
-              </w:rPr>
-              <w:t>(expenses))</w:t>
-            </w:r>
-          </w:p>
-          <w:p>
-            <w:pPr>
-              <w:spacing w:line="276" w:lineRule="auto"/>
-              <w:rPr>
-                <w:rFonts w:ascii="Times New Roman" w:eastAsia="MS Mincho" w:hAnsi="Times New Roman" w:cs="Times New Roman"/>
-                <w:color w:val="000000" w:themeColor="text1"/>
-                <w:kern w:val="0"/>
-                <w:sz w:val="22"/>
-                <w:szCs w:val="22"/>
-                <w14:ligatures w14:val="none"/>
-              </w:rPr>
-            </w:pPr>
-            <w:r>
-              <w:rPr>
-                <w:rFonts w:ascii="Times New Roman" w:eastAsia="MS Mincho" w:hAnsi="Times New Roman" w:cs="Times New Roman"/>
-                <w:color w:val="000000" w:themeColor="text1"/>
-                <w:kern w:val="0"/>
-                <w:sz w:val="22"/>
-                <w:szCs w:val="22"/>
-                <w14:ligatures w14:val="none"/>
-              </w:rPr>
-              <w:t xml:space="preserve">    </w:t>
-            </w:r>
-            <w:proofErr w:type="gramStart"/>
-            <w:r>
-              <w:rPr>
-                <w:rFonts w:ascii="Times New Roman" w:eastAsia="MS Mincho" w:hAnsi="Times New Roman" w:cs="Times New Roman"/>
-                <w:color w:val="000000" w:themeColor="text1"/>
-                <w:kern w:val="0"/>
-                <w:sz w:val="22"/>
-                <w:szCs w:val="22"/>
-                <w14:ligatures w14:val="none"/>
-              </w:rPr>
-              <w:t>print(</w:t>
-            </w:r>
-            <w:proofErr w:type="gramEnd"/>
-            <w:r>
-              <w:rPr>
-                <w:rFonts w:ascii="Times New Roman" w:eastAsia="MS Mincho" w:hAnsi="Times New Roman" w:cs="Times New Roman"/>
-                <w:color w:val="000000" w:themeColor="text1"/>
-                <w:kern w:val="0"/>
-                <w:sz w:val="22"/>
-                <w:szCs w:val="22"/>
-                <w14:ligatures w14:val="none"/>
-              </w:rPr>
-              <w:t xml:space="preserve">"Minimum:", </w:t>
-            </w:r>
-            <w:proofErr w:type="spellStart"/>
-            <w:r>
-              <w:rPr>
-                <w:rFonts w:ascii="Times New Roman" w:eastAsia="MS Mincho" w:hAnsi="Times New Roman" w:cs="Times New Roman"/>
-                <w:color w:val="000000" w:themeColor="text1"/>
-                <w:kern w:val="0"/>
-                <w:sz w:val="22"/>
-                <w:szCs w:val="22"/>
-                <w14:ligatures w14:val="none"/>
-              </w:rPr>
-              <w:t>np.min</w:t>
-            </w:r>
-            <w:proofErr w:type="spellEnd"/>
-            <w:r>
-              <w:rPr>
-                <w:rFonts w:ascii="Times New Roman" w:eastAsia="MS Mincho" w:hAnsi="Times New Roman" w:cs="Times New Roman"/>
-                <w:color w:val="000000" w:themeColor="text1"/>
-                <w:kern w:val="0"/>
-                <w:sz w:val="22"/>
-                <w:szCs w:val="22"/>
-                <w14:ligatures w14:val="none"/>
-              </w:rPr>
-              <w:t>(expenses))</w:t>
-            </w:r>
-          </w:p>
-          <w:p>
-            <w:pPr>
-              <w:spacing w:line="276" w:lineRule="auto"/>
-              <w:rPr>
-                <w:rFonts w:ascii="Times New Roman" w:eastAsia="MS Mincho" w:hAnsi="Times New Roman" w:cs="Times New Roman"/>
-                <w:color w:val="000000" w:themeColor="text1"/>
-                <w:kern w:val="0"/>
-                <w:sz w:val="22"/>
-                <w:szCs w:val="22"/>
-                <w14:ligatures w14:val="none"/>
-              </w:rPr>
-            </w:pPr>
-            <w:r>
-              <w:rPr>
-                <w:rFonts w:ascii="Times New Roman" w:eastAsia="MS Mincho" w:hAnsi="Times New Roman" w:cs="Times New Roman"/>
-                <w:color w:val="000000" w:themeColor="text1"/>
-                <w:kern w:val="0"/>
-                <w:sz w:val="22"/>
-                <w:szCs w:val="22"/>
-                <w14:ligatures w14:val="none"/>
-              </w:rPr>
-              <w:t xml:space="preserve">    </w:t>
-            </w:r>
-            <w:proofErr w:type="gramStart"/>
-            <w:r>
-              <w:rPr>
-                <w:rFonts w:ascii="Times New Roman" w:eastAsia="MS Mincho" w:hAnsi="Times New Roman" w:cs="Times New Roman"/>
-                <w:color w:val="000000" w:themeColor="text1"/>
-                <w:kern w:val="0"/>
-                <w:sz w:val="22"/>
-                <w:szCs w:val="22"/>
-                <w14:ligatures w14:val="none"/>
-              </w:rPr>
-              <w:t>print(</w:t>
-            </w:r>
-            <w:proofErr w:type="gramEnd"/>
-            <w:r>
-              <w:rPr>
-                <w:rFonts w:ascii="Times New Roman" w:eastAsia="MS Mincho" w:hAnsi="Times New Roman" w:cs="Times New Roman"/>
-                <w:color w:val="000000" w:themeColor="text1"/>
-                <w:kern w:val="0"/>
-                <w:sz w:val="22"/>
-                <w:szCs w:val="22"/>
-                <w14:ligatures w14:val="none"/>
-              </w:rPr>
-              <w:t xml:space="preserve">"Maximum:", </w:t>
-            </w:r>
-            <w:proofErr w:type="spellStart"/>
-            <w:r>
-              <w:rPr>
-                <w:rFonts w:ascii="Times New Roman" w:eastAsia="MS Mincho" w:hAnsi="Times New Roman" w:cs="Times New Roman"/>
-                <w:color w:val="000000" w:themeColor="text1"/>
-                <w:kern w:val="0"/>
-                <w:sz w:val="22"/>
-                <w:szCs w:val="22"/>
-                <w14:ligatures w14:val="none"/>
-              </w:rPr>
-              <w:t>np.max</w:t>
-            </w:r>
-            <w:proofErr w:type="spellEnd"/>
-            <w:r>
-              <w:rPr>
-                <w:rFonts w:ascii="Times New Roman" w:eastAsia="MS Mincho" w:hAnsi="Times New Roman" w:cs="Times New Roman"/>
-                <w:color w:val="000000" w:themeColor="text1"/>
-                <w:kern w:val="0"/>
-                <w:sz w:val="22"/>
-                <w:szCs w:val="22"/>
-                <w14:ligatures w14:val="none"/>
-              </w:rPr>
-              <w:t>(expenses))</w:t>
-            </w:r>
-          </w:p>
-          <w:p>
-            <w:pPr>
-              <w:spacing w:line="276" w:lineRule="auto"/>
-              <w:rPr>
-                <w:rFonts w:ascii="Times New Roman" w:eastAsia="MS Mincho" w:hAnsi="Times New Roman" w:cs="Times New Roman"/>
-                <w:color w:val="000000" w:themeColor="text1"/>
-                <w:kern w:val="0"/>
-                <w:sz w:val="22"/>
-                <w:szCs w:val="22"/>
-                <w14:ligatures w14:val="none"/>
-              </w:rPr>
-            </w:pPr>
-            <w:r>
-              <w:rPr>
-                <w:rFonts w:ascii="Times New Roman" w:eastAsia="MS Mincho" w:hAnsi="Times New Roman" w:cs="Times New Roman"/>
-                <w:color w:val="000000" w:themeColor="text1"/>
-                <w:kern w:val="0"/>
-                <w:sz w:val="22"/>
-                <w:szCs w:val="22"/>
-                <w14:ligatures w14:val="none"/>
-              </w:rPr>
-              <w:t xml:space="preserve">    </w:t>
-            </w:r>
-            <w:proofErr w:type="gramStart"/>
-            <w:r>
-              <w:rPr>
-                <w:rFonts w:ascii="Times New Roman" w:eastAsia="MS Mincho" w:hAnsi="Times New Roman" w:cs="Times New Roman"/>
-                <w:color w:val="000000" w:themeColor="text1"/>
-                <w:kern w:val="0"/>
-                <w:sz w:val="22"/>
-                <w:szCs w:val="22"/>
-                <w14:ligatures w14:val="none"/>
-              </w:rPr>
-              <w:t>print(</w:t>
-            </w:r>
-            <w:proofErr w:type="gramEnd"/>
-            <w:r>
-              <w:rPr>
-                <w:rFonts w:ascii="Times New Roman" w:eastAsia="MS Mincho" w:hAnsi="Times New Roman" w:cs="Times New Roman"/>
-                <w:color w:val="000000" w:themeColor="text1"/>
-                <w:kern w:val="0"/>
-                <w:sz w:val="22"/>
-                <w:szCs w:val="22"/>
-                <w14:ligatures w14:val="none"/>
-              </w:rPr>
-              <w:t xml:space="preserve">"75th Percentile:", </w:t>
-            </w:r>
-            <w:proofErr w:type="spellStart"/>
-            <w:proofErr w:type="gramStart"/>
-            <w:r>
-              <w:rPr>
-                <w:rFonts w:ascii="Times New Roman" w:eastAsia="MS Mincho" w:hAnsi="Times New Roman" w:cs="Times New Roman"/>
-                <w:color w:val="000000" w:themeColor="text1"/>
-                <w:kern w:val="0"/>
-                <w:sz w:val="22"/>
-                <w:szCs w:val="22"/>
-                <w14:ligatures w14:val="none"/>
-              </w:rPr>
-              <w:t>np.percentile</w:t>
-            </w:r>
-            <w:proofErr w:type="spellEnd"/>
-            <w:proofErr w:type="gramEnd"/>
-            <w:r>
-              <w:rPr>
-                <w:rFonts w:ascii="Times New Roman" w:eastAsia="MS Mincho" w:hAnsi="Times New Roman" w:cs="Times New Roman"/>
-                <w:color w:val="000000" w:themeColor="text1"/>
-                <w:kern w:val="0"/>
-                <w:sz w:val="22"/>
-                <w:szCs w:val="22"/>
-                <w14:ligatures w14:val="none"/>
-              </w:rPr>
-              <w:t>(expenses, 75))</w:t>
+              <w:t># 7. Category-Wise Expense Analysis</w:t>
+            </w:r>
+          </w:p>
+          <w:p>
+            <w:pPr>
+              <w:spacing w:line="276" w:lineRule="auto"/>
+              <w:rPr>
+                <w:rFonts w:ascii="Times New Roman" w:eastAsia="MS Mincho" w:hAnsi="Times New Roman" w:cs="Times New Roman"/>
+                <w:color w:val="000000" w:themeColor="text1"/>
+                <w:kern w:val="0"/>
+                <w:sz w:val="22"/>
+                <w:szCs w:val="22"/>
+                <w14:ligatures w14:val="none"/>
+              </w:rPr>
+            </w:pPr>
+            <w:r>
+              <w:rPr>
+                <w:rFonts w:ascii="Times New Roman" w:eastAsia="MS Mincho" w:hAnsi="Times New Roman" w:cs="Times New Roman"/>
+                <w:color w:val="000000" w:themeColor="text1"/>
+                <w:kern w:val="0"/>
+                <w:sz w:val="22"/>
+                <w:szCs w:val="22"/>
+                <w14:ligatures w14:val="none"/>
+              </w:rPr>
+              <w:t>df = pd.read_sql_query(</w:t>
+            </w:r>
+          </w:p>
+          <w:p>
+            <w:pPr>
+              <w:spacing w:line="276" w:lineRule="auto"/>
+              <w:rPr>
+                <w:rFonts w:ascii="Times New Roman" w:eastAsia="MS Mincho" w:hAnsi="Times New Roman" w:cs="Times New Roman"/>
+                <w:color w:val="000000" w:themeColor="text1"/>
+                <w:kern w:val="0"/>
+                <w:sz w:val="22"/>
+                <w:szCs w:val="22"/>
+                <w14:ligatures w14:val="none"/>
+              </w:rPr>
+            </w:pPr>
+            <w:r>
+              <w:rPr>
+                <w:rFonts w:ascii="Times New Roman" w:eastAsia="MS Mincho" w:hAnsi="Times New Roman" w:cs="Times New Roman"/>
+                <w:color w:val="000000" w:themeColor="text1"/>
+                <w:kern w:val="0"/>
+                <w:sz w:val="22"/>
+                <w:szCs w:val="22"/>
+                <w14:ligatures w14:val="none"/>
+              </w:rPr>
+              <w:t xml:space="preserve">    "SELECT * FROM transactions", conn</w:t>
+            </w:r>
+          </w:p>
+          <w:p>
+            <w:pPr>
+              <w:spacing w:line="276" w:lineRule="auto"/>
+              <w:rPr>
+                <w:rFonts w:ascii="Times New Roman" w:eastAsia="MS Mincho" w:hAnsi="Times New Roman" w:cs="Times New Roman"/>
+                <w:color w:val="000000" w:themeColor="text1"/>
+                <w:kern w:val="0"/>
+                <w:sz w:val="22"/>
+                <w:szCs w:val="22"/>
+                <w14:ligatures w14:val="none"/>
+              </w:rPr>
+            </w:pPr>
+            <w:r>
+              <w:rPr>
+                <w:rFonts w:ascii="Times New Roman" w:eastAsia="MS Mincho" w:hAnsi="Times New Roman" w:cs="Times New Roman"/>
+                <w:color w:val="000000" w:themeColor="text1"/>
+                <w:kern w:val="0"/>
+                <w:sz w:val="22"/>
+                <w:szCs w:val="22"/>
+                <w14:ligatures w14:val="none"/>
+              </w:rPr>
+              <w:t>)</w:t>
+            </w:r>
+          </w:p>
+          <w:p>
+            <w:pPr>
+              <w:spacing w:line="276" w:lineRule="auto"/>
+              <w:rPr>
+                <w:rFonts w:ascii="Times New Roman" w:eastAsia="MS Mincho" w:hAnsi="Times New Roman" w:cs="Times New Roman"/>
+                <w:color w:val="000000" w:themeColor="text1"/>
+                <w:kern w:val="0"/>
+                <w:sz w:val="22"/>
+                <w:szCs w:val="22"/>
+                <w14:ligatures w14:val="none"/>
+              </w:rPr>
+            </w:pPr>
+          </w:p>
+          <w:p>
+            <w:pPr>
+              <w:spacing w:line="276" w:lineRule="auto"/>
+              <w:rPr>
+                <w:rFonts w:ascii="Times New Roman" w:eastAsia="MS Mincho" w:hAnsi="Times New Roman" w:cs="Times New Roman"/>
+                <w:color w:val="000000" w:themeColor="text1"/>
+                <w:kern w:val="0"/>
+                <w:sz w:val="22"/>
+                <w:szCs w:val="22"/>
+                <w14:ligatures w14:val="none"/>
+              </w:rPr>
+            </w:pPr>
+            <w:r>
+              <w:rPr>
+                <w:rFonts w:ascii="Times New Roman" w:eastAsia="MS Mincho" w:hAnsi="Times New Roman" w:cs="Times New Roman"/>
+                <w:color w:val="000000" w:themeColor="text1"/>
+                <w:kern w:val="0"/>
+                <w:sz w:val="22"/>
+                <w:szCs w:val="22"/>
+                <w14:ligatures w14:val="none"/>
+              </w:rPr>
+              <w:t>if not df.empty:</w:t>
+            </w:r>
+          </w:p>
+          <w:p>
+            <w:pPr>
+              <w:spacing w:line="276" w:lineRule="auto"/>
+              <w:rPr>
+                <w:rFonts w:ascii="Times New Roman" w:eastAsia="MS Mincho" w:hAnsi="Times New Roman" w:cs="Times New Roman"/>
+                <w:color w:val="000000" w:themeColor="text1"/>
+                <w:kern w:val="0"/>
+                <w:sz w:val="22"/>
+                <w:szCs w:val="22"/>
+                <w14:ligatures w14:val="none"/>
+              </w:rPr>
+            </w:pPr>
+            <w:r>
+              <w:rPr>
+                <w:rFonts w:ascii="Times New Roman" w:eastAsia="MS Mincho" w:hAnsi="Times New Roman" w:cs="Times New Roman"/>
+                <w:color w:val="000000" w:themeColor="text1"/>
+                <w:kern w:val="0"/>
+                <w:sz w:val="22"/>
+                <w:szCs w:val="22"/>
+                <w14:ligatures w14:val="none"/>
+              </w:rPr>
+              <w:t xml:space="preserve">    expense_df = df[df["type"] == "Expense"]</w:t>
+            </w:r>
+          </w:p>
+          <w:p>
+            <w:pPr>
+              <w:spacing w:line="276" w:lineRule="auto"/>
+              <w:rPr>
+                <w:rFonts w:ascii="Times New Roman" w:eastAsia="MS Mincho" w:hAnsi="Times New Roman" w:cs="Times New Roman"/>
+                <w:color w:val="000000" w:themeColor="text1"/>
+                <w:kern w:val="0"/>
+                <w:sz w:val="22"/>
+                <w:szCs w:val="22"/>
+                <w14:ligatures w14:val="none"/>
+              </w:rPr>
+            </w:pPr>
+            <w:r>
+              <w:rPr>
+                <w:rFonts w:ascii="Times New Roman" w:eastAsia="MS Mincho" w:hAnsi="Times New Roman" w:cs="Times New Roman"/>
+                <w:color w:val="000000" w:themeColor="text1"/>
+                <w:kern w:val="0"/>
+                <w:sz w:val="22"/>
+                <w:szCs w:val="22"/>
+                <w14:ligatures w14:val="none"/>
+              </w:rPr>
+              <w:t xml:space="preserve">    category_total = expense_df.groupby(</w:t>
+            </w:r>
+          </w:p>
+          <w:p>
+            <w:pPr>
+              <w:spacing w:line="276" w:lineRule="auto"/>
+              <w:rPr>
+                <w:rFonts w:ascii="Times New Roman" w:eastAsia="MS Mincho" w:hAnsi="Times New Roman" w:cs="Times New Roman"/>
+                <w:color w:val="000000" w:themeColor="text1"/>
+                <w:kern w:val="0"/>
+                <w:sz w:val="22"/>
+                <w:szCs w:val="22"/>
+                <w14:ligatures w14:val="none"/>
+              </w:rPr>
+            </w:pPr>
+            <w:r>
+              <w:rPr>
+                <w:rFonts w:ascii="Times New Roman" w:eastAsia="MS Mincho" w:hAnsi="Times New Roman" w:cs="Times New Roman"/>
+                <w:color w:val="000000" w:themeColor="text1"/>
+                <w:kern w:val="0"/>
+                <w:sz w:val="22"/>
+                <w:szCs w:val="22"/>
+                <w14:ligatures w14:val="none"/>
+              </w:rPr>
+              <w:t xml:space="preserve">        "category"</w:t>
+            </w:r>
+          </w:p>
+          <w:p>
+            <w:pPr>
+              <w:spacing w:line="276" w:lineRule="auto"/>
+              <w:rPr>
+                <w:rFonts w:ascii="Times New Roman" w:eastAsia="MS Mincho" w:hAnsi="Times New Roman" w:cs="Times New Roman"/>
+                <w:color w:val="000000" w:themeColor="text1"/>
+                <w:kern w:val="0"/>
+                <w:sz w:val="22"/>
+                <w:szCs w:val="22"/>
+                <w14:ligatures w14:val="none"/>
+              </w:rPr>
+            </w:pPr>
+            <w:r>
+              <w:rPr>
+                <w:rFonts w:ascii="Times New Roman" w:eastAsia="MS Mincho" w:hAnsi="Times New Roman" w:cs="Times New Roman"/>
+                <w:color w:val="000000" w:themeColor="text1"/>
+                <w:kern w:val="0"/>
+                <w:sz w:val="22"/>
+                <w:szCs w:val="22"/>
+                <w14:ligatures w14:val="none"/>
+              </w:rPr>
+              <w:t xml:space="preserve">    )["amount"].sum()</w:t>
+            </w:r>
+          </w:p>
+          <w:p>
+            <w:pPr>
+              <w:spacing w:line="276" w:lineRule="auto"/>
+              <w:rPr>
+                <w:rFonts w:ascii="Times New Roman" w:eastAsia="MS Mincho" w:hAnsi="Times New Roman" w:cs="Times New Roman"/>
+                <w:color w:val="000000" w:themeColor="text1"/>
+                <w:kern w:val="0"/>
+                <w:sz w:val="22"/>
+                <w:szCs w:val="22"/>
+                <w14:ligatures w14:val="none"/>
+              </w:rPr>
+            </w:pPr>
+          </w:p>
+          <w:p>
+            <w:pPr>
+              <w:spacing w:line="276" w:lineRule="auto"/>
+              <w:rPr>
+                <w:rFonts w:ascii="Times New Roman" w:eastAsia="MS Mincho" w:hAnsi="Times New Roman" w:cs="Times New Roman"/>
+                <w:color w:val="000000" w:themeColor="text1"/>
+                <w:kern w:val="0"/>
+                <w:sz w:val="22"/>
+                <w:szCs w:val="22"/>
+                <w14:ligatures w14:val="none"/>
+              </w:rPr>
+            </w:pPr>
+            <w:r>
+              <w:rPr>
+                <w:rFonts w:ascii="Times New Roman" w:eastAsia="MS Mincho" w:hAnsi="Times New Roman" w:cs="Times New Roman"/>
+                <w:color w:val="000000" w:themeColor="text1"/>
+                <w:kern w:val="0"/>
+                <w:sz w:val="22"/>
+                <w:szCs w:val="22"/>
+                <w14:ligatures w14:val="none"/>
+              </w:rPr>
+              <w:t xml:space="preserve">    print(category_total)</w:t>
+            </w:r>
+          </w:p>
+          <w:p>
+            <w:pPr>
+              <w:spacing w:line="276" w:lineRule="auto"/>
+              <w:rPr>
+                <w:rFonts w:ascii="Times New Roman" w:eastAsia="MS Mincho" w:hAnsi="Times New Roman" w:cs="Times New Roman"/>
+                <w:color w:val="000000" w:themeColor="text1"/>
+                <w:kern w:val="0"/>
+                <w:sz w:val="22"/>
+                <w:szCs w:val="22"/>
+                <w14:ligatures w14:val="none"/>
+              </w:rPr>
+            </w:pPr>
+          </w:p>
+          <w:p>
+            <w:pPr>
+              <w:spacing w:line="276" w:lineRule="auto"/>
+              <w:rPr>
+                <w:rFonts w:ascii="Times New Roman" w:eastAsia="MS Mincho" w:hAnsi="Times New Roman" w:cs="Times New Roman"/>
+                <w:color w:val="000000" w:themeColor="text1"/>
+                <w:kern w:val="0"/>
+                <w:sz w:val="22"/>
+                <w:szCs w:val="22"/>
+                <w14:ligatures w14:val="none"/>
+              </w:rPr>
+            </w:pPr>
+            <w:r>
+              <w:rPr>
+                <w:rFonts w:ascii="Times New Roman" w:eastAsia="MS Mincho" w:hAnsi="Times New Roman" w:cs="Times New Roman"/>
+                <w:color w:val="000000" w:themeColor="text1"/>
+                <w:kern w:val="0"/>
+                <w:sz w:val="22"/>
+                <w:szCs w:val="22"/>
+                <w14:ligatures w14:val="none"/>
+              </w:rPr>
+              <w:t xml:space="preserve">    # 8. Visualize Expenses</w:t>
+            </w:r>
+          </w:p>
+          <w:p>
+            <w:pPr>
+              <w:spacing w:line="276" w:lineRule="auto"/>
+              <w:rPr>
+                <w:rFonts w:ascii="Times New Roman" w:eastAsia="MS Mincho" w:hAnsi="Times New Roman" w:cs="Times New Roman"/>
+                <w:color w:val="000000" w:themeColor="text1"/>
+                <w:kern w:val="0"/>
+                <w:sz w:val="22"/>
+                <w:szCs w:val="22"/>
+                <w14:ligatures w14:val="none"/>
+              </w:rPr>
+            </w:pPr>
+            <w:r>
+              <w:rPr>
+                <w:rFonts w:ascii="Times New Roman" w:eastAsia="MS Mincho" w:hAnsi="Times New Roman" w:cs="Times New Roman"/>
+                <w:color w:val="000000" w:themeColor="text1"/>
+                <w:kern w:val="0"/>
+                <w:sz w:val="22"/>
+                <w:szCs w:val="22"/>
+                <w14:ligatures w14:val="none"/>
+              </w:rPr>
+              <w:t xml:space="preserve">    if not category_total.empty:</w:t>
+            </w:r>
+          </w:p>
+          <w:p>
+            <w:pPr>
+              <w:spacing w:line="276" w:lineRule="auto"/>
+              <w:rPr>
+                <w:rFonts w:ascii="Times New Roman" w:eastAsia="MS Mincho" w:hAnsi="Times New Roman" w:cs="Times New Roman"/>
+                <w:color w:val="000000" w:themeColor="text1"/>
+                <w:kern w:val="0"/>
+                <w:sz w:val="22"/>
+                <w:szCs w:val="22"/>
+                <w14:ligatures w14:val="none"/>
+              </w:rPr>
+            </w:pPr>
+            <w:r>
+              <w:rPr>
+                <w:rFonts w:ascii="Times New Roman" w:eastAsia="MS Mincho" w:hAnsi="Times New Roman" w:cs="Times New Roman"/>
+                <w:color w:val="000000" w:themeColor="text1"/>
+                <w:kern w:val="0"/>
+                <w:sz w:val="22"/>
+                <w:szCs w:val="22"/>
+                <w14:ligatures w14:val="none"/>
+              </w:rPr>
+              <w:t xml:space="preserve">        category_total.plot(</w:t>
+            </w:r>
+          </w:p>
+          <w:p>
+            <w:pPr>
+              <w:spacing w:line="276" w:lineRule="auto"/>
+              <w:rPr>
+                <w:rFonts w:ascii="Times New Roman" w:eastAsia="MS Mincho" w:hAnsi="Times New Roman" w:cs="Times New Roman"/>
+                <w:color w:val="000000" w:themeColor="text1"/>
+                <w:kern w:val="0"/>
+                <w:sz w:val="22"/>
+                <w:szCs w:val="22"/>
+                <w14:ligatures w14:val="none"/>
+              </w:rPr>
+            </w:pPr>
+            <w:r>
+              <w:rPr>
+                <w:rFonts w:ascii="Times New Roman" w:eastAsia="MS Mincho" w:hAnsi="Times New Roman" w:cs="Times New Roman"/>
+                <w:color w:val="000000" w:themeColor="text1"/>
+                <w:kern w:val="0"/>
+                <w:sz w:val="22"/>
+                <w:szCs w:val="22"/>
+                <w14:ligatures w14:val="none"/>
+              </w:rPr>
+              <w:t xml:space="preserve">            kind="pie",</w:t>
+            </w:r>
+          </w:p>
+          <w:p>
+            <w:pPr>
+              <w:spacing w:line="276" w:lineRule="auto"/>
+              <w:rPr>
+                <w:rFonts w:ascii="Times New Roman" w:eastAsia="MS Mincho" w:hAnsi="Times New Roman" w:cs="Times New Roman"/>
+                <w:color w:val="000000" w:themeColor="text1"/>
+                <w:kern w:val="0"/>
+                <w:sz w:val="22"/>
+                <w:szCs w:val="22"/>
+                <w14:ligatures w14:val="none"/>
+              </w:rPr>
+            </w:pPr>
+            <w:r>
+              <w:rPr>
+                <w:rFonts w:ascii="Times New Roman" w:eastAsia="MS Mincho" w:hAnsi="Times New Roman" w:cs="Times New Roman"/>
+                <w:color w:val="000000" w:themeColor="text1"/>
+                <w:kern w:val="0"/>
+                <w:sz w:val="22"/>
+                <w:szCs w:val="22"/>
+                <w14:ligatures w14:val="none"/>
+              </w:rPr>
+              <w:t xml:space="preserve">            autopct="%1.1f%%",</w:t>
+            </w:r>
+          </w:p>
+          <w:p>
+            <w:pPr>
+              <w:spacing w:line="276" w:lineRule="auto"/>
+              <w:rPr>
+                <w:rFonts w:ascii="Times New Roman" w:eastAsia="MS Mincho" w:hAnsi="Times New Roman" w:cs="Times New Roman"/>
+                <w:color w:val="000000" w:themeColor="text1"/>
+                <w:kern w:val="0"/>
+                <w:sz w:val="22"/>
+                <w:szCs w:val="22"/>
+                <w14:ligatures w14:val="none"/>
+              </w:rPr>
+            </w:pPr>
+            <w:r>
+              <w:rPr>
+                <w:rFonts w:ascii="Times New Roman" w:eastAsia="MS Mincho" w:hAnsi="Times New Roman" w:cs="Times New Roman"/>
+                <w:color w:val="000000" w:themeColor="text1"/>
+                <w:kern w:val="0"/>
+                <w:sz w:val="22"/>
+                <w:szCs w:val="22"/>
+                <w14:ligatures w14:val="none"/>
+              </w:rPr>
+              <w:t xml:space="preserve">            ylabel=""</w:t>
+            </w:r>
+          </w:p>
+          <w:p>
+            <w:pPr>
+              <w:spacing w:line="276" w:lineRule="auto"/>
+              <w:rPr>
+                <w:rFonts w:ascii="Times New Roman" w:eastAsia="MS Mincho" w:hAnsi="Times New Roman" w:cs="Times New Roman"/>
+                <w:color w:val="000000" w:themeColor="text1"/>
+                <w:kern w:val="0"/>
+                <w:sz w:val="22"/>
+                <w:szCs w:val="22"/>
+                <w14:ligatures w14:val="none"/>
+              </w:rPr>
+            </w:pPr>
+            <w:r>
+              <w:rPr>
+                <w:rFonts w:ascii="Times New Roman" w:eastAsia="MS Mincho" w:hAnsi="Times New Roman" w:cs="Times New Roman"/>
+                <w:color w:val="000000" w:themeColor="text1"/>
+                <w:kern w:val="0"/>
+                <w:sz w:val="22"/>
+                <w:szCs w:val="22"/>
+                <w14:ligatures w14:val="none"/>
+              </w:rPr>
+              <w:t xml:space="preserve">        )</w:t>
+            </w:r>
+          </w:p>
+          <w:p>
+            <w:pPr>
+              <w:spacing w:line="276" w:lineRule="auto"/>
+              <w:rPr>
+                <w:rFonts w:ascii="Times New Roman" w:eastAsia="MS Mincho" w:hAnsi="Times New Roman" w:cs="Times New Roman"/>
+                <w:color w:val="000000" w:themeColor="text1"/>
+                <w:kern w:val="0"/>
+                <w:sz w:val="22"/>
+                <w:szCs w:val="22"/>
+                <w14:ligatures w14:val="none"/>
+              </w:rPr>
+            </w:pPr>
+            <w:r>
+              <w:rPr>
+                <w:rFonts w:ascii="Times New Roman" w:eastAsia="MS Mincho" w:hAnsi="Times New Roman" w:cs="Times New Roman"/>
+                <w:color w:val="000000" w:themeColor="text1"/>
+                <w:kern w:val="0"/>
+                <w:sz w:val="22"/>
+                <w:szCs w:val="22"/>
+                <w14:ligatures w14:val="none"/>
+              </w:rPr>
+              <w:t xml:space="preserve">        plt.title("Expense Distribution")</w:t>
+            </w:r>
+          </w:p>
+          <w:p>
+            <w:pPr>
+              <w:spacing w:line="276" w:lineRule="auto"/>
+              <w:rPr>
+                <w:rFonts w:ascii="Times New Roman" w:eastAsia="MS Mincho" w:hAnsi="Times New Roman" w:cs="Times New Roman"/>
+                <w:color w:val="000000" w:themeColor="text1"/>
+                <w:kern w:val="0"/>
+                <w:sz w:val="22"/>
+                <w:szCs w:val="22"/>
+                <w14:ligatures w14:val="none"/>
+              </w:rPr>
+            </w:pPr>
+            <w:r>
+              <w:rPr>
+                <w:rFonts w:ascii="Times New Roman" w:eastAsia="MS Mincho" w:hAnsi="Times New Roman" w:cs="Times New Roman"/>
+                <w:color w:val="000000" w:themeColor="text1"/>
+                <w:kern w:val="0"/>
+                <w:sz w:val="22"/>
+                <w:szCs w:val="22"/>
+                <w14:ligatures w14:val="none"/>
+              </w:rPr>
+              <w:t xml:space="preserve">        plt.show()</w:t>
             </w:r>
           </w:p>
           <w:p>
@@ -11060,946 +9761,55 @@
                 <w:szCs w:val="22"/>
                 <w14:ligatures w14:val="none"/>
               </w:rPr>
-              <w:t># 7. Category-Wise Expense Analysis</w:t>
-            </w:r>
-          </w:p>
-          <w:p>
-            <w:pPr>
-              <w:spacing w:line="276" w:lineRule="auto"/>
-              <w:rPr>
-                <w:rFonts w:ascii="Times New Roman" w:eastAsia="MS Mincho" w:hAnsi="Times New Roman" w:cs="Times New Roman"/>
-                <w:color w:val="000000" w:themeColor="text1"/>
-                <w:kern w:val="0"/>
-                <w:sz w:val="22"/>
-                <w:szCs w:val="22"/>
-                <w14:ligatures w14:val="none"/>
-              </w:rPr>
-            </w:pPr>
-            <w:proofErr w:type="spellStart"/>
-            <w:r>
-              <w:rPr>
-                <w:rFonts w:ascii="Times New Roman" w:eastAsia="MS Mincho" w:hAnsi="Times New Roman" w:cs="Times New Roman"/>
-                <w:color w:val="000000" w:themeColor="text1"/>
-                <w:kern w:val="0"/>
-                <w:sz w:val="22"/>
-                <w:szCs w:val="22"/>
-                <w14:ligatures w14:val="none"/>
-              </w:rPr>
-              <w:t>df</w:t>
-            </w:r>
-            <w:proofErr w:type="spellEnd"/>
-            <w:r>
-              <w:rPr>
-                <w:rFonts w:ascii="Times New Roman" w:eastAsia="MS Mincho" w:hAnsi="Times New Roman" w:cs="Times New Roman"/>
-                <w:color w:val="000000" w:themeColor="text1"/>
-                <w:kern w:val="0"/>
-                <w:sz w:val="22"/>
-                <w:szCs w:val="22"/>
-                <w14:ligatures w14:val="none"/>
-              </w:rPr>
-              <w:t xml:space="preserve"> = </w:t>
-            </w:r>
-            <w:proofErr w:type="spellStart"/>
-            <w:proofErr w:type="gramStart"/>
-            <w:r>
-              <w:rPr>
-                <w:rFonts w:ascii="Times New Roman" w:eastAsia="MS Mincho" w:hAnsi="Times New Roman" w:cs="Times New Roman"/>
-                <w:color w:val="000000" w:themeColor="text1"/>
-                <w:kern w:val="0"/>
-                <w:sz w:val="22"/>
-                <w:szCs w:val="22"/>
-                <w14:ligatures w14:val="none"/>
-              </w:rPr>
-              <w:t>pd.read</w:t>
-            </w:r>
-            <w:proofErr w:type="gramEnd"/>
-            <w:r>
-              <w:rPr>
-                <w:rFonts w:ascii="Times New Roman" w:eastAsia="MS Mincho" w:hAnsi="Times New Roman" w:cs="Times New Roman"/>
-                <w:color w:val="000000" w:themeColor="text1"/>
-                <w:kern w:val="0"/>
-                <w:sz w:val="22"/>
-                <w:szCs w:val="22"/>
-                <w14:ligatures w14:val="none"/>
-              </w:rPr>
-              <w:t>_sql_</w:t>
-            </w:r>
-            <w:proofErr w:type="gramStart"/>
-            <w:r>
-              <w:rPr>
-                <w:rFonts w:ascii="Times New Roman" w:eastAsia="MS Mincho" w:hAnsi="Times New Roman" w:cs="Times New Roman"/>
-                <w:color w:val="000000" w:themeColor="text1"/>
-                <w:kern w:val="0"/>
-                <w:sz w:val="22"/>
-                <w:szCs w:val="22"/>
-                <w14:ligatures w14:val="none"/>
-              </w:rPr>
-              <w:t>query</w:t>
-            </w:r>
-            <w:proofErr w:type="spellEnd"/>
-            <w:r>
-              <w:rPr>
-                <w:rFonts w:ascii="Times New Roman" w:eastAsia="MS Mincho" w:hAnsi="Times New Roman" w:cs="Times New Roman"/>
-                <w:color w:val="000000" w:themeColor="text1"/>
-                <w:kern w:val="0"/>
-                <w:sz w:val="22"/>
-                <w:szCs w:val="22"/>
-                <w14:ligatures w14:val="none"/>
-              </w:rPr>
-              <w:t>(</w:t>
-            </w:r>
-            <w:proofErr w:type="gramEnd"/>
-          </w:p>
-          <w:p>
-            <w:pPr>
-              <w:spacing w:line="276" w:lineRule="auto"/>
-              <w:rPr>
-                <w:rFonts w:ascii="Times New Roman" w:eastAsia="MS Mincho" w:hAnsi="Times New Roman" w:cs="Times New Roman"/>
-                <w:color w:val="000000" w:themeColor="text1"/>
-                <w:kern w:val="0"/>
-                <w:sz w:val="22"/>
-                <w:szCs w:val="22"/>
-                <w14:ligatures w14:val="none"/>
-              </w:rPr>
-            </w:pPr>
-            <w:r>
-              <w:rPr>
-                <w:rFonts w:ascii="Times New Roman" w:eastAsia="MS Mincho" w:hAnsi="Times New Roman" w:cs="Times New Roman"/>
-                <w:color w:val="000000" w:themeColor="text1"/>
-                <w:kern w:val="0"/>
-                <w:sz w:val="22"/>
-                <w:szCs w:val="22"/>
-                <w14:ligatures w14:val="none"/>
-              </w:rPr>
-              <w:t xml:space="preserve">    "SELECT * FROM transactions", conn</w:t>
-            </w:r>
-          </w:p>
-          <w:p>
-            <w:pPr>
-              <w:spacing w:line="276" w:lineRule="auto"/>
-              <w:rPr>
-                <w:rFonts w:ascii="Times New Roman" w:eastAsia="MS Mincho" w:hAnsi="Times New Roman" w:cs="Times New Roman"/>
-                <w:color w:val="000000" w:themeColor="text1"/>
-                <w:kern w:val="0"/>
-                <w:sz w:val="22"/>
-                <w:szCs w:val="22"/>
-                <w14:ligatures w14:val="none"/>
-              </w:rPr>
-            </w:pPr>
-            <w:r>
-              <w:rPr>
-                <w:rFonts w:ascii="Times New Roman" w:eastAsia="MS Mincho" w:hAnsi="Times New Roman" w:cs="Times New Roman"/>
-                <w:color w:val="000000" w:themeColor="text1"/>
-                <w:kern w:val="0"/>
-                <w:sz w:val="22"/>
-                <w:szCs w:val="22"/>
-                <w14:ligatures w14:val="none"/>
-              </w:rPr>
-              <w:t>)</w:t>
-            </w:r>
-          </w:p>
-          <w:p>
-            <w:pPr>
-              <w:spacing w:line="276" w:lineRule="auto"/>
-              <w:rPr>
-                <w:rFonts w:ascii="Times New Roman" w:eastAsia="MS Mincho" w:hAnsi="Times New Roman" w:cs="Times New Roman"/>
-                <w:color w:val="000000" w:themeColor="text1"/>
-                <w:kern w:val="0"/>
-                <w:sz w:val="22"/>
-                <w:szCs w:val="22"/>
-                <w14:ligatures w14:val="none"/>
-              </w:rPr>
-            </w:pPr>
-          </w:p>
-          <w:p>
-            <w:pPr>
-              <w:spacing w:line="276" w:lineRule="auto"/>
-              <w:rPr>
-                <w:rFonts w:ascii="Times New Roman" w:eastAsia="MS Mincho" w:hAnsi="Times New Roman" w:cs="Times New Roman"/>
-                <w:color w:val="000000" w:themeColor="text1"/>
-                <w:kern w:val="0"/>
-                <w:sz w:val="22"/>
-                <w:szCs w:val="22"/>
-                <w14:ligatures w14:val="none"/>
-              </w:rPr>
-            </w:pPr>
-            <w:r>
-              <w:rPr>
-                <w:rFonts w:ascii="Times New Roman" w:eastAsia="MS Mincho" w:hAnsi="Times New Roman" w:cs="Times New Roman"/>
-                <w:color w:val="000000" w:themeColor="text1"/>
-                <w:kern w:val="0"/>
-                <w:sz w:val="22"/>
-                <w:szCs w:val="22"/>
-                <w14:ligatures w14:val="none"/>
-              </w:rPr>
-              <w:t xml:space="preserve">if not </w:t>
-            </w:r>
-            <w:proofErr w:type="spellStart"/>
-            <w:proofErr w:type="gramStart"/>
-            <w:r>
-              <w:rPr>
-                <w:rFonts w:ascii="Times New Roman" w:eastAsia="MS Mincho" w:hAnsi="Times New Roman" w:cs="Times New Roman"/>
-                <w:color w:val="000000" w:themeColor="text1"/>
-                <w:kern w:val="0"/>
-                <w:sz w:val="22"/>
-                <w:szCs w:val="22"/>
-                <w14:ligatures w14:val="none"/>
-              </w:rPr>
-              <w:t>df.empty</w:t>
-            </w:r>
-            <w:proofErr w:type="spellEnd"/>
-            <w:proofErr w:type="gramEnd"/>
-            <w:r>
-              <w:rPr>
-                <w:rFonts w:ascii="Times New Roman" w:eastAsia="MS Mincho" w:hAnsi="Times New Roman" w:cs="Times New Roman"/>
-                <w:color w:val="000000" w:themeColor="text1"/>
-                <w:kern w:val="0"/>
-                <w:sz w:val="22"/>
-                <w:szCs w:val="22"/>
-                <w14:ligatures w14:val="none"/>
-              </w:rPr>
-              <w:t>:</w:t>
-            </w:r>
-          </w:p>
-          <w:p>
-            <w:pPr>
-              <w:spacing w:line="276" w:lineRule="auto"/>
-              <w:rPr>
-                <w:rFonts w:ascii="Times New Roman" w:eastAsia="MS Mincho" w:hAnsi="Times New Roman" w:cs="Times New Roman"/>
-                <w:color w:val="000000" w:themeColor="text1"/>
-                <w:kern w:val="0"/>
-                <w:sz w:val="22"/>
-                <w:szCs w:val="22"/>
-                <w14:ligatures w14:val="none"/>
-              </w:rPr>
-            </w:pPr>
-            <w:r>
-              <w:rPr>
-                <w:rFonts w:ascii="Times New Roman" w:eastAsia="MS Mincho" w:hAnsi="Times New Roman" w:cs="Times New Roman"/>
-                <w:color w:val="000000" w:themeColor="text1"/>
-                <w:kern w:val="0"/>
-                <w:sz w:val="22"/>
-                <w:szCs w:val="22"/>
-                <w14:ligatures w14:val="none"/>
-              </w:rPr>
-              <w:t xml:space="preserve">    </w:t>
-            </w:r>
-            <w:proofErr w:type="spellStart"/>
-            <w:r>
-              <w:rPr>
-                <w:rFonts w:ascii="Times New Roman" w:eastAsia="MS Mincho" w:hAnsi="Times New Roman" w:cs="Times New Roman"/>
-                <w:color w:val="000000" w:themeColor="text1"/>
-                <w:kern w:val="0"/>
-                <w:sz w:val="22"/>
-                <w:szCs w:val="22"/>
-                <w14:ligatures w14:val="none"/>
-              </w:rPr>
-              <w:t>expense_df</w:t>
-            </w:r>
-            <w:proofErr w:type="spellEnd"/>
-            <w:r>
-              <w:rPr>
-                <w:rFonts w:ascii="Times New Roman" w:eastAsia="MS Mincho" w:hAnsi="Times New Roman" w:cs="Times New Roman"/>
-                <w:color w:val="000000" w:themeColor="text1"/>
-                <w:kern w:val="0"/>
-                <w:sz w:val="22"/>
-                <w:szCs w:val="22"/>
-                <w14:ligatures w14:val="none"/>
-              </w:rPr>
-              <w:t xml:space="preserve"> = </w:t>
-            </w:r>
-            <w:proofErr w:type="spellStart"/>
-            <w:r>
-              <w:rPr>
-                <w:rFonts w:ascii="Times New Roman" w:eastAsia="MS Mincho" w:hAnsi="Times New Roman" w:cs="Times New Roman"/>
-                <w:color w:val="000000" w:themeColor="text1"/>
-                <w:kern w:val="0"/>
-                <w:sz w:val="22"/>
-                <w:szCs w:val="22"/>
-                <w14:ligatures w14:val="none"/>
-              </w:rPr>
-              <w:t>df</w:t>
-            </w:r>
-            <w:proofErr w:type="spellEnd"/>
-            <w:r>
-              <w:rPr>
-                <w:rFonts w:ascii="Times New Roman" w:eastAsia="MS Mincho" w:hAnsi="Times New Roman" w:cs="Times New Roman"/>
-                <w:color w:val="000000" w:themeColor="text1"/>
-                <w:kern w:val="0"/>
-                <w:sz w:val="22"/>
-                <w:szCs w:val="22"/>
-                <w14:ligatures w14:val="none"/>
-              </w:rPr>
-              <w:t>[</w:t>
-            </w:r>
-            <w:proofErr w:type="spellStart"/>
-            <w:r>
-              <w:rPr>
-                <w:rFonts w:ascii="Times New Roman" w:eastAsia="MS Mincho" w:hAnsi="Times New Roman" w:cs="Times New Roman"/>
-                <w:color w:val="000000" w:themeColor="text1"/>
-                <w:kern w:val="0"/>
-                <w:sz w:val="22"/>
-                <w:szCs w:val="22"/>
-                <w14:ligatures w14:val="none"/>
-              </w:rPr>
-              <w:t>df</w:t>
-            </w:r>
-            <w:proofErr w:type="spellEnd"/>
-            <w:r>
-              <w:rPr>
-                <w:rFonts w:ascii="Times New Roman" w:eastAsia="MS Mincho" w:hAnsi="Times New Roman" w:cs="Times New Roman"/>
-                <w:color w:val="000000" w:themeColor="text1"/>
-                <w:kern w:val="0"/>
-                <w:sz w:val="22"/>
-                <w:szCs w:val="22"/>
-                <w14:ligatures w14:val="none"/>
-              </w:rPr>
-              <w:t>["type"] == "Expense"]</w:t>
-            </w:r>
-          </w:p>
-          <w:p>
-            <w:pPr>
-              <w:spacing w:line="276" w:lineRule="auto"/>
-              <w:rPr>
-                <w:rFonts w:ascii="Times New Roman" w:eastAsia="MS Mincho" w:hAnsi="Times New Roman" w:cs="Times New Roman"/>
-                <w:color w:val="000000" w:themeColor="text1"/>
-                <w:kern w:val="0"/>
-                <w:sz w:val="22"/>
-                <w:szCs w:val="22"/>
-                <w14:ligatures w14:val="none"/>
-              </w:rPr>
-            </w:pPr>
-            <w:r>
-              <w:rPr>
-                <w:rFonts w:ascii="Times New Roman" w:eastAsia="MS Mincho" w:hAnsi="Times New Roman" w:cs="Times New Roman"/>
-                <w:color w:val="000000" w:themeColor="text1"/>
-                <w:kern w:val="0"/>
-                <w:sz w:val="22"/>
-                <w:szCs w:val="22"/>
-                <w14:ligatures w14:val="none"/>
-              </w:rPr>
-              <w:t xml:space="preserve">    </w:t>
-            </w:r>
-            <w:proofErr w:type="spellStart"/>
-            <w:r>
-              <w:rPr>
-                <w:rFonts w:ascii="Times New Roman" w:eastAsia="MS Mincho" w:hAnsi="Times New Roman" w:cs="Times New Roman"/>
-                <w:color w:val="000000" w:themeColor="text1"/>
-                <w:kern w:val="0"/>
-                <w:sz w:val="22"/>
-                <w:szCs w:val="22"/>
-                <w14:ligatures w14:val="none"/>
-              </w:rPr>
-              <w:t>category_total</w:t>
-            </w:r>
-            <w:proofErr w:type="spellEnd"/>
-            <w:r>
-              <w:rPr>
-                <w:rFonts w:ascii="Times New Roman" w:eastAsia="MS Mincho" w:hAnsi="Times New Roman" w:cs="Times New Roman"/>
-                <w:color w:val="000000" w:themeColor="text1"/>
-                <w:kern w:val="0"/>
-                <w:sz w:val="22"/>
-                <w:szCs w:val="22"/>
-                <w14:ligatures w14:val="none"/>
-              </w:rPr>
-              <w:t xml:space="preserve"> = </w:t>
-            </w:r>
-            <w:proofErr w:type="spellStart"/>
-            <w:r>
-              <w:rPr>
-                <w:rFonts w:ascii="Times New Roman" w:eastAsia="MS Mincho" w:hAnsi="Times New Roman" w:cs="Times New Roman"/>
-                <w:color w:val="000000" w:themeColor="text1"/>
-                <w:kern w:val="0"/>
-                <w:sz w:val="22"/>
-                <w:szCs w:val="22"/>
-                <w14:ligatures w14:val="none"/>
-              </w:rPr>
-              <w:t>expense_</w:t>
-            </w:r>
-            <w:proofErr w:type="gramStart"/>
-            <w:r>
-              <w:rPr>
-                <w:rFonts w:ascii="Times New Roman" w:eastAsia="MS Mincho" w:hAnsi="Times New Roman" w:cs="Times New Roman"/>
-                <w:color w:val="000000" w:themeColor="text1"/>
-                <w:kern w:val="0"/>
-                <w:sz w:val="22"/>
-                <w:szCs w:val="22"/>
-                <w14:ligatures w14:val="none"/>
-              </w:rPr>
-              <w:t>df.groupby</w:t>
-            </w:r>
-            <w:proofErr w:type="spellEnd"/>
-            <w:proofErr w:type="gramEnd"/>
-            <w:r>
-              <w:rPr>
-                <w:rFonts w:ascii="Times New Roman" w:eastAsia="MS Mincho" w:hAnsi="Times New Roman" w:cs="Times New Roman"/>
-                <w:color w:val="000000" w:themeColor="text1"/>
-                <w:kern w:val="0"/>
-                <w:sz w:val="22"/>
-                <w:szCs w:val="22"/>
-                <w14:ligatures w14:val="none"/>
-              </w:rPr>
-              <w:t>(</w:t>
-            </w:r>
-          </w:p>
-          <w:p>
-            <w:pPr>
-              <w:spacing w:line="276" w:lineRule="auto"/>
-              <w:rPr>
-                <w:rFonts w:ascii="Times New Roman" w:eastAsia="MS Mincho" w:hAnsi="Times New Roman" w:cs="Times New Roman"/>
-                <w:color w:val="000000" w:themeColor="text1"/>
-                <w:kern w:val="0"/>
-                <w:sz w:val="22"/>
-                <w:szCs w:val="22"/>
-                <w14:ligatures w14:val="none"/>
-              </w:rPr>
-            </w:pPr>
-            <w:r>
-              <w:rPr>
-                <w:rFonts w:ascii="Times New Roman" w:eastAsia="MS Mincho" w:hAnsi="Times New Roman" w:cs="Times New Roman"/>
-                <w:color w:val="000000" w:themeColor="text1"/>
-                <w:kern w:val="0"/>
-                <w:sz w:val="22"/>
-                <w:szCs w:val="22"/>
-                <w14:ligatures w14:val="none"/>
-              </w:rPr>
-              <w:t xml:space="preserve">        "category"</w:t>
-            </w:r>
-          </w:p>
-          <w:p>
-            <w:pPr>
-              <w:spacing w:line="276" w:lineRule="auto"/>
-              <w:rPr>
-                <w:rFonts w:ascii="Times New Roman" w:eastAsia="MS Mincho" w:hAnsi="Times New Roman" w:cs="Times New Roman"/>
-                <w:color w:val="000000" w:themeColor="text1"/>
-                <w:kern w:val="0"/>
-                <w:sz w:val="22"/>
-                <w:szCs w:val="22"/>
-                <w14:ligatures w14:val="none"/>
-              </w:rPr>
-            </w:pPr>
-            <w:r>
-              <w:rPr>
-                <w:rFonts w:ascii="Times New Roman" w:eastAsia="MS Mincho" w:hAnsi="Times New Roman" w:cs="Times New Roman"/>
-                <w:color w:val="000000" w:themeColor="text1"/>
-                <w:kern w:val="0"/>
-                <w:sz w:val="22"/>
-                <w:szCs w:val="22"/>
-                <w14:ligatures w14:val="none"/>
-              </w:rPr>
-              <w:t xml:space="preserve">    </w:t>
-            </w:r>
-            <w:proofErr w:type="gramStart"/>
-            <w:r>
-              <w:rPr>
-                <w:rFonts w:ascii="Times New Roman" w:eastAsia="MS Mincho" w:hAnsi="Times New Roman" w:cs="Times New Roman"/>
-                <w:color w:val="000000" w:themeColor="text1"/>
-                <w:kern w:val="0"/>
-                <w:sz w:val="22"/>
-                <w:szCs w:val="22"/>
-                <w14:ligatures w14:val="none"/>
-              </w:rPr>
-              <w:t>)[</w:t>
-            </w:r>
-            <w:proofErr w:type="gramEnd"/>
-            <w:r>
-              <w:rPr>
-                <w:rFonts w:ascii="Times New Roman" w:eastAsia="MS Mincho" w:hAnsi="Times New Roman" w:cs="Times New Roman"/>
-                <w:color w:val="000000" w:themeColor="text1"/>
-                <w:kern w:val="0"/>
-                <w:sz w:val="22"/>
-                <w:szCs w:val="22"/>
-                <w14:ligatures w14:val="none"/>
-              </w:rPr>
-              <w:t>"amount"</w:t>
-            </w:r>
-            <w:proofErr w:type="gramStart"/>
-            <w:r>
-              <w:rPr>
-                <w:rFonts w:ascii="Times New Roman" w:eastAsia="MS Mincho" w:hAnsi="Times New Roman" w:cs="Times New Roman"/>
-                <w:color w:val="000000" w:themeColor="text1"/>
-                <w:kern w:val="0"/>
-                <w:sz w:val="22"/>
-                <w:szCs w:val="22"/>
-                <w14:ligatures w14:val="none"/>
-              </w:rPr>
-              <w:t>].sum</w:t>
-            </w:r>
-            <w:proofErr w:type="gramEnd"/>
-            <w:r>
-              <w:rPr>
-                <w:rFonts w:ascii="Times New Roman" w:eastAsia="MS Mincho" w:hAnsi="Times New Roman" w:cs="Times New Roman"/>
-                <w:color w:val="000000" w:themeColor="text1"/>
-                <w:kern w:val="0"/>
-                <w:sz w:val="22"/>
-                <w:szCs w:val="22"/>
-                <w14:ligatures w14:val="none"/>
-              </w:rPr>
-              <w:t>()</w:t>
-            </w:r>
-          </w:p>
-          <w:p>
-            <w:pPr>
-              <w:spacing w:line="276" w:lineRule="auto"/>
-              <w:rPr>
-                <w:rFonts w:ascii="Times New Roman" w:eastAsia="MS Mincho" w:hAnsi="Times New Roman" w:cs="Times New Roman"/>
-                <w:color w:val="000000" w:themeColor="text1"/>
-                <w:kern w:val="0"/>
-                <w:sz w:val="22"/>
-                <w:szCs w:val="22"/>
-                <w14:ligatures w14:val="none"/>
-              </w:rPr>
-            </w:pPr>
-          </w:p>
-          <w:p>
-            <w:pPr>
-              <w:spacing w:line="276" w:lineRule="auto"/>
-              <w:rPr>
-                <w:rFonts w:ascii="Times New Roman" w:eastAsia="MS Mincho" w:hAnsi="Times New Roman" w:cs="Times New Roman"/>
-                <w:color w:val="000000" w:themeColor="text1"/>
-                <w:kern w:val="0"/>
-                <w:sz w:val="22"/>
-                <w:szCs w:val="22"/>
-                <w14:ligatures w14:val="none"/>
-              </w:rPr>
-            </w:pPr>
-            <w:r>
-              <w:rPr>
-                <w:rFonts w:ascii="Times New Roman" w:eastAsia="MS Mincho" w:hAnsi="Times New Roman" w:cs="Times New Roman"/>
-                <w:color w:val="000000" w:themeColor="text1"/>
-                <w:kern w:val="0"/>
-                <w:sz w:val="22"/>
-                <w:szCs w:val="22"/>
-                <w14:ligatures w14:val="none"/>
-              </w:rPr>
-              <w:t xml:space="preserve">    print(</w:t>
-            </w:r>
-            <w:proofErr w:type="spellStart"/>
-            <w:r>
-              <w:rPr>
-                <w:rFonts w:ascii="Times New Roman" w:eastAsia="MS Mincho" w:hAnsi="Times New Roman" w:cs="Times New Roman"/>
-                <w:color w:val="000000" w:themeColor="text1"/>
-                <w:kern w:val="0"/>
-                <w:sz w:val="22"/>
-                <w:szCs w:val="22"/>
-                <w14:ligatures w14:val="none"/>
-              </w:rPr>
-              <w:t>category_total</w:t>
-            </w:r>
-            <w:proofErr w:type="spellEnd"/>
-            <w:r>
-              <w:rPr>
-                <w:rFonts w:ascii="Times New Roman" w:eastAsia="MS Mincho" w:hAnsi="Times New Roman" w:cs="Times New Roman"/>
-                <w:color w:val="000000" w:themeColor="text1"/>
-                <w:kern w:val="0"/>
-                <w:sz w:val="22"/>
-                <w:szCs w:val="22"/>
-                <w14:ligatures w14:val="none"/>
-              </w:rPr>
-              <w:t>)</w:t>
-            </w:r>
-          </w:p>
-          <w:p>
-            <w:pPr>
-              <w:spacing w:line="276" w:lineRule="auto"/>
-              <w:rPr>
-                <w:rFonts w:ascii="Times New Roman" w:eastAsia="MS Mincho" w:hAnsi="Times New Roman" w:cs="Times New Roman"/>
-                <w:color w:val="000000" w:themeColor="text1"/>
-                <w:kern w:val="0"/>
-                <w:sz w:val="22"/>
-                <w:szCs w:val="22"/>
-                <w14:ligatures w14:val="none"/>
-              </w:rPr>
-            </w:pPr>
-          </w:p>
-          <w:p>
-            <w:pPr>
-              <w:spacing w:line="276" w:lineRule="auto"/>
-              <w:rPr>
-                <w:rFonts w:ascii="Times New Roman" w:eastAsia="MS Mincho" w:hAnsi="Times New Roman" w:cs="Times New Roman"/>
-                <w:color w:val="000000" w:themeColor="text1"/>
-                <w:kern w:val="0"/>
-                <w:sz w:val="22"/>
-                <w:szCs w:val="22"/>
-                <w14:ligatures w14:val="none"/>
-              </w:rPr>
-            </w:pPr>
-            <w:r>
-              <w:rPr>
-                <w:rFonts w:ascii="Times New Roman" w:eastAsia="MS Mincho" w:hAnsi="Times New Roman" w:cs="Times New Roman"/>
-                <w:color w:val="000000" w:themeColor="text1"/>
-                <w:kern w:val="0"/>
-                <w:sz w:val="22"/>
-                <w:szCs w:val="22"/>
-                <w14:ligatures w14:val="none"/>
-              </w:rPr>
-              <w:t xml:space="preserve">    # 8. Visualize Expenses</w:t>
-            </w:r>
-          </w:p>
-          <w:p>
-            <w:pPr>
-              <w:spacing w:line="276" w:lineRule="auto"/>
-              <w:rPr>
-                <w:rFonts w:ascii="Times New Roman" w:eastAsia="MS Mincho" w:hAnsi="Times New Roman" w:cs="Times New Roman"/>
-                <w:color w:val="000000" w:themeColor="text1"/>
-                <w:kern w:val="0"/>
-                <w:sz w:val="22"/>
-                <w:szCs w:val="22"/>
-                <w14:ligatures w14:val="none"/>
-              </w:rPr>
-            </w:pPr>
-            <w:r>
-              <w:rPr>
-                <w:rFonts w:ascii="Times New Roman" w:eastAsia="MS Mincho" w:hAnsi="Times New Roman" w:cs="Times New Roman"/>
-                <w:color w:val="000000" w:themeColor="text1"/>
-                <w:kern w:val="0"/>
-                <w:sz w:val="22"/>
-                <w:szCs w:val="22"/>
-                <w14:ligatures w14:val="none"/>
-              </w:rPr>
-              <w:t xml:space="preserve">    if not </w:t>
-            </w:r>
-            <w:proofErr w:type="spellStart"/>
-            <w:r>
-              <w:rPr>
-                <w:rFonts w:ascii="Times New Roman" w:eastAsia="MS Mincho" w:hAnsi="Times New Roman" w:cs="Times New Roman"/>
-                <w:color w:val="000000" w:themeColor="text1"/>
-                <w:kern w:val="0"/>
-                <w:sz w:val="22"/>
-                <w:szCs w:val="22"/>
-                <w14:ligatures w14:val="none"/>
-              </w:rPr>
-              <w:t>category_</w:t>
-            </w:r>
-            <w:proofErr w:type="gramStart"/>
-            <w:r>
-              <w:rPr>
-                <w:rFonts w:ascii="Times New Roman" w:eastAsia="MS Mincho" w:hAnsi="Times New Roman" w:cs="Times New Roman"/>
-                <w:color w:val="000000" w:themeColor="text1"/>
-                <w:kern w:val="0"/>
-                <w:sz w:val="22"/>
-                <w:szCs w:val="22"/>
-                <w14:ligatures w14:val="none"/>
-              </w:rPr>
-              <w:t>total.empty</w:t>
-            </w:r>
-            <w:proofErr w:type="spellEnd"/>
-            <w:proofErr w:type="gramEnd"/>
-            <w:r>
-              <w:rPr>
-                <w:rFonts w:ascii="Times New Roman" w:eastAsia="MS Mincho" w:hAnsi="Times New Roman" w:cs="Times New Roman"/>
-                <w:color w:val="000000" w:themeColor="text1"/>
-                <w:kern w:val="0"/>
-                <w:sz w:val="22"/>
-                <w:szCs w:val="22"/>
-                <w14:ligatures w14:val="none"/>
-              </w:rPr>
-              <w:t>:</w:t>
-            </w:r>
-          </w:p>
-          <w:p>
-            <w:pPr>
-              <w:spacing w:line="276" w:lineRule="auto"/>
-              <w:rPr>
-                <w:rFonts w:ascii="Times New Roman" w:eastAsia="MS Mincho" w:hAnsi="Times New Roman" w:cs="Times New Roman"/>
-                <w:color w:val="000000" w:themeColor="text1"/>
-                <w:kern w:val="0"/>
-                <w:sz w:val="22"/>
-                <w:szCs w:val="22"/>
-                <w14:ligatures w14:val="none"/>
-              </w:rPr>
-            </w:pPr>
-            <w:r>
-              <w:rPr>
-                <w:rFonts w:ascii="Times New Roman" w:eastAsia="MS Mincho" w:hAnsi="Times New Roman" w:cs="Times New Roman"/>
-                <w:color w:val="000000" w:themeColor="text1"/>
-                <w:kern w:val="0"/>
-                <w:sz w:val="22"/>
-                <w:szCs w:val="22"/>
-                <w14:ligatures w14:val="none"/>
-              </w:rPr>
-              <w:t xml:space="preserve">        </w:t>
-            </w:r>
-            <w:proofErr w:type="spellStart"/>
-            <w:r>
-              <w:rPr>
-                <w:rFonts w:ascii="Times New Roman" w:eastAsia="MS Mincho" w:hAnsi="Times New Roman" w:cs="Times New Roman"/>
-                <w:color w:val="000000" w:themeColor="text1"/>
-                <w:kern w:val="0"/>
-                <w:sz w:val="22"/>
-                <w:szCs w:val="22"/>
-                <w14:ligatures w14:val="none"/>
-              </w:rPr>
-              <w:t>category_</w:t>
-            </w:r>
-            <w:proofErr w:type="gramStart"/>
-            <w:r>
-              <w:rPr>
-                <w:rFonts w:ascii="Times New Roman" w:eastAsia="MS Mincho" w:hAnsi="Times New Roman" w:cs="Times New Roman"/>
-                <w:color w:val="000000" w:themeColor="text1"/>
-                <w:kern w:val="0"/>
-                <w:sz w:val="22"/>
-                <w:szCs w:val="22"/>
-                <w14:ligatures w14:val="none"/>
-              </w:rPr>
-              <w:t>total.plot</w:t>
-            </w:r>
-            <w:proofErr w:type="spellEnd"/>
-            <w:proofErr w:type="gramEnd"/>
-            <w:r>
-              <w:rPr>
-                <w:rFonts w:ascii="Times New Roman" w:eastAsia="MS Mincho" w:hAnsi="Times New Roman" w:cs="Times New Roman"/>
-                <w:color w:val="000000" w:themeColor="text1"/>
-                <w:kern w:val="0"/>
-                <w:sz w:val="22"/>
-                <w:szCs w:val="22"/>
-                <w14:ligatures w14:val="none"/>
-              </w:rPr>
-              <w:t>(</w:t>
-            </w:r>
-          </w:p>
-          <w:p>
-            <w:pPr>
-              <w:spacing w:line="276" w:lineRule="auto"/>
-              <w:rPr>
-                <w:rFonts w:ascii="Times New Roman" w:eastAsia="MS Mincho" w:hAnsi="Times New Roman" w:cs="Times New Roman"/>
-                <w:color w:val="000000" w:themeColor="text1"/>
-                <w:kern w:val="0"/>
-                <w:sz w:val="22"/>
-                <w:szCs w:val="22"/>
-                <w14:ligatures w14:val="none"/>
-              </w:rPr>
-            </w:pPr>
-            <w:r>
-              <w:rPr>
-                <w:rFonts w:ascii="Times New Roman" w:eastAsia="MS Mincho" w:hAnsi="Times New Roman" w:cs="Times New Roman"/>
-                <w:color w:val="000000" w:themeColor="text1"/>
-                <w:kern w:val="0"/>
-                <w:sz w:val="22"/>
-                <w:szCs w:val="22"/>
-                <w14:ligatures w14:val="none"/>
-              </w:rPr>
-              <w:t xml:space="preserve">            kind="pie",</w:t>
-            </w:r>
-          </w:p>
-          <w:p>
-            <w:pPr>
-              <w:spacing w:line="276" w:lineRule="auto"/>
-              <w:rPr>
-                <w:rFonts w:ascii="Times New Roman" w:eastAsia="MS Mincho" w:hAnsi="Times New Roman" w:cs="Times New Roman"/>
-                <w:color w:val="000000" w:themeColor="text1"/>
-                <w:kern w:val="0"/>
-                <w:sz w:val="22"/>
-                <w:szCs w:val="22"/>
-                <w14:ligatures w14:val="none"/>
-              </w:rPr>
-            </w:pPr>
-            <w:r>
-              <w:rPr>
-                <w:rFonts w:ascii="Times New Roman" w:eastAsia="MS Mincho" w:hAnsi="Times New Roman" w:cs="Times New Roman"/>
-                <w:color w:val="000000" w:themeColor="text1"/>
-                <w:kern w:val="0"/>
-                <w:sz w:val="22"/>
-                <w:szCs w:val="22"/>
-                <w14:ligatures w14:val="none"/>
-              </w:rPr>
-              <w:t xml:space="preserve">            </w:t>
-            </w:r>
-            <w:proofErr w:type="spellStart"/>
-            <w:r>
-              <w:rPr>
-                <w:rFonts w:ascii="Times New Roman" w:eastAsia="MS Mincho" w:hAnsi="Times New Roman" w:cs="Times New Roman"/>
-                <w:color w:val="000000" w:themeColor="text1"/>
-                <w:kern w:val="0"/>
-                <w:sz w:val="22"/>
-                <w:szCs w:val="22"/>
-                <w14:ligatures w14:val="none"/>
-              </w:rPr>
-              <w:t>autopct</w:t>
-            </w:r>
-            <w:proofErr w:type="spellEnd"/>
-            <w:r>
-              <w:rPr>
-                <w:rFonts w:ascii="Times New Roman" w:eastAsia="MS Mincho" w:hAnsi="Times New Roman" w:cs="Times New Roman"/>
-                <w:color w:val="000000" w:themeColor="text1"/>
-                <w:kern w:val="0"/>
-                <w:sz w:val="22"/>
-                <w:szCs w:val="22"/>
-                <w14:ligatures w14:val="none"/>
-              </w:rPr>
-              <w:t>="%1.1f%%",</w:t>
-            </w:r>
-          </w:p>
-          <w:p>
-            <w:pPr>
-              <w:spacing w:line="276" w:lineRule="auto"/>
-              <w:rPr>
-                <w:rFonts w:ascii="Times New Roman" w:eastAsia="MS Mincho" w:hAnsi="Times New Roman" w:cs="Times New Roman"/>
-                <w:color w:val="000000" w:themeColor="text1"/>
-                <w:kern w:val="0"/>
-                <w:sz w:val="22"/>
-                <w:szCs w:val="22"/>
-                <w14:ligatures w14:val="none"/>
-              </w:rPr>
-            </w:pPr>
-            <w:r>
-              <w:rPr>
-                <w:rFonts w:ascii="Times New Roman" w:eastAsia="MS Mincho" w:hAnsi="Times New Roman" w:cs="Times New Roman"/>
-                <w:color w:val="000000" w:themeColor="text1"/>
-                <w:kern w:val="0"/>
-                <w:sz w:val="22"/>
-                <w:szCs w:val="22"/>
-                <w14:ligatures w14:val="none"/>
-              </w:rPr>
-              <w:t xml:space="preserve">            </w:t>
-            </w:r>
-            <w:proofErr w:type="spellStart"/>
-            <w:r>
-              <w:rPr>
-                <w:rFonts w:ascii="Times New Roman" w:eastAsia="MS Mincho" w:hAnsi="Times New Roman" w:cs="Times New Roman"/>
-                <w:color w:val="000000" w:themeColor="text1"/>
-                <w:kern w:val="0"/>
-                <w:sz w:val="22"/>
-                <w:szCs w:val="22"/>
-                <w14:ligatures w14:val="none"/>
-              </w:rPr>
-              <w:t>ylabel</w:t>
-            </w:r>
-            <w:proofErr w:type="spellEnd"/>
-            <w:r>
-              <w:rPr>
-                <w:rFonts w:ascii="Times New Roman" w:eastAsia="MS Mincho" w:hAnsi="Times New Roman" w:cs="Times New Roman"/>
-                <w:color w:val="000000" w:themeColor="text1"/>
-                <w:kern w:val="0"/>
-                <w:sz w:val="22"/>
-                <w:szCs w:val="22"/>
-                <w14:ligatures w14:val="none"/>
-              </w:rPr>
-              <w:t>=""</w:t>
-            </w:r>
-          </w:p>
-          <w:p>
-            <w:pPr>
-              <w:spacing w:line="276" w:lineRule="auto"/>
-              <w:rPr>
-                <w:rFonts w:ascii="Times New Roman" w:eastAsia="MS Mincho" w:hAnsi="Times New Roman" w:cs="Times New Roman"/>
-                <w:color w:val="000000" w:themeColor="text1"/>
-                <w:kern w:val="0"/>
-                <w:sz w:val="22"/>
-                <w:szCs w:val="22"/>
-                <w14:ligatures w14:val="none"/>
-              </w:rPr>
-            </w:pPr>
-            <w:r>
-              <w:rPr>
-                <w:rFonts w:ascii="Times New Roman" w:eastAsia="MS Mincho" w:hAnsi="Times New Roman" w:cs="Times New Roman"/>
-                <w:color w:val="000000" w:themeColor="text1"/>
-                <w:kern w:val="0"/>
-                <w:sz w:val="22"/>
-                <w:szCs w:val="22"/>
-                <w14:ligatures w14:val="none"/>
-              </w:rPr>
-              <w:t xml:space="preserve">        )</w:t>
-            </w:r>
-          </w:p>
-          <w:p>
-            <w:pPr>
-              <w:spacing w:line="276" w:lineRule="auto"/>
-              <w:rPr>
-                <w:rFonts w:ascii="Times New Roman" w:eastAsia="MS Mincho" w:hAnsi="Times New Roman" w:cs="Times New Roman"/>
-                <w:color w:val="000000" w:themeColor="text1"/>
-                <w:kern w:val="0"/>
-                <w:sz w:val="22"/>
-                <w:szCs w:val="22"/>
-                <w14:ligatures w14:val="none"/>
-              </w:rPr>
-            </w:pPr>
-            <w:r>
-              <w:rPr>
-                <w:rFonts w:ascii="Times New Roman" w:eastAsia="MS Mincho" w:hAnsi="Times New Roman" w:cs="Times New Roman"/>
-                <w:color w:val="000000" w:themeColor="text1"/>
-                <w:kern w:val="0"/>
-                <w:sz w:val="22"/>
-                <w:szCs w:val="22"/>
-                <w14:ligatures w14:val="none"/>
-              </w:rPr>
-              <w:t xml:space="preserve">        </w:t>
-            </w:r>
-            <w:proofErr w:type="spellStart"/>
-            <w:proofErr w:type="gramStart"/>
-            <w:r>
-              <w:rPr>
-                <w:rFonts w:ascii="Times New Roman" w:eastAsia="MS Mincho" w:hAnsi="Times New Roman" w:cs="Times New Roman"/>
-                <w:color w:val="000000" w:themeColor="text1"/>
-                <w:kern w:val="0"/>
-                <w:sz w:val="22"/>
-                <w:szCs w:val="22"/>
-                <w14:ligatures w14:val="none"/>
-              </w:rPr>
-              <w:t>plt.title</w:t>
-            </w:r>
-            <w:proofErr w:type="spellEnd"/>
-            <w:proofErr w:type="gramEnd"/>
-            <w:r>
-              <w:rPr>
-                <w:rFonts w:ascii="Times New Roman" w:eastAsia="MS Mincho" w:hAnsi="Times New Roman" w:cs="Times New Roman"/>
-                <w:color w:val="000000" w:themeColor="text1"/>
-                <w:kern w:val="0"/>
-                <w:sz w:val="22"/>
-                <w:szCs w:val="22"/>
-                <w14:ligatures w14:val="none"/>
-              </w:rPr>
-              <w:t>("Expense Distribution")</w:t>
-            </w:r>
-          </w:p>
-          <w:p>
-            <w:pPr>
-              <w:spacing w:line="276" w:lineRule="auto"/>
-              <w:rPr>
-                <w:rFonts w:ascii="Times New Roman" w:eastAsia="MS Mincho" w:hAnsi="Times New Roman" w:cs="Times New Roman"/>
-                <w:color w:val="000000" w:themeColor="text1"/>
-                <w:kern w:val="0"/>
-                <w:sz w:val="22"/>
-                <w:szCs w:val="22"/>
-                <w14:ligatures w14:val="none"/>
-              </w:rPr>
-            </w:pPr>
-            <w:r>
-              <w:rPr>
-                <w:rFonts w:ascii="Times New Roman" w:eastAsia="MS Mincho" w:hAnsi="Times New Roman" w:cs="Times New Roman"/>
-                <w:color w:val="000000" w:themeColor="text1"/>
-                <w:kern w:val="0"/>
-                <w:sz w:val="22"/>
-                <w:szCs w:val="22"/>
-                <w14:ligatures w14:val="none"/>
-              </w:rPr>
-              <w:t xml:space="preserve">        </w:t>
-            </w:r>
-            <w:proofErr w:type="spellStart"/>
-            <w:proofErr w:type="gramStart"/>
-            <w:r>
-              <w:rPr>
-                <w:rFonts w:ascii="Times New Roman" w:eastAsia="MS Mincho" w:hAnsi="Times New Roman" w:cs="Times New Roman"/>
-                <w:color w:val="000000" w:themeColor="text1"/>
-                <w:kern w:val="0"/>
-                <w:sz w:val="22"/>
-                <w:szCs w:val="22"/>
-                <w14:ligatures w14:val="none"/>
-              </w:rPr>
-              <w:t>plt.show</w:t>
-            </w:r>
-            <w:proofErr w:type="spellEnd"/>
-            <w:proofErr w:type="gramEnd"/>
-            <w:r>
-              <w:rPr>
-                <w:rFonts w:ascii="Times New Roman" w:eastAsia="MS Mincho" w:hAnsi="Times New Roman" w:cs="Times New Roman"/>
-                <w:color w:val="000000" w:themeColor="text1"/>
-                <w:kern w:val="0"/>
-                <w:sz w:val="22"/>
-                <w:szCs w:val="22"/>
-                <w14:ligatures w14:val="none"/>
-              </w:rPr>
-              <w:t>()</w:t>
+              <w:t># 9. Export Transactions to CSV</w:t>
+            </w:r>
+          </w:p>
+          <w:p>
+            <w:pPr>
+              <w:spacing w:line="276" w:lineRule="auto"/>
+              <w:rPr>
+                <w:rFonts w:ascii="Times New Roman" w:eastAsia="MS Mincho" w:hAnsi="Times New Roman" w:cs="Times New Roman"/>
+                <w:color w:val="000000" w:themeColor="text1"/>
+                <w:kern w:val="0"/>
+                <w:sz w:val="22"/>
+                <w:szCs w:val="22"/>
+                <w14:ligatures w14:val="none"/>
+              </w:rPr>
+            </w:pPr>
+            <w:r>
+              <w:rPr>
+                <w:rFonts w:ascii="Times New Roman" w:eastAsia="MS Mincho" w:hAnsi="Times New Roman" w:cs="Times New Roman"/>
+                <w:color w:val="000000" w:themeColor="text1"/>
+                <w:kern w:val="0"/>
+                <w:sz w:val="22"/>
+                <w:szCs w:val="22"/>
+                <w14:ligatures w14:val="none"/>
+              </w:rPr>
+              <w:t xml:space="preserve">    df.to_csv("transactions.csv", index=False)</w:t>
+            </w:r>
+          </w:p>
+          <w:p>
+            <w:pPr>
+              <w:spacing w:line="276" w:lineRule="auto"/>
+              <w:rPr>
+                <w:rFonts w:ascii="Times New Roman" w:eastAsia="MS Mincho" w:hAnsi="Times New Roman" w:cs="Times New Roman"/>
+                <w:color w:val="000000" w:themeColor="text1"/>
+                <w:kern w:val="0"/>
+                <w:sz w:val="22"/>
+                <w:szCs w:val="22"/>
+                <w14:ligatures w14:val="none"/>
+              </w:rPr>
+            </w:pPr>
+            <w:r>
+              <w:rPr>
+                <w:rFonts w:ascii="Times New Roman" w:eastAsia="MS Mincho" w:hAnsi="Times New Roman" w:cs="Times New Roman"/>
+                <w:color w:val="000000" w:themeColor="text1"/>
+                <w:kern w:val="0"/>
+                <w:sz w:val="22"/>
+                <w:szCs w:val="22"/>
+                <w14:ligatures w14:val="none"/>
+              </w:rPr>
+              <w:t xml:space="preserve">    print("Transactions exported successfully.")</w:t>
             </w:r>
           </w:p>
           <w:p>
@@ -12040,127 +9850,274 @@
                 <w:szCs w:val="22"/>
                 <w14:ligatures w14:val="none"/>
               </w:rPr>
-              <w:t># 9. Export Transactions to CSV</w:t>
-            </w:r>
-          </w:p>
-          <w:p>
-            <w:pPr>
-              <w:spacing w:line="276" w:lineRule="auto"/>
-              <w:rPr>
-                <w:rFonts w:ascii="Times New Roman" w:eastAsia="MS Mincho" w:hAnsi="Times New Roman" w:cs="Times New Roman"/>
-                <w:color w:val="000000" w:themeColor="text1"/>
-                <w:kern w:val="0"/>
-                <w:sz w:val="22"/>
-                <w:szCs w:val="22"/>
-                <w14:ligatures w14:val="none"/>
-              </w:rPr>
-            </w:pPr>
-            <w:r>
-              <w:rPr>
-                <w:rFonts w:ascii="Times New Roman" w:eastAsia="MS Mincho" w:hAnsi="Times New Roman" w:cs="Times New Roman"/>
-                <w:color w:val="000000" w:themeColor="text1"/>
-                <w:kern w:val="0"/>
-                <w:sz w:val="22"/>
-                <w:szCs w:val="22"/>
-                <w14:ligatures w14:val="none"/>
-              </w:rPr>
-              <w:t xml:space="preserve">    </w:t>
-            </w:r>
-            <w:proofErr w:type="spellStart"/>
-            <w:r>
-              <w:rPr>
-                <w:rFonts w:ascii="Times New Roman" w:eastAsia="MS Mincho" w:hAnsi="Times New Roman" w:cs="Times New Roman"/>
-                <w:color w:val="000000" w:themeColor="text1"/>
-                <w:kern w:val="0"/>
-                <w:sz w:val="22"/>
-                <w:szCs w:val="22"/>
-                <w14:ligatures w14:val="none"/>
-              </w:rPr>
-              <w:t>df.to_</w:t>
-            </w:r>
-            <w:proofErr w:type="gramStart"/>
-            <w:r>
-              <w:rPr>
-                <w:rFonts w:ascii="Times New Roman" w:eastAsia="MS Mincho" w:hAnsi="Times New Roman" w:cs="Times New Roman"/>
-                <w:color w:val="000000" w:themeColor="text1"/>
-                <w:kern w:val="0"/>
-                <w:sz w:val="22"/>
-                <w:szCs w:val="22"/>
-                <w14:ligatures w14:val="none"/>
-              </w:rPr>
-              <w:t>csv</w:t>
-            </w:r>
-            <w:proofErr w:type="spellEnd"/>
-            <w:r>
-              <w:rPr>
-                <w:rFonts w:ascii="Times New Roman" w:eastAsia="MS Mincho" w:hAnsi="Times New Roman" w:cs="Times New Roman"/>
-                <w:color w:val="000000" w:themeColor="text1"/>
-                <w:kern w:val="0"/>
-                <w:sz w:val="22"/>
-                <w:szCs w:val="22"/>
-                <w14:ligatures w14:val="none"/>
-              </w:rPr>
-              <w:t>(</w:t>
-            </w:r>
-            <w:proofErr w:type="gramEnd"/>
-            <w:r>
-              <w:rPr>
-                <w:rFonts w:ascii="Times New Roman" w:eastAsia="MS Mincho" w:hAnsi="Times New Roman" w:cs="Times New Roman"/>
-                <w:color w:val="000000" w:themeColor="text1"/>
-                <w:kern w:val="0"/>
-                <w:sz w:val="22"/>
-                <w:szCs w:val="22"/>
-                <w14:ligatures w14:val="none"/>
-              </w:rPr>
-              <w:t>"transactions.csv", index=False)</w:t>
-            </w:r>
-          </w:p>
-          <w:p>
-            <w:pPr>
-              <w:spacing w:line="276" w:lineRule="auto"/>
-              <w:rPr>
-                <w:rFonts w:ascii="Times New Roman" w:eastAsia="MS Mincho" w:hAnsi="Times New Roman" w:cs="Times New Roman"/>
-                <w:color w:val="000000" w:themeColor="text1"/>
-                <w:kern w:val="0"/>
-                <w:sz w:val="22"/>
-                <w:szCs w:val="22"/>
-                <w14:ligatures w14:val="none"/>
-              </w:rPr>
-            </w:pPr>
-            <w:r>
-              <w:rPr>
-                <w:rFonts w:ascii="Times New Roman" w:eastAsia="MS Mincho" w:hAnsi="Times New Roman" w:cs="Times New Roman"/>
-                <w:color w:val="000000" w:themeColor="text1"/>
-                <w:kern w:val="0"/>
-                <w:sz w:val="22"/>
-                <w:szCs w:val="22"/>
-                <w14:ligatures w14:val="none"/>
-              </w:rPr>
-              <w:t xml:space="preserve">    </w:t>
-            </w:r>
-            <w:proofErr w:type="gramStart"/>
-            <w:r>
-              <w:rPr>
-                <w:rFonts w:ascii="Times New Roman" w:eastAsia="MS Mincho" w:hAnsi="Times New Roman" w:cs="Times New Roman"/>
-                <w:color w:val="000000" w:themeColor="text1"/>
-                <w:kern w:val="0"/>
-                <w:sz w:val="22"/>
-                <w:szCs w:val="22"/>
-                <w14:ligatures w14:val="none"/>
-              </w:rPr>
-              <w:t>print(</w:t>
-            </w:r>
-            <w:proofErr w:type="gramEnd"/>
-            <w:r>
-              <w:rPr>
-                <w:rFonts w:ascii="Times New Roman" w:eastAsia="MS Mincho" w:hAnsi="Times New Roman" w:cs="Times New Roman"/>
-                <w:color w:val="000000" w:themeColor="text1"/>
-                <w:kern w:val="0"/>
-                <w:sz w:val="22"/>
-                <w:szCs w:val="22"/>
-                <w14:ligatures w14:val="none"/>
-              </w:rPr>
-              <w:t>"Transactions exported successfully.")</w:t>
+              <w:lastRenderedPageBreak/>
+              <w:t># 10. Create a Tkinter GUI Window</w:t>
+            </w:r>
+          </w:p>
+          <w:p>
+            <w:pPr>
+              <w:spacing w:line="276" w:lineRule="auto"/>
+              <w:rPr>
+                <w:rFonts w:ascii="Times New Roman" w:eastAsia="MS Mincho" w:hAnsi="Times New Roman" w:cs="Times New Roman"/>
+                <w:color w:val="000000" w:themeColor="text1"/>
+                <w:kern w:val="0"/>
+                <w:sz w:val="22"/>
+                <w:szCs w:val="22"/>
+                <w14:ligatures w14:val="none"/>
+              </w:rPr>
+            </w:pPr>
+            <w:r>
+              <w:rPr>
+                <w:rFonts w:ascii="Times New Roman" w:eastAsia="MS Mincho" w:hAnsi="Times New Roman" w:cs="Times New Roman"/>
+                <w:color w:val="000000" w:themeColor="text1"/>
+                <w:kern w:val="0"/>
+                <w:sz w:val="22"/>
+                <w:szCs w:val="22"/>
+                <w14:ligatures w14:val="none"/>
+              </w:rPr>
+              <w:t>root = tk.Tk()</w:t>
+            </w:r>
+          </w:p>
+          <w:p>
+            <w:pPr>
+              <w:spacing w:line="276" w:lineRule="auto"/>
+              <w:rPr>
+                <w:rFonts w:ascii="Times New Roman" w:eastAsia="MS Mincho" w:hAnsi="Times New Roman" w:cs="Times New Roman"/>
+                <w:color w:val="000000" w:themeColor="text1"/>
+                <w:kern w:val="0"/>
+                <w:sz w:val="22"/>
+                <w:szCs w:val="22"/>
+                <w14:ligatures w14:val="none"/>
+              </w:rPr>
+            </w:pPr>
+            <w:r>
+              <w:rPr>
+                <w:rFonts w:ascii="Times New Roman" w:eastAsia="MS Mincho" w:hAnsi="Times New Roman" w:cs="Times New Roman"/>
+                <w:color w:val="000000" w:themeColor="text1"/>
+                <w:kern w:val="0"/>
+                <w:sz w:val="22"/>
+                <w:szCs w:val="22"/>
+                <w14:ligatures w14:val="none"/>
+              </w:rPr>
+              <w:t>root.title("Personal Finance System")</w:t>
+            </w:r>
+          </w:p>
+          <w:p>
+            <w:pPr>
+              <w:spacing w:line="276" w:lineRule="auto"/>
+              <w:rPr>
+                <w:rFonts w:ascii="Times New Roman" w:eastAsia="MS Mincho" w:hAnsi="Times New Roman" w:cs="Times New Roman"/>
+                <w:color w:val="000000" w:themeColor="text1"/>
+                <w:kern w:val="0"/>
+                <w:sz w:val="22"/>
+                <w:szCs w:val="22"/>
+                <w14:ligatures w14:val="none"/>
+              </w:rPr>
+            </w:pPr>
+            <w:r>
+              <w:rPr>
+                <w:rFonts w:ascii="Times New Roman" w:eastAsia="MS Mincho" w:hAnsi="Times New Roman" w:cs="Times New Roman"/>
+                <w:color w:val="000000" w:themeColor="text1"/>
+                <w:kern w:val="0"/>
+                <w:sz w:val="22"/>
+                <w:szCs w:val="22"/>
+                <w14:ligatures w14:val="none"/>
+              </w:rPr>
+              <w:t>root.geometry("800x600")</w:t>
+            </w:r>
+          </w:p>
+          <w:p>
+            <w:pPr>
+              <w:spacing w:line="276" w:lineRule="auto"/>
+              <w:rPr>
+                <w:rFonts w:ascii="Times New Roman" w:eastAsia="MS Mincho" w:hAnsi="Times New Roman" w:cs="Times New Roman"/>
+                <w:color w:val="000000" w:themeColor="text1"/>
+                <w:kern w:val="0"/>
+                <w:sz w:val="22"/>
+                <w:szCs w:val="22"/>
+                <w14:ligatures w14:val="none"/>
+              </w:rPr>
+            </w:pPr>
+          </w:p>
+          <w:p>
+            <w:pPr>
+              <w:spacing w:line="276" w:lineRule="auto"/>
+              <w:rPr>
+                <w:rFonts w:ascii="Times New Roman" w:eastAsia="MS Mincho" w:hAnsi="Times New Roman" w:cs="Times New Roman"/>
+                <w:color w:val="000000" w:themeColor="text1"/>
+                <w:kern w:val="0"/>
+                <w:sz w:val="22"/>
+                <w:szCs w:val="22"/>
+                <w14:ligatures w14:val="none"/>
+              </w:rPr>
+            </w:pPr>
+            <w:r>
+              <w:rPr>
+                <w:rFonts w:ascii="Times New Roman" w:eastAsia="MS Mincho" w:hAnsi="Times New Roman" w:cs="Times New Roman"/>
+                <w:color w:val="000000" w:themeColor="text1"/>
+                <w:kern w:val="0"/>
+                <w:sz w:val="22"/>
+                <w:szCs w:val="22"/>
+                <w14:ligatures w14:val="none"/>
+              </w:rPr>
+              <w:t>label = tk.Label(</w:t>
+            </w:r>
+          </w:p>
+          <w:p>
+            <w:pPr>
+              <w:spacing w:line="276" w:lineRule="auto"/>
+              <w:rPr>
+                <w:rFonts w:ascii="Times New Roman" w:eastAsia="MS Mincho" w:hAnsi="Times New Roman" w:cs="Times New Roman"/>
+                <w:color w:val="000000" w:themeColor="text1"/>
+                <w:kern w:val="0"/>
+                <w:sz w:val="22"/>
+                <w:szCs w:val="22"/>
+                <w14:ligatures w14:val="none"/>
+              </w:rPr>
+            </w:pPr>
+            <w:r>
+              <w:rPr>
+                <w:rFonts w:ascii="Times New Roman" w:eastAsia="MS Mincho" w:hAnsi="Times New Roman" w:cs="Times New Roman"/>
+                <w:color w:val="000000" w:themeColor="text1"/>
+                <w:kern w:val="0"/>
+                <w:sz w:val="22"/>
+                <w:szCs w:val="22"/>
+                <w14:ligatures w14:val="none"/>
+              </w:rPr>
+              <w:t xml:space="preserve">    root,</w:t>
+            </w:r>
+          </w:p>
+          <w:p>
+            <w:pPr>
+              <w:spacing w:line="276" w:lineRule="auto"/>
+              <w:rPr>
+                <w:rFonts w:ascii="Times New Roman" w:eastAsia="MS Mincho" w:hAnsi="Times New Roman" w:cs="Times New Roman"/>
+                <w:color w:val="000000" w:themeColor="text1"/>
+                <w:kern w:val="0"/>
+                <w:sz w:val="22"/>
+                <w:szCs w:val="22"/>
+                <w14:ligatures w14:val="none"/>
+              </w:rPr>
+            </w:pPr>
+            <w:r>
+              <w:rPr>
+                <w:rFonts w:ascii="Times New Roman" w:eastAsia="MS Mincho" w:hAnsi="Times New Roman" w:cs="Times New Roman"/>
+                <w:color w:val="000000" w:themeColor="text1"/>
+                <w:kern w:val="0"/>
+                <w:sz w:val="22"/>
+                <w:szCs w:val="22"/>
+                <w14:ligatures w14:val="none"/>
+              </w:rPr>
+              <w:t xml:space="preserve">    text="Personal Finance and Expense Analytics System",</w:t>
+            </w:r>
+          </w:p>
+          <w:p>
+            <w:pPr>
+              <w:spacing w:line="276" w:lineRule="auto"/>
+              <w:rPr>
+                <w:rFonts w:ascii="Times New Roman" w:eastAsia="MS Mincho" w:hAnsi="Times New Roman" w:cs="Times New Roman"/>
+                <w:color w:val="000000" w:themeColor="text1"/>
+                <w:kern w:val="0"/>
+                <w:sz w:val="22"/>
+                <w:szCs w:val="22"/>
+                <w14:ligatures w14:val="none"/>
+              </w:rPr>
+            </w:pPr>
+            <w:r>
+              <w:rPr>
+                <w:rFonts w:ascii="Times New Roman" w:eastAsia="MS Mincho" w:hAnsi="Times New Roman" w:cs="Times New Roman"/>
+                <w:color w:val="000000" w:themeColor="text1"/>
+                <w:kern w:val="0"/>
+                <w:sz w:val="22"/>
+                <w:szCs w:val="22"/>
+                <w14:ligatures w14:val="none"/>
+              </w:rPr>
+              <w:t xml:space="preserve">    font=("Arial", 14, "bold")</w:t>
+            </w:r>
+          </w:p>
+          <w:p>
+            <w:pPr>
+              <w:spacing w:line="276" w:lineRule="auto"/>
+              <w:rPr>
+                <w:rFonts w:ascii="Times New Roman" w:eastAsia="MS Mincho" w:hAnsi="Times New Roman" w:cs="Times New Roman"/>
+                <w:color w:val="000000" w:themeColor="text1"/>
+                <w:kern w:val="0"/>
+                <w:sz w:val="22"/>
+                <w:szCs w:val="22"/>
+                <w14:ligatures w14:val="none"/>
+              </w:rPr>
+            </w:pPr>
+            <w:r>
+              <w:rPr>
+                <w:rFonts w:ascii="Times New Roman" w:eastAsia="MS Mincho" w:hAnsi="Times New Roman" w:cs="Times New Roman"/>
+                <w:color w:val="000000" w:themeColor="text1"/>
+                <w:kern w:val="0"/>
+                <w:sz w:val="22"/>
+                <w:szCs w:val="22"/>
+                <w14:ligatures w14:val="none"/>
+              </w:rPr>
+              <w:t>)</w:t>
+            </w:r>
+          </w:p>
+          <w:p>
+            <w:pPr>
+              <w:spacing w:line="276" w:lineRule="auto"/>
+              <w:rPr>
+                <w:rFonts w:ascii="Times New Roman" w:eastAsia="MS Mincho" w:hAnsi="Times New Roman" w:cs="Times New Roman"/>
+                <w:color w:val="000000" w:themeColor="text1"/>
+                <w:kern w:val="0"/>
+                <w:sz w:val="22"/>
+                <w:szCs w:val="22"/>
+                <w14:ligatures w14:val="none"/>
+              </w:rPr>
+            </w:pPr>
+            <w:r>
+              <w:rPr>
+                <w:rFonts w:ascii="Times New Roman" w:eastAsia="MS Mincho" w:hAnsi="Times New Roman" w:cs="Times New Roman"/>
+                <w:color w:val="000000" w:themeColor="text1"/>
+                <w:kern w:val="0"/>
+                <w:sz w:val="22"/>
+                <w:szCs w:val="22"/>
+                <w14:ligatures w14:val="none"/>
+              </w:rPr>
+              <w:t>label.pack(pady=20)</w:t>
+            </w:r>
+          </w:p>
+          <w:p>
+            <w:pPr>
+              <w:spacing w:line="276" w:lineRule="auto"/>
+              <w:rPr>
+                <w:rFonts w:ascii="Times New Roman" w:eastAsia="MS Mincho" w:hAnsi="Times New Roman" w:cs="Times New Roman"/>
+                <w:color w:val="000000" w:themeColor="text1"/>
+                <w:kern w:val="0"/>
+                <w:sz w:val="22"/>
+                <w:szCs w:val="22"/>
+                <w14:ligatures w14:val="none"/>
+              </w:rPr>
+            </w:pPr>
+          </w:p>
+          <w:p>
+            <w:pPr>
+              <w:spacing w:line="276" w:lineRule="auto"/>
+              <w:rPr>
+                <w:rFonts w:ascii="Times New Roman" w:eastAsia="MS Mincho" w:hAnsi="Times New Roman" w:cs="Times New Roman"/>
+                <w:color w:val="000000" w:themeColor="text1"/>
+                <w:kern w:val="0"/>
+                <w:sz w:val="22"/>
+                <w:szCs w:val="22"/>
+                <w14:ligatures w14:val="none"/>
+              </w:rPr>
+            </w:pPr>
+            <w:r>
+              <w:rPr>
+                <w:rFonts w:ascii="Times New Roman" w:eastAsia="MS Mincho" w:hAnsi="Times New Roman" w:cs="Times New Roman"/>
+                <w:color w:val="000000" w:themeColor="text1"/>
+                <w:kern w:val="0"/>
+                <w:sz w:val="22"/>
+                <w:szCs w:val="22"/>
+                <w14:ligatures w14:val="none"/>
+              </w:rPr>
+              <w:t>root.mainloop()</w:t>
             </w:r>
           </w:p>
           <w:p>
@@ -12193,524 +10150,13 @@
             <w:r>
               <w:rPr>
                 <w:rFonts w:ascii="Times New Roman" w:eastAsia="MS Mincho" w:hAnsi="Times New Roman" w:cs="Times New Roman"/>
-                <w:b/>
-                <w:bCs/>
-                <w:color w:val="000000" w:themeColor="text1"/>
-                <w:kern w:val="0"/>
-                <w:sz w:val="22"/>
-                <w:szCs w:val="22"/>
-                <w14:ligatures w14:val="none"/>
-              </w:rPr>
-              <w:lastRenderedPageBreak/>
-              <w:t xml:space="preserve"># 10. Create a </w:t>
-            </w:r>
-            <w:proofErr w:type="spellStart"/>
-            <w:r>
-              <w:rPr>
-                <w:rFonts w:ascii="Times New Roman" w:eastAsia="MS Mincho" w:hAnsi="Times New Roman" w:cs="Times New Roman"/>
-                <w:b/>
-                <w:bCs/>
-                <w:color w:val="000000" w:themeColor="text1"/>
-                <w:kern w:val="0"/>
-                <w:sz w:val="22"/>
-                <w:szCs w:val="22"/>
-                <w14:ligatures w14:val="none"/>
-              </w:rPr>
-              <w:t>Tkinter</w:t>
-            </w:r>
-            <w:proofErr w:type="spellEnd"/>
-            <w:r>
-              <w:rPr>
-                <w:rFonts w:ascii="Times New Roman" w:eastAsia="MS Mincho" w:hAnsi="Times New Roman" w:cs="Times New Roman"/>
-                <w:b/>
-                <w:bCs/>
-                <w:color w:val="000000" w:themeColor="text1"/>
-                <w:kern w:val="0"/>
-                <w:sz w:val="22"/>
-                <w:szCs w:val="22"/>
-                <w14:ligatures w14:val="none"/>
-              </w:rPr>
-              <w:t xml:space="preserve"> GUI Window</w:t>
-            </w:r>
-          </w:p>
-          <w:p>
-            <w:pPr>
-              <w:spacing w:line="276" w:lineRule="auto"/>
-              <w:rPr>
-                <w:rFonts w:ascii="Times New Roman" w:eastAsia="MS Mincho" w:hAnsi="Times New Roman" w:cs="Times New Roman"/>
-                <w:color w:val="000000" w:themeColor="text1"/>
-                <w:kern w:val="0"/>
-                <w:sz w:val="22"/>
-                <w:szCs w:val="22"/>
-                <w14:ligatures w14:val="none"/>
-              </w:rPr>
-            </w:pPr>
-            <w:r>
-              <w:rPr>
-                <w:rFonts w:ascii="Times New Roman" w:eastAsia="MS Mincho" w:hAnsi="Times New Roman" w:cs="Times New Roman"/>
-                <w:color w:val="000000" w:themeColor="text1"/>
-                <w:kern w:val="0"/>
-                <w:sz w:val="22"/>
-                <w:szCs w:val="22"/>
-                <w14:ligatures w14:val="none"/>
-              </w:rPr>
-              <w:t xml:space="preserve">root = </w:t>
-            </w:r>
-            <w:proofErr w:type="spellStart"/>
-            <w:proofErr w:type="gramStart"/>
-            <w:r>
-              <w:rPr>
-                <w:rFonts w:ascii="Times New Roman" w:eastAsia="MS Mincho" w:hAnsi="Times New Roman" w:cs="Times New Roman"/>
-                <w:color w:val="000000" w:themeColor="text1"/>
-                <w:kern w:val="0"/>
-                <w:sz w:val="22"/>
-                <w:szCs w:val="22"/>
-                <w14:ligatures w14:val="none"/>
-              </w:rPr>
-              <w:t>tk.Tk</w:t>
-            </w:r>
-            <w:proofErr w:type="spellEnd"/>
-            <w:proofErr w:type="gramEnd"/>
-            <w:r>
-              <w:rPr>
-                <w:rFonts w:ascii="Times New Roman" w:eastAsia="MS Mincho" w:hAnsi="Times New Roman" w:cs="Times New Roman"/>
-                <w:color w:val="000000" w:themeColor="text1"/>
-                <w:kern w:val="0"/>
-                <w:sz w:val="22"/>
-                <w:szCs w:val="22"/>
-                <w14:ligatures w14:val="none"/>
-              </w:rPr>
-              <w:t>()</w:t>
-            </w:r>
-          </w:p>
-          <w:p>
-            <w:pPr>
-              <w:spacing w:line="276" w:lineRule="auto"/>
-              <w:rPr>
-                <w:rFonts w:ascii="Times New Roman" w:eastAsia="MS Mincho" w:hAnsi="Times New Roman" w:cs="Times New Roman"/>
-                <w:color w:val="000000" w:themeColor="text1"/>
-                <w:kern w:val="0"/>
-                <w:sz w:val="22"/>
-                <w:szCs w:val="22"/>
-                <w14:ligatures w14:val="none"/>
-              </w:rPr>
-            </w:pPr>
-            <w:proofErr w:type="spellStart"/>
-            <w:proofErr w:type="gramStart"/>
-            <w:r>
-              <w:rPr>
-                <w:rFonts w:ascii="Times New Roman" w:eastAsia="MS Mincho" w:hAnsi="Times New Roman" w:cs="Times New Roman"/>
-                <w:color w:val="000000" w:themeColor="text1"/>
-                <w:kern w:val="0"/>
-                <w:sz w:val="22"/>
-                <w:szCs w:val="22"/>
-                <w14:ligatures w14:val="none"/>
-              </w:rPr>
-              <w:t>root.title</w:t>
-            </w:r>
-            <w:proofErr w:type="spellEnd"/>
-            <w:proofErr w:type="gramEnd"/>
-            <w:r>
-              <w:rPr>
-                <w:rFonts w:ascii="Times New Roman" w:eastAsia="MS Mincho" w:hAnsi="Times New Roman" w:cs="Times New Roman"/>
-                <w:color w:val="000000" w:themeColor="text1"/>
-                <w:kern w:val="0"/>
-                <w:sz w:val="22"/>
-                <w:szCs w:val="22"/>
-                <w14:ligatures w14:val="none"/>
-              </w:rPr>
-              <w:t>("Personal Finance System")</w:t>
-            </w:r>
-          </w:p>
-          <w:p>
-            <w:pPr>
-              <w:spacing w:line="276" w:lineRule="auto"/>
-              <w:rPr>
-                <w:rFonts w:ascii="Times New Roman" w:eastAsia="MS Mincho" w:hAnsi="Times New Roman" w:cs="Times New Roman"/>
-                <w:color w:val="000000" w:themeColor="text1"/>
-                <w:kern w:val="0"/>
-                <w:sz w:val="22"/>
-                <w:szCs w:val="22"/>
-                <w14:ligatures w14:val="none"/>
-              </w:rPr>
-            </w:pPr>
-            <w:proofErr w:type="spellStart"/>
-            <w:proofErr w:type="gramStart"/>
-            <w:r>
-              <w:rPr>
-                <w:rFonts w:ascii="Times New Roman" w:eastAsia="MS Mincho" w:hAnsi="Times New Roman" w:cs="Times New Roman"/>
-                <w:color w:val="000000" w:themeColor="text1"/>
-                <w:kern w:val="0"/>
-                <w:sz w:val="22"/>
-                <w:szCs w:val="22"/>
-                <w14:ligatures w14:val="none"/>
-              </w:rPr>
-              <w:t>root.geometry</w:t>
-            </w:r>
-            <w:proofErr w:type="spellEnd"/>
-            <w:proofErr w:type="gramEnd"/>
-            <w:r>
-              <w:rPr>
-                <w:rFonts w:ascii="Times New Roman" w:eastAsia="MS Mincho" w:hAnsi="Times New Roman" w:cs="Times New Roman"/>
-                <w:color w:val="000000" w:themeColor="text1"/>
-                <w:kern w:val="0"/>
-                <w:sz w:val="22"/>
-                <w:szCs w:val="22"/>
-                <w14:ligatures w14:val="none"/>
-              </w:rPr>
-              <w:t>("800x600")</w:t>
-            </w:r>
-          </w:p>
-          <w:p>
-            <w:pPr>
-              <w:spacing w:line="276" w:lineRule="auto"/>
-              <w:rPr>
-                <w:rFonts w:ascii="Times New Roman" w:eastAsia="MS Mincho" w:hAnsi="Times New Roman" w:cs="Times New Roman"/>
-                <w:color w:val="000000" w:themeColor="text1"/>
-                <w:kern w:val="0"/>
-                <w:sz w:val="22"/>
-                <w:szCs w:val="22"/>
-                <w14:ligatures w14:val="none"/>
-              </w:rPr>
-            </w:pPr>
-          </w:p>
-          <w:p>
-            <w:pPr>
-              <w:spacing w:line="276" w:lineRule="auto"/>
-              <w:rPr>
-                <w:rFonts w:ascii="Times New Roman" w:eastAsia="MS Mincho" w:hAnsi="Times New Roman" w:cs="Times New Roman"/>
-                <w:color w:val="000000" w:themeColor="text1"/>
-                <w:kern w:val="0"/>
-                <w:sz w:val="22"/>
-                <w:szCs w:val="22"/>
-                <w14:ligatures w14:val="none"/>
-              </w:rPr>
-            </w:pPr>
-            <w:r>
-              <w:rPr>
-                <w:rFonts w:ascii="Times New Roman" w:eastAsia="MS Mincho" w:hAnsi="Times New Roman" w:cs="Times New Roman"/>
-                <w:color w:val="000000" w:themeColor="text1"/>
-                <w:kern w:val="0"/>
-                <w:sz w:val="22"/>
-                <w:szCs w:val="22"/>
-                <w14:ligatures w14:val="none"/>
-              </w:rPr>
-              <w:t xml:space="preserve">label = </w:t>
-            </w:r>
-            <w:proofErr w:type="spellStart"/>
-            <w:proofErr w:type="gramStart"/>
-            <w:r>
-              <w:rPr>
-                <w:rFonts w:ascii="Times New Roman" w:eastAsia="MS Mincho" w:hAnsi="Times New Roman" w:cs="Times New Roman"/>
-                <w:color w:val="000000" w:themeColor="text1"/>
-                <w:kern w:val="0"/>
-                <w:sz w:val="22"/>
-                <w:szCs w:val="22"/>
-                <w14:ligatures w14:val="none"/>
-              </w:rPr>
-              <w:t>tk.Label</w:t>
-            </w:r>
-            <w:proofErr w:type="spellEnd"/>
-            <w:proofErr w:type="gramEnd"/>
-            <w:r>
-              <w:rPr>
-                <w:rFonts w:ascii="Times New Roman" w:eastAsia="MS Mincho" w:hAnsi="Times New Roman" w:cs="Times New Roman"/>
-                <w:color w:val="000000" w:themeColor="text1"/>
-                <w:kern w:val="0"/>
-                <w:sz w:val="22"/>
-                <w:szCs w:val="22"/>
-                <w14:ligatures w14:val="none"/>
-              </w:rPr>
-              <w:t>(</w:t>
-            </w:r>
-          </w:p>
-          <w:p>
-            <w:pPr>
-              <w:spacing w:line="276" w:lineRule="auto"/>
-              <w:rPr>
-                <w:rFonts w:ascii="Times New Roman" w:eastAsia="MS Mincho" w:hAnsi="Times New Roman" w:cs="Times New Roman"/>
-                <w:color w:val="000000" w:themeColor="text1"/>
-                <w:kern w:val="0"/>
-                <w:sz w:val="22"/>
-                <w:szCs w:val="22"/>
-                <w14:ligatures w14:val="none"/>
-              </w:rPr>
-            </w:pPr>
-            <w:r>
-              <w:rPr>
-                <w:rFonts w:ascii="Times New Roman" w:eastAsia="MS Mincho" w:hAnsi="Times New Roman" w:cs="Times New Roman"/>
-                <w:color w:val="000000" w:themeColor="text1"/>
-                <w:kern w:val="0"/>
-                <w:sz w:val="22"/>
-                <w:szCs w:val="22"/>
-                <w14:ligatures w14:val="none"/>
-              </w:rPr>
-              <w:t xml:space="preserve">    root,</w:t>
-            </w:r>
-          </w:p>
-          <w:p>
-            <w:pPr>
-              <w:spacing w:line="276" w:lineRule="auto"/>
-              <w:rPr>
-                <w:rFonts w:ascii="Times New Roman" w:eastAsia="MS Mincho" w:hAnsi="Times New Roman" w:cs="Times New Roman"/>
-                <w:color w:val="000000" w:themeColor="text1"/>
-                <w:kern w:val="0"/>
-                <w:sz w:val="22"/>
-                <w:szCs w:val="22"/>
-                <w14:ligatures w14:val="none"/>
-              </w:rPr>
-            </w:pPr>
-            <w:r>
-              <w:rPr>
-                <w:rFonts w:ascii="Times New Roman" w:eastAsia="MS Mincho" w:hAnsi="Times New Roman" w:cs="Times New Roman"/>
-                <w:color w:val="000000" w:themeColor="text1"/>
-                <w:kern w:val="0"/>
-                <w:sz w:val="22"/>
-                <w:szCs w:val="22"/>
-                <w14:ligatures w14:val="none"/>
-              </w:rPr>
-              <w:t xml:space="preserve">    text="Personal Finance and Expense Analytics System",</w:t>
-            </w:r>
-          </w:p>
-          <w:p>
-            <w:pPr>
-              <w:spacing w:line="276" w:lineRule="auto"/>
-              <w:rPr>
-                <w:rFonts w:ascii="Times New Roman" w:eastAsia="MS Mincho" w:hAnsi="Times New Roman" w:cs="Times New Roman"/>
-                <w:color w:val="000000" w:themeColor="text1"/>
-                <w:kern w:val="0"/>
-                <w:sz w:val="22"/>
-                <w:szCs w:val="22"/>
-                <w14:ligatures w14:val="none"/>
-              </w:rPr>
-            </w:pPr>
-            <w:r>
-              <w:rPr>
-                <w:rFonts w:ascii="Times New Roman" w:eastAsia="MS Mincho" w:hAnsi="Times New Roman" w:cs="Times New Roman"/>
-                <w:color w:val="000000" w:themeColor="text1"/>
-                <w:kern w:val="0"/>
-                <w:sz w:val="22"/>
-                <w:szCs w:val="22"/>
-                <w14:ligatures w14:val="none"/>
-              </w:rPr>
-              <w:t xml:space="preserve">    font</w:t>
-            </w:r>
-            <w:proofErr w:type="gramStart"/>
-            <w:r>
-              <w:rPr>
-                <w:rFonts w:ascii="Times New Roman" w:eastAsia="MS Mincho" w:hAnsi="Times New Roman" w:cs="Times New Roman"/>
-                <w:color w:val="000000" w:themeColor="text1"/>
-                <w:kern w:val="0"/>
-                <w:sz w:val="22"/>
-                <w:szCs w:val="22"/>
-                <w14:ligatures w14:val="none"/>
-              </w:rPr>
-              <w:t>=(</w:t>
-            </w:r>
-            <w:proofErr w:type="gramEnd"/>
-            <w:r>
-              <w:rPr>
-                <w:rFonts w:ascii="Times New Roman" w:eastAsia="MS Mincho" w:hAnsi="Times New Roman" w:cs="Times New Roman"/>
-                <w:color w:val="000000" w:themeColor="text1"/>
-                <w:kern w:val="0"/>
-                <w:sz w:val="22"/>
-                <w:szCs w:val="22"/>
-                <w14:ligatures w14:val="none"/>
-              </w:rPr>
-              <w:t>"Arial", 14, "bold")</w:t>
-            </w:r>
-          </w:p>
-          <w:p>
-            <w:pPr>
-              <w:spacing w:line="276" w:lineRule="auto"/>
-              <w:rPr>
-                <w:rFonts w:ascii="Times New Roman" w:eastAsia="MS Mincho" w:hAnsi="Times New Roman" w:cs="Times New Roman"/>
-                <w:color w:val="000000" w:themeColor="text1"/>
-                <w:kern w:val="0"/>
-                <w:sz w:val="22"/>
-                <w:szCs w:val="22"/>
-                <w14:ligatures w14:val="none"/>
-              </w:rPr>
-            </w:pPr>
-            <w:r>
-              <w:rPr>
-                <w:rFonts w:ascii="Times New Roman" w:eastAsia="MS Mincho" w:hAnsi="Times New Roman" w:cs="Times New Roman"/>
-                <w:color w:val="000000" w:themeColor="text1"/>
-                <w:kern w:val="0"/>
-                <w:sz w:val="22"/>
-                <w:szCs w:val="22"/>
-                <w14:ligatures w14:val="none"/>
-              </w:rPr>
-              <w:t>)</w:t>
-            </w:r>
-          </w:p>
-          <w:p>
-            <w:pPr>
-              <w:spacing w:line="276" w:lineRule="auto"/>
-              <w:rPr>
-                <w:rFonts w:ascii="Times New Roman" w:eastAsia="MS Mincho" w:hAnsi="Times New Roman" w:cs="Times New Roman"/>
-                <w:color w:val="000000" w:themeColor="text1"/>
-                <w:kern w:val="0"/>
-                <w:sz w:val="22"/>
-                <w:szCs w:val="22"/>
-                <w14:ligatures w14:val="none"/>
-              </w:rPr>
-            </w:pPr>
-            <w:proofErr w:type="spellStart"/>
-            <w:proofErr w:type="gramStart"/>
-            <w:r>
-              <w:rPr>
-                <w:rFonts w:ascii="Times New Roman" w:eastAsia="MS Mincho" w:hAnsi="Times New Roman" w:cs="Times New Roman"/>
-                <w:color w:val="000000" w:themeColor="text1"/>
-                <w:kern w:val="0"/>
-                <w:sz w:val="22"/>
-                <w:szCs w:val="22"/>
-                <w14:ligatures w14:val="none"/>
-              </w:rPr>
-              <w:t>label.pack</w:t>
-            </w:r>
-            <w:proofErr w:type="spellEnd"/>
-            <w:proofErr w:type="gramEnd"/>
-            <w:r>
-              <w:rPr>
-                <w:rFonts w:ascii="Times New Roman" w:eastAsia="MS Mincho" w:hAnsi="Times New Roman" w:cs="Times New Roman"/>
-                <w:color w:val="000000" w:themeColor="text1"/>
-                <w:kern w:val="0"/>
-                <w:sz w:val="22"/>
-                <w:szCs w:val="22"/>
-                <w14:ligatures w14:val="none"/>
-              </w:rPr>
-              <w:t>(</w:t>
-            </w:r>
-            <w:proofErr w:type="spellStart"/>
-            <w:r>
-              <w:rPr>
-                <w:rFonts w:ascii="Times New Roman" w:eastAsia="MS Mincho" w:hAnsi="Times New Roman" w:cs="Times New Roman"/>
-                <w:color w:val="000000" w:themeColor="text1"/>
-                <w:kern w:val="0"/>
-                <w:sz w:val="22"/>
-                <w:szCs w:val="22"/>
-                <w14:ligatures w14:val="none"/>
-              </w:rPr>
-              <w:t>pady</w:t>
-            </w:r>
-            <w:proofErr w:type="spellEnd"/>
-            <w:r>
-              <w:rPr>
-                <w:rFonts w:ascii="Times New Roman" w:eastAsia="MS Mincho" w:hAnsi="Times New Roman" w:cs="Times New Roman"/>
-                <w:color w:val="000000" w:themeColor="text1"/>
-                <w:kern w:val="0"/>
-                <w:sz w:val="22"/>
-                <w:szCs w:val="22"/>
-                <w14:ligatures w14:val="none"/>
-              </w:rPr>
-              <w:t>=20)</w:t>
-            </w:r>
-          </w:p>
-          <w:p>
-            <w:pPr>
-              <w:spacing w:line="276" w:lineRule="auto"/>
-              <w:rPr>
-                <w:rFonts w:ascii="Times New Roman" w:eastAsia="MS Mincho" w:hAnsi="Times New Roman" w:cs="Times New Roman"/>
-                <w:color w:val="000000" w:themeColor="text1"/>
-                <w:kern w:val="0"/>
-                <w:sz w:val="22"/>
-                <w:szCs w:val="22"/>
-                <w14:ligatures w14:val="none"/>
-              </w:rPr>
-            </w:pPr>
-          </w:p>
-          <w:p>
-            <w:pPr>
-              <w:spacing w:line="276" w:lineRule="auto"/>
-              <w:rPr>
-                <w:rFonts w:ascii="Times New Roman" w:eastAsia="MS Mincho" w:hAnsi="Times New Roman" w:cs="Times New Roman"/>
-                <w:color w:val="000000" w:themeColor="text1"/>
-                <w:kern w:val="0"/>
-                <w:sz w:val="22"/>
-                <w:szCs w:val="22"/>
-                <w14:ligatures w14:val="none"/>
-              </w:rPr>
-            </w:pPr>
-            <w:proofErr w:type="spellStart"/>
-            <w:proofErr w:type="gramStart"/>
-            <w:r>
-              <w:rPr>
-                <w:rFonts w:ascii="Times New Roman" w:eastAsia="MS Mincho" w:hAnsi="Times New Roman" w:cs="Times New Roman"/>
-                <w:color w:val="000000" w:themeColor="text1"/>
-                <w:kern w:val="0"/>
-                <w:sz w:val="22"/>
-                <w:szCs w:val="22"/>
-                <w14:ligatures w14:val="none"/>
-              </w:rPr>
-              <w:t>root.mainloop</w:t>
-            </w:r>
-            <w:proofErr w:type="spellEnd"/>
-            <w:proofErr w:type="gramEnd"/>
-            <w:r>
-              <w:rPr>
-                <w:rFonts w:ascii="Times New Roman" w:eastAsia="MS Mincho" w:hAnsi="Times New Roman" w:cs="Times New Roman"/>
-                <w:color w:val="000000" w:themeColor="text1"/>
-                <w:kern w:val="0"/>
-                <w:sz w:val="22"/>
-                <w:szCs w:val="22"/>
-                <w14:ligatures w14:val="none"/>
-              </w:rPr>
-              <w:t>()</w:t>
-            </w:r>
-          </w:p>
-          <w:p>
-            <w:pPr>
-              <w:spacing w:line="276" w:lineRule="auto"/>
-              <w:rPr>
-                <w:rFonts w:ascii="Times New Roman" w:eastAsia="MS Mincho" w:hAnsi="Times New Roman" w:cs="Times New Roman"/>
-                <w:color w:val="000000" w:themeColor="text1"/>
-                <w:kern w:val="0"/>
-                <w:sz w:val="22"/>
-                <w:szCs w:val="22"/>
-                <w14:ligatures w14:val="none"/>
-              </w:rPr>
-            </w:pPr>
-          </w:p>
-          <w:p>
-            <w:pPr>
-              <w:spacing w:line="276" w:lineRule="auto"/>
-              <w:rPr>
-                <w:rFonts w:ascii="Times New Roman" w:eastAsia="MS Mincho" w:hAnsi="Times New Roman" w:cs="Times New Roman"/>
-                <w:b/>
-                <w:bCs/>
-                <w:color w:val="000000" w:themeColor="text1"/>
-                <w:kern w:val="0"/>
-                <w:sz w:val="22"/>
-                <w:szCs w:val="22"/>
-                <w14:ligatures w14:val="none"/>
-              </w:rPr>
-            </w:pPr>
-            <w:proofErr w:type="spellStart"/>
-            <w:proofErr w:type="gramStart"/>
-            <w:r>
-              <w:rPr>
-                <w:rFonts w:ascii="Times New Roman" w:eastAsia="MS Mincho" w:hAnsi="Times New Roman" w:cs="Times New Roman"/>
-                <w:color w:val="000000" w:themeColor="text1"/>
-                <w:kern w:val="0"/>
-                <w:sz w:val="22"/>
-                <w:szCs w:val="22"/>
-                <w14:ligatures w14:val="none"/>
-              </w:rPr>
-              <w:t>conn.close</w:t>
-            </w:r>
-            <w:proofErr w:type="spellEnd"/>
-            <w:proofErr w:type="gramEnd"/>
-            <w:r>
-              <w:rPr>
-                <w:rFonts w:ascii="Times New Roman" w:eastAsia="MS Mincho" w:hAnsi="Times New Roman" w:cs="Times New Roman"/>
-                <w:color w:val="000000" w:themeColor="text1"/>
-                <w:kern w:val="0"/>
-                <w:sz w:val="22"/>
-                <w:szCs w:val="22"/>
-                <w14:ligatures w14:val="none"/>
-              </w:rPr>
-              <w:t>()</w:t>
+                <w:color w:val="000000" w:themeColor="text1"/>
+                <w:kern w:val="0"/>
+                <w:sz w:val="22"/>
+                <w:szCs w:val="22"/>
+                <w14:ligatures w14:val="none"/>
+              </w:rPr>
+              <w:t>conn.close()</w:t>
             </w:r>
           </w:p>
         </w:tc>
@@ -12869,29 +10315,7 @@
           <w:lang w:eastAsia="en-IN"/>
           <w14:ligatures w14:val="none"/>
         </w:rPr>
-        <w:t xml:space="preserve">The Personal Finance and Expense Analytics System was tested to verify its main functionalities. The application supports adding and deleting transactions, storing financial records in SQLite, calculating income and expenses, monitoring budgets, generating charts, and exporting data to CSV. The system provides organized financial information through a user-friendly interface and helps users </w:t>
-      </w:r>
-      <w:proofErr w:type="spellStart"/>
-      <w:r>
-        <w:rPr>
-          <w:rFonts w:ascii="Times New Roman" w:eastAsia="Times New Roman" w:hAnsi="Times New Roman" w:cs="Times New Roman"/>
-          <w:color w:val="000000" w:themeColor="text1"/>
-          <w:kern w:val="0"/>
-          <w:lang w:eastAsia="en-IN"/>
-          <w14:ligatures w14:val="none"/>
-        </w:rPr>
-        <w:t>analyze</w:t>
-      </w:r>
-      <w:proofErr w:type="spellEnd"/>
-      <w:r>
-        <w:rPr>
-          <w:rFonts w:ascii="Times New Roman" w:eastAsia="Times New Roman" w:hAnsi="Times New Roman" w:cs="Times New Roman"/>
-          <w:color w:val="000000" w:themeColor="text1"/>
-          <w:kern w:val="0"/>
-          <w:lang w:eastAsia="en-IN"/>
-          <w14:ligatures w14:val="none"/>
-        </w:rPr>
-        <w:t xml:space="preserve"> their spending patterns efficiently.</w:t>
+        <w:t>The Personal Finance and Expense Analytics System was tested to verify its main functionalities. The application supports adding and deleting transactions, storing financial records in SQLite, calculating income and expenses, monitoring budgets, generating charts, and exporting data to CSV. The system provides organized financial information through a user-friendly interface and helps users analyze their spending patterns efficiently.</w:t>
       </w:r>
     </w:p>
     <w:tbl>
@@ -14389,9 +11813,9 @@
         </w:rPr>
         <w:lastRenderedPageBreak/>
         <w:drawing>
-          <wp:inline distT="0" distB="0" distL="0" distR="0" wp14:anchorId="559EFDC9" wp14:editId="43D61070">
-            <wp:extent cx="5976860" cy="2738004"/>
-            <wp:effectExtent l="19050" t="19050" r="24130" b="24765"/>
+          <wp:inline distT="0" distB="0" distL="0" distR="0" wp14:anchorId="559EFDC9" wp14:editId="5875B5AA">
+            <wp:extent cx="5713745" cy="2617470"/>
+            <wp:effectExtent l="19050" t="19050" r="20320" b="11430"/>
             <wp:docPr id="1" name="Picture 1"/>
             <wp:cNvGraphicFramePr>
               <a:graphicFrameLocks xmlns:a="http://schemas.openxmlformats.org/drawingml/2006/main" noChangeAspect="1"/>
@@ -14412,7 +11836,7 @@
                   <pic:spPr>
                     <a:xfrm>
                       <a:off x="0" y="0"/>
-                      <a:ext cx="5993718" cy="2745726"/>
+                      <a:ext cx="5734186" cy="2626834"/>
                     </a:xfrm>
                     <a:prstGeom prst="rect">
                       <a:avLst/>
@@ -14464,21 +11888,166 @@
           <w:rFonts w:ascii="Times New Roman" w:eastAsia="MS Mincho" w:hAnsi="Times New Roman" w:cs="Times New Roman"/>
           <w:color w:val="000000" w:themeColor="text1"/>
           <w:kern w:val="0"/>
+          <w14:ligatures w14:val="none"/>
+        </w:rPr>
+      </w:pPr>
+    </w:p>
+    <w:p>
+      <w:pPr>
+        <w:spacing w:after="0" w:line="240" w:lineRule="auto"/>
+        <w:jc w:val="center"/>
+        <w:rPr>
+          <w:rFonts w:ascii="Times New Roman" w:eastAsia="MS Mincho" w:hAnsi="Times New Roman" w:cs="Times New Roman"/>
+          <w:color w:val="000000" w:themeColor="text1"/>
+          <w:kern w:val="0"/>
           <w:sz w:val="28"/>
           <w:szCs w:val="28"/>
           <w14:ligatures w14:val="none"/>
         </w:rPr>
       </w:pPr>
-    </w:p>
-    <w:p>
-      <w:pPr>
-        <w:spacing w:line="276" w:lineRule="auto"/>
+      <w:r>
+        <w:rPr>
+          <w:rFonts w:ascii="Times New Roman" w:eastAsia="MS Mincho" w:hAnsi="Times New Roman" w:cs="Times New Roman"/>
+          <w:color w:val="000000" w:themeColor="text1"/>
+          <w:kern w:val="0"/>
+          <w:sz w:val="28"/>
+          <w:szCs w:val="28"/>
+          <w14:ligatures w14:val="none"/>
+        </w:rPr>
+        <w:drawing>
+          <wp:inline distT="0" distB="0" distL="0" distR="0" wp14:anchorId="2BC4BF12" wp14:editId="1087BD43">
+            <wp:extent cx="6858000" cy="3667760"/>
+            <wp:effectExtent l="0" t="0" r="0" b="8890"/>
+            <wp:docPr id="1606025830" name="Picture 2"/>
+            <wp:cNvGraphicFramePr>
+              <a:graphicFrameLocks xmlns:a="http://schemas.openxmlformats.org/drawingml/2006/main" noChangeAspect="1"/>
+            </wp:cNvGraphicFramePr>
+            <a:graphic xmlns:a="http://schemas.openxmlformats.org/drawingml/2006/main">
+              <a:graphicData uri="http://schemas.openxmlformats.org/drawingml/2006/picture">
+                <pic:pic xmlns:pic="http://schemas.openxmlformats.org/drawingml/2006/picture">
+                  <pic:nvPicPr>
+                    <pic:cNvPr id="0" name="Picture 6"/>
+                    <pic:cNvPicPr>
+                      <a:picLocks noChangeAspect="1" noChangeArrowheads="1"/>
+                    </pic:cNvPicPr>
+                  </pic:nvPicPr>
+                  <pic:blipFill>
+                    <a:blip r:embed="rId15" cstate="print">
+                      <a:extLst>
+                        <a:ext uri="{28A0092B-C50C-407E-A947-70E740481C1C}">
+                          <a14:useLocalDpi xmlns:a14="http://schemas.microsoft.com/office/drawing/2010/main" val="0"/>
+                        </a:ext>
+                      </a:extLst>
+                    </a:blip>
+                    <a:srcRect/>
+                    <a:stretch>
+                      <a:fillRect/>
+                    </a:stretch>
+                  </pic:blipFill>
+                  <pic:spPr bwMode="auto">
+                    <a:xfrm>
+                      <a:off x="0" y="0"/>
+                      <a:ext cx="6858000" cy="3667760"/>
+                    </a:xfrm>
+                    <a:prstGeom prst="rect">
+                      <a:avLst/>
+                    </a:prstGeom>
+                    <a:noFill/>
+                    <a:ln>
+                      <a:noFill/>
+                    </a:ln>
+                  </pic:spPr>
+                </pic:pic>
+              </a:graphicData>
+            </a:graphic>
+          </wp:inline>
+        </w:drawing>
+      </w:r>
+    </w:p>
+    <w:p>
+      <w:pPr>
+        <w:spacing w:after="0" w:line="240" w:lineRule="auto"/>
+        <w:jc w:val="center"/>
+        <w:rPr>
+          <w:rFonts w:ascii="Times New Roman" w:eastAsia="MS Mincho" w:hAnsi="Times New Roman" w:cs="Times New Roman"/>
+          <w:color w:val="000000" w:themeColor="text1"/>
+          <w:kern w:val="0"/>
+          <w14:ligatures w14:val="none"/>
+        </w:rPr>
+      </w:pPr>
+      <w:r>
+        <w:rPr>
+          <w:rFonts w:ascii="Times New Roman" w:eastAsia="MS Mincho" w:hAnsi="Times New Roman" w:cs="Times New Roman"/>
+          <w:color w:val="000000" w:themeColor="text1"/>
+          <w:kern w:val="0"/>
+          <w14:ligatures w14:val="none"/>
+        </w:rPr>
+        <w:t>Figure 15.7: GitHub Repository – Displays the public GitHub repository of the Personal Finance and Expense Analytics System, containing the project source code, Python modules, dependencies, documentation, and report files.</w:t>
+      </w:r>
+    </w:p>
+    <w:p>
+      <w:pPr>
+        <w:spacing w:after="0" w:line="240" w:lineRule="auto"/>
+        <w:jc w:val="center"/>
+        <w:rPr>
+          <w:rFonts w:ascii="Times New Roman" w:eastAsia="MS Mincho" w:hAnsi="Times New Roman" w:cs="Times New Roman"/>
+          <w:color w:val="000000" w:themeColor="text1"/>
+          <w:kern w:val="0"/>
+          <w14:ligatures w14:val="none"/>
+        </w:rPr>
+      </w:pPr>
+    </w:p>
+    <w:p>
+      <w:pPr>
+        <w:spacing w:after="0" w:line="276" w:lineRule="auto"/>
+        <w:rPr>
+          <w:rFonts w:ascii="Times New Roman" w:eastAsia="MS Mincho" w:hAnsi="Times New Roman" w:cs="Times New Roman"/>
+          <w:color w:val="000000" w:themeColor="text1"/>
+          <w:kern w:val="0"/>
+          <w14:ligatures w14:val="none"/>
+        </w:rPr>
+      </w:pPr>
+      <w:r>
         <w:rPr>
           <w:rFonts w:ascii="Times New Roman" w:eastAsia="MS Mincho" w:hAnsi="Times New Roman" w:cs="Times New Roman"/>
           <w:b/>
           <w:bCs/>
           <w:color w:val="000000" w:themeColor="text1"/>
           <w:kern w:val="0"/>
+          <w14:ligatures w14:val="none"/>
+        </w:rPr>
+        <w:t>Repository Link:</w:t>
+      </w:r>
+      <w:r>
+        <w:rPr>
+          <w:rFonts w:ascii="Times New Roman" w:eastAsia="MS Mincho" w:hAnsi="Times New Roman" w:cs="Times New Roman"/>
+          <w:color w:val="000000" w:themeColor="text1"/>
+          <w:kern w:val="0"/>
+          <w14:ligatures w14:val="none"/>
+        </w:rPr>
+        <w:t xml:space="preserve"> </w:t>
+      </w:r>
+      <w:hyperlink r:id="rId16" w:history="1">
+        <w:r>
+          <w:rPr>
+            <w:rStyle w:val="Hyperlink"/>
+            <w:rFonts w:ascii="Times New Roman" w:eastAsia="MS Mincho" w:hAnsi="Times New Roman" w:cs="Times New Roman"/>
+            <w:kern w:val="0"/>
+            <w14:ligatures w14:val="none"/>
+          </w:rPr>
+          <w:t>https://github.com/arpitsaxenawork/personal-finance-system</w:t>
+        </w:r>
+      </w:hyperlink>
+    </w:p>
+    <w:p>
+      <w:pPr>
+        <w:spacing w:line="276" w:lineRule="auto"/>
+        <w:rPr>
+          <w:rFonts w:ascii="Times New Roman" w:eastAsia="MS Mincho" w:hAnsi="Times New Roman" w:cs="Times New Roman"/>
+          <w:b/>
+          <w:bCs/>
+          <w:color w:val="000000" w:themeColor="text1"/>
+          <w:kern w:val="0"/>
           <w:sz w:val="32"/>
           <w:szCs w:val="32"/>
           <w14:ligatures w14:val="none"/>
@@ -14495,6 +12064,7 @@
           <w:szCs w:val="32"/>
           <w14:ligatures w14:val="none"/>
         </w:rPr>
+        <w:lastRenderedPageBreak/>
         <w:t>1</w:t>
       </w:r>
       <w:r>
@@ -14597,51 +12167,7 @@
           <w:lang w:eastAsia="en-IN"/>
           <w14:ligatures w14:val="none"/>
         </w:rPr>
-        <w:t xml:space="preserve"> successfully demonstrates how Python can be used to manage personal finances efficiently. The application provides features for tracking income and expenses, managing budgets, calculating savings, </w:t>
-      </w:r>
-      <w:proofErr w:type="spellStart"/>
-      <w:r>
-        <w:rPr>
-          <w:rFonts w:ascii="Times New Roman" w:eastAsia="Times New Roman" w:hAnsi="Times New Roman" w:cs="Times New Roman"/>
-          <w:color w:val="000000" w:themeColor="text1"/>
-          <w:kern w:val="0"/>
-          <w:lang w:eastAsia="en-IN"/>
-          <w14:ligatures w14:val="none"/>
-        </w:rPr>
-        <w:t>analyzing</w:t>
-      </w:r>
-      <w:proofErr w:type="spellEnd"/>
-      <w:r>
-        <w:rPr>
-          <w:rFonts w:ascii="Times New Roman" w:eastAsia="Times New Roman" w:hAnsi="Times New Roman" w:cs="Times New Roman"/>
-          <w:color w:val="000000" w:themeColor="text1"/>
-          <w:kern w:val="0"/>
-          <w:lang w:eastAsia="en-IN"/>
-          <w14:ligatures w14:val="none"/>
-        </w:rPr>
-        <w:t xml:space="preserve"> spending patterns, generating charts, and exporting transaction records. By integrating SQLite, Pandas, NumPy, Matplotlib, and </w:t>
-      </w:r>
-      <w:proofErr w:type="spellStart"/>
-      <w:r>
-        <w:rPr>
-          <w:rFonts w:ascii="Times New Roman" w:eastAsia="Times New Roman" w:hAnsi="Times New Roman" w:cs="Times New Roman"/>
-          <w:color w:val="000000" w:themeColor="text1"/>
-          <w:kern w:val="0"/>
-          <w:lang w:eastAsia="en-IN"/>
-          <w14:ligatures w14:val="none"/>
-        </w:rPr>
-        <w:t>Tkinter</w:t>
-      </w:r>
-      <w:proofErr w:type="spellEnd"/>
-      <w:r>
-        <w:rPr>
-          <w:rFonts w:ascii="Times New Roman" w:eastAsia="Times New Roman" w:hAnsi="Times New Roman" w:cs="Times New Roman"/>
-          <w:color w:val="000000" w:themeColor="text1"/>
-          <w:kern w:val="0"/>
-          <w:lang w:eastAsia="en-IN"/>
-          <w14:ligatures w14:val="none"/>
-        </w:rPr>
-        <w:t>, the project offers a simple and organized solution for personal financial management while demonstrating practical programming and data analytics skills.</w:t>
+        <w:t xml:space="preserve"> successfully demonstrates how Python can be used to manage personal finances efficiently. The application provides features for tracking income and expenses, managing budgets, calculating savings, analyzing spending patterns, generating charts, and exporting transaction records. By integrating SQLite, Pandas, NumPy, Matplotlib, and Tkinter, the project offers a simple and organized solution for personal financial management while demonstrating practical programming and data analytics skills.</w:t>
       </w:r>
     </w:p>
     <w:p>
@@ -14820,7 +12346,7 @@
         </w:rPr>
         <w:t xml:space="preserve">. </w:t>
       </w:r>
-      <w:hyperlink r:id="rId15" w:history="1">
+      <w:hyperlink r:id="rId17" w:history="1">
         <w:r>
           <w:rPr>
             <w:rStyle w:val="Hyperlink"/>
@@ -14886,7 +12412,7 @@
         </w:rPr>
         <w:t xml:space="preserve">. </w:t>
       </w:r>
-      <w:hyperlink r:id="rId16" w:history="1">
+      <w:hyperlink r:id="rId18" w:history="1">
         <w:r>
           <w:rPr>
             <w:rStyle w:val="Hyperlink"/>
@@ -14952,7 +12478,7 @@
         </w:rPr>
         <w:t xml:space="preserve">. </w:t>
       </w:r>
-      <w:hyperlink r:id="rId17" w:history="1">
+      <w:hyperlink r:id="rId19" w:history="1">
         <w:r>
           <w:rPr>
             <w:rStyle w:val="Hyperlink"/>
@@ -15018,7 +12544,7 @@
         </w:rPr>
         <w:t xml:space="preserve">. </w:t>
       </w:r>
-      <w:hyperlink r:id="rId18" w:history="1">
+      <w:hyperlink r:id="rId20" w:history="1">
         <w:r>
           <w:rPr>
             <w:rStyle w:val="Hyperlink"/>
@@ -15084,7 +12610,7 @@
         </w:rPr>
         <w:t xml:space="preserve">. </w:t>
       </w:r>
-      <w:hyperlink r:id="rId19" w:history="1">
+      <w:hyperlink r:id="rId21" w:history="1">
         <w:r>
           <w:rPr>
             <w:rStyle w:val="Hyperlink"/>
@@ -15126,7 +12652,6 @@
         </w:rPr>
         <w:t xml:space="preserve">Python Software Foundation, </w:t>
       </w:r>
-      <w:proofErr w:type="spellStart"/>
       <w:r>
         <w:rPr>
           <w:rFonts w:ascii="Times New Roman" w:eastAsia="MS Mincho" w:hAnsi="Times New Roman" w:cs="Times New Roman"/>
@@ -15138,49 +12663,7 @@
           <w:szCs w:val="22"/>
           <w14:ligatures w14:val="none"/>
         </w:rPr>
-        <w:t>Tkinter</w:t>
-      </w:r>
-      <w:proofErr w:type="spellEnd"/>
-      <w:r>
-        <w:rPr>
-          <w:rFonts w:ascii="Times New Roman" w:eastAsia="MS Mincho" w:hAnsi="Times New Roman" w:cs="Times New Roman"/>
-          <w:i/>
-          <w:iCs/>
-          <w:color w:val="000000" w:themeColor="text1"/>
-          <w:kern w:val="0"/>
-          <w:sz w:val="22"/>
-          <w:szCs w:val="22"/>
-          <w14:ligatures w14:val="none"/>
-        </w:rPr>
-        <w:t xml:space="preserve"> — Python Interface to </w:t>
-      </w:r>
-      <w:proofErr w:type="spellStart"/>
-      <w:r>
-        <w:rPr>
-          <w:rFonts w:ascii="Times New Roman" w:eastAsia="MS Mincho" w:hAnsi="Times New Roman" w:cs="Times New Roman"/>
-          <w:i/>
-          <w:iCs/>
-          <w:color w:val="000000" w:themeColor="text1"/>
-          <w:kern w:val="0"/>
-          <w:sz w:val="22"/>
-          <w:szCs w:val="22"/>
-          <w14:ligatures w14:val="none"/>
-        </w:rPr>
-        <w:t>Tcl</w:t>
-      </w:r>
-      <w:proofErr w:type="spellEnd"/>
-      <w:r>
-        <w:rPr>
-          <w:rFonts w:ascii="Times New Roman" w:eastAsia="MS Mincho" w:hAnsi="Times New Roman" w:cs="Times New Roman"/>
-          <w:i/>
-          <w:iCs/>
-          <w:color w:val="000000" w:themeColor="text1"/>
-          <w:kern w:val="0"/>
-          <w:sz w:val="22"/>
-          <w:szCs w:val="22"/>
-          <w14:ligatures w14:val="none"/>
-        </w:rPr>
-        <w:t>/Tk</w:t>
+        <w:t>Tkinter — Python Interface to Tcl/Tk</w:t>
       </w:r>
       <w:r>
         <w:rPr>
@@ -15193,7 +12676,7 @@
         </w:rPr>
         <w:t xml:space="preserve">. </w:t>
       </w:r>
-      <w:hyperlink r:id="rId20" w:history="1">
+      <w:hyperlink r:id="rId22" w:history="1">
         <w:r>
           <w:rPr>
             <w:rStyle w:val="Hyperlink"/>
@@ -15259,7 +12742,7 @@
         </w:rPr>
         <w:t xml:space="preserve">. </w:t>
       </w:r>
-      <w:hyperlink r:id="rId21" w:history="1">
+      <w:hyperlink r:id="rId23" w:history="1">
         <w:r>
           <w:rPr>
             <w:rStyle w:val="Hyperlink"/>
@@ -15275,7 +12758,7 @@
       </w:hyperlink>
     </w:p>
     <w:sectPr>
-      <w:headerReference w:type="default" r:id="rId22"/>
+      <w:headerReference w:type="default" r:id="rId24"/>
       <w:pgSz w:w="12240" w:h="15840"/>
       <w:pgMar w:top="720" w:right="720" w:bottom="720" w:left="720" w:header="288" w:footer="720" w:gutter="0"/>
       <w:pgBorders w:offsetFrom="page">
